--- a/2026 files/QA DOCUMENTS/APQR 2025/INFUSION/CIPROFLOXACIN APQR 2025.docx
+++ b/2026 files/QA DOCUMENTS/APQR 2025/INFUSION/CIPROFLOXACIN APQR 2025.docx
@@ -1,6 +1,6 @@
 
 <file path=word/document.xml><?xml version="1.0" encoding="utf-8"?>
-<w:document xmlns:wpc="http://schemas.microsoft.com/office/word/2010/wordprocessingCanvas" xmlns:mc="http://schemas.openxmlformats.org/markup-compatibility/2006" xmlns:o="urn:schemas-microsoft-com:office:office" xmlns:r="http://schemas.openxmlformats.org/officeDocument/2006/relationships" xmlns:m="http://schemas.openxmlformats.org/officeDocument/2006/math" xmlns:v="urn:schemas-microsoft-com:vml" xmlns:wp14="http://schemas.microsoft.com/office/word/2010/wordprocessingDrawing" xmlns:wp="http://schemas.openxmlformats.org/drawingml/2006/wordprocessingDrawing" xmlns:w10="urn:schemas-microsoft-com:office:word" xmlns:w="http://schemas.openxmlformats.org/wordprocessingml/2006/main" xmlns:w14="http://schemas.microsoft.com/office/word/2010/wordml" xmlns:w15="http://schemas.microsoft.com/office/word/2012/wordml" xmlns:wpg="http://schemas.microsoft.com/office/word/2010/wordprocessingGroup" xmlns:wpi="http://schemas.microsoft.com/office/word/2010/wordprocessingInk" xmlns:wne="http://schemas.microsoft.com/office/word/2006/wordml" xmlns:wps="http://schemas.microsoft.com/office/word/2010/wordprocessingShape" mc:Ignorable="w14 w15 wp14">
+<w:document xmlns:wpc="http://schemas.microsoft.com/office/word/2010/wordprocessingCanvas" xmlns:cx="http://schemas.microsoft.com/office/drawing/2014/chartex" xmlns:cx1="http://schemas.microsoft.com/office/drawing/2015/9/8/chartex" xmlns:cx2="http://schemas.microsoft.com/office/drawing/2015/10/21/chartex" xmlns:cx3="http://schemas.microsoft.com/office/drawing/2016/5/9/chartex" xmlns:cx4="http://schemas.microsoft.com/office/drawing/2016/5/10/chartex" xmlns:cx5="http://schemas.microsoft.com/office/drawing/2016/5/11/chartex" xmlns:cx6="http://schemas.microsoft.com/office/drawing/2016/5/12/chartex" xmlns:cx7="http://schemas.microsoft.com/office/drawing/2016/5/13/chartex" xmlns:cx8="http://schemas.microsoft.com/office/drawing/2016/5/14/chartex" xmlns:mc="http://schemas.openxmlformats.org/markup-compatibility/2006" xmlns:aink="http://schemas.microsoft.com/office/drawing/2016/ink" xmlns:am3d="http://schemas.microsoft.com/office/drawing/2017/model3d" xmlns:o="urn:schemas-microsoft-com:office:office" xmlns:oel="http://schemas.microsoft.com/office/2019/extlst" xmlns:r="http://schemas.openxmlformats.org/officeDocument/2006/relationships" xmlns:m="http://schemas.openxmlformats.org/officeDocument/2006/math" xmlns:v="urn:schemas-microsoft-com:vml" xmlns:wp14="http://schemas.microsoft.com/office/word/2010/wordprocessingDrawing" xmlns:wp="http://schemas.openxmlformats.org/drawingml/2006/wordprocessingDrawing" xmlns:w10="urn:schemas-microsoft-com:office:word" xmlns:w="http://schemas.openxmlformats.org/wordprocessingml/2006/main" xmlns:w14="http://schemas.microsoft.com/office/word/2010/wordml" xmlns:w15="http://schemas.microsoft.com/office/word/2012/wordml" xmlns:w16cex="http://schemas.microsoft.com/office/word/2018/wordml/cex" xmlns:w16cid="http://schemas.microsoft.com/office/word/2016/wordml/cid" xmlns:w16="http://schemas.microsoft.com/office/word/2018/wordml" xmlns:w16du="http://schemas.microsoft.com/office/word/2023/wordml/word16du" xmlns:w16sdtdh="http://schemas.microsoft.com/office/word/2020/wordml/sdtdatahash" xmlns:w16sdtfl="http://schemas.microsoft.com/office/word/2024/wordml/sdtformatlock" xmlns:w16se="http://schemas.microsoft.com/office/word/2015/wordml/symex" xmlns:wpg="http://schemas.microsoft.com/office/word/2010/wordprocessingGroup" xmlns:wpi="http://schemas.microsoft.com/office/word/2010/wordprocessingInk" xmlns:wne="http://schemas.microsoft.com/office/word/2006/wordml" xmlns:wps="http://schemas.microsoft.com/office/word/2010/wordprocessingShape" mc:Ignorable="w14 w15 w16se w16cid w16 w16cex w16sdtdh w16sdtfl w16du wp14">
   <w:body>
     <w:p>
       <w:pPr>
@@ -561,7 +561,15 @@
         <w:t xml:space="preserve"> </w:t>
       </w:r>
       <w:r>
-        <w:t xml:space="preserve">Water for injection B.P           </w:t>
+        <w:t xml:space="preserve">Water for injection </w:t>
+      </w:r>
+      <w:proofErr w:type="spellStart"/>
+      <w:r>
+        <w:t>B.P</w:t>
+      </w:r>
+      <w:proofErr w:type="spellEnd"/>
+      <w:r>
+        <w:t xml:space="preserve">           </w:t>
       </w:r>
       <w:proofErr w:type="spellStart"/>
       <w:r>
@@ -938,8 +946,12 @@
           <w:szCs w:val="28"/>
         </w:rPr>
         <w:sectPr>
-          <w:headerReference w:type="default" r:id="rId7"/>
-          <w:footerReference w:type="default" r:id="rId8"/>
+          <w:headerReference w:type="even" r:id="rId7"/>
+          <w:headerReference w:type="default" r:id="rId8"/>
+          <w:footerReference w:type="even" r:id="rId9"/>
+          <w:footerReference w:type="default" r:id="rId10"/>
+          <w:headerReference w:type="first" r:id="rId11"/>
+          <w:footerReference w:type="first" r:id="rId12"/>
           <w:pgSz w:w="11909" w:h="16834" w:code="9"/>
           <w:pgMar w:top="1008" w:right="1440" w:bottom="1008" w:left="1440" w:header="720" w:footer="720" w:gutter="0"/>
           <w:pgBorders w:display="firstPage" w:offsetFrom="page">
@@ -976,51 +988,15 @@
           <w:sz w:val="28"/>
           <w:szCs w:val="28"/>
         </w:rPr>
-        <w:t xml:space="preserve"> Road, Industrial Estate, </w:t>
+        <w:t xml:space="preserve"> Road, Industrial Estate, Gaa- Imam, Ilorin</w:t>
       </w:r>
-      <w:proofErr w:type="spellStart"/>
       <w:r>
         <w:rPr>
           <w:rFonts w:asciiTheme="minorHAnsi" w:hAnsiTheme="minorHAnsi" w:cstheme="minorHAnsi"/>
           <w:sz w:val="28"/>
           <w:szCs w:val="28"/>
         </w:rPr>
-        <w:t>Gaa</w:t>
-      </w:r>
-      <w:proofErr w:type="spellEnd"/>
-      <w:r>
-        <w:rPr>
-          <w:rFonts w:asciiTheme="minorHAnsi" w:hAnsiTheme="minorHAnsi" w:cstheme="minorHAnsi"/>
-          <w:sz w:val="28"/>
-          <w:szCs w:val="28"/>
-        </w:rPr>
-        <w:t>- Imam, Ilorin</w:t>
-      </w:r>
-      <w:r>
-        <w:rPr>
-          <w:rFonts w:asciiTheme="minorHAnsi" w:hAnsiTheme="minorHAnsi" w:cstheme="minorHAnsi"/>
-          <w:sz w:val="28"/>
-          <w:szCs w:val="28"/>
-        </w:rPr>
-        <w:t xml:space="preserve"> </w:t>
-      </w:r>
-      <w:proofErr w:type="spellStart"/>
-      <w:r>
-        <w:rPr>
-          <w:rFonts w:asciiTheme="minorHAnsi" w:hAnsiTheme="minorHAnsi" w:cstheme="minorHAnsi"/>
-          <w:sz w:val="28"/>
-          <w:szCs w:val="28"/>
-        </w:rPr>
-        <w:t>Kwara</w:t>
-      </w:r>
-      <w:proofErr w:type="spellEnd"/>
-      <w:r>
-        <w:rPr>
-          <w:rFonts w:asciiTheme="minorHAnsi" w:hAnsiTheme="minorHAnsi" w:cstheme="minorHAnsi"/>
-          <w:sz w:val="28"/>
-          <w:szCs w:val="28"/>
-        </w:rPr>
-        <w:t xml:space="preserve"> State Nigeria.</w:t>
+        <w:t xml:space="preserve"> Kwara State Nigeria.</w:t>
       </w:r>
     </w:p>
     <w:tbl>
@@ -1246,23 +1222,13 @@
                 <w:bCs/>
               </w:rPr>
             </w:pPr>
-            <w:proofErr w:type="spellStart"/>
             <w:r>
               <w:rPr>
                 <w:rFonts w:asciiTheme="minorHAnsi" w:hAnsiTheme="minorHAnsi" w:cstheme="minorHAnsi"/>
                 <w:b/>
                 <w:bCs/>
               </w:rPr>
-              <w:t>Ayuba</w:t>
-            </w:r>
-            <w:proofErr w:type="spellEnd"/>
-            <w:r>
-              <w:rPr>
-                <w:rFonts w:asciiTheme="minorHAnsi" w:hAnsiTheme="minorHAnsi" w:cstheme="minorHAnsi"/>
-                <w:b/>
-                <w:bCs/>
-              </w:rPr>
-              <w:t xml:space="preserve"> Mustapha</w:t>
+              <w:t>Olawale Ogunleye</w:t>
             </w:r>
           </w:p>
         </w:tc>
@@ -1389,25 +1355,7 @@
                 <w:b/>
                 <w:bCs/>
               </w:rPr>
-              <w:t xml:space="preserve"> </w:t>
-            </w:r>
-            <w:proofErr w:type="spellStart"/>
-            <w:r>
-              <w:rPr>
-                <w:rFonts w:asciiTheme="minorHAnsi" w:hAnsiTheme="minorHAnsi" w:cstheme="minorHAnsi"/>
-                <w:b/>
-                <w:bCs/>
-              </w:rPr>
-              <w:t>Idowu</w:t>
-            </w:r>
-            <w:proofErr w:type="spellEnd"/>
-            <w:r>
-              <w:rPr>
-                <w:rFonts w:asciiTheme="minorHAnsi" w:hAnsiTheme="minorHAnsi" w:cstheme="minorHAnsi"/>
-                <w:b/>
-                <w:bCs/>
-              </w:rPr>
-              <w:t xml:space="preserve"> M.</w:t>
+              <w:t xml:space="preserve"> Idowu M.</w:t>
             </w:r>
           </w:p>
         </w:tc>
@@ -1526,7 +1474,6 @@
                 <w:bCs/>
               </w:rPr>
             </w:pPr>
-            <w:proofErr w:type="spellStart"/>
             <w:r>
               <w:rPr>
                 <w:rFonts w:asciiTheme="minorHAnsi" w:hAnsiTheme="minorHAnsi" w:cstheme="minorHAnsi"/>
@@ -1535,7 +1482,6 @@
               </w:rPr>
               <w:t>Koroma</w:t>
             </w:r>
-            <w:proofErr w:type="spellEnd"/>
             <w:r>
               <w:rPr>
                 <w:rFonts w:asciiTheme="minorHAnsi" w:hAnsiTheme="minorHAnsi" w:cstheme="minorHAnsi"/>
@@ -1544,23 +1490,13 @@
               </w:rPr>
               <w:t xml:space="preserve"> </w:t>
             </w:r>
-            <w:proofErr w:type="spellStart"/>
             <w:r>
               <w:rPr>
                 <w:rFonts w:asciiTheme="minorHAnsi" w:hAnsiTheme="minorHAnsi" w:cstheme="minorHAnsi"/>
                 <w:b/>
                 <w:bCs/>
               </w:rPr>
-              <w:t>Abigael</w:t>
-            </w:r>
-            <w:proofErr w:type="spellEnd"/>
-            <w:r>
-              <w:rPr>
-                <w:rFonts w:asciiTheme="minorHAnsi" w:hAnsiTheme="minorHAnsi" w:cstheme="minorHAnsi"/>
-                <w:b/>
-                <w:bCs/>
-              </w:rPr>
-              <w:t xml:space="preserve"> A.</w:t>
+              <w:t>Abigael A.</w:t>
             </w:r>
           </w:p>
         </w:tc>
@@ -1685,18 +1621,8 @@
                 <w:b/>
                 <w:bCs/>
               </w:rPr>
-              <w:t xml:space="preserve">Godwin </w:t>
+              <w:t>Agboola L. A</w:t>
             </w:r>
-            <w:proofErr w:type="spellStart"/>
-            <w:r>
-              <w:rPr>
-                <w:rFonts w:asciiTheme="minorHAnsi" w:hAnsiTheme="minorHAnsi" w:cstheme="minorHAnsi"/>
-                <w:b/>
-                <w:bCs/>
-              </w:rPr>
-              <w:t>Ediagbonya</w:t>
-            </w:r>
-            <w:proofErr w:type="spellEnd"/>
           </w:p>
         </w:tc>
         <w:tc>
@@ -1719,7 +1645,7 @@
                 <w:b/>
                 <w:bCs/>
               </w:rPr>
-              <w:t>Superintendent Pharmacist/Factory Manager</w:t>
+              <w:t>Factory Manager</w:t>
             </w:r>
           </w:p>
         </w:tc>
@@ -1770,7 +1696,7 @@
           <w:szCs w:val="22"/>
         </w:rPr>
         <w:sectPr>
-          <w:headerReference w:type="default" r:id="rId9"/>
+          <w:headerReference w:type="default" r:id="rId13"/>
           <w:pgSz w:w="11909" w:h="16834" w:code="9"/>
           <w:pgMar w:top="601" w:right="1440" w:bottom="709" w:left="1440" w:header="426" w:footer="720" w:gutter="0"/>
           <w:cols w:space="720"/>
@@ -1835,27 +1761,7 @@
           <w:sz w:val="22"/>
           <w:szCs w:val="22"/>
         </w:rPr>
-        <w:t xml:space="preserve">s covers internal annual products quality review, and all these parameters are monitored; changes in physical appearance of the product, chemical analysis (pH, Assay) and microbiological analysis (Sterility and </w:t>
-      </w:r>
-      <w:proofErr w:type="spellStart"/>
-      <w:r>
-        <w:rPr>
-          <w:rFonts w:asciiTheme="minorHAnsi" w:hAnsiTheme="minorHAnsi" w:cstheme="minorHAnsi"/>
-          <w:bCs/>
-          <w:sz w:val="22"/>
-          <w:szCs w:val="22"/>
-        </w:rPr>
-        <w:t>Pyrogen</w:t>
-      </w:r>
-      <w:proofErr w:type="spellEnd"/>
-      <w:r>
-        <w:rPr>
-          <w:rFonts w:asciiTheme="minorHAnsi" w:hAnsiTheme="minorHAnsi" w:cstheme="minorHAnsi"/>
-          <w:bCs/>
-          <w:sz w:val="22"/>
-          <w:szCs w:val="22"/>
-        </w:rPr>
-        <w:t>), post market surveillance.</w:t>
+        <w:t>s covers internal annual products quality review, and all these parameters are monitored; changes in physical appearance of the product, chemical analysis (pH, Assay) and microbiological analysis (Sterility and Pyrogen), post market surveillance.</w:t>
       </w:r>
     </w:p>
     <w:p>
@@ -2745,18 +2651,8 @@
                 <w:sz w:val="22"/>
                 <w:szCs w:val="22"/>
               </w:rPr>
-              <w:t xml:space="preserve"> </w:t>
+              <w:t xml:space="preserve"> Guobang</w:t>
             </w:r>
-            <w:proofErr w:type="spellStart"/>
-            <w:r>
-              <w:rPr>
-                <w:rFonts w:asciiTheme="minorHAnsi" w:hAnsiTheme="minorHAnsi" w:cstheme="minorHAnsi"/>
-                <w:sz w:val="22"/>
-                <w:szCs w:val="22"/>
-              </w:rPr>
-              <w:t>Guobang</w:t>
-            </w:r>
-            <w:proofErr w:type="spellEnd"/>
             <w:r>
               <w:rPr>
                 <w:rFonts w:asciiTheme="minorHAnsi" w:hAnsiTheme="minorHAnsi" w:cstheme="minorHAnsi"/>
@@ -3285,23 +3181,13 @@
                 <w:szCs w:val="22"/>
               </w:rPr>
             </w:pPr>
-            <w:proofErr w:type="spellStart"/>
             <w:r>
               <w:rPr>
                 <w:rFonts w:asciiTheme="minorHAnsi" w:hAnsiTheme="minorHAnsi" w:cstheme="minorHAnsi"/>
                 <w:sz w:val="22"/>
                 <w:szCs w:val="22"/>
               </w:rPr>
-              <w:t>Hebei</w:t>
-            </w:r>
-            <w:proofErr w:type="spellEnd"/>
-            <w:r>
-              <w:rPr>
-                <w:rFonts w:asciiTheme="minorHAnsi" w:hAnsiTheme="minorHAnsi" w:cstheme="minorHAnsi"/>
-                <w:sz w:val="22"/>
-                <w:szCs w:val="22"/>
-              </w:rPr>
-              <w:t xml:space="preserve"> </w:t>
+              <w:t xml:space="preserve">Hebei </w:t>
             </w:r>
             <w:proofErr w:type="spellStart"/>
             <w:r>
@@ -3336,23 +3222,13 @@
                 <w:szCs w:val="22"/>
               </w:rPr>
             </w:pPr>
-            <w:proofErr w:type="spellStart"/>
             <w:r>
               <w:rPr>
                 <w:rFonts w:asciiTheme="minorHAnsi" w:hAnsiTheme="minorHAnsi" w:cstheme="minorHAnsi"/>
                 <w:sz w:val="22"/>
                 <w:szCs w:val="22"/>
               </w:rPr>
-              <w:t>Hebei</w:t>
-            </w:r>
-            <w:proofErr w:type="spellEnd"/>
-            <w:r>
-              <w:rPr>
-                <w:rFonts w:asciiTheme="minorHAnsi" w:hAnsiTheme="minorHAnsi" w:cstheme="minorHAnsi"/>
-                <w:sz w:val="22"/>
-                <w:szCs w:val="22"/>
-              </w:rPr>
-              <w:t xml:space="preserve"> </w:t>
+              <w:t xml:space="preserve">Hebei </w:t>
             </w:r>
             <w:proofErr w:type="spellStart"/>
             <w:r>
@@ -3506,23 +3382,13 @@
                 <w:szCs w:val="22"/>
               </w:rPr>
             </w:pPr>
-            <w:proofErr w:type="spellStart"/>
             <w:r>
               <w:rPr>
                 <w:rFonts w:asciiTheme="minorHAnsi" w:hAnsiTheme="minorHAnsi" w:cstheme="minorHAnsi"/>
                 <w:sz w:val="22"/>
                 <w:szCs w:val="22"/>
               </w:rPr>
-              <w:t>Salonen</w:t>
-            </w:r>
-            <w:proofErr w:type="spellEnd"/>
-            <w:r>
-              <w:rPr>
-                <w:rFonts w:asciiTheme="minorHAnsi" w:hAnsiTheme="minorHAnsi" w:cstheme="minorHAnsi"/>
-                <w:sz w:val="22"/>
-                <w:szCs w:val="22"/>
-              </w:rPr>
-              <w:t>, Austria.</w:t>
+              <w:t>Salonen, Austria.</w:t>
             </w:r>
           </w:p>
         </w:tc>
@@ -4205,25 +4071,7 @@
                 <w:sz w:val="22"/>
                 <w:szCs w:val="22"/>
               </w:rPr>
-              <w:t xml:space="preserve">Jiangsu </w:t>
-            </w:r>
-            <w:proofErr w:type="spellStart"/>
-            <w:r>
-              <w:rPr>
-                <w:rFonts w:asciiTheme="minorHAnsi" w:hAnsiTheme="minorHAnsi" w:cstheme="minorHAnsi"/>
-                <w:sz w:val="22"/>
-                <w:szCs w:val="22"/>
-              </w:rPr>
-              <w:t>Medwell</w:t>
-            </w:r>
-            <w:proofErr w:type="spellEnd"/>
-            <w:r>
-              <w:rPr>
-                <w:rFonts w:asciiTheme="minorHAnsi" w:hAnsiTheme="minorHAnsi" w:cstheme="minorHAnsi"/>
-                <w:sz w:val="22"/>
-                <w:szCs w:val="22"/>
-              </w:rPr>
-              <w:t xml:space="preserve"> Medical Equipment Co. Ltd. China</w:t>
+              <w:t>Jiangsu Medwell Medical Equipment Co. Ltd. China</w:t>
             </w:r>
           </w:p>
         </w:tc>
@@ -4246,25 +4094,7 @@
                 <w:sz w:val="22"/>
                 <w:szCs w:val="22"/>
               </w:rPr>
-              <w:t xml:space="preserve">Jiangsu </w:t>
-            </w:r>
-            <w:proofErr w:type="spellStart"/>
-            <w:r>
-              <w:rPr>
-                <w:rFonts w:asciiTheme="minorHAnsi" w:hAnsiTheme="minorHAnsi" w:cstheme="minorHAnsi"/>
-                <w:sz w:val="22"/>
-                <w:szCs w:val="22"/>
-              </w:rPr>
-              <w:t>Medwell</w:t>
-            </w:r>
-            <w:proofErr w:type="spellEnd"/>
-            <w:r>
-              <w:rPr>
-                <w:rFonts w:asciiTheme="minorHAnsi" w:hAnsiTheme="minorHAnsi" w:cstheme="minorHAnsi"/>
-                <w:sz w:val="22"/>
-                <w:szCs w:val="22"/>
-              </w:rPr>
-              <w:t xml:space="preserve"> Medical Equipment Co. Ltd. China</w:t>
+              <w:t>Jiangsu Medwell Medical Equipment Co. Ltd. China</w:t>
             </w:r>
           </w:p>
         </w:tc>
@@ -4537,23 +4367,13 @@
           <w:szCs w:val="22"/>
         </w:rPr>
       </w:pPr>
-      <w:proofErr w:type="gramStart"/>
       <w:r>
         <w:rPr>
           <w:rFonts w:asciiTheme="minorHAnsi" w:hAnsiTheme="minorHAnsi" w:cstheme="minorHAnsi"/>
           <w:sz w:val="22"/>
           <w:szCs w:val="22"/>
         </w:rPr>
-        <w:t>pH</w:t>
-      </w:r>
-      <w:proofErr w:type="gramEnd"/>
-      <w:r>
-        <w:rPr>
-          <w:rFonts w:asciiTheme="minorHAnsi" w:hAnsiTheme="minorHAnsi" w:cstheme="minorHAnsi"/>
-          <w:sz w:val="22"/>
-          <w:szCs w:val="22"/>
-        </w:rPr>
-        <w:t>: 3.90 – 4</w:t>
+        <w:t>pH: 3.90 – 4</w:t>
       </w:r>
       <w:r>
         <w:rPr>
@@ -6870,7 +6690,6 @@
                 <w:szCs w:val="22"/>
               </w:rPr>
             </w:pPr>
-            <w:proofErr w:type="spellStart"/>
             <w:r>
               <w:rPr>
                 <w:rFonts w:asciiTheme="minorHAnsi" w:hAnsiTheme="minorHAnsi" w:cstheme="minorHAnsi"/>
@@ -6880,7 +6699,6 @@
               </w:rPr>
               <w:t>Pyrogen</w:t>
             </w:r>
-            <w:proofErr w:type="spellEnd"/>
           </w:p>
           <w:p>
             <w:pPr>
@@ -8466,25 +8284,7 @@
           <w:sz w:val="22"/>
           <w:szCs w:val="22"/>
         </w:rPr>
-        <w:t xml:space="preserve"> pH, </w:t>
-      </w:r>
-      <w:proofErr w:type="spellStart"/>
-      <w:r>
-        <w:rPr>
-          <w:rFonts w:asciiTheme="minorHAnsi" w:hAnsiTheme="minorHAnsi" w:cstheme="minorHAnsi"/>
-          <w:sz w:val="22"/>
-          <w:szCs w:val="22"/>
-        </w:rPr>
-        <w:t>Pyrogen</w:t>
-      </w:r>
-      <w:proofErr w:type="spellEnd"/>
-      <w:r>
-        <w:rPr>
-          <w:rFonts w:asciiTheme="minorHAnsi" w:hAnsiTheme="minorHAnsi" w:cstheme="minorHAnsi"/>
-          <w:sz w:val="22"/>
-          <w:szCs w:val="22"/>
-        </w:rPr>
-        <w:t xml:space="preserve"> and Final yield %, were carried out on all the above batches.</w:t>
+        <w:t xml:space="preserve"> pH, Pyrogen and Final yield %, were carried out on all the above batches.</w:t>
       </w:r>
     </w:p>
     <w:p>
@@ -8819,14 +8619,14 @@
             <wp:docPr id="7" name="Chart 7">
               <a:extLst xmlns:a="http://schemas.openxmlformats.org/drawingml/2006/main">
                 <a:ext uri="{FF2B5EF4-FFF2-40B4-BE49-F238E27FC236}">
-                  <a16:creationId xmlns:lc="http://schemas.openxmlformats.org/drawingml/2006/lockedCanvas" xmlns:a16="http://schemas.microsoft.com/office/drawing/2014/main" xmlns="" xmlns:xdr="http://schemas.openxmlformats.org/drawingml/2006/spreadsheetDrawing" xmlns:w="http://schemas.openxmlformats.org/wordprocessingml/2006/main" xmlns:w10="urn:schemas-microsoft-com:office:word" xmlns:v="urn:schemas-microsoft-com:vml" xmlns:o="urn:schemas-microsoft-com:office:office" id="{A653D7FE-CFF9-6CC2-2688-7B67023CBC53}"/>
+                  <a16:creationId xmlns:a16="http://schemas.microsoft.com/office/drawing/2014/main" id="{A653D7FE-CFF9-6CC2-2688-7B67023CBC53}"/>
                 </a:ext>
               </a:extLst>
             </wp:docPr>
             <wp:cNvGraphicFramePr/>
             <a:graphic xmlns:a="http://schemas.openxmlformats.org/drawingml/2006/main">
               <a:graphicData uri="http://schemas.openxmlformats.org/drawingml/2006/chart">
-                <c:chart xmlns:c="http://schemas.openxmlformats.org/drawingml/2006/chart" xmlns:r="http://schemas.openxmlformats.org/officeDocument/2006/relationships" r:id="rId10"/>
+                <c:chart xmlns:c="http://schemas.openxmlformats.org/drawingml/2006/chart" xmlns:r="http://schemas.openxmlformats.org/officeDocument/2006/relationships" r:id="rId14"/>
               </a:graphicData>
             </a:graphic>
           </wp:inline>
@@ -8855,14 +8655,14 @@
             <wp:docPr id="23" name="Chart 23">
               <a:extLst xmlns:a="http://schemas.openxmlformats.org/drawingml/2006/main">
                 <a:ext uri="{FF2B5EF4-FFF2-40B4-BE49-F238E27FC236}">
-                  <a16:creationId xmlns:lc="http://schemas.openxmlformats.org/drawingml/2006/lockedCanvas" xmlns:a16="http://schemas.microsoft.com/office/drawing/2014/main" xmlns="" xmlns:xdr="http://schemas.openxmlformats.org/drawingml/2006/spreadsheetDrawing" xmlns:w="http://schemas.openxmlformats.org/wordprocessingml/2006/main" xmlns:w10="urn:schemas-microsoft-com:office:word" xmlns:v="urn:schemas-microsoft-com:vml" xmlns:o="urn:schemas-microsoft-com:office:office" id="{0CAF1471-A4F5-22C9-13EC-AC6C2EC03707}"/>
+                  <a16:creationId xmlns:a16="http://schemas.microsoft.com/office/drawing/2014/main" id="{0CAF1471-A4F5-22C9-13EC-AC6C2EC03707}"/>
                 </a:ext>
               </a:extLst>
             </wp:docPr>
             <wp:cNvGraphicFramePr/>
             <a:graphic xmlns:a="http://schemas.openxmlformats.org/drawingml/2006/main">
               <a:graphicData uri="http://schemas.openxmlformats.org/drawingml/2006/chart">
-                <c:chart xmlns:c="http://schemas.openxmlformats.org/drawingml/2006/chart" xmlns:r="http://schemas.openxmlformats.org/officeDocument/2006/relationships" r:id="rId11"/>
+                <c:chart xmlns:c="http://schemas.openxmlformats.org/drawingml/2006/chart" xmlns:r="http://schemas.openxmlformats.org/officeDocument/2006/relationships" r:id="rId15"/>
               </a:graphicData>
             </a:graphic>
           </wp:inline>
@@ -9474,14 +9274,14 @@
             <wp:docPr id="1" name="Chart 1">
               <a:extLst xmlns:a="http://schemas.openxmlformats.org/drawingml/2006/main">
                 <a:ext uri="{FF2B5EF4-FFF2-40B4-BE49-F238E27FC236}">
-                  <a16:creationId xmlns:lc="http://schemas.openxmlformats.org/drawingml/2006/lockedCanvas" xmlns:a16="http://schemas.microsoft.com/office/drawing/2014/main" xmlns="" xmlns:xdr="http://schemas.openxmlformats.org/drawingml/2006/spreadsheetDrawing" xmlns:w="http://schemas.openxmlformats.org/wordprocessingml/2006/main" xmlns:w10="urn:schemas-microsoft-com:office:word" xmlns:v="urn:schemas-microsoft-com:vml" xmlns:o="urn:schemas-microsoft-com:office:office" id="{FA0A89B5-6064-A6C1-B446-7D5D4C1FCB09}"/>
+                  <a16:creationId xmlns:a16="http://schemas.microsoft.com/office/drawing/2014/main" id="{FA0A89B5-6064-A6C1-B446-7D5D4C1FCB09}"/>
                 </a:ext>
               </a:extLst>
             </wp:docPr>
             <wp:cNvGraphicFramePr/>
             <a:graphic xmlns:a="http://schemas.openxmlformats.org/drawingml/2006/main">
               <a:graphicData uri="http://schemas.openxmlformats.org/drawingml/2006/chart">
-                <c:chart xmlns:c="http://schemas.openxmlformats.org/drawingml/2006/chart" xmlns:r="http://schemas.openxmlformats.org/officeDocument/2006/relationships" r:id="rId12"/>
+                <c:chart xmlns:c="http://schemas.openxmlformats.org/drawingml/2006/chart" xmlns:r="http://schemas.openxmlformats.org/officeDocument/2006/relationships" r:id="rId16"/>
               </a:graphicData>
             </a:graphic>
           </wp:inline>
@@ -9510,14 +9310,14 @@
             <wp:docPr id="24" name="Chart 24">
               <a:extLst xmlns:a="http://schemas.openxmlformats.org/drawingml/2006/main">
                 <a:ext uri="{FF2B5EF4-FFF2-40B4-BE49-F238E27FC236}">
-                  <a16:creationId xmlns:lc="http://schemas.openxmlformats.org/drawingml/2006/lockedCanvas" xmlns:a16="http://schemas.microsoft.com/office/drawing/2014/main" xmlns="" xmlns:xdr="http://schemas.openxmlformats.org/drawingml/2006/spreadsheetDrawing" xmlns:w="http://schemas.openxmlformats.org/wordprocessingml/2006/main" xmlns:w10="urn:schemas-microsoft-com:office:word" xmlns:v="urn:schemas-microsoft-com:vml" xmlns:o="urn:schemas-microsoft-com:office:office" id="{916EC1D7-790F-B6F3-0987-DCDD71658190}"/>
+                  <a16:creationId xmlns:a16="http://schemas.microsoft.com/office/drawing/2014/main" id="{916EC1D7-790F-B6F3-0987-DCDD71658190}"/>
                 </a:ext>
               </a:extLst>
             </wp:docPr>
             <wp:cNvGraphicFramePr/>
             <a:graphic xmlns:a="http://schemas.openxmlformats.org/drawingml/2006/main">
               <a:graphicData uri="http://schemas.openxmlformats.org/drawingml/2006/chart">
-                <c:chart xmlns:c="http://schemas.openxmlformats.org/drawingml/2006/chart" xmlns:r="http://schemas.openxmlformats.org/officeDocument/2006/relationships" r:id="rId13"/>
+                <c:chart xmlns:c="http://schemas.openxmlformats.org/drawingml/2006/chart" xmlns:r="http://schemas.openxmlformats.org/officeDocument/2006/relationships" r:id="rId17"/>
               </a:graphicData>
             </a:graphic>
           </wp:inline>
@@ -10154,14 +9954,14 @@
             <wp:docPr id="19" name="Chart 19">
               <a:extLst xmlns:a="http://schemas.openxmlformats.org/drawingml/2006/main">
                 <a:ext uri="{FF2B5EF4-FFF2-40B4-BE49-F238E27FC236}">
-                  <a16:creationId xmlns:lc="http://schemas.openxmlformats.org/drawingml/2006/lockedCanvas" xmlns:a16="http://schemas.microsoft.com/office/drawing/2014/main" xmlns="" xmlns:xdr="http://schemas.openxmlformats.org/drawingml/2006/spreadsheetDrawing" xmlns:w="http://schemas.openxmlformats.org/wordprocessingml/2006/main" xmlns:w10="urn:schemas-microsoft-com:office:word" xmlns:v="urn:schemas-microsoft-com:vml" xmlns:o="urn:schemas-microsoft-com:office:office" id="{6772E163-C07E-DA52-CC56-8FBB97BFA500}"/>
+                  <a16:creationId xmlns:a16="http://schemas.microsoft.com/office/drawing/2014/main" id="{6772E163-C07E-DA52-CC56-8FBB97BFA500}"/>
                 </a:ext>
               </a:extLst>
             </wp:docPr>
             <wp:cNvGraphicFramePr/>
             <a:graphic xmlns:a="http://schemas.openxmlformats.org/drawingml/2006/main">
               <a:graphicData uri="http://schemas.openxmlformats.org/drawingml/2006/chart">
-                <c:chart xmlns:c="http://schemas.openxmlformats.org/drawingml/2006/chart" xmlns:r="http://schemas.openxmlformats.org/officeDocument/2006/relationships" r:id="rId14"/>
+                <c:chart xmlns:c="http://schemas.openxmlformats.org/drawingml/2006/chart" xmlns:r="http://schemas.openxmlformats.org/officeDocument/2006/relationships" r:id="rId18"/>
               </a:graphicData>
             </a:graphic>
           </wp:inline>
@@ -10190,14 +9990,14 @@
             <wp:docPr id="22" name="Chart 22">
               <a:extLst xmlns:a="http://schemas.openxmlformats.org/drawingml/2006/main">
                 <a:ext uri="{FF2B5EF4-FFF2-40B4-BE49-F238E27FC236}">
-                  <a16:creationId xmlns:lc="http://schemas.openxmlformats.org/drawingml/2006/lockedCanvas" xmlns:a16="http://schemas.microsoft.com/office/drawing/2014/main" xmlns="" xmlns:xdr="http://schemas.openxmlformats.org/drawingml/2006/spreadsheetDrawing" xmlns:w="http://schemas.openxmlformats.org/wordprocessingml/2006/main" xmlns:w10="urn:schemas-microsoft-com:office:word" xmlns:v="urn:schemas-microsoft-com:vml" xmlns:o="urn:schemas-microsoft-com:office:office" id="{B5CEDA95-3CD1-616D-65B9-E93E2C812F89}"/>
+                  <a16:creationId xmlns:a16="http://schemas.microsoft.com/office/drawing/2014/main" id="{B5CEDA95-3CD1-616D-65B9-E93E2C812F89}"/>
                 </a:ext>
               </a:extLst>
             </wp:docPr>
             <wp:cNvGraphicFramePr/>
             <a:graphic xmlns:a="http://schemas.openxmlformats.org/drawingml/2006/main">
               <a:graphicData uri="http://schemas.openxmlformats.org/drawingml/2006/chart">
-                <c:chart xmlns:c="http://schemas.openxmlformats.org/drawingml/2006/chart" xmlns:r="http://schemas.openxmlformats.org/officeDocument/2006/relationships" r:id="rId15"/>
+                <c:chart xmlns:c="http://schemas.openxmlformats.org/drawingml/2006/chart" xmlns:r="http://schemas.openxmlformats.org/officeDocument/2006/relationships" r:id="rId19"/>
               </a:graphicData>
             </a:graphic>
           </wp:inline>
@@ -10797,14 +10597,14 @@
             <wp:docPr id="20" name="Chart 20">
               <a:extLst xmlns:a="http://schemas.openxmlformats.org/drawingml/2006/main">
                 <a:ext uri="{FF2B5EF4-FFF2-40B4-BE49-F238E27FC236}">
-                  <a16:creationId xmlns:lc="http://schemas.openxmlformats.org/drawingml/2006/lockedCanvas" xmlns:a16="http://schemas.microsoft.com/office/drawing/2014/main" xmlns="" xmlns:xdr="http://schemas.openxmlformats.org/drawingml/2006/spreadsheetDrawing" xmlns:w="http://schemas.openxmlformats.org/wordprocessingml/2006/main" xmlns:w10="urn:schemas-microsoft-com:office:word" xmlns:v="urn:schemas-microsoft-com:vml" xmlns:o="urn:schemas-microsoft-com:office:office" id="{D0725823-E2D9-6FF8-6DBB-E527221BD99A}"/>
+                  <a16:creationId xmlns:a16="http://schemas.microsoft.com/office/drawing/2014/main" id="{D0725823-E2D9-6FF8-6DBB-E527221BD99A}"/>
                 </a:ext>
               </a:extLst>
             </wp:docPr>
             <wp:cNvGraphicFramePr/>
             <a:graphic xmlns:a="http://schemas.openxmlformats.org/drawingml/2006/main">
               <a:graphicData uri="http://schemas.openxmlformats.org/drawingml/2006/chart">
-                <c:chart xmlns:c="http://schemas.openxmlformats.org/drawingml/2006/chart" xmlns:r="http://schemas.openxmlformats.org/officeDocument/2006/relationships" r:id="rId16"/>
+                <c:chart xmlns:c="http://schemas.openxmlformats.org/drawingml/2006/chart" xmlns:r="http://schemas.openxmlformats.org/officeDocument/2006/relationships" r:id="rId20"/>
               </a:graphicData>
             </a:graphic>
           </wp:inline>
@@ -10833,14 +10633,14 @@
             <wp:docPr id="21" name="Chart 21">
               <a:extLst xmlns:a="http://schemas.openxmlformats.org/drawingml/2006/main">
                 <a:ext uri="{FF2B5EF4-FFF2-40B4-BE49-F238E27FC236}">
-                  <a16:creationId xmlns:lc="http://schemas.openxmlformats.org/drawingml/2006/lockedCanvas" xmlns:a16="http://schemas.microsoft.com/office/drawing/2014/main" xmlns="" xmlns:xdr="http://schemas.openxmlformats.org/drawingml/2006/spreadsheetDrawing" xmlns:w="http://schemas.openxmlformats.org/wordprocessingml/2006/main" xmlns:w10="urn:schemas-microsoft-com:office:word" xmlns:v="urn:schemas-microsoft-com:vml" xmlns:o="urn:schemas-microsoft-com:office:office" id="{220352A1-06B5-C0AF-8DCF-C31E384B97D3}"/>
+                  <a16:creationId xmlns:a16="http://schemas.microsoft.com/office/drawing/2014/main" id="{220352A1-06B5-C0AF-8DCF-C31E384B97D3}"/>
                 </a:ext>
               </a:extLst>
             </wp:docPr>
             <wp:cNvGraphicFramePr/>
             <a:graphic xmlns:a="http://schemas.openxmlformats.org/drawingml/2006/main">
               <a:graphicData uri="http://schemas.openxmlformats.org/drawingml/2006/chart">
-                <c:chart xmlns:c="http://schemas.openxmlformats.org/drawingml/2006/chart" xmlns:r="http://schemas.openxmlformats.org/officeDocument/2006/relationships" r:id="rId17"/>
+                <c:chart xmlns:c="http://schemas.openxmlformats.org/drawingml/2006/chart" xmlns:r="http://schemas.openxmlformats.org/officeDocument/2006/relationships" r:id="rId21"/>
               </a:graphicData>
             </a:graphic>
           </wp:inline>
@@ -11422,14 +11222,14 @@
             <wp:docPr id="28" name="Chart 28">
               <a:extLst xmlns:a="http://schemas.openxmlformats.org/drawingml/2006/main">
                 <a:ext uri="{FF2B5EF4-FFF2-40B4-BE49-F238E27FC236}">
-                  <a16:creationId xmlns:lc="http://schemas.openxmlformats.org/drawingml/2006/lockedCanvas" xmlns="" xmlns:a16="http://schemas.microsoft.com/office/drawing/2014/main" xmlns:xdr="http://schemas.openxmlformats.org/drawingml/2006/spreadsheetDrawing" xmlns:w="http://schemas.openxmlformats.org/wordprocessingml/2006/main" xmlns:w10="urn:schemas-microsoft-com:office:word" xmlns:v="urn:schemas-microsoft-com:vml" xmlns:o="urn:schemas-microsoft-com:office:office" id="{7F0719B8-CC07-64E6-D60D-BF5B8DC7704C}"/>
+                  <a16:creationId xmlns:a16="http://schemas.microsoft.com/office/drawing/2014/main" id="{7F0719B8-CC07-64E6-D60D-BF5B8DC7704C}"/>
                 </a:ext>
               </a:extLst>
             </wp:docPr>
             <wp:cNvGraphicFramePr/>
             <a:graphic xmlns:a="http://schemas.openxmlformats.org/drawingml/2006/main">
               <a:graphicData uri="http://schemas.openxmlformats.org/drawingml/2006/chart">
-                <c:chart xmlns:c="http://schemas.openxmlformats.org/drawingml/2006/chart" xmlns:r="http://schemas.openxmlformats.org/officeDocument/2006/relationships" r:id="rId18"/>
+                <c:chart xmlns:c="http://schemas.openxmlformats.org/drawingml/2006/chart" xmlns:r="http://schemas.openxmlformats.org/officeDocument/2006/relationships" r:id="rId22"/>
               </a:graphicData>
             </a:graphic>
           </wp:inline>
@@ -11458,14 +11258,14 @@
             <wp:docPr id="29" name="Chart 29">
               <a:extLst xmlns:a="http://schemas.openxmlformats.org/drawingml/2006/main">
                 <a:ext uri="{FF2B5EF4-FFF2-40B4-BE49-F238E27FC236}">
-                  <a16:creationId xmlns:lc="http://schemas.openxmlformats.org/drawingml/2006/lockedCanvas" xmlns="" xmlns:a16="http://schemas.microsoft.com/office/drawing/2014/main" xmlns:xdr="http://schemas.openxmlformats.org/drawingml/2006/spreadsheetDrawing" xmlns:w="http://schemas.openxmlformats.org/wordprocessingml/2006/main" xmlns:w10="urn:schemas-microsoft-com:office:word" xmlns:v="urn:schemas-microsoft-com:vml" xmlns:o="urn:schemas-microsoft-com:office:office" id="{E6942302-BE79-E540-0F5D-99E5F8AAF30A}"/>
+                  <a16:creationId xmlns:a16="http://schemas.microsoft.com/office/drawing/2014/main" id="{E6942302-BE79-E540-0F5D-99E5F8AAF30A}"/>
                 </a:ext>
               </a:extLst>
             </wp:docPr>
             <wp:cNvGraphicFramePr/>
             <a:graphic xmlns:a="http://schemas.openxmlformats.org/drawingml/2006/main">
               <a:graphicData uri="http://schemas.openxmlformats.org/drawingml/2006/chart">
-                <c:chart xmlns:c="http://schemas.openxmlformats.org/drawingml/2006/chart" xmlns:r="http://schemas.openxmlformats.org/officeDocument/2006/relationships" r:id="rId19"/>
+                <c:chart xmlns:c="http://schemas.openxmlformats.org/drawingml/2006/chart" xmlns:r="http://schemas.openxmlformats.org/officeDocument/2006/relationships" r:id="rId23"/>
               </a:graphicData>
             </a:graphic>
           </wp:inline>
@@ -12189,14 +11989,14 @@
             <wp:docPr id="27" name="Chart 27">
               <a:extLst xmlns:a="http://schemas.openxmlformats.org/drawingml/2006/main">
                 <a:ext uri="{FF2B5EF4-FFF2-40B4-BE49-F238E27FC236}">
-                  <a16:creationId xmlns:lc="http://schemas.openxmlformats.org/drawingml/2006/lockedCanvas" xmlns="" xmlns:a16="http://schemas.microsoft.com/office/drawing/2014/main" xmlns:xdr="http://schemas.openxmlformats.org/drawingml/2006/spreadsheetDrawing" xmlns:w="http://schemas.openxmlformats.org/wordprocessingml/2006/main" xmlns:w10="urn:schemas-microsoft-com:office:word" xmlns:v="urn:schemas-microsoft-com:vml" xmlns:o="urn:schemas-microsoft-com:office:office" id="{B6A12968-3DFC-8F05-ABBB-855442D5B6CB}"/>
+                  <a16:creationId xmlns:a16="http://schemas.microsoft.com/office/drawing/2014/main" id="{B6A12968-3DFC-8F05-ABBB-855442D5B6CB}"/>
                 </a:ext>
               </a:extLst>
             </wp:docPr>
             <wp:cNvGraphicFramePr/>
             <a:graphic xmlns:a="http://schemas.openxmlformats.org/drawingml/2006/main">
               <a:graphicData uri="http://schemas.openxmlformats.org/drawingml/2006/chart">
-                <c:chart xmlns:c="http://schemas.openxmlformats.org/drawingml/2006/chart" xmlns:r="http://schemas.openxmlformats.org/officeDocument/2006/relationships" r:id="rId20"/>
+                <c:chart xmlns:c="http://schemas.openxmlformats.org/drawingml/2006/chart" xmlns:r="http://schemas.openxmlformats.org/officeDocument/2006/relationships" r:id="rId24"/>
               </a:graphicData>
             </a:graphic>
           </wp:inline>
@@ -12225,14 +12025,14 @@
             <wp:docPr id="30" name="Chart 30">
               <a:extLst xmlns:a="http://schemas.openxmlformats.org/drawingml/2006/main">
                 <a:ext uri="{FF2B5EF4-FFF2-40B4-BE49-F238E27FC236}">
-                  <a16:creationId xmlns:lc="http://schemas.openxmlformats.org/drawingml/2006/lockedCanvas" xmlns="" xmlns:a16="http://schemas.microsoft.com/office/drawing/2014/main" xmlns:xdr="http://schemas.openxmlformats.org/drawingml/2006/spreadsheetDrawing" xmlns:w="http://schemas.openxmlformats.org/wordprocessingml/2006/main" xmlns:w10="urn:schemas-microsoft-com:office:word" xmlns:v="urn:schemas-microsoft-com:vml" xmlns:o="urn:schemas-microsoft-com:office:office" id="{ECB84E49-36E8-7B00-446C-B3C0026F67D5}"/>
+                  <a16:creationId xmlns:a16="http://schemas.microsoft.com/office/drawing/2014/main" id="{ECB84E49-36E8-7B00-446C-B3C0026F67D5}"/>
                 </a:ext>
               </a:extLst>
             </wp:docPr>
             <wp:cNvGraphicFramePr/>
             <a:graphic xmlns:a="http://schemas.openxmlformats.org/drawingml/2006/main">
               <a:graphicData uri="http://schemas.openxmlformats.org/drawingml/2006/chart">
-                <c:chart xmlns:c="http://schemas.openxmlformats.org/drawingml/2006/chart" xmlns:r="http://schemas.openxmlformats.org/officeDocument/2006/relationships" r:id="rId21"/>
+                <c:chart xmlns:c="http://schemas.openxmlformats.org/drawingml/2006/chart" xmlns:r="http://schemas.openxmlformats.org/officeDocument/2006/relationships" r:id="rId25"/>
               </a:graphicData>
             </a:graphic>
           </wp:inline>
@@ -12919,14 +12719,14 @@
             <wp:docPr id="26" name="Chart 26">
               <a:extLst xmlns:a="http://schemas.openxmlformats.org/drawingml/2006/main">
                 <a:ext uri="{FF2B5EF4-FFF2-40B4-BE49-F238E27FC236}">
-                  <a16:creationId xmlns:lc="http://schemas.openxmlformats.org/drawingml/2006/lockedCanvas" xmlns="" xmlns:a16="http://schemas.microsoft.com/office/drawing/2014/main" xmlns:xdr="http://schemas.openxmlformats.org/drawingml/2006/spreadsheetDrawing" xmlns:w="http://schemas.openxmlformats.org/wordprocessingml/2006/main" xmlns:w10="urn:schemas-microsoft-com:office:word" xmlns:v="urn:schemas-microsoft-com:vml" xmlns:o="urn:schemas-microsoft-com:office:office" id="{6C126809-BD25-2DA3-6DDB-510398CB83C1}"/>
+                  <a16:creationId xmlns:a16="http://schemas.microsoft.com/office/drawing/2014/main" id="{6C126809-BD25-2DA3-6DDB-510398CB83C1}"/>
                 </a:ext>
               </a:extLst>
             </wp:docPr>
             <wp:cNvGraphicFramePr/>
             <a:graphic xmlns:a="http://schemas.openxmlformats.org/drawingml/2006/main">
               <a:graphicData uri="http://schemas.openxmlformats.org/drawingml/2006/chart">
-                <c:chart xmlns:c="http://schemas.openxmlformats.org/drawingml/2006/chart" xmlns:r="http://schemas.openxmlformats.org/officeDocument/2006/relationships" r:id="rId22"/>
+                <c:chart xmlns:c="http://schemas.openxmlformats.org/drawingml/2006/chart" xmlns:r="http://schemas.openxmlformats.org/officeDocument/2006/relationships" r:id="rId26"/>
               </a:graphicData>
             </a:graphic>
           </wp:inline>
@@ -12980,14 +12780,14 @@
                   <wp:docPr id="31" name="Chart 31">
                     <a:extLst xmlns:a="http://schemas.openxmlformats.org/drawingml/2006/main">
                       <a:ext uri="{FF2B5EF4-FFF2-40B4-BE49-F238E27FC236}">
-                        <a16:creationId xmlns:lc="http://schemas.openxmlformats.org/drawingml/2006/lockedCanvas" xmlns="" xmlns:a16="http://schemas.microsoft.com/office/drawing/2014/main" xmlns:xdr="http://schemas.openxmlformats.org/drawingml/2006/spreadsheetDrawing" xmlns:w="http://schemas.openxmlformats.org/wordprocessingml/2006/main" xmlns:w10="urn:schemas-microsoft-com:office:word" xmlns:v="urn:schemas-microsoft-com:vml" xmlns:o="urn:schemas-microsoft-com:office:office" id="{8DC6A24D-F2B2-C51E-67CF-218C77634C26}"/>
+                        <a16:creationId xmlns:a16="http://schemas.microsoft.com/office/drawing/2014/main" id="{8DC6A24D-F2B2-C51E-67CF-218C77634C26}"/>
                       </a:ext>
                     </a:extLst>
                   </wp:docPr>
                   <wp:cNvGraphicFramePr/>
                   <a:graphic xmlns:a="http://schemas.openxmlformats.org/drawingml/2006/main">
                     <a:graphicData uri="http://schemas.openxmlformats.org/drawingml/2006/chart">
-                      <c:chart xmlns:c="http://schemas.openxmlformats.org/drawingml/2006/chart" xmlns:r="http://schemas.openxmlformats.org/officeDocument/2006/relationships" r:id="rId23"/>
+                      <c:chart xmlns:c="http://schemas.openxmlformats.org/drawingml/2006/chart" xmlns:r="http://schemas.openxmlformats.org/officeDocument/2006/relationships" r:id="rId27"/>
                     </a:graphicData>
                   </a:graphic>
                 </wp:inline>
@@ -13519,779 +13319,6 @@
         <w:jc w:val="both"/>
         <w:rPr>
           <w:rFonts w:asciiTheme="minorHAnsi" w:hAnsiTheme="minorHAnsi" w:cstheme="minorHAnsi"/>
-          <w:b/>
-          <w:sz w:val="22"/>
-          <w:szCs w:val="22"/>
-        </w:rPr>
-      </w:pPr>
-    </w:p>
-    <w:p>
-      <w:pPr>
-        <w:spacing w:line="276" w:lineRule="auto"/>
-        <w:jc w:val="both"/>
-        <w:rPr>
-          <w:rFonts w:asciiTheme="minorHAnsi" w:hAnsiTheme="minorHAnsi" w:cstheme="minorHAnsi"/>
-          <w:b/>
-          <w:sz w:val="22"/>
-          <w:szCs w:val="22"/>
-        </w:rPr>
-      </w:pPr>
-      <w:r>
-        <w:rPr>
-          <w:rFonts w:asciiTheme="minorHAnsi" w:hAnsiTheme="minorHAnsi" w:cstheme="minorHAnsi"/>
-          <w:b/>
-          <w:sz w:val="22"/>
-          <w:szCs w:val="22"/>
-        </w:rPr>
-        <w:t>Annexure V</w:t>
-      </w:r>
-      <w:r>
-        <w:rPr>
-          <w:rFonts w:asciiTheme="minorHAnsi" w:hAnsiTheme="minorHAnsi" w:cstheme="minorHAnsi"/>
-          <w:b/>
-          <w:sz w:val="22"/>
-          <w:szCs w:val="22"/>
-        </w:rPr>
-        <w:t>II</w:t>
-      </w:r>
-      <w:r>
-        <w:rPr>
-          <w:rFonts w:asciiTheme="minorHAnsi" w:hAnsiTheme="minorHAnsi" w:cstheme="minorHAnsi"/>
-          <w:b/>
-          <w:sz w:val="22"/>
-          <w:szCs w:val="22"/>
-        </w:rPr>
-        <w:t>I: Proof of concept</w:t>
-      </w:r>
-    </w:p>
-    <w:p>
-      <w:pPr>
-        <w:spacing w:line="276" w:lineRule="auto"/>
-        <w:jc w:val="both"/>
-        <w:rPr>
-          <w:rFonts w:asciiTheme="minorHAnsi" w:hAnsiTheme="minorHAnsi" w:cstheme="minorHAnsi"/>
-          <w:b/>
-          <w:sz w:val="22"/>
-          <w:szCs w:val="22"/>
-        </w:rPr>
-      </w:pPr>
-      <w:r>
-        <w:rPr>
-          <w:rFonts w:asciiTheme="minorHAnsi" w:hAnsiTheme="minorHAnsi" w:cstheme="minorHAnsi"/>
-          <w:b/>
-          <w:sz w:val="22"/>
-          <w:szCs w:val="22"/>
-        </w:rPr>
-        <w:t xml:space="preserve">Specification for </w:t>
-      </w:r>
-      <w:proofErr w:type="spellStart"/>
-      <w:r>
-        <w:rPr>
-          <w:rFonts w:asciiTheme="minorHAnsi" w:hAnsiTheme="minorHAnsi" w:cstheme="minorHAnsi"/>
-          <w:b/>
-          <w:sz w:val="22"/>
-          <w:szCs w:val="22"/>
-        </w:rPr>
-        <w:t>pyrogen</w:t>
-      </w:r>
-      <w:proofErr w:type="spellEnd"/>
-      <w:r>
-        <w:rPr>
-          <w:rFonts w:asciiTheme="minorHAnsi" w:hAnsiTheme="minorHAnsi" w:cstheme="minorHAnsi"/>
-          <w:b/>
-          <w:sz w:val="22"/>
-          <w:szCs w:val="22"/>
-        </w:rPr>
-        <w:t xml:space="preserve"> (NMT 1.15°C sum response)</w:t>
-      </w:r>
-    </w:p>
-    <w:p>
-      <w:pPr>
-        <w:spacing w:line="276" w:lineRule="auto"/>
-        <w:jc w:val="both"/>
-        <w:rPr>
-          <w:rFonts w:asciiTheme="minorHAnsi" w:hAnsiTheme="minorHAnsi" w:cstheme="minorHAnsi"/>
-          <w:sz w:val="22"/>
-          <w:szCs w:val="22"/>
-        </w:rPr>
-      </w:pPr>
-    </w:p>
-    <w:tbl>
-      <w:tblPr>
-        <w:tblStyle w:val="TableGrid"/>
-        <w:tblpPr w:leftFromText="180" w:rightFromText="180" w:vertAnchor="text" w:horzAnchor="margin" w:tblpY="-13"/>
-        <w:tblW w:w="9902" w:type="dxa"/>
-        <w:tblLayout w:type="fixed"/>
-        <w:tblLook w:val="04A0" w:firstRow="1" w:lastRow="0" w:firstColumn="1" w:lastColumn="0" w:noHBand="0" w:noVBand="1"/>
-      </w:tblPr>
-      <w:tblGrid>
-        <w:gridCol w:w="3085"/>
-        <w:gridCol w:w="6817"/>
-      </w:tblGrid>
-      <w:tr>
-        <w:trPr>
-          <w:trHeight w:val="221"/>
-        </w:trPr>
-        <w:tc>
-          <w:tcPr>
-            <w:tcW w:w="3085" w:type="dxa"/>
-          </w:tcPr>
-          <w:p>
-            <w:pPr>
-              <w:spacing w:line="276" w:lineRule="auto"/>
-              <w:jc w:val="both"/>
-              <w:rPr>
-                <w:rFonts w:asciiTheme="minorHAnsi" w:hAnsiTheme="minorHAnsi" w:cstheme="minorHAnsi"/>
-                <w:b/>
-                <w:bCs/>
-                <w:sz w:val="22"/>
-                <w:szCs w:val="22"/>
-                <w:bdr w:val="none" w:sz="0" w:space="0" w:color="auto" w:frame="1"/>
-              </w:rPr>
-            </w:pPr>
-            <w:r>
-              <w:rPr>
-                <w:rFonts w:asciiTheme="minorHAnsi" w:hAnsiTheme="minorHAnsi" w:cstheme="minorHAnsi"/>
-                <w:b/>
-                <w:bCs/>
-                <w:sz w:val="22"/>
-                <w:szCs w:val="22"/>
-                <w:bdr w:val="none" w:sz="0" w:space="0" w:color="auto" w:frame="1"/>
-              </w:rPr>
-              <w:br w:type="page"/>
-              <w:t xml:space="preserve">Mean </w:t>
-            </w:r>
-          </w:p>
-        </w:tc>
-        <w:tc>
-          <w:tcPr>
-            <w:tcW w:w="6817" w:type="dxa"/>
-          </w:tcPr>
-          <w:p>
-            <w:pPr>
-              <w:jc w:val="both"/>
-              <w:rPr>
-                <w:rFonts w:ascii="Calibri" w:hAnsi="Calibri" w:cs="Calibri"/>
-                <w:color w:val="000000"/>
-                <w:sz w:val="22"/>
-                <w:szCs w:val="22"/>
-              </w:rPr>
-            </w:pPr>
-          </w:p>
-        </w:tc>
-      </w:tr>
-      <w:tr>
-        <w:trPr>
-          <w:trHeight w:val="209"/>
-        </w:trPr>
-        <w:tc>
-          <w:tcPr>
-            <w:tcW w:w="3085" w:type="dxa"/>
-          </w:tcPr>
-          <w:p>
-            <w:pPr>
-              <w:spacing w:line="276" w:lineRule="auto"/>
-              <w:jc w:val="both"/>
-              <w:rPr>
-                <w:rFonts w:asciiTheme="minorHAnsi" w:hAnsiTheme="minorHAnsi" w:cstheme="minorHAnsi"/>
-                <w:b/>
-                <w:bCs/>
-                <w:sz w:val="22"/>
-                <w:szCs w:val="22"/>
-                <w:bdr w:val="none" w:sz="0" w:space="0" w:color="auto" w:frame="1"/>
-              </w:rPr>
-            </w:pPr>
-            <w:r>
-              <w:rPr>
-                <w:rFonts w:asciiTheme="minorHAnsi" w:hAnsiTheme="minorHAnsi" w:cstheme="minorHAnsi"/>
-                <w:b/>
-                <w:bCs/>
-                <w:sz w:val="22"/>
-                <w:szCs w:val="22"/>
-                <w:bdr w:val="none" w:sz="0" w:space="0" w:color="auto" w:frame="1"/>
-              </w:rPr>
-              <w:t>Standard deviation</w:t>
-            </w:r>
-          </w:p>
-        </w:tc>
-        <w:tc>
-          <w:tcPr>
-            <w:tcW w:w="6817" w:type="dxa"/>
-          </w:tcPr>
-          <w:p>
-            <w:pPr>
-              <w:jc w:val="both"/>
-              <w:rPr>
-                <w:rFonts w:ascii="Calibri" w:hAnsi="Calibri" w:cs="Calibri"/>
-                <w:color w:val="000000"/>
-                <w:sz w:val="22"/>
-                <w:szCs w:val="22"/>
-              </w:rPr>
-            </w:pPr>
-          </w:p>
-        </w:tc>
-      </w:tr>
-      <w:tr>
-        <w:trPr>
-          <w:trHeight w:val="221"/>
-        </w:trPr>
-        <w:tc>
-          <w:tcPr>
-            <w:tcW w:w="3085" w:type="dxa"/>
-          </w:tcPr>
-          <w:p>
-            <w:pPr>
-              <w:spacing w:line="276" w:lineRule="auto"/>
-              <w:jc w:val="both"/>
-              <w:rPr>
-                <w:rFonts w:asciiTheme="minorHAnsi" w:hAnsiTheme="minorHAnsi" w:cstheme="minorHAnsi"/>
-                <w:b/>
-                <w:bCs/>
-                <w:sz w:val="22"/>
-                <w:szCs w:val="22"/>
-                <w:bdr w:val="none" w:sz="0" w:space="0" w:color="auto" w:frame="1"/>
-              </w:rPr>
-            </w:pPr>
-            <w:r>
-              <w:rPr>
-                <w:rFonts w:asciiTheme="minorHAnsi" w:hAnsiTheme="minorHAnsi" w:cstheme="minorHAnsi"/>
-                <w:b/>
-                <w:bCs/>
-                <w:sz w:val="22"/>
-                <w:szCs w:val="22"/>
-                <w:bdr w:val="none" w:sz="0" w:space="0" w:color="auto" w:frame="1"/>
-              </w:rPr>
-              <w:t xml:space="preserve">Maximum </w:t>
-            </w:r>
-          </w:p>
-        </w:tc>
-        <w:tc>
-          <w:tcPr>
-            <w:tcW w:w="6817" w:type="dxa"/>
-          </w:tcPr>
-          <w:p>
-            <w:pPr>
-              <w:jc w:val="both"/>
-              <w:rPr>
-                <w:rFonts w:ascii="Calibri" w:hAnsi="Calibri" w:cs="Calibri"/>
-                <w:color w:val="000000"/>
-                <w:sz w:val="22"/>
-                <w:szCs w:val="22"/>
-              </w:rPr>
-            </w:pPr>
-          </w:p>
-        </w:tc>
-      </w:tr>
-      <w:tr>
-        <w:trPr>
-          <w:trHeight w:val="209"/>
-        </w:trPr>
-        <w:tc>
-          <w:tcPr>
-            <w:tcW w:w="3085" w:type="dxa"/>
-          </w:tcPr>
-          <w:p>
-            <w:pPr>
-              <w:spacing w:line="276" w:lineRule="auto"/>
-              <w:jc w:val="both"/>
-              <w:rPr>
-                <w:rFonts w:asciiTheme="minorHAnsi" w:hAnsiTheme="minorHAnsi" w:cstheme="minorHAnsi"/>
-                <w:b/>
-                <w:bCs/>
-                <w:sz w:val="22"/>
-                <w:szCs w:val="22"/>
-                <w:bdr w:val="none" w:sz="0" w:space="0" w:color="auto" w:frame="1"/>
-              </w:rPr>
-            </w:pPr>
-            <w:r>
-              <w:rPr>
-                <w:rFonts w:asciiTheme="minorHAnsi" w:hAnsiTheme="minorHAnsi" w:cstheme="minorHAnsi"/>
-                <w:b/>
-                <w:bCs/>
-                <w:sz w:val="22"/>
-                <w:szCs w:val="22"/>
-                <w:bdr w:val="none" w:sz="0" w:space="0" w:color="auto" w:frame="1"/>
-              </w:rPr>
-              <w:t xml:space="preserve">Minimum </w:t>
-            </w:r>
-          </w:p>
-        </w:tc>
-        <w:tc>
-          <w:tcPr>
-            <w:tcW w:w="6817" w:type="dxa"/>
-          </w:tcPr>
-          <w:p>
-            <w:pPr>
-              <w:jc w:val="both"/>
-              <w:rPr>
-                <w:rFonts w:ascii="Calibri" w:hAnsi="Calibri" w:cs="Calibri"/>
-                <w:color w:val="000000"/>
-                <w:sz w:val="22"/>
-                <w:szCs w:val="22"/>
-              </w:rPr>
-            </w:pPr>
-          </w:p>
-        </w:tc>
-      </w:tr>
-      <w:tr>
-        <w:trPr>
-          <w:trHeight w:val="221"/>
-        </w:trPr>
-        <w:tc>
-          <w:tcPr>
-            <w:tcW w:w="9902" w:type="dxa"/>
-            <w:gridSpan w:val="2"/>
-          </w:tcPr>
-          <w:p>
-            <w:pPr>
-              <w:spacing w:line="276" w:lineRule="auto"/>
-              <w:jc w:val="both"/>
-              <w:rPr>
-                <w:rFonts w:asciiTheme="minorHAnsi" w:hAnsiTheme="minorHAnsi" w:cstheme="minorHAnsi"/>
-                <w:b/>
-                <w:bCs/>
-                <w:sz w:val="22"/>
-                <w:szCs w:val="22"/>
-                <w:bdr w:val="none" w:sz="0" w:space="0" w:color="auto" w:frame="1"/>
-              </w:rPr>
-            </w:pPr>
-            <w:r>
-              <w:rPr>
-                <w:rFonts w:asciiTheme="minorHAnsi" w:hAnsiTheme="minorHAnsi" w:cstheme="minorHAnsi"/>
-                <w:b/>
-                <w:bCs/>
-                <w:sz w:val="22"/>
-                <w:szCs w:val="22"/>
-                <w:bdr w:val="none" w:sz="0" w:space="0" w:color="auto" w:frame="1"/>
-              </w:rPr>
-              <w:t>Control limit:  –</w:t>
-            </w:r>
-            <w:r>
-              <w:rPr>
-                <w:rFonts w:asciiTheme="minorHAnsi" w:hAnsiTheme="minorHAnsi" w:cstheme="minorHAnsi"/>
-                <w:b/>
-                <w:bCs/>
-                <w:sz w:val="22"/>
-                <w:szCs w:val="22"/>
-                <w:bdr w:val="none" w:sz="0" w:space="0" w:color="auto" w:frame="1"/>
-              </w:rPr>
-              <w:t xml:space="preserve"> </w:t>
-            </w:r>
-          </w:p>
-        </w:tc>
-      </w:tr>
-      <w:tr>
-        <w:trPr>
-          <w:trHeight w:val="209"/>
-        </w:trPr>
-        <w:tc>
-          <w:tcPr>
-            <w:tcW w:w="9902" w:type="dxa"/>
-            <w:gridSpan w:val="2"/>
-          </w:tcPr>
-          <w:p>
-            <w:pPr>
-              <w:spacing w:line="276" w:lineRule="auto"/>
-              <w:jc w:val="both"/>
-              <w:rPr>
-                <w:rFonts w:asciiTheme="minorHAnsi" w:hAnsiTheme="minorHAnsi" w:cstheme="minorHAnsi"/>
-                <w:b/>
-                <w:bCs/>
-                <w:sz w:val="22"/>
-                <w:szCs w:val="22"/>
-                <w:bdr w:val="none" w:sz="0" w:space="0" w:color="auto" w:frame="1"/>
-              </w:rPr>
-            </w:pPr>
-            <w:r>
-              <w:rPr>
-                <w:rFonts w:asciiTheme="minorHAnsi" w:hAnsiTheme="minorHAnsi" w:cstheme="minorHAnsi"/>
-                <w:b/>
-                <w:bCs/>
-                <w:sz w:val="22"/>
-                <w:szCs w:val="22"/>
-                <w:bdr w:val="none" w:sz="0" w:space="0" w:color="auto" w:frame="1"/>
-              </w:rPr>
-              <w:t xml:space="preserve">Alert limit: </w:t>
-            </w:r>
-            <w:r>
-              <w:rPr>
-                <w:rFonts w:asciiTheme="minorHAnsi" w:hAnsiTheme="minorHAnsi" w:cstheme="minorHAnsi"/>
-                <w:b/>
-                <w:bCs/>
-                <w:sz w:val="22"/>
-                <w:szCs w:val="22"/>
-                <w:bdr w:val="none" w:sz="0" w:space="0" w:color="auto" w:frame="1"/>
-              </w:rPr>
-              <w:t xml:space="preserve"> – </w:t>
-            </w:r>
-          </w:p>
-        </w:tc>
-      </w:tr>
-      <w:tr>
-        <w:trPr>
-          <w:trHeight w:val="221"/>
-        </w:trPr>
-        <w:tc>
-          <w:tcPr>
-            <w:tcW w:w="9902" w:type="dxa"/>
-            <w:gridSpan w:val="2"/>
-          </w:tcPr>
-          <w:p>
-            <w:pPr>
-              <w:spacing w:line="276" w:lineRule="auto"/>
-              <w:jc w:val="both"/>
-              <w:rPr>
-                <w:rFonts w:asciiTheme="minorHAnsi" w:hAnsiTheme="minorHAnsi" w:cstheme="minorHAnsi"/>
-                <w:b/>
-                <w:bCs/>
-                <w:sz w:val="22"/>
-                <w:szCs w:val="22"/>
-                <w:bdr w:val="none" w:sz="0" w:space="0" w:color="auto" w:frame="1"/>
-              </w:rPr>
-            </w:pPr>
-            <w:r>
-              <w:rPr>
-                <w:rFonts w:asciiTheme="minorHAnsi" w:hAnsiTheme="minorHAnsi" w:cstheme="minorHAnsi"/>
-                <w:b/>
-                <w:bCs/>
-                <w:sz w:val="22"/>
-                <w:szCs w:val="22"/>
-                <w:bdr w:val="none" w:sz="0" w:space="0" w:color="auto" w:frame="1"/>
-              </w:rPr>
-              <w:t xml:space="preserve">Minimum-Maximum: </w:t>
-            </w:r>
-            <w:r>
-              <w:rPr>
-                <w:rFonts w:asciiTheme="minorHAnsi" w:hAnsiTheme="minorHAnsi" w:cstheme="minorHAnsi"/>
-                <w:b/>
-                <w:bCs/>
-                <w:sz w:val="22"/>
-                <w:szCs w:val="22"/>
-                <w:bdr w:val="none" w:sz="0" w:space="0" w:color="auto" w:frame="1"/>
-              </w:rPr>
-              <w:t xml:space="preserve"> – </w:t>
-            </w:r>
-          </w:p>
-        </w:tc>
-      </w:tr>
-      <w:tr>
-        <w:trPr>
-          <w:trHeight w:val="209"/>
-        </w:trPr>
-        <w:tc>
-          <w:tcPr>
-            <w:tcW w:w="9902" w:type="dxa"/>
-            <w:gridSpan w:val="2"/>
-          </w:tcPr>
-          <w:p>
-            <w:pPr>
-              <w:spacing w:line="276" w:lineRule="auto"/>
-              <w:jc w:val="both"/>
-              <w:rPr>
-                <w:rFonts w:asciiTheme="minorHAnsi" w:hAnsiTheme="minorHAnsi" w:cstheme="minorHAnsi"/>
-                <w:b/>
-                <w:bCs/>
-                <w:sz w:val="22"/>
-                <w:szCs w:val="22"/>
-                <w:bdr w:val="none" w:sz="0" w:space="0" w:color="auto" w:frame="1"/>
-              </w:rPr>
-            </w:pPr>
-            <w:r>
-              <w:rPr>
-                <w:rFonts w:asciiTheme="minorHAnsi" w:hAnsiTheme="minorHAnsi" w:cstheme="minorHAnsi"/>
-                <w:b/>
-                <w:bCs/>
-                <w:sz w:val="22"/>
-                <w:szCs w:val="22"/>
-                <w:bdr w:val="none" w:sz="0" w:space="0" w:color="auto" w:frame="1"/>
-              </w:rPr>
-              <w:t>The alert and control limits exist within the specification limit</w:t>
-            </w:r>
-          </w:p>
-        </w:tc>
-      </w:tr>
-    </w:tbl>
-    <w:p>
-      <w:pPr>
-        <w:spacing w:line="276" w:lineRule="auto"/>
-        <w:jc w:val="both"/>
-        <w:rPr>
-          <w:rFonts w:asciiTheme="minorHAnsi" w:hAnsiTheme="minorHAnsi" w:cstheme="minorHAnsi"/>
-          <w:sz w:val="22"/>
-          <w:szCs w:val="22"/>
-        </w:rPr>
-      </w:pPr>
-    </w:p>
-    <w:p>
-      <w:pPr>
-        <w:spacing w:line="276" w:lineRule="auto"/>
-        <w:jc w:val="both"/>
-        <w:rPr>
-          <w:rFonts w:asciiTheme="minorHAnsi" w:hAnsiTheme="minorHAnsi" w:cstheme="minorHAnsi"/>
-          <w:sz w:val="22"/>
-          <w:szCs w:val="22"/>
-        </w:rPr>
-      </w:pPr>
-    </w:p>
-    <w:p>
-      <w:pPr>
-        <w:spacing w:line="276" w:lineRule="auto"/>
-        <w:jc w:val="both"/>
-        <w:rPr>
-          <w:rFonts w:asciiTheme="minorHAnsi" w:hAnsiTheme="minorHAnsi" w:cstheme="minorHAnsi"/>
-          <w:sz w:val="22"/>
-          <w:szCs w:val="22"/>
-        </w:rPr>
-      </w:pPr>
-    </w:p>
-    <w:p>
-      <w:pPr>
-        <w:spacing w:line="276" w:lineRule="auto"/>
-        <w:jc w:val="both"/>
-        <w:rPr>
-          <w:rFonts w:asciiTheme="minorHAnsi" w:hAnsiTheme="minorHAnsi" w:cstheme="minorHAnsi"/>
-          <w:sz w:val="22"/>
-          <w:szCs w:val="22"/>
-        </w:rPr>
-      </w:pPr>
-    </w:p>
-    <w:p>
-      <w:pPr>
-        <w:spacing w:line="276" w:lineRule="auto"/>
-        <w:jc w:val="both"/>
-        <w:rPr>
-          <w:rFonts w:asciiTheme="minorHAnsi" w:hAnsiTheme="minorHAnsi" w:cstheme="minorHAnsi"/>
-          <w:sz w:val="22"/>
-          <w:szCs w:val="22"/>
-        </w:rPr>
-      </w:pPr>
-    </w:p>
-    <w:p>
-      <w:pPr>
-        <w:spacing w:line="276" w:lineRule="auto"/>
-        <w:jc w:val="both"/>
-        <w:rPr>
-          <w:rFonts w:asciiTheme="minorHAnsi" w:hAnsiTheme="minorHAnsi" w:cstheme="minorHAnsi"/>
-          <w:sz w:val="22"/>
-          <w:szCs w:val="22"/>
-        </w:rPr>
-      </w:pPr>
-    </w:p>
-    <w:p>
-      <w:pPr>
-        <w:spacing w:line="276" w:lineRule="auto"/>
-        <w:jc w:val="both"/>
-        <w:rPr>
-          <w:rFonts w:asciiTheme="minorHAnsi" w:hAnsiTheme="minorHAnsi" w:cstheme="minorHAnsi"/>
-          <w:sz w:val="22"/>
-          <w:szCs w:val="22"/>
-        </w:rPr>
-      </w:pPr>
-    </w:p>
-    <w:p>
-      <w:pPr>
-        <w:spacing w:line="276" w:lineRule="auto"/>
-        <w:jc w:val="both"/>
-        <w:rPr>
-          <w:rFonts w:asciiTheme="minorHAnsi" w:hAnsiTheme="minorHAnsi" w:cstheme="minorHAnsi"/>
-          <w:sz w:val="22"/>
-          <w:szCs w:val="22"/>
-        </w:rPr>
-      </w:pPr>
-    </w:p>
-    <w:p>
-      <w:pPr>
-        <w:spacing w:line="276" w:lineRule="auto"/>
-        <w:jc w:val="both"/>
-        <w:rPr>
-          <w:rFonts w:asciiTheme="minorHAnsi" w:hAnsiTheme="minorHAnsi" w:cstheme="minorHAnsi"/>
-          <w:sz w:val="22"/>
-          <w:szCs w:val="22"/>
-        </w:rPr>
-      </w:pPr>
-    </w:p>
-    <w:p>
-      <w:pPr>
-        <w:spacing w:line="276" w:lineRule="auto"/>
-        <w:jc w:val="both"/>
-        <w:rPr>
-          <w:rFonts w:asciiTheme="minorHAnsi" w:hAnsiTheme="minorHAnsi" w:cstheme="minorHAnsi"/>
-          <w:sz w:val="22"/>
-          <w:szCs w:val="22"/>
-        </w:rPr>
-      </w:pPr>
-    </w:p>
-    <w:p>
-      <w:pPr>
-        <w:spacing w:line="276" w:lineRule="auto"/>
-        <w:jc w:val="both"/>
-        <w:rPr>
-          <w:rFonts w:asciiTheme="minorHAnsi" w:hAnsiTheme="minorHAnsi" w:cstheme="minorHAnsi"/>
-          <w:sz w:val="22"/>
-          <w:szCs w:val="22"/>
-        </w:rPr>
-      </w:pPr>
-    </w:p>
-    <w:p>
-      <w:pPr>
-        <w:spacing w:line="276" w:lineRule="auto"/>
-        <w:jc w:val="both"/>
-        <w:rPr>
-          <w:rFonts w:asciiTheme="minorHAnsi" w:hAnsiTheme="minorHAnsi" w:cstheme="minorHAnsi"/>
-          <w:sz w:val="22"/>
-          <w:szCs w:val="22"/>
-        </w:rPr>
-      </w:pPr>
-    </w:p>
-    <w:p>
-      <w:pPr>
-        <w:spacing w:line="276" w:lineRule="auto"/>
-        <w:jc w:val="both"/>
-        <w:rPr>
-          <w:rFonts w:asciiTheme="minorHAnsi" w:hAnsiTheme="minorHAnsi" w:cstheme="minorHAnsi"/>
-          <w:sz w:val="22"/>
-          <w:szCs w:val="22"/>
-        </w:rPr>
-      </w:pPr>
-    </w:p>
-    <w:p>
-      <w:pPr>
-        <w:spacing w:line="276" w:lineRule="auto"/>
-        <w:jc w:val="both"/>
-        <w:rPr>
-          <w:rFonts w:asciiTheme="minorHAnsi" w:hAnsiTheme="minorHAnsi" w:cstheme="minorHAnsi"/>
-          <w:sz w:val="22"/>
-          <w:szCs w:val="22"/>
-        </w:rPr>
-      </w:pPr>
-    </w:p>
-    <w:p>
-      <w:pPr>
-        <w:spacing w:line="276" w:lineRule="auto"/>
-        <w:jc w:val="both"/>
-        <w:rPr>
-          <w:rFonts w:asciiTheme="minorHAnsi" w:hAnsiTheme="minorHAnsi" w:cstheme="minorHAnsi"/>
-          <w:sz w:val="22"/>
-          <w:szCs w:val="22"/>
-        </w:rPr>
-      </w:pPr>
-    </w:p>
-    <w:p>
-      <w:pPr>
-        <w:spacing w:line="276" w:lineRule="auto"/>
-        <w:jc w:val="both"/>
-        <w:rPr>
-          <w:rFonts w:asciiTheme="minorHAnsi" w:hAnsiTheme="minorHAnsi" w:cstheme="minorHAnsi"/>
-          <w:sz w:val="22"/>
-          <w:szCs w:val="22"/>
-        </w:rPr>
-      </w:pPr>
-    </w:p>
-    <w:p>
-      <w:pPr>
-        <w:spacing w:line="276" w:lineRule="auto"/>
-        <w:jc w:val="both"/>
-        <w:rPr>
-          <w:rFonts w:asciiTheme="minorHAnsi" w:hAnsiTheme="minorHAnsi" w:cstheme="minorHAnsi"/>
-          <w:sz w:val="22"/>
-          <w:szCs w:val="22"/>
-        </w:rPr>
-      </w:pPr>
-    </w:p>
-    <w:p>
-      <w:pPr>
-        <w:spacing w:line="276" w:lineRule="auto"/>
-        <w:jc w:val="both"/>
-        <w:rPr>
-          <w:rFonts w:asciiTheme="minorHAnsi" w:hAnsiTheme="minorHAnsi" w:cstheme="minorHAnsi"/>
-          <w:sz w:val="22"/>
-          <w:szCs w:val="22"/>
-        </w:rPr>
-      </w:pPr>
-    </w:p>
-    <w:p>
-      <w:pPr>
-        <w:spacing w:line="276" w:lineRule="auto"/>
-        <w:jc w:val="both"/>
-        <w:rPr>
-          <w:rFonts w:asciiTheme="minorHAnsi" w:hAnsiTheme="minorHAnsi" w:cstheme="minorHAnsi"/>
-          <w:sz w:val="22"/>
-          <w:szCs w:val="22"/>
-        </w:rPr>
-      </w:pPr>
-    </w:p>
-    <w:p>
-      <w:pPr>
-        <w:spacing w:line="276" w:lineRule="auto"/>
-        <w:jc w:val="both"/>
-        <w:rPr>
-          <w:rFonts w:asciiTheme="minorHAnsi" w:hAnsiTheme="minorHAnsi" w:cstheme="minorHAnsi"/>
-          <w:sz w:val="22"/>
-          <w:szCs w:val="22"/>
-        </w:rPr>
-      </w:pPr>
-    </w:p>
-    <w:p>
-      <w:pPr>
-        <w:spacing w:line="276" w:lineRule="auto"/>
-        <w:jc w:val="both"/>
-        <w:rPr>
-          <w:rFonts w:asciiTheme="minorHAnsi" w:hAnsiTheme="minorHAnsi" w:cstheme="minorHAnsi"/>
-          <w:sz w:val="22"/>
-          <w:szCs w:val="22"/>
-        </w:rPr>
-      </w:pPr>
-    </w:p>
-    <w:p>
-      <w:pPr>
-        <w:spacing w:line="276" w:lineRule="auto"/>
-        <w:jc w:val="both"/>
-        <w:rPr>
-          <w:rFonts w:asciiTheme="minorHAnsi" w:hAnsiTheme="minorHAnsi" w:cstheme="minorHAnsi"/>
-          <w:sz w:val="22"/>
-          <w:szCs w:val="22"/>
-        </w:rPr>
-      </w:pPr>
-    </w:p>
-    <w:p>
-      <w:pPr>
-        <w:spacing w:line="276" w:lineRule="auto"/>
-        <w:jc w:val="both"/>
-        <w:rPr>
-          <w:rFonts w:asciiTheme="minorHAnsi" w:hAnsiTheme="minorHAnsi" w:cstheme="minorHAnsi"/>
-          <w:sz w:val="22"/>
-          <w:szCs w:val="22"/>
-        </w:rPr>
-      </w:pPr>
-    </w:p>
-    <w:p>
-      <w:pPr>
-        <w:spacing w:line="276" w:lineRule="auto"/>
-        <w:jc w:val="both"/>
-        <w:rPr>
-          <w:rFonts w:asciiTheme="minorHAnsi" w:hAnsiTheme="minorHAnsi" w:cstheme="minorHAnsi"/>
-          <w:sz w:val="22"/>
-          <w:szCs w:val="22"/>
-        </w:rPr>
-      </w:pPr>
-    </w:p>
-    <w:p>
-      <w:pPr>
-        <w:spacing w:line="276" w:lineRule="auto"/>
-        <w:jc w:val="both"/>
-        <w:rPr>
-          <w:rFonts w:asciiTheme="minorHAnsi" w:hAnsiTheme="minorHAnsi" w:cstheme="minorHAnsi"/>
-          <w:sz w:val="22"/>
-          <w:szCs w:val="22"/>
-        </w:rPr>
-      </w:pPr>
-    </w:p>
-    <w:p>
-      <w:pPr>
-        <w:spacing w:line="276" w:lineRule="auto"/>
-        <w:jc w:val="both"/>
-        <w:rPr>
-          <w:rFonts w:asciiTheme="minorHAnsi" w:hAnsiTheme="minorHAnsi" w:cstheme="minorHAnsi"/>
           <w:sz w:val="22"/>
           <w:szCs w:val="22"/>
         </w:rPr>
@@ -14313,9 +13340,9 @@
         <w:tblLook w:val="04A0" w:firstRow="1" w:lastRow="0" w:firstColumn="1" w:lastColumn="0" w:noHBand="0" w:noVBand="1"/>
       </w:tblPr>
       <w:tblGrid>
-        <w:gridCol w:w="499"/>
-        <w:gridCol w:w="5914"/>
-        <w:gridCol w:w="2937"/>
+        <w:gridCol w:w="495"/>
+        <w:gridCol w:w="5811"/>
+        <w:gridCol w:w="3044"/>
       </w:tblGrid>
       <w:tr>
         <w:tc>
@@ -14422,6 +13449,14 @@
                 <w:szCs w:val="22"/>
               </w:rPr>
             </w:pPr>
+            <w:r>
+              <w:rPr>
+                <w:rFonts w:asciiTheme="minorHAnsi" w:hAnsiTheme="minorHAnsi" w:cstheme="minorHAnsi"/>
+                <w:sz w:val="22"/>
+                <w:szCs w:val="22"/>
+              </w:rPr>
+              <w:t>0.7</w:t>
+            </w:r>
           </w:p>
         </w:tc>
       </w:tr>
@@ -14497,6 +13532,14 @@
                 <w:szCs w:val="22"/>
               </w:rPr>
             </w:pPr>
+            <w:r>
+              <w:rPr>
+                <w:rFonts w:asciiTheme="minorHAnsi" w:hAnsiTheme="minorHAnsi" w:cstheme="minorHAnsi"/>
+                <w:sz w:val="22"/>
+                <w:szCs w:val="22"/>
+              </w:rPr>
+              <w:t>4.04</w:t>
+            </w:r>
           </w:p>
         </w:tc>
       </w:tr>
@@ -14572,6 +13615,14 @@
                 <w:szCs w:val="22"/>
               </w:rPr>
             </w:pPr>
+            <w:r>
+              <w:rPr>
+                <w:rFonts w:asciiTheme="minorHAnsi" w:hAnsiTheme="minorHAnsi" w:cstheme="minorHAnsi"/>
+                <w:sz w:val="22"/>
+                <w:szCs w:val="22"/>
+              </w:rPr>
+              <w:t>1.8</w:t>
+            </w:r>
           </w:p>
         </w:tc>
       </w:tr>
@@ -14647,6 +13698,14 @@
                 <w:szCs w:val="22"/>
               </w:rPr>
             </w:pPr>
+            <w:r>
+              <w:rPr>
+                <w:rFonts w:asciiTheme="minorHAnsi" w:hAnsiTheme="minorHAnsi" w:cstheme="minorHAnsi"/>
+                <w:sz w:val="22"/>
+                <w:szCs w:val="22"/>
+              </w:rPr>
+              <w:t>1.92</w:t>
+            </w:r>
           </w:p>
         </w:tc>
       </w:tr>
@@ -14784,6 +13843,14 @@
                 <w:szCs w:val="22"/>
               </w:rPr>
             </w:pPr>
+            <w:r>
+              <w:rPr>
+                <w:rFonts w:asciiTheme="minorHAnsi" w:hAnsiTheme="minorHAnsi" w:cstheme="minorHAnsi"/>
+                <w:sz w:val="22"/>
+                <w:szCs w:val="22"/>
+              </w:rPr>
+              <w:t>0.41</w:t>
+            </w:r>
           </w:p>
         </w:tc>
       </w:tr>
@@ -14862,6 +13929,14 @@
                 <w:szCs w:val="22"/>
               </w:rPr>
             </w:pPr>
+            <w:r>
+              <w:rPr>
+                <w:rFonts w:asciiTheme="minorHAnsi" w:hAnsiTheme="minorHAnsi" w:cstheme="minorHAnsi"/>
+                <w:sz w:val="22"/>
+                <w:szCs w:val="22"/>
+              </w:rPr>
+              <w:t>0.82</w:t>
+            </w:r>
           </w:p>
         </w:tc>
       </w:tr>
@@ -14940,16 +14015,50 @@
                 <w:szCs w:val="22"/>
               </w:rPr>
             </w:pPr>
+            <w:r>
+              <w:rPr>
+                <w:rFonts w:asciiTheme="minorHAnsi" w:hAnsiTheme="minorHAnsi" w:cstheme="minorHAnsi"/>
+                <w:sz w:val="22"/>
+                <w:szCs w:val="22"/>
+              </w:rPr>
+              <w:t>1.19</w:t>
+            </w:r>
           </w:p>
         </w:tc>
       </w:tr>
+    </w:tbl>
+    <w:p>
+      <w:pPr>
+        <w:tabs>
+          <w:tab w:val="left" w:pos="9014"/>
+        </w:tabs>
+        <w:spacing w:line="276" w:lineRule="auto"/>
+        <w:jc w:val="both"/>
+        <w:rPr>
+          <w:rFonts w:asciiTheme="minorHAnsi" w:hAnsiTheme="minorHAnsi" w:cstheme="minorHAnsi"/>
+          <w:sz w:val="22"/>
+          <w:szCs w:val="22"/>
+        </w:rPr>
+      </w:pPr>
+    </w:p>
+    <w:tbl>
+      <w:tblPr>
+        <w:tblStyle w:val="TableGrid"/>
+        <w:tblW w:w="0" w:type="auto"/>
+        <w:tblLook w:val="04A0" w:firstRow="1" w:lastRow="0" w:firstColumn="1" w:lastColumn="0" w:noHBand="0" w:noVBand="1"/>
+      </w:tblPr>
+      <w:tblGrid>
+        <w:gridCol w:w="1984"/>
+        <w:gridCol w:w="1644"/>
+        <w:gridCol w:w="2030"/>
+        <w:gridCol w:w="1953"/>
+        <w:gridCol w:w="1739"/>
+      </w:tblGrid>
       <w:tr>
-        <w:trPr>
-          <w:trHeight w:val="345"/>
-        </w:trPr>
         <w:tc>
           <w:tcPr>
-            <w:tcW w:w="536" w:type="dxa"/>
+            <w:tcW w:w="1984" w:type="dxa"/>
+            <w:vMerge w:val="restart"/>
           </w:tcPr>
           <w:p>
             <w:pPr>
@@ -14964,19 +14073,80 @@
                 <w:szCs w:val="22"/>
               </w:rPr>
             </w:pPr>
+            <w:proofErr w:type="spellStart"/>
             <w:r>
               <w:rPr>
                 <w:rFonts w:asciiTheme="minorHAnsi" w:hAnsiTheme="minorHAnsi" w:cstheme="minorHAnsi"/>
                 <w:sz w:val="22"/>
                 <w:szCs w:val="22"/>
               </w:rPr>
-              <w:t>4</w:t>
+              <w:t>CQAs</w:t>
+            </w:r>
+            <w:proofErr w:type="spellEnd"/>
+          </w:p>
+        </w:tc>
+        <w:tc>
+          <w:tcPr>
+            <w:tcW w:w="3674" w:type="dxa"/>
+            <w:gridSpan w:val="2"/>
+          </w:tcPr>
+          <w:p>
+            <w:pPr>
+              <w:tabs>
+                <w:tab w:val="left" w:pos="9014"/>
+              </w:tabs>
+              <w:spacing w:line="276" w:lineRule="auto"/>
+              <w:jc w:val="center"/>
+              <w:rPr>
+                <w:rFonts w:asciiTheme="minorHAnsi" w:hAnsiTheme="minorHAnsi" w:cstheme="minorHAnsi"/>
+                <w:sz w:val="22"/>
+                <w:szCs w:val="22"/>
+              </w:rPr>
+            </w:pPr>
+            <w:r>
+              <w:rPr>
+                <w:rFonts w:asciiTheme="minorHAnsi" w:hAnsiTheme="minorHAnsi" w:cstheme="minorHAnsi"/>
+                <w:sz w:val="22"/>
+                <w:szCs w:val="22"/>
+              </w:rPr>
+              <w:t>Intermediate</w:t>
             </w:r>
           </w:p>
         </w:tc>
         <w:tc>
           <w:tcPr>
-            <w:tcW w:w="6321" w:type="dxa"/>
+            <w:tcW w:w="3692" w:type="dxa"/>
+            <w:gridSpan w:val="2"/>
+          </w:tcPr>
+          <w:p>
+            <w:pPr>
+              <w:tabs>
+                <w:tab w:val="left" w:pos="9014"/>
+              </w:tabs>
+              <w:spacing w:line="276" w:lineRule="auto"/>
+              <w:jc w:val="center"/>
+              <w:rPr>
+                <w:rFonts w:asciiTheme="minorHAnsi" w:hAnsiTheme="minorHAnsi" w:cstheme="minorHAnsi"/>
+                <w:sz w:val="22"/>
+                <w:szCs w:val="22"/>
+              </w:rPr>
+            </w:pPr>
+            <w:r>
+              <w:rPr>
+                <w:rFonts w:asciiTheme="minorHAnsi" w:hAnsiTheme="minorHAnsi" w:cstheme="minorHAnsi"/>
+                <w:sz w:val="22"/>
+                <w:szCs w:val="22"/>
+              </w:rPr>
+              <w:t>Finished product</w:t>
+            </w:r>
+          </w:p>
+        </w:tc>
+      </w:tr>
+      <w:tr>
+        <w:tc>
+          <w:tcPr>
+            <w:tcW w:w="1984" w:type="dxa"/>
+            <w:vMerge/>
           </w:tcPr>
           <w:p>
             <w:pPr>
@@ -14991,19 +14161,11 @@
                 <w:szCs w:val="22"/>
               </w:rPr>
             </w:pPr>
-            <w:r>
-              <w:rPr>
-                <w:rFonts w:asciiTheme="minorHAnsi" w:hAnsiTheme="minorHAnsi" w:cstheme="minorHAnsi"/>
-                <w:sz w:val="22"/>
-                <w:szCs w:val="22"/>
-              </w:rPr>
-              <w:t>Proof of concept</w:t>
-            </w:r>
           </w:p>
         </w:tc>
         <w:tc>
           <w:tcPr>
-            <w:tcW w:w="3240" w:type="dxa"/>
+            <w:tcW w:w="1644" w:type="dxa"/>
           </w:tcPr>
           <w:p>
             <w:pPr>
@@ -15018,10 +14180,540 @@
                 <w:szCs w:val="22"/>
               </w:rPr>
             </w:pPr>
+            <w:r>
+              <w:rPr>
+                <w:rFonts w:asciiTheme="minorHAnsi" w:hAnsiTheme="minorHAnsi" w:cstheme="minorHAnsi"/>
+                <w:sz w:val="22"/>
+                <w:szCs w:val="22"/>
+              </w:rPr>
+              <w:t>Control limit</w:t>
+            </w:r>
+          </w:p>
+        </w:tc>
+        <w:tc>
+          <w:tcPr>
+            <w:tcW w:w="2030" w:type="dxa"/>
+          </w:tcPr>
+          <w:p>
+            <w:pPr>
+              <w:tabs>
+                <w:tab w:val="left" w:pos="9014"/>
+              </w:tabs>
+              <w:spacing w:line="276" w:lineRule="auto"/>
+              <w:jc w:val="both"/>
+              <w:rPr>
+                <w:rFonts w:asciiTheme="minorHAnsi" w:hAnsiTheme="minorHAnsi" w:cstheme="minorHAnsi"/>
+                <w:sz w:val="22"/>
+                <w:szCs w:val="22"/>
+              </w:rPr>
+            </w:pPr>
+            <w:r>
+              <w:rPr>
+                <w:rFonts w:asciiTheme="minorHAnsi" w:hAnsiTheme="minorHAnsi" w:cstheme="minorHAnsi"/>
+                <w:sz w:val="22"/>
+                <w:szCs w:val="22"/>
+              </w:rPr>
+              <w:t xml:space="preserve">Process capability </w:t>
+            </w:r>
+          </w:p>
+        </w:tc>
+        <w:tc>
+          <w:tcPr>
+            <w:tcW w:w="1953" w:type="dxa"/>
+          </w:tcPr>
+          <w:p>
+            <w:pPr>
+              <w:tabs>
+                <w:tab w:val="left" w:pos="9014"/>
+              </w:tabs>
+              <w:spacing w:line="276" w:lineRule="auto"/>
+              <w:jc w:val="both"/>
+              <w:rPr>
+                <w:rFonts w:asciiTheme="minorHAnsi" w:hAnsiTheme="minorHAnsi" w:cstheme="minorHAnsi"/>
+                <w:sz w:val="22"/>
+                <w:szCs w:val="22"/>
+              </w:rPr>
+            </w:pPr>
+            <w:r>
+              <w:rPr>
+                <w:rFonts w:asciiTheme="minorHAnsi" w:hAnsiTheme="minorHAnsi" w:cstheme="minorHAnsi"/>
+                <w:sz w:val="22"/>
+                <w:szCs w:val="22"/>
+              </w:rPr>
+              <w:t>Process capability</w:t>
+            </w:r>
+          </w:p>
+        </w:tc>
+        <w:tc>
+          <w:tcPr>
+            <w:tcW w:w="1739" w:type="dxa"/>
+          </w:tcPr>
+          <w:p>
+            <w:pPr>
+              <w:tabs>
+                <w:tab w:val="left" w:pos="9014"/>
+              </w:tabs>
+              <w:spacing w:line="276" w:lineRule="auto"/>
+              <w:jc w:val="both"/>
+              <w:rPr>
+                <w:rFonts w:asciiTheme="minorHAnsi" w:hAnsiTheme="minorHAnsi" w:cstheme="minorHAnsi"/>
+                <w:sz w:val="22"/>
+                <w:szCs w:val="22"/>
+              </w:rPr>
+            </w:pPr>
+            <w:r>
+              <w:rPr>
+                <w:rFonts w:asciiTheme="minorHAnsi" w:hAnsiTheme="minorHAnsi" w:cstheme="minorHAnsi"/>
+                <w:sz w:val="22"/>
+                <w:szCs w:val="22"/>
+              </w:rPr>
+              <w:t>Control limit</w:t>
+            </w:r>
+          </w:p>
+        </w:tc>
+      </w:tr>
+      <w:tr>
+        <w:tc>
+          <w:tcPr>
+            <w:tcW w:w="1984" w:type="dxa"/>
+          </w:tcPr>
+          <w:p>
+            <w:pPr>
+              <w:tabs>
+                <w:tab w:val="left" w:pos="9014"/>
+              </w:tabs>
+              <w:spacing w:line="276" w:lineRule="auto"/>
+              <w:jc w:val="both"/>
+              <w:rPr>
+                <w:rFonts w:asciiTheme="minorHAnsi" w:hAnsiTheme="minorHAnsi" w:cstheme="minorHAnsi"/>
+                <w:sz w:val="22"/>
+                <w:szCs w:val="22"/>
+              </w:rPr>
+            </w:pPr>
+            <w:r>
+              <w:rPr>
+                <w:rFonts w:asciiTheme="minorHAnsi" w:hAnsiTheme="minorHAnsi" w:cstheme="minorHAnsi"/>
+                <w:sz w:val="22"/>
+                <w:szCs w:val="22"/>
+              </w:rPr>
+              <w:t>pH</w:t>
+            </w:r>
+          </w:p>
+        </w:tc>
+        <w:tc>
+          <w:tcPr>
+            <w:tcW w:w="1644" w:type="dxa"/>
+          </w:tcPr>
+          <w:p>
+            <w:pPr>
+              <w:tabs>
+                <w:tab w:val="left" w:pos="9014"/>
+              </w:tabs>
+              <w:spacing w:line="276" w:lineRule="auto"/>
+              <w:jc w:val="both"/>
+              <w:rPr>
+                <w:rFonts w:asciiTheme="minorHAnsi" w:hAnsiTheme="minorHAnsi" w:cstheme="minorHAnsi"/>
+                <w:sz w:val="22"/>
+                <w:szCs w:val="22"/>
+              </w:rPr>
+            </w:pPr>
+            <w:r>
+              <w:rPr>
+                <w:rFonts w:asciiTheme="minorHAnsi" w:hAnsiTheme="minorHAnsi" w:cstheme="minorHAnsi"/>
+                <w:sz w:val="22"/>
+                <w:szCs w:val="22"/>
+              </w:rPr>
+              <w:t>fail</w:t>
+            </w:r>
+          </w:p>
+        </w:tc>
+        <w:tc>
+          <w:tcPr>
+            <w:tcW w:w="2030" w:type="dxa"/>
+          </w:tcPr>
+          <w:p>
+            <w:pPr>
+              <w:tabs>
+                <w:tab w:val="left" w:pos="9014"/>
+              </w:tabs>
+              <w:spacing w:line="276" w:lineRule="auto"/>
+              <w:jc w:val="both"/>
+              <w:rPr>
+                <w:rFonts w:asciiTheme="minorHAnsi" w:hAnsiTheme="minorHAnsi" w:cstheme="minorHAnsi"/>
+                <w:sz w:val="22"/>
+                <w:szCs w:val="22"/>
+              </w:rPr>
+            </w:pPr>
+            <w:r>
+              <w:rPr>
+                <w:rFonts w:asciiTheme="minorHAnsi" w:hAnsiTheme="minorHAnsi" w:cstheme="minorHAnsi"/>
+                <w:sz w:val="22"/>
+                <w:szCs w:val="22"/>
+              </w:rPr>
+              <w:t>0.7</w:t>
+            </w:r>
+          </w:p>
+        </w:tc>
+        <w:tc>
+          <w:tcPr>
+            <w:tcW w:w="1953" w:type="dxa"/>
+          </w:tcPr>
+          <w:p>
+            <w:pPr>
+              <w:tabs>
+                <w:tab w:val="left" w:pos="9014"/>
+              </w:tabs>
+              <w:spacing w:line="276" w:lineRule="auto"/>
+              <w:jc w:val="both"/>
+              <w:rPr>
+                <w:rFonts w:asciiTheme="minorHAnsi" w:hAnsiTheme="minorHAnsi" w:cstheme="minorHAnsi"/>
+                <w:sz w:val="22"/>
+                <w:szCs w:val="22"/>
+              </w:rPr>
+            </w:pPr>
+            <w:r>
+              <w:rPr>
+                <w:rFonts w:asciiTheme="minorHAnsi" w:hAnsiTheme="minorHAnsi" w:cstheme="minorHAnsi"/>
+                <w:sz w:val="22"/>
+                <w:szCs w:val="22"/>
+              </w:rPr>
+              <w:t>0.41</w:t>
+            </w:r>
+          </w:p>
+        </w:tc>
+        <w:tc>
+          <w:tcPr>
+            <w:tcW w:w="1739" w:type="dxa"/>
+          </w:tcPr>
+          <w:p>
+            <w:pPr>
+              <w:tabs>
+                <w:tab w:val="left" w:pos="9014"/>
+              </w:tabs>
+              <w:spacing w:line="276" w:lineRule="auto"/>
+              <w:jc w:val="both"/>
+              <w:rPr>
+                <w:rFonts w:asciiTheme="minorHAnsi" w:hAnsiTheme="minorHAnsi" w:cstheme="minorHAnsi"/>
+                <w:sz w:val="22"/>
+                <w:szCs w:val="22"/>
+              </w:rPr>
+            </w:pPr>
+            <w:r>
+              <w:rPr>
+                <w:rFonts w:asciiTheme="minorHAnsi" w:hAnsiTheme="minorHAnsi" w:cstheme="minorHAnsi"/>
+                <w:sz w:val="22"/>
+                <w:szCs w:val="22"/>
+              </w:rPr>
+              <w:t>fail</w:t>
+            </w:r>
+          </w:p>
+        </w:tc>
+      </w:tr>
+      <w:tr>
+        <w:tc>
+          <w:tcPr>
+            <w:tcW w:w="1984" w:type="dxa"/>
+          </w:tcPr>
+          <w:p>
+            <w:pPr>
+              <w:tabs>
+                <w:tab w:val="left" w:pos="9014"/>
+              </w:tabs>
+              <w:spacing w:line="276" w:lineRule="auto"/>
+              <w:jc w:val="both"/>
+              <w:rPr>
+                <w:rFonts w:asciiTheme="minorHAnsi" w:hAnsiTheme="minorHAnsi" w:cstheme="minorHAnsi"/>
+                <w:sz w:val="22"/>
+                <w:szCs w:val="22"/>
+              </w:rPr>
+            </w:pPr>
+            <w:r>
+              <w:rPr>
+                <w:rFonts w:asciiTheme="minorHAnsi" w:hAnsiTheme="minorHAnsi" w:cstheme="minorHAnsi"/>
+                <w:sz w:val="22"/>
+                <w:szCs w:val="22"/>
+              </w:rPr>
+              <w:t>Ciprofloxacin content</w:t>
+            </w:r>
+          </w:p>
+        </w:tc>
+        <w:tc>
+          <w:tcPr>
+            <w:tcW w:w="1644" w:type="dxa"/>
+          </w:tcPr>
+          <w:p>
+            <w:pPr>
+              <w:tabs>
+                <w:tab w:val="left" w:pos="9014"/>
+              </w:tabs>
+              <w:spacing w:line="276" w:lineRule="auto"/>
+              <w:jc w:val="both"/>
+              <w:rPr>
+                <w:rFonts w:asciiTheme="minorHAnsi" w:hAnsiTheme="minorHAnsi" w:cstheme="minorHAnsi"/>
+                <w:sz w:val="22"/>
+                <w:szCs w:val="22"/>
+              </w:rPr>
+            </w:pPr>
+            <w:r>
+              <w:rPr>
+                <w:rFonts w:asciiTheme="minorHAnsi" w:hAnsiTheme="minorHAnsi" w:cstheme="minorHAnsi"/>
+                <w:sz w:val="22"/>
+                <w:szCs w:val="22"/>
+              </w:rPr>
+              <w:t>pass</w:t>
+            </w:r>
+          </w:p>
+        </w:tc>
+        <w:tc>
+          <w:tcPr>
+            <w:tcW w:w="2030" w:type="dxa"/>
+          </w:tcPr>
+          <w:p>
+            <w:pPr>
+              <w:tabs>
+                <w:tab w:val="left" w:pos="9014"/>
+              </w:tabs>
+              <w:spacing w:line="276" w:lineRule="auto"/>
+              <w:jc w:val="both"/>
+              <w:rPr>
+                <w:rFonts w:asciiTheme="minorHAnsi" w:hAnsiTheme="minorHAnsi" w:cstheme="minorHAnsi"/>
+                <w:sz w:val="22"/>
+                <w:szCs w:val="22"/>
+              </w:rPr>
+            </w:pPr>
+            <w:r>
+              <w:rPr>
+                <w:rFonts w:asciiTheme="minorHAnsi" w:hAnsiTheme="minorHAnsi" w:cstheme="minorHAnsi"/>
+                <w:sz w:val="22"/>
+                <w:szCs w:val="22"/>
+              </w:rPr>
+              <w:t>1.8</w:t>
+            </w:r>
+          </w:p>
+        </w:tc>
+        <w:tc>
+          <w:tcPr>
+            <w:tcW w:w="1953" w:type="dxa"/>
+          </w:tcPr>
+          <w:p>
+            <w:pPr>
+              <w:tabs>
+                <w:tab w:val="left" w:pos="9014"/>
+              </w:tabs>
+              <w:spacing w:line="276" w:lineRule="auto"/>
+              <w:jc w:val="both"/>
+              <w:rPr>
+                <w:rFonts w:asciiTheme="minorHAnsi" w:hAnsiTheme="minorHAnsi" w:cstheme="minorHAnsi"/>
+                <w:sz w:val="22"/>
+                <w:szCs w:val="22"/>
+              </w:rPr>
+            </w:pPr>
+            <w:r>
+              <w:rPr>
+                <w:rFonts w:asciiTheme="minorHAnsi" w:hAnsiTheme="minorHAnsi" w:cstheme="minorHAnsi"/>
+                <w:sz w:val="22"/>
+                <w:szCs w:val="22"/>
+              </w:rPr>
+              <w:t>0.82</w:t>
+            </w:r>
+          </w:p>
+        </w:tc>
+        <w:tc>
+          <w:tcPr>
+            <w:tcW w:w="1739" w:type="dxa"/>
+          </w:tcPr>
+          <w:p>
+            <w:pPr>
+              <w:tabs>
+                <w:tab w:val="left" w:pos="9014"/>
+              </w:tabs>
+              <w:spacing w:line="276" w:lineRule="auto"/>
+              <w:jc w:val="both"/>
+              <w:rPr>
+                <w:rFonts w:asciiTheme="minorHAnsi" w:hAnsiTheme="minorHAnsi" w:cstheme="minorHAnsi"/>
+                <w:sz w:val="22"/>
+                <w:szCs w:val="22"/>
+              </w:rPr>
+            </w:pPr>
+            <w:r>
+              <w:rPr>
+                <w:rFonts w:asciiTheme="minorHAnsi" w:hAnsiTheme="minorHAnsi" w:cstheme="minorHAnsi"/>
+                <w:sz w:val="22"/>
+                <w:szCs w:val="22"/>
+              </w:rPr>
+              <w:t>fail</w:t>
+            </w:r>
+          </w:p>
+        </w:tc>
+      </w:tr>
+      <w:tr>
+        <w:tc>
+          <w:tcPr>
+            <w:tcW w:w="1984" w:type="dxa"/>
+          </w:tcPr>
+          <w:p>
+            <w:pPr>
+              <w:tabs>
+                <w:tab w:val="left" w:pos="9014"/>
+              </w:tabs>
+              <w:spacing w:line="276" w:lineRule="auto"/>
+              <w:jc w:val="both"/>
+              <w:rPr>
+                <w:rFonts w:asciiTheme="minorHAnsi" w:hAnsiTheme="minorHAnsi" w:cstheme="minorHAnsi"/>
+                <w:sz w:val="22"/>
+                <w:szCs w:val="22"/>
+              </w:rPr>
+            </w:pPr>
+            <w:r>
+              <w:rPr>
+                <w:rFonts w:asciiTheme="minorHAnsi" w:hAnsiTheme="minorHAnsi" w:cstheme="minorHAnsi"/>
+                <w:sz w:val="22"/>
+                <w:szCs w:val="22"/>
+              </w:rPr>
+              <w:t>Sodium Chloride</w:t>
+            </w:r>
+            <w:r>
+              <w:rPr>
+                <w:rFonts w:asciiTheme="minorHAnsi" w:hAnsiTheme="minorHAnsi" w:cstheme="minorHAnsi"/>
+                <w:sz w:val="22"/>
+                <w:szCs w:val="22"/>
+              </w:rPr>
+              <w:t xml:space="preserve"> content</w:t>
+            </w:r>
+          </w:p>
+        </w:tc>
+        <w:tc>
+          <w:tcPr>
+            <w:tcW w:w="1644" w:type="dxa"/>
+          </w:tcPr>
+          <w:p>
+            <w:pPr>
+              <w:tabs>
+                <w:tab w:val="left" w:pos="9014"/>
+              </w:tabs>
+              <w:spacing w:line="276" w:lineRule="auto"/>
+              <w:jc w:val="both"/>
+              <w:rPr>
+                <w:rFonts w:asciiTheme="minorHAnsi" w:hAnsiTheme="minorHAnsi" w:cstheme="minorHAnsi"/>
+                <w:sz w:val="22"/>
+                <w:szCs w:val="22"/>
+              </w:rPr>
+            </w:pPr>
+            <w:r>
+              <w:rPr>
+                <w:rFonts w:asciiTheme="minorHAnsi" w:hAnsiTheme="minorHAnsi" w:cstheme="minorHAnsi"/>
+                <w:sz w:val="22"/>
+                <w:szCs w:val="22"/>
+              </w:rPr>
+              <w:t>pass</w:t>
+            </w:r>
+          </w:p>
+        </w:tc>
+        <w:tc>
+          <w:tcPr>
+            <w:tcW w:w="2030" w:type="dxa"/>
+          </w:tcPr>
+          <w:p>
+            <w:pPr>
+              <w:tabs>
+                <w:tab w:val="left" w:pos="9014"/>
+              </w:tabs>
+              <w:spacing w:line="276" w:lineRule="auto"/>
+              <w:jc w:val="both"/>
+              <w:rPr>
+                <w:rFonts w:asciiTheme="minorHAnsi" w:hAnsiTheme="minorHAnsi" w:cstheme="minorHAnsi"/>
+                <w:sz w:val="22"/>
+                <w:szCs w:val="22"/>
+              </w:rPr>
+            </w:pPr>
+            <w:r>
+              <w:rPr>
+                <w:rFonts w:asciiTheme="minorHAnsi" w:hAnsiTheme="minorHAnsi" w:cstheme="minorHAnsi"/>
+                <w:sz w:val="22"/>
+                <w:szCs w:val="22"/>
+              </w:rPr>
+              <w:t>1.92</w:t>
+            </w:r>
+          </w:p>
+        </w:tc>
+        <w:tc>
+          <w:tcPr>
+            <w:tcW w:w="1953" w:type="dxa"/>
+          </w:tcPr>
+          <w:p>
+            <w:pPr>
+              <w:tabs>
+                <w:tab w:val="left" w:pos="9014"/>
+              </w:tabs>
+              <w:spacing w:line="276" w:lineRule="auto"/>
+              <w:jc w:val="both"/>
+              <w:rPr>
+                <w:rFonts w:asciiTheme="minorHAnsi" w:hAnsiTheme="minorHAnsi" w:cstheme="minorHAnsi"/>
+                <w:sz w:val="22"/>
+                <w:szCs w:val="22"/>
+              </w:rPr>
+            </w:pPr>
+            <w:r>
+              <w:rPr>
+                <w:rFonts w:asciiTheme="minorHAnsi" w:hAnsiTheme="minorHAnsi" w:cstheme="minorHAnsi"/>
+                <w:sz w:val="22"/>
+                <w:szCs w:val="22"/>
+              </w:rPr>
+              <w:t>1.</w:t>
+            </w:r>
+            <w:r>
+              <w:rPr>
+                <w:rFonts w:asciiTheme="minorHAnsi" w:hAnsiTheme="minorHAnsi" w:cstheme="minorHAnsi"/>
+                <w:sz w:val="22"/>
+                <w:szCs w:val="22"/>
+              </w:rPr>
+              <w:t>19</w:t>
+            </w:r>
+          </w:p>
+        </w:tc>
+        <w:tc>
+          <w:tcPr>
+            <w:tcW w:w="1739" w:type="dxa"/>
+          </w:tcPr>
+          <w:p>
+            <w:pPr>
+              <w:tabs>
+                <w:tab w:val="left" w:pos="9014"/>
+              </w:tabs>
+              <w:spacing w:line="276" w:lineRule="auto"/>
+              <w:jc w:val="both"/>
+              <w:rPr>
+                <w:rFonts w:asciiTheme="minorHAnsi" w:hAnsiTheme="minorHAnsi" w:cstheme="minorHAnsi"/>
+                <w:sz w:val="22"/>
+                <w:szCs w:val="22"/>
+              </w:rPr>
+            </w:pPr>
+            <w:r>
+              <w:rPr>
+                <w:rFonts w:asciiTheme="minorHAnsi" w:hAnsiTheme="minorHAnsi" w:cstheme="minorHAnsi"/>
+                <w:sz w:val="22"/>
+                <w:szCs w:val="22"/>
+              </w:rPr>
+              <w:t>pass</w:t>
+            </w:r>
           </w:p>
         </w:tc>
       </w:tr>
     </w:tbl>
+    <w:p>
+      <w:pPr>
+        <w:tabs>
+          <w:tab w:val="left" w:pos="9014"/>
+        </w:tabs>
+        <w:spacing w:line="276" w:lineRule="auto"/>
+        <w:jc w:val="both"/>
+        <w:rPr>
+          <w:rFonts w:asciiTheme="minorHAnsi" w:hAnsiTheme="minorHAnsi" w:cstheme="minorHAnsi"/>
+          <w:sz w:val="22"/>
+          <w:szCs w:val="22"/>
+        </w:rPr>
+      </w:pPr>
+    </w:p>
     <w:p>
       <w:pPr>
         <w:tabs>
@@ -15410,6 +15102,7 @@
           <w:sz w:val="22"/>
           <w:szCs w:val="22"/>
         </w:rPr>
+        <w:lastRenderedPageBreak/>
         <w:t>There was no batch failure obser</w:t>
       </w:r>
       <w:r>
@@ -15609,7 +15302,6 @@
           <w:sz w:val="22"/>
           <w:szCs w:val="22"/>
         </w:rPr>
-        <w:lastRenderedPageBreak/>
         <w:t>3.6.1</w:t>
       </w:r>
       <w:r>
@@ -15779,25 +15471,7 @@
           <w:sz w:val="22"/>
           <w:szCs w:val="22"/>
         </w:rPr>
-        <w:t xml:space="preserve">The results of the real-time and accelerated stability monitoring program of all the commercial batches carried out showed consistency of all Critical Quality Attributes (CQAs). The product’s Critical Quality Attributes (CQAs) like pH, Assay, Appearance, </w:t>
-      </w:r>
-      <w:proofErr w:type="spellStart"/>
-      <w:r>
-        <w:rPr>
-          <w:rFonts w:asciiTheme="minorHAnsi" w:hAnsiTheme="minorHAnsi" w:cstheme="minorHAnsi"/>
-          <w:sz w:val="22"/>
-          <w:szCs w:val="22"/>
-        </w:rPr>
-        <w:t>Pyrogenicity</w:t>
-      </w:r>
-      <w:proofErr w:type="spellEnd"/>
-      <w:r>
-        <w:rPr>
-          <w:rFonts w:asciiTheme="minorHAnsi" w:hAnsiTheme="minorHAnsi" w:cstheme="minorHAnsi"/>
-          <w:sz w:val="22"/>
-          <w:szCs w:val="22"/>
-        </w:rPr>
-        <w:t xml:space="preserve"> and Sterility are all found to be within the set specifications in conformity with the limits of the pharmacopeia. The stability report is attached for reference</w:t>
+        <w:t>The results of the real-time and accelerated stability monitoring program of all the commercial batches carried out showed consistency of all Critical Quality Attributes (CQAs). The product’s Critical Quality Attributes (CQAs) like pH, Assay, Appearance, Pyrogenicity and Sterility are all found to be within the set specifications in conformity with the limits of the pharmacopeia. The stability report is attached for reference</w:t>
       </w:r>
       <w:r>
         <w:rPr>
@@ -16225,6 +15899,7 @@
           <w:sz w:val="22"/>
           <w:szCs w:val="22"/>
         </w:rPr>
+        <w:lastRenderedPageBreak/>
         <w:t xml:space="preserve">      There is no salvaging of goods for the period of </w:t>
       </w:r>
       <w:r>
@@ -16308,25 +15983,7 @@
           <w:sz w:val="22"/>
           <w:szCs w:val="22"/>
         </w:rPr>
-        <w:t xml:space="preserve">No critical, major or minor deviations have been observed during the year under review. As such, no noteworthy corrective action was necessary. Few observed deviations during the year under review fall under the category of Others, which has to do with </w:t>
-      </w:r>
-      <w:proofErr w:type="spellStart"/>
-      <w:r>
-        <w:rPr>
-          <w:rFonts w:asciiTheme="minorHAnsi" w:hAnsiTheme="minorHAnsi" w:cstheme="minorHAnsi"/>
-          <w:sz w:val="22"/>
-          <w:szCs w:val="22"/>
-        </w:rPr>
-        <w:t>colour</w:t>
-      </w:r>
-      <w:proofErr w:type="spellEnd"/>
-      <w:r>
-        <w:rPr>
-          <w:rFonts w:asciiTheme="minorHAnsi" w:hAnsiTheme="minorHAnsi" w:cstheme="minorHAnsi"/>
-          <w:sz w:val="22"/>
-          <w:szCs w:val="22"/>
-        </w:rPr>
-        <w:t xml:space="preserve"> or print on tertiary packaging.</w:t>
+        <w:t>No critical, major or minor deviations have been observed during the year under review. As such, no noteworthy corrective action was necessary. Few observed deviations during the year under review fall under the category of Others, which has to do with colour or print on tertiary packaging.</w:t>
       </w:r>
     </w:p>
     <w:p>
@@ -16374,7 +16031,6 @@
           <w:sz w:val="22"/>
           <w:szCs w:val="22"/>
         </w:rPr>
-        <w:lastRenderedPageBreak/>
         <w:t>VALIDATED ANALYTICAL AND MANUFACTURING PROCEDURES</w:t>
       </w:r>
     </w:p>
@@ -16717,43 +16373,7 @@
           <w:sz w:val="22"/>
           <w:szCs w:val="22"/>
         </w:rPr>
-        <w:t>Bacterial endotoxin tests (</w:t>
-      </w:r>
-      <w:proofErr w:type="spellStart"/>
-      <w:r>
-        <w:rPr>
-          <w:rFonts w:asciiTheme="minorHAnsi" w:hAnsiTheme="minorHAnsi" w:cstheme="minorHAnsi"/>
-          <w:sz w:val="22"/>
-          <w:szCs w:val="22"/>
-        </w:rPr>
-        <w:t>Pyrogen</w:t>
-      </w:r>
-      <w:proofErr w:type="spellEnd"/>
-      <w:r>
-        <w:rPr>
-          <w:rFonts w:asciiTheme="minorHAnsi" w:hAnsiTheme="minorHAnsi" w:cstheme="minorHAnsi"/>
-          <w:sz w:val="22"/>
-          <w:szCs w:val="22"/>
-        </w:rPr>
-        <w:t xml:space="preserve"> and Limulus </w:t>
-      </w:r>
-      <w:proofErr w:type="spellStart"/>
-      <w:r>
-        <w:rPr>
-          <w:rFonts w:asciiTheme="minorHAnsi" w:hAnsiTheme="minorHAnsi" w:cstheme="minorHAnsi"/>
-          <w:sz w:val="22"/>
-          <w:szCs w:val="22"/>
-        </w:rPr>
-        <w:t>Amoebocyte</w:t>
-      </w:r>
-      <w:proofErr w:type="spellEnd"/>
-      <w:r>
-        <w:rPr>
-          <w:rFonts w:asciiTheme="minorHAnsi" w:hAnsiTheme="minorHAnsi" w:cstheme="minorHAnsi"/>
-          <w:sz w:val="22"/>
-          <w:szCs w:val="22"/>
-        </w:rPr>
-        <w:t xml:space="preserve"> Lysate)</w:t>
+        <w:t>Bacterial endotoxin tests (Pyrogen and Limulus Amoebocyte Lysate)</w:t>
       </w:r>
     </w:p>
     <w:p>
@@ -16992,6 +16612,7 @@
           <w:szCs w:val="22"/>
           <w:lang w:val="fr-FR"/>
         </w:rPr>
+        <w:lastRenderedPageBreak/>
         <w:t>Environmental</w:t>
       </w:r>
       <w:proofErr w:type="spellEnd"/>
@@ -17017,7 +16638,6 @@
           <w:lang w:val="fr-FR"/>
         </w:rPr>
       </w:pPr>
-      <w:proofErr w:type="spellStart"/>
       <w:r>
         <w:rPr>
           <w:rFonts w:asciiTheme="minorHAnsi" w:eastAsiaTheme="minorHAnsi" w:hAnsiTheme="minorHAnsi" w:cstheme="minorHAnsi"/>
@@ -17025,37 +16645,7 @@
           <w:szCs w:val="22"/>
           <w:lang w:val="fr-FR"/>
         </w:rPr>
-        <w:t>Std</w:t>
-      </w:r>
-      <w:proofErr w:type="spellEnd"/>
-      <w:r>
-        <w:rPr>
-          <w:rFonts w:asciiTheme="minorHAnsi" w:eastAsiaTheme="minorHAnsi" w:hAnsiTheme="minorHAnsi" w:cstheme="minorHAnsi"/>
-          <w:sz w:val="22"/>
-          <w:szCs w:val="22"/>
-          <w:lang w:val="fr-FR"/>
-        </w:rPr>
-        <w:t xml:space="preserve"> </w:t>
-      </w:r>
-      <w:proofErr w:type="spellStart"/>
-      <w:r>
-        <w:rPr>
-          <w:rFonts w:asciiTheme="minorHAnsi" w:eastAsiaTheme="minorHAnsi" w:hAnsiTheme="minorHAnsi" w:cstheme="minorHAnsi"/>
-          <w:sz w:val="22"/>
-          <w:szCs w:val="22"/>
-          <w:lang w:val="fr-FR"/>
-        </w:rPr>
-        <w:t>Temp</w:t>
-      </w:r>
-      <w:proofErr w:type="spellEnd"/>
-      <w:r>
-        <w:rPr>
-          <w:rFonts w:asciiTheme="minorHAnsi" w:eastAsiaTheme="minorHAnsi" w:hAnsiTheme="minorHAnsi" w:cstheme="minorHAnsi"/>
-          <w:sz w:val="22"/>
-          <w:szCs w:val="22"/>
-          <w:lang w:val="fr-FR"/>
-        </w:rPr>
-        <w:t>. : 25±2°C</w:t>
+        <w:t>Std Temp. : 25±2°C</w:t>
       </w:r>
     </w:p>
     <w:p>
@@ -17435,29 +17025,7 @@
           <w:sz w:val="22"/>
           <w:szCs w:val="22"/>
         </w:rPr>
-        <w:t xml:space="preserve">of </w:t>
-      </w:r>
-      <w:proofErr w:type="spellStart"/>
-      <w:r>
-        <w:rPr>
-          <w:rFonts w:asciiTheme="minorHAnsi" w:hAnsiTheme="minorHAnsi" w:cstheme="minorHAnsi"/>
-          <w:bCs/>
-          <w:color w:val="000000"/>
-          <w:sz w:val="22"/>
-          <w:szCs w:val="22"/>
-        </w:rPr>
-        <w:t>Bioflex</w:t>
-      </w:r>
-      <w:proofErr w:type="spellEnd"/>
-      <w:r>
-        <w:rPr>
-          <w:rFonts w:asciiTheme="minorHAnsi" w:hAnsiTheme="minorHAnsi" w:cstheme="minorHAnsi"/>
-          <w:bCs/>
-          <w:color w:val="000000"/>
-          <w:sz w:val="22"/>
-          <w:szCs w:val="22"/>
-        </w:rPr>
-        <w:t xml:space="preserve"> Ciprofloxacin</w:t>
+        <w:t>of Bioflex Ciprofloxacin</w:t>
       </w:r>
       <w:r>
         <w:rPr>
@@ -17544,27 +17112,7 @@
           <w:sz w:val="22"/>
           <w:szCs w:val="22"/>
         </w:rPr>
-        <w:t xml:space="preserve">The reports of clinical and therapeutic performance of the products from major health institutions across the nation have proven the product to be safe and efficacious. No adverse reaction has been reported, no report of product contamination nor </w:t>
-      </w:r>
-      <w:proofErr w:type="spellStart"/>
-      <w:r>
-        <w:rPr>
-          <w:rFonts w:asciiTheme="minorHAnsi" w:hAnsiTheme="minorHAnsi" w:cstheme="minorHAnsi"/>
-          <w:bCs/>
-          <w:sz w:val="22"/>
-          <w:szCs w:val="22"/>
-        </w:rPr>
-        <w:t>pyrogenicity</w:t>
-      </w:r>
-      <w:proofErr w:type="spellEnd"/>
-      <w:r>
-        <w:rPr>
-          <w:rFonts w:asciiTheme="minorHAnsi" w:hAnsiTheme="minorHAnsi" w:cstheme="minorHAnsi"/>
-          <w:bCs/>
-          <w:sz w:val="22"/>
-          <w:szCs w:val="22"/>
-        </w:rPr>
-        <w:t xml:space="preserve"> has been reported with the product within the year under revi</w:t>
+        <w:t>The reports of clinical and therapeutic performance of the products from major health institutions across the nation have proven the product to be safe and efficacious. No adverse reaction has been reported, no report of product contamination nor pyrogenicity has been reported with the product within the year under revi</w:t>
       </w:r>
       <w:r>
         <w:rPr>
@@ -17646,15 +17194,12 @@
     </w:p>
     <w:p>
       <w:pPr>
+        <w:pStyle w:val="NormalWeb"/>
         <w:jc w:val="both"/>
         <w:rPr>
           <w:rFonts w:asciiTheme="minorHAnsi" w:hAnsiTheme="minorHAnsi" w:cstheme="minorHAnsi"/>
-          <w:b/>
-          <w:bCs/>
-          <w:noProof/>
-          <w:sz w:val="22"/>
-          <w:szCs w:val="22"/>
-          <w:highlight w:val="yellow"/>
+          <w:sz w:val="22"/>
+          <w:szCs w:val="22"/>
         </w:rPr>
       </w:pPr>
       <w:r>
@@ -17662,220 +17207,169 @@
           <w:rFonts w:asciiTheme="minorHAnsi" w:hAnsiTheme="minorHAnsi" w:cstheme="minorHAnsi"/>
           <w:sz w:val="22"/>
           <w:szCs w:val="22"/>
-          <w:highlight w:val="yellow"/>
-        </w:rPr>
-        <w:t xml:space="preserve">The statistical analysis of the process parameters for the intermediate and finished products indicates that the </w:t>
+        </w:rPr>
+        <w:t>Process capability analysis of critical quality attributes indicates</w:t>
       </w:r>
       <w:r>
         <w:rPr>
-          <w:rStyle w:val="Strong"/>
-          <w:rFonts w:asciiTheme="minorHAnsi" w:hAnsiTheme="minorHAnsi" w:cstheme="minorHAnsi"/>
-          <w:b w:val="0"/>
-          <w:bCs w:val="0"/>
-          <w:sz w:val="22"/>
-          <w:szCs w:val="22"/>
-          <w:highlight w:val="yellow"/>
-        </w:rPr>
-        <w:t>manufacturing process is capable of consistently meeting specification limits</w:t>
+          <w:rFonts w:asciiTheme="minorHAnsi" w:hAnsiTheme="minorHAnsi" w:cstheme="minorHAnsi"/>
+          <w:sz w:val="22"/>
+          <w:szCs w:val="22"/>
+        </w:rPr>
+        <w:t xml:space="preserve"> heightened </w:t>
       </w:r>
       <w:r>
         <w:rPr>
           <w:rFonts w:asciiTheme="minorHAnsi" w:hAnsiTheme="minorHAnsi" w:cstheme="minorHAnsi"/>
           <w:sz w:val="22"/>
           <w:szCs w:val="22"/>
-          <w:highlight w:val="yellow"/>
-        </w:rPr>
-        <w:t xml:space="preserve">, but several </w:t>
+        </w:rPr>
+        <w:t>var</w:t>
       </w:r>
       <w:r>
         <w:rPr>
-          <w:rStyle w:val="Strong"/>
-          <w:rFonts w:asciiTheme="minorHAnsi" w:hAnsiTheme="minorHAnsi" w:cstheme="minorHAnsi"/>
-          <w:b w:val="0"/>
-          <w:bCs w:val="0"/>
-          <w:sz w:val="22"/>
-          <w:szCs w:val="22"/>
-          <w:highlight w:val="yellow"/>
-        </w:rPr>
-        <w:t>Critical Quality Attributes (CQAs)</w:t>
+          <w:rFonts w:asciiTheme="minorHAnsi" w:hAnsiTheme="minorHAnsi" w:cstheme="minorHAnsi"/>
+          <w:sz w:val="22"/>
+          <w:szCs w:val="22"/>
+        </w:rPr>
+        <w:t>iability</w:t>
       </w:r>
       <w:r>
         <w:rPr>
           <w:rFonts w:asciiTheme="minorHAnsi" w:hAnsiTheme="minorHAnsi" w:cstheme="minorHAnsi"/>
           <w:sz w:val="22"/>
           <w:szCs w:val="22"/>
-          <w:highlight w:val="yellow"/>
-        </w:rPr>
-        <w:t xml:space="preserve"> fall below the minimum acceptable capability threshold (</w:t>
-      </w:r>
-      <w:proofErr w:type="spellStart"/>
-      <w:r>
-        <w:rPr>
-          <w:rStyle w:val="Strong"/>
-          <w:rFonts w:asciiTheme="minorHAnsi" w:hAnsiTheme="minorHAnsi" w:cstheme="minorHAnsi"/>
-          <w:b w:val="0"/>
-          <w:bCs w:val="0"/>
-          <w:sz w:val="22"/>
-          <w:szCs w:val="22"/>
-          <w:highlight w:val="yellow"/>
-        </w:rPr>
-        <w:t>Cpk</w:t>
-      </w:r>
-      <w:proofErr w:type="spellEnd"/>
-      <w:r>
-        <w:rPr>
-          <w:rStyle w:val="Strong"/>
-          <w:rFonts w:asciiTheme="minorHAnsi" w:hAnsiTheme="minorHAnsi" w:cstheme="minorHAnsi"/>
-          <w:b w:val="0"/>
-          <w:bCs w:val="0"/>
-          <w:sz w:val="22"/>
-          <w:szCs w:val="22"/>
-          <w:highlight w:val="yellow"/>
-        </w:rPr>
-        <w:t xml:space="preserve"> ≥1.33</w:t>
-      </w:r>
-      <w:r>
-        <w:rPr>
-          <w:rFonts w:asciiTheme="minorHAnsi" w:hAnsiTheme="minorHAnsi" w:cstheme="minorHAnsi"/>
-          <w:sz w:val="22"/>
-          <w:szCs w:val="22"/>
-          <w:highlight w:val="yellow"/>
-        </w:rPr>
-        <w:t>).</w:t>
+        </w:rPr>
+        <w:t xml:space="preserve"> levels of control across different stages of the manufacturing process.</w:t>
       </w:r>
     </w:p>
     <w:p>
       <w:pPr>
-        <w:pStyle w:val="NormalWeb"/>
         <w:numPr>
           <w:ilvl w:val="0"/>
-          <w:numId w:val="27"/>
+          <w:numId w:val="30"/>
         </w:numPr>
+        <w:spacing w:before="100" w:beforeAutospacing="1" w:after="100" w:afterAutospacing="1"/>
         <w:jc w:val="both"/>
         <w:rPr>
           <w:rFonts w:asciiTheme="minorHAnsi" w:hAnsiTheme="minorHAnsi" w:cstheme="minorHAnsi"/>
           <w:sz w:val="22"/>
           <w:szCs w:val="22"/>
-          <w:highlight w:val="yellow"/>
         </w:rPr>
       </w:pPr>
       <w:r>
         <w:rPr>
           <w:rStyle w:val="Strong"/>
           <w:rFonts w:asciiTheme="minorHAnsi" w:hAnsiTheme="minorHAnsi" w:cstheme="minorHAnsi"/>
-          <w:b w:val="0"/>
-          <w:bCs w:val="0"/>
-          <w:sz w:val="22"/>
-          <w:szCs w:val="22"/>
-          <w:highlight w:val="yellow"/>
-        </w:rPr>
-        <w:t>Intermediate stage</w:t>
+          <w:sz w:val="22"/>
+          <w:szCs w:val="22"/>
+        </w:rPr>
+        <w:t>Sodium chloride content</w:t>
       </w:r>
       <w:r>
         <w:rPr>
           <w:rFonts w:asciiTheme="minorHAnsi" w:hAnsiTheme="minorHAnsi" w:cstheme="minorHAnsi"/>
           <w:sz w:val="22"/>
           <w:szCs w:val="22"/>
-          <w:highlight w:val="yellow"/>
-        </w:rPr>
-        <w:t>:</w:t>
+        </w:rPr>
+        <w:t xml:space="preserve"> demonstrates consistent and acceptable process capability at both intermediate and finished product stages, confirming robust control of this parameter. </w:t>
       </w:r>
     </w:p>
     <w:p>
       <w:pPr>
-        <w:pStyle w:val="NormalWeb"/>
         <w:numPr>
           <w:ilvl w:val="0"/>
-          <w:numId w:val="27"/>
+          <w:numId w:val="30"/>
         </w:numPr>
+        <w:spacing w:before="100" w:beforeAutospacing="1" w:after="100" w:afterAutospacing="1"/>
         <w:jc w:val="both"/>
         <w:rPr>
           <w:rFonts w:asciiTheme="minorHAnsi" w:hAnsiTheme="minorHAnsi" w:cstheme="minorHAnsi"/>
           <w:sz w:val="22"/>
           <w:szCs w:val="22"/>
-          <w:highlight w:val="yellow"/>
         </w:rPr>
       </w:pPr>
       <w:r>
         <w:rPr>
           <w:rStyle w:val="Strong"/>
           <w:rFonts w:asciiTheme="minorHAnsi" w:hAnsiTheme="minorHAnsi" w:cstheme="minorHAnsi"/>
-          <w:b w:val="0"/>
-          <w:bCs w:val="0"/>
-          <w:sz w:val="22"/>
-          <w:szCs w:val="22"/>
-          <w:highlight w:val="yellow"/>
-        </w:rPr>
-        <w:t>Finished product</w:t>
+          <w:sz w:val="22"/>
+          <w:szCs w:val="22"/>
+        </w:rPr>
+        <w:t>Ciprofloxacin content</w:t>
       </w:r>
       <w:r>
         <w:rPr>
           <w:rFonts w:asciiTheme="minorHAnsi" w:hAnsiTheme="minorHAnsi" w:cstheme="minorHAnsi"/>
           <w:sz w:val="22"/>
           <w:szCs w:val="22"/>
-          <w:highlight w:val="yellow"/>
-        </w:rPr>
-        <w:t>:</w:t>
+        </w:rPr>
+        <w:t xml:space="preserve"> shows strong capability at the intermediate stage, indicating adequate control during dispensing and solution preparation. However, reduced capability at the finished </w:t>
+      </w:r>
+      <w:r>
+        <w:rPr>
+          <w:rFonts w:asciiTheme="minorHAnsi" w:hAnsiTheme="minorHAnsi" w:cstheme="minorHAnsi"/>
+          <w:sz w:val="22"/>
+          <w:szCs w:val="22"/>
+        </w:rPr>
+        <w:lastRenderedPageBreak/>
+        <w:t xml:space="preserve">product stage suggests increased variability during downstream processing steps. This may be influenced by process conditions such as sterilization or product </w:t>
+      </w:r>
+      <w:proofErr w:type="gramStart"/>
+      <w:r>
+        <w:rPr>
+          <w:rFonts w:asciiTheme="minorHAnsi" w:hAnsiTheme="minorHAnsi" w:cstheme="minorHAnsi"/>
+          <w:sz w:val="22"/>
+          <w:szCs w:val="22"/>
+        </w:rPr>
+        <w:t>handling, and</w:t>
+      </w:r>
+      <w:proofErr w:type="gramEnd"/>
+      <w:r>
+        <w:rPr>
+          <w:rFonts w:asciiTheme="minorHAnsi" w:hAnsiTheme="minorHAnsi" w:cstheme="minorHAnsi"/>
+          <w:sz w:val="22"/>
+          <w:szCs w:val="22"/>
+        </w:rPr>
+        <w:t xml:space="preserve"> will require continued monitoring. </w:t>
       </w:r>
     </w:p>
     <w:p>
       <w:pPr>
-        <w:pStyle w:val="NormalWeb"/>
+        <w:numPr>
+          <w:ilvl w:val="0"/>
+          <w:numId w:val="30"/>
+        </w:numPr>
+        <w:spacing w:before="100" w:beforeAutospacing="1" w:after="100" w:afterAutospacing="1"/>
         <w:jc w:val="both"/>
         <w:rPr>
           <w:rFonts w:asciiTheme="minorHAnsi" w:hAnsiTheme="minorHAnsi" w:cstheme="minorHAnsi"/>
           <w:sz w:val="22"/>
           <w:szCs w:val="22"/>
-          <w:highlight w:val="yellow"/>
         </w:rPr>
       </w:pPr>
       <w:r>
         <w:rPr>
-          <w:rFonts w:asciiTheme="minorHAnsi" w:hAnsiTheme="minorHAnsi" w:cstheme="minorHAnsi"/>
-          <w:sz w:val="22"/>
-          <w:szCs w:val="22"/>
-          <w:highlight w:val="yellow"/>
-        </w:rPr>
-        <w:t xml:space="preserve">In line with </w:t>
-      </w:r>
-      <w:proofErr w:type="spellStart"/>
-      <w:r>
-        <w:rPr>
           <w:rStyle w:val="Strong"/>
           <w:rFonts w:asciiTheme="minorHAnsi" w:hAnsiTheme="minorHAnsi" w:cstheme="minorHAnsi"/>
-          <w:b w:val="0"/>
-          <w:bCs w:val="0"/>
-          <w:sz w:val="22"/>
-          <w:szCs w:val="22"/>
-          <w:highlight w:val="yellow"/>
-        </w:rPr>
-        <w:t>cGMP</w:t>
-      </w:r>
-      <w:proofErr w:type="spellEnd"/>
-      <w:r>
-        <w:rPr>
-          <w:rStyle w:val="Strong"/>
-          <w:rFonts w:asciiTheme="minorHAnsi" w:hAnsiTheme="minorHAnsi" w:cstheme="minorHAnsi"/>
-          <w:b w:val="0"/>
-          <w:bCs w:val="0"/>
-          <w:sz w:val="22"/>
-          <w:szCs w:val="22"/>
-          <w:highlight w:val="yellow"/>
-        </w:rPr>
-        <w:t xml:space="preserve"> and ICH expectations</w:t>
+          <w:sz w:val="22"/>
+          <w:szCs w:val="22"/>
+        </w:rPr>
+        <w:t>pH</w:t>
       </w:r>
       <w:r>
         <w:rPr>
           <w:rFonts w:asciiTheme="minorHAnsi" w:hAnsiTheme="minorHAnsi" w:cstheme="minorHAnsi"/>
           <w:sz w:val="22"/>
           <w:szCs w:val="22"/>
-          <w:highlight w:val="yellow"/>
-        </w:rPr>
-        <w:t>:</w:t>
+        </w:rPr>
+        <w:t xml:space="preserve"> exhibits low process capability at both intermediate and finished stages, with values below acceptable thresholds, indicating significant process variability. The observed trend suggests that the process is sensitive to factors influencing pH, potentially including raw material variability, solution preparation conditions, or thermal effects during sterilization. </w:t>
       </w:r>
     </w:p>
     <w:p>
       <w:pPr>
+        <w:pStyle w:val="NormalWeb"/>
+        <w:jc w:val="both"/>
         <w:rPr>
           <w:rFonts w:asciiTheme="minorHAnsi" w:hAnsiTheme="minorHAnsi" w:cstheme="minorHAnsi"/>
           <w:sz w:val="22"/>
@@ -17887,26 +17381,32 @@
           <w:rFonts w:asciiTheme="minorHAnsi" w:hAnsiTheme="minorHAnsi" w:cstheme="minorHAnsi"/>
           <w:sz w:val="22"/>
           <w:szCs w:val="22"/>
-          <w:highlight w:val="yellow"/>
-        </w:rPr>
-        <w:t>Action Plan</w:t>
+        </w:rPr>
+        <w:t>Despite these observations, all batches produced during the review period complied with established specification limits for all tested parameters, and no out-of-specification results were recorded.</w:t>
       </w:r>
-      <w:bookmarkStart w:id="5" w:name="_GoBack"/>
-      <w:bookmarkEnd w:id="5"/>
     </w:p>
     <w:p>
       <w:pPr>
+        <w:pStyle w:val="NormalWeb"/>
         <w:jc w:val="both"/>
         <w:rPr>
           <w:rFonts w:asciiTheme="minorHAnsi" w:hAnsiTheme="minorHAnsi" w:cstheme="minorHAnsi"/>
           <w:sz w:val="22"/>
           <w:szCs w:val="22"/>
-          <w:lang w:val="en-GB"/>
-        </w:rPr>
-      </w:pPr>
+        </w:rPr>
+      </w:pPr>
+      <w:r>
+        <w:rPr>
+          <w:rFonts w:asciiTheme="minorHAnsi" w:hAnsiTheme="minorHAnsi" w:cstheme="minorHAnsi"/>
+          <w:sz w:val="22"/>
+          <w:szCs w:val="22"/>
+        </w:rPr>
+        <w:t>The variability observed in pH and finished product ciprofloxacin content will be subject to enhanced trending and monitoring under the ongoing process verification program. Further evaluation may be undertaken to identify opportunities for improved process control, particularly in stages influencing pH stability and assay consistency.</w:t>
+      </w:r>
     </w:p>
     <w:p>
       <w:pPr>
+        <w:pStyle w:val="NormalWeb"/>
         <w:jc w:val="both"/>
         <w:rPr>
           <w:rFonts w:asciiTheme="minorHAnsi" w:hAnsiTheme="minorHAnsi" w:cstheme="minorHAnsi"/>
@@ -17914,10 +17414,28 @@
           <w:szCs w:val="22"/>
         </w:rPr>
       </w:pPr>
+      <w:r>
+        <w:rPr>
+          <w:rFonts w:asciiTheme="minorHAnsi" w:hAnsiTheme="minorHAnsi" w:cstheme="minorHAnsi"/>
+          <w:sz w:val="22"/>
+          <w:szCs w:val="22"/>
+        </w:rPr>
+        <w:t>At present, the overall manufacturing process remains capable of producing product meeting predefined quality specifications and is considered acceptable for continued routine production.</w:t>
+      </w:r>
     </w:p>
-    <w:p/>
-    <w:p/>
-    <w:p/>
+    <w:p>
+      <w:pPr>
+        <w:jc w:val="both"/>
+        <w:rPr>
+          <w:rFonts w:asciiTheme="minorHAnsi" w:hAnsiTheme="minorHAnsi" w:cstheme="minorHAnsi"/>
+          <w:b/>
+          <w:bCs/>
+          <w:sz w:val="22"/>
+          <w:szCs w:val="22"/>
+          <w:lang w:val="en-GB"/>
+        </w:rPr>
+      </w:pPr>
+    </w:p>
     <w:sectPr>
       <w:pgSz w:w="12240" w:h="15840"/>
       <w:pgMar w:top="1440" w:right="1440" w:bottom="1440" w:left="1440" w:header="720" w:footer="720" w:gutter="0"/>
@@ -17929,7 +17447,7 @@
 </file>
 
 <file path=word/endnotes.xml><?xml version="1.0" encoding="utf-8"?>
-<w:endnotes xmlns:wpc="http://schemas.microsoft.com/office/word/2010/wordprocessingCanvas" xmlns:mc="http://schemas.openxmlformats.org/markup-compatibility/2006" xmlns:o="urn:schemas-microsoft-com:office:office" xmlns:r="http://schemas.openxmlformats.org/officeDocument/2006/relationships" xmlns:m="http://schemas.openxmlformats.org/officeDocument/2006/math" xmlns:v="urn:schemas-microsoft-com:vml" xmlns:wp14="http://schemas.microsoft.com/office/word/2010/wordprocessingDrawing" xmlns:wp="http://schemas.openxmlformats.org/drawingml/2006/wordprocessingDrawing" xmlns:w10="urn:schemas-microsoft-com:office:word" xmlns:w="http://schemas.openxmlformats.org/wordprocessingml/2006/main" xmlns:w14="http://schemas.microsoft.com/office/word/2010/wordml" xmlns:w15="http://schemas.microsoft.com/office/word/2012/wordml" xmlns:wpg="http://schemas.microsoft.com/office/word/2010/wordprocessingGroup" xmlns:wpi="http://schemas.microsoft.com/office/word/2010/wordprocessingInk" xmlns:wne="http://schemas.microsoft.com/office/word/2006/wordml" xmlns:wps="http://schemas.microsoft.com/office/word/2010/wordprocessingShape" mc:Ignorable="w14 w15 wp14">
+<w:endnotes xmlns:wpc="http://schemas.microsoft.com/office/word/2010/wordprocessingCanvas" xmlns:cx="http://schemas.microsoft.com/office/drawing/2014/chartex" xmlns:cx1="http://schemas.microsoft.com/office/drawing/2015/9/8/chartex" xmlns:cx2="http://schemas.microsoft.com/office/drawing/2015/10/21/chartex" xmlns:cx3="http://schemas.microsoft.com/office/drawing/2016/5/9/chartex" xmlns:cx4="http://schemas.microsoft.com/office/drawing/2016/5/10/chartex" xmlns:cx5="http://schemas.microsoft.com/office/drawing/2016/5/11/chartex" xmlns:cx6="http://schemas.microsoft.com/office/drawing/2016/5/12/chartex" xmlns:cx7="http://schemas.microsoft.com/office/drawing/2016/5/13/chartex" xmlns:cx8="http://schemas.microsoft.com/office/drawing/2016/5/14/chartex" xmlns:mc="http://schemas.openxmlformats.org/markup-compatibility/2006" xmlns:aink="http://schemas.microsoft.com/office/drawing/2016/ink" xmlns:am3d="http://schemas.microsoft.com/office/drawing/2017/model3d" xmlns:o="urn:schemas-microsoft-com:office:office" xmlns:oel="http://schemas.microsoft.com/office/2019/extlst" xmlns:r="http://schemas.openxmlformats.org/officeDocument/2006/relationships" xmlns:m="http://schemas.openxmlformats.org/officeDocument/2006/math" xmlns:v="urn:schemas-microsoft-com:vml" xmlns:wp14="http://schemas.microsoft.com/office/word/2010/wordprocessingDrawing" xmlns:wp="http://schemas.openxmlformats.org/drawingml/2006/wordprocessingDrawing" xmlns:w10="urn:schemas-microsoft-com:office:word" xmlns:w="http://schemas.openxmlformats.org/wordprocessingml/2006/main" xmlns:w14="http://schemas.microsoft.com/office/word/2010/wordml" xmlns:w15="http://schemas.microsoft.com/office/word/2012/wordml" xmlns:w16cex="http://schemas.microsoft.com/office/word/2018/wordml/cex" xmlns:w16cid="http://schemas.microsoft.com/office/word/2016/wordml/cid" xmlns:w16="http://schemas.microsoft.com/office/word/2018/wordml" xmlns:w16du="http://schemas.microsoft.com/office/word/2023/wordml/word16du" xmlns:w16sdtdh="http://schemas.microsoft.com/office/word/2020/wordml/sdtdatahash" xmlns:w16sdtfl="http://schemas.microsoft.com/office/word/2024/wordml/sdtformatlock" xmlns:w16se="http://schemas.microsoft.com/office/word/2015/wordml/symex" xmlns:wpg="http://schemas.microsoft.com/office/word/2010/wordprocessingGroup" xmlns:wpi="http://schemas.microsoft.com/office/word/2010/wordprocessingInk" xmlns:wne="http://schemas.microsoft.com/office/word/2006/wordml" xmlns:wps="http://schemas.microsoft.com/office/word/2010/wordprocessingShape" mc:Ignorable="w14 w15 w16se w16cid w16 w16cex w16sdtdh w16sdtfl w16du wp14">
   <w:endnote w:type="separator" w:id="-1">
     <w:p>
       <w:r>
@@ -17948,30 +17466,179 @@
 </file>
 
 <file path=word/footer1.xml><?xml version="1.0" encoding="utf-8"?>
-<w:ftr xmlns:wpc="http://schemas.microsoft.com/office/word/2010/wordprocessingCanvas" xmlns:mc="http://schemas.openxmlformats.org/markup-compatibility/2006" xmlns:o="urn:schemas-microsoft-com:office:office" xmlns:r="http://schemas.openxmlformats.org/officeDocument/2006/relationships" xmlns:m="http://schemas.openxmlformats.org/officeDocument/2006/math" xmlns:v="urn:schemas-microsoft-com:vml" xmlns:wp14="http://schemas.microsoft.com/office/word/2010/wordprocessingDrawing" xmlns:wp="http://schemas.openxmlformats.org/drawingml/2006/wordprocessingDrawing" xmlns:w10="urn:schemas-microsoft-com:office:word" xmlns:w="http://schemas.openxmlformats.org/wordprocessingml/2006/main" xmlns:w14="http://schemas.microsoft.com/office/word/2010/wordml" xmlns:w15="http://schemas.microsoft.com/office/word/2012/wordml" xmlns:wpg="http://schemas.microsoft.com/office/word/2010/wordprocessingGroup" xmlns:wpi="http://schemas.microsoft.com/office/word/2010/wordprocessingInk" xmlns:wne="http://schemas.microsoft.com/office/word/2006/wordml" xmlns:wps="http://schemas.microsoft.com/office/word/2010/wordprocessingShape" mc:Ignorable="w14 w15 wp14">
-  <w:sdt>
-    <w:sdtPr>
-      <w:id w:val="469015384"/>
-      <w:docPartObj>
-        <w:docPartGallery w:val="Page Numbers (Bottom of Page)"/>
-        <w:docPartUnique/>
-      </w:docPartObj>
-    </w:sdtPr>
-    <w:sdtContent>
-      <w:sdt>
-        <w:sdtPr>
-          <w:id w:val="-490403544"/>
-          <w:docPartObj>
-            <w:docPartGallery w:val="Page Numbers (Top of Page)"/>
-            <w:docPartUnique/>
-          </w:docPartObj>
-        </w:sdtPr>
-        <w:sdtContent>
-          <w:p>
-            <w:pPr>
-              <w:pStyle w:val="Footer"/>
-              <w:jc w:val="right"/>
-            </w:pPr>
+<w:ftr xmlns:wpc="http://schemas.microsoft.com/office/word/2010/wordprocessingCanvas" xmlns:cx="http://schemas.microsoft.com/office/drawing/2014/chartex" xmlns:cx1="http://schemas.microsoft.com/office/drawing/2015/9/8/chartex" xmlns:cx2="http://schemas.microsoft.com/office/drawing/2015/10/21/chartex" xmlns:cx3="http://schemas.microsoft.com/office/drawing/2016/5/9/chartex" xmlns:cx4="http://schemas.microsoft.com/office/drawing/2016/5/10/chartex" xmlns:cx5="http://schemas.microsoft.com/office/drawing/2016/5/11/chartex" xmlns:cx6="http://schemas.microsoft.com/office/drawing/2016/5/12/chartex" xmlns:cx7="http://schemas.microsoft.com/office/drawing/2016/5/13/chartex" xmlns:cx8="http://schemas.microsoft.com/office/drawing/2016/5/14/chartex" xmlns:mc="http://schemas.openxmlformats.org/markup-compatibility/2006" xmlns:aink="http://schemas.microsoft.com/office/drawing/2016/ink" xmlns:am3d="http://schemas.microsoft.com/office/drawing/2017/model3d" xmlns:o="urn:schemas-microsoft-com:office:office" xmlns:oel="http://schemas.microsoft.com/office/2019/extlst" xmlns:r="http://schemas.openxmlformats.org/officeDocument/2006/relationships" xmlns:m="http://schemas.openxmlformats.org/officeDocument/2006/math" xmlns:v="urn:schemas-microsoft-com:vml" xmlns:wp14="http://schemas.microsoft.com/office/word/2010/wordprocessingDrawing" xmlns:wp="http://schemas.openxmlformats.org/drawingml/2006/wordprocessingDrawing" xmlns:w10="urn:schemas-microsoft-com:office:word" xmlns:w="http://schemas.openxmlformats.org/wordprocessingml/2006/main" xmlns:w14="http://schemas.microsoft.com/office/word/2010/wordml" xmlns:w15="http://schemas.microsoft.com/office/word/2012/wordml" xmlns:w16cex="http://schemas.microsoft.com/office/word/2018/wordml/cex" xmlns:w16cid="http://schemas.microsoft.com/office/word/2016/wordml/cid" xmlns:w16="http://schemas.microsoft.com/office/word/2018/wordml" xmlns:w16du="http://schemas.microsoft.com/office/word/2023/wordml/word16du" xmlns:w16sdtdh="http://schemas.microsoft.com/office/word/2020/wordml/sdtdatahash" xmlns:w16sdtfl="http://schemas.microsoft.com/office/word/2024/wordml/sdtformatlock" xmlns:w16se="http://schemas.microsoft.com/office/word/2015/wordml/symex" xmlns:wpg="http://schemas.microsoft.com/office/word/2010/wordprocessingGroup" xmlns:wpi="http://schemas.microsoft.com/office/word/2010/wordprocessingInk" xmlns:wne="http://schemas.microsoft.com/office/word/2006/wordml" xmlns:wps="http://schemas.microsoft.com/office/word/2010/wordprocessingShape" mc:Ignorable="w14 w15 w16se w16cid w16 w16cex w16sdtdh w16sdtfl w16du wp14">
+  <w:p>
+    <w:pPr>
+      <w:pStyle w:val="Footer"/>
+    </w:pPr>
+  </w:p>
+</w:ftr>
+</file>
+
+<file path=word/footer2.xml><?xml version="1.0" encoding="utf-8"?>
+<w:ftr xmlns:wpc="http://schemas.microsoft.com/office/word/2010/wordprocessingCanvas" xmlns:cx="http://schemas.microsoft.com/office/drawing/2014/chartex" xmlns:cx1="http://schemas.microsoft.com/office/drawing/2015/9/8/chartex" xmlns:cx2="http://schemas.microsoft.com/office/drawing/2015/10/21/chartex" xmlns:cx3="http://schemas.microsoft.com/office/drawing/2016/5/9/chartex" xmlns:cx4="http://schemas.microsoft.com/office/drawing/2016/5/10/chartex" xmlns:cx5="http://schemas.microsoft.com/office/drawing/2016/5/11/chartex" xmlns:cx6="http://schemas.microsoft.com/office/drawing/2016/5/12/chartex" xmlns:cx7="http://schemas.microsoft.com/office/drawing/2016/5/13/chartex" xmlns:cx8="http://schemas.microsoft.com/office/drawing/2016/5/14/chartex" xmlns:mc="http://schemas.openxmlformats.org/markup-compatibility/2006" xmlns:aink="http://schemas.microsoft.com/office/drawing/2016/ink" xmlns:am3d="http://schemas.microsoft.com/office/drawing/2017/model3d" xmlns:o="urn:schemas-microsoft-com:office:office" xmlns:oel="http://schemas.microsoft.com/office/2019/extlst" xmlns:r="http://schemas.openxmlformats.org/officeDocument/2006/relationships" xmlns:m="http://schemas.openxmlformats.org/officeDocument/2006/math" xmlns:v="urn:schemas-microsoft-com:vml" xmlns:wp14="http://schemas.microsoft.com/office/word/2010/wordprocessingDrawing" xmlns:wp="http://schemas.openxmlformats.org/drawingml/2006/wordprocessingDrawing" xmlns:w10="urn:schemas-microsoft-com:office:word" xmlns:w="http://schemas.openxmlformats.org/wordprocessingml/2006/main" xmlns:w14="http://schemas.microsoft.com/office/word/2010/wordml" xmlns:w15="http://schemas.microsoft.com/office/word/2012/wordml" xmlns:w16cex="http://schemas.microsoft.com/office/word/2018/wordml/cex" xmlns:w16cid="http://schemas.microsoft.com/office/word/2016/wordml/cid" xmlns:w16="http://schemas.microsoft.com/office/word/2018/wordml" xmlns:w16du="http://schemas.microsoft.com/office/word/2023/wordml/word16du" xmlns:w16sdtdh="http://schemas.microsoft.com/office/word/2020/wordml/sdtdatahash" xmlns:w16sdtfl="http://schemas.microsoft.com/office/word/2024/wordml/sdtformatlock" xmlns:w16se="http://schemas.microsoft.com/office/word/2015/wordml/symex" xmlns:wpg="http://schemas.microsoft.com/office/word/2010/wordprocessingGroup" xmlns:wpi="http://schemas.microsoft.com/office/word/2010/wordprocessingInk" xmlns:wne="http://schemas.microsoft.com/office/word/2006/wordml" xmlns:wps="http://schemas.microsoft.com/office/word/2010/wordprocessingShape" mc:Ignorable="w14 w15 w16se w16cid w16 w16cex w16sdtdh w16sdtfl w16du wp14">
+  <w:p>
+    <w:pPr>
+      <w:pStyle w:val="Footer"/>
+      <w:jc w:val="right"/>
+    </w:pPr>
+    <w:r>
+      <w:rPr>
+        <w:b w:val="0"/>
+        <w:bCs/>
+        <w:noProof/>
+        <w:sz w:val="24"/>
+        <w:szCs w:val="24"/>
+        <w:u w:val="single"/>
+      </w:rPr>
+      <mc:AlternateContent>
+        <mc:Choice Requires="wps">
+          <w:drawing>
+            <wp:anchor distT="0" distB="0" distL="114300" distR="114300" simplePos="0" relativeHeight="251659264" behindDoc="0" locked="0" layoutInCell="1" allowOverlap="1" wp14:anchorId="585B6D33" wp14:editId="73BFDE70">
+              <wp:simplePos x="0" y="0"/>
+              <wp:positionH relativeFrom="column">
+                <wp:posOffset>-670560</wp:posOffset>
+              </wp:positionH>
+              <wp:positionV relativeFrom="paragraph">
+                <wp:posOffset>-21590</wp:posOffset>
+              </wp:positionV>
+              <wp:extent cx="1956391" cy="446405"/>
+              <wp:effectExtent l="19050" t="19050" r="25400" b="10795"/>
+              <wp:wrapNone/>
+              <wp:docPr id="1597747786" name="Text Box 1597747786"/>
+              <wp:cNvGraphicFramePr/>
+              <a:graphic xmlns:a="http://schemas.openxmlformats.org/drawingml/2006/main">
+                <a:graphicData uri="http://schemas.microsoft.com/office/word/2010/wordprocessingShape">
+                  <wps:wsp>
+                    <wps:cNvSpPr txBox="1"/>
+                    <wps:spPr>
+                      <a:xfrm>
+                        <a:off x="0" y="0"/>
+                        <a:ext cx="1956391" cy="446405"/>
+                      </a:xfrm>
+                      <a:prstGeom prst="roundRect">
+                        <a:avLst/>
+                      </a:prstGeom>
+                      <a:noFill/>
+                      <a:ln w="28575">
+                        <a:solidFill>
+                          <a:srgbClr val="0070C0"/>
+                        </a:solidFill>
+                      </a:ln>
+                    </wps:spPr>
+                    <wps:style>
+                      <a:lnRef idx="2">
+                        <a:schemeClr val="dk1"/>
+                      </a:lnRef>
+                      <a:fillRef idx="1">
+                        <a:schemeClr val="lt1"/>
+                      </a:fillRef>
+                      <a:effectRef idx="0">
+                        <a:schemeClr val="dk1"/>
+                      </a:effectRef>
+                      <a:fontRef idx="minor">
+                        <a:schemeClr val="dk1"/>
+                      </a:fontRef>
+                    </wps:style>
+                    <wps:txbx>
+                      <w:txbxContent>
+                        <w:p>
+                          <w:pPr>
+                            <w:pStyle w:val="NoSpacing"/>
+                            <w:jc w:val="center"/>
+                            <w:rPr>
+                              <w:rFonts w:asciiTheme="minorHAnsi" w:hAnsiTheme="minorHAnsi" w:cstheme="minorHAnsi"/>
+                              <w:b/>
+                              <w:color w:val="0070C0"/>
+                              <w:sz w:val="38"/>
+                              <w:szCs w:val="38"/>
+                            </w:rPr>
+                          </w:pPr>
+                          <w:r>
+                            <w:rPr>
+                              <w:rFonts w:asciiTheme="minorHAnsi" w:hAnsiTheme="minorHAnsi" w:cstheme="minorHAnsi"/>
+                              <w:b/>
+                              <w:color w:val="0070C0"/>
+                              <w:sz w:val="38"/>
+                              <w:szCs w:val="38"/>
+                            </w:rPr>
+                            <w:t>CONTROL COPY</w:t>
+                          </w:r>
+                        </w:p>
+                      </w:txbxContent>
+                    </wps:txbx>
+                    <wps:bodyPr rot="0" spcFirstLastPara="0" vertOverflow="overflow" horzOverflow="overflow" vert="horz" wrap="square" lIns="91440" tIns="45720" rIns="91440" bIns="45720" numCol="1" spcCol="0" rtlCol="0" fromWordArt="0" anchor="t" anchorCtr="0" forceAA="0" compatLnSpc="1">
+                      <a:prstTxWarp prst="textNoShape">
+                        <a:avLst/>
+                      </a:prstTxWarp>
+                      <a:noAutofit/>
+                    </wps:bodyPr>
+                  </wps:wsp>
+                </a:graphicData>
+              </a:graphic>
+              <wp14:sizeRelH relativeFrom="margin">
+                <wp14:pctWidth>0</wp14:pctWidth>
+              </wp14:sizeRelH>
+              <wp14:sizeRelV relativeFrom="margin">
+                <wp14:pctHeight>0</wp14:pctHeight>
+              </wp14:sizeRelV>
+            </wp:anchor>
+          </w:drawing>
+        </mc:Choice>
+        <mc:Fallback>
+          <w:pict>
+            <v:roundrect w14:anchorId="585B6D33" id="Text Box 1597747786" o:spid="_x0000_s1027" style="position:absolute;left:0;text-align:left;margin-left:-52.8pt;margin-top:-1.7pt;width:154.05pt;height:35.15pt;z-index:251659264;visibility:visible;mso-wrap-style:square;mso-width-percent:0;mso-height-percent:0;mso-wrap-distance-left:9pt;mso-wrap-distance-top:0;mso-wrap-distance-right:9pt;mso-wrap-distance-bottom:0;mso-position-horizontal:absolute;mso-position-horizontal-relative:text;mso-position-vertical:absolute;mso-position-vertical-relative:text;mso-width-percent:0;mso-height-percent:0;mso-width-relative:margin;mso-height-relative:margin;v-text-anchor:top" arcsize="10923f" o:gfxdata="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" filled="f" strokecolor="#0070c0" strokeweight="2.25pt">
+              <v:stroke joinstyle="miter"/>
+              <v:textbox>
+                <w:txbxContent>
+                  <w:p>
+                    <w:pPr>
+                      <w:pStyle w:val="NoSpacing"/>
+                      <w:jc w:val="center"/>
+                      <w:rPr>
+                        <w:rFonts w:asciiTheme="minorHAnsi" w:hAnsiTheme="minorHAnsi" w:cstheme="minorHAnsi"/>
+                        <w:b/>
+                        <w:color w:val="0070C0"/>
+                        <w:sz w:val="38"/>
+                        <w:szCs w:val="38"/>
+                      </w:rPr>
+                    </w:pPr>
+                    <w:r>
+                      <w:rPr>
+                        <w:rFonts w:asciiTheme="minorHAnsi" w:hAnsiTheme="minorHAnsi" w:cstheme="minorHAnsi"/>
+                        <w:b/>
+                        <w:color w:val="0070C0"/>
+                        <w:sz w:val="38"/>
+                        <w:szCs w:val="38"/>
+                      </w:rPr>
+                      <w:t>CONTROL COPY</w:t>
+                    </w:r>
+                  </w:p>
+                </w:txbxContent>
+              </v:textbox>
+            </v:roundrect>
+          </w:pict>
+        </mc:Fallback>
+      </mc:AlternateContent>
+    </w:r>
+    <w:sdt>
+      <w:sdtPr>
+        <w:id w:val="469015384"/>
+        <w:docPartObj>
+          <w:docPartGallery w:val="Page Numbers (Bottom of Page)"/>
+          <w:docPartUnique/>
+        </w:docPartObj>
+      </w:sdtPr>
+      <w:sdtContent>
+        <w:sdt>
+          <w:sdtPr>
+            <w:id w:val="-490403544"/>
+            <w:docPartObj>
+              <w:docPartGallery w:val="Page Numbers (Top of Page)"/>
+              <w:docPartUnique/>
+            </w:docPartObj>
+          </w:sdtPr>
+          <w:sdtContent>
             <w:r>
               <w:t xml:space="preserve">Page </w:t>
             </w:r>
@@ -18018,11 +17685,21 @@
             <w:r>
               <w:t xml:space="preserve"> of 18</w:t>
             </w:r>
-          </w:p>
-        </w:sdtContent>
-      </w:sdt>
-    </w:sdtContent>
-  </w:sdt>
+          </w:sdtContent>
+        </w:sdt>
+      </w:sdtContent>
+    </w:sdt>
+  </w:p>
+  <w:p>
+    <w:pPr>
+      <w:pStyle w:val="Footer"/>
+    </w:pPr>
+  </w:p>
+</w:ftr>
+</file>
+
+<file path=word/footer3.xml><?xml version="1.0" encoding="utf-8"?>
+<w:ftr xmlns:wpc="http://schemas.microsoft.com/office/word/2010/wordprocessingCanvas" xmlns:cx="http://schemas.microsoft.com/office/drawing/2014/chartex" xmlns:cx1="http://schemas.microsoft.com/office/drawing/2015/9/8/chartex" xmlns:cx2="http://schemas.microsoft.com/office/drawing/2015/10/21/chartex" xmlns:cx3="http://schemas.microsoft.com/office/drawing/2016/5/9/chartex" xmlns:cx4="http://schemas.microsoft.com/office/drawing/2016/5/10/chartex" xmlns:cx5="http://schemas.microsoft.com/office/drawing/2016/5/11/chartex" xmlns:cx6="http://schemas.microsoft.com/office/drawing/2016/5/12/chartex" xmlns:cx7="http://schemas.microsoft.com/office/drawing/2016/5/13/chartex" xmlns:cx8="http://schemas.microsoft.com/office/drawing/2016/5/14/chartex" xmlns:mc="http://schemas.openxmlformats.org/markup-compatibility/2006" xmlns:aink="http://schemas.microsoft.com/office/drawing/2016/ink" xmlns:am3d="http://schemas.microsoft.com/office/drawing/2017/model3d" xmlns:o="urn:schemas-microsoft-com:office:office" xmlns:oel="http://schemas.microsoft.com/office/2019/extlst" xmlns:r="http://schemas.openxmlformats.org/officeDocument/2006/relationships" xmlns:m="http://schemas.openxmlformats.org/officeDocument/2006/math" xmlns:v="urn:schemas-microsoft-com:vml" xmlns:wp14="http://schemas.microsoft.com/office/word/2010/wordprocessingDrawing" xmlns:wp="http://schemas.openxmlformats.org/drawingml/2006/wordprocessingDrawing" xmlns:w10="urn:schemas-microsoft-com:office:word" xmlns:w="http://schemas.openxmlformats.org/wordprocessingml/2006/main" xmlns:w14="http://schemas.microsoft.com/office/word/2010/wordml" xmlns:w15="http://schemas.microsoft.com/office/word/2012/wordml" xmlns:w16cex="http://schemas.microsoft.com/office/word/2018/wordml/cex" xmlns:w16cid="http://schemas.microsoft.com/office/word/2016/wordml/cid" xmlns:w16="http://schemas.microsoft.com/office/word/2018/wordml" xmlns:w16du="http://schemas.microsoft.com/office/word/2023/wordml/word16du" xmlns:w16sdtdh="http://schemas.microsoft.com/office/word/2020/wordml/sdtdatahash" xmlns:w16sdtfl="http://schemas.microsoft.com/office/word/2024/wordml/sdtformatlock" xmlns:w16se="http://schemas.microsoft.com/office/word/2015/wordml/symex" xmlns:wpg="http://schemas.microsoft.com/office/word/2010/wordprocessingGroup" xmlns:wpi="http://schemas.microsoft.com/office/word/2010/wordprocessingInk" xmlns:wne="http://schemas.microsoft.com/office/word/2006/wordml" xmlns:wps="http://schemas.microsoft.com/office/word/2010/wordprocessingShape" mc:Ignorable="w14 w15 w16se w16cid w16 w16cex w16sdtdh w16sdtfl w16du wp14">
   <w:p>
     <w:pPr>
       <w:pStyle w:val="Footer"/>
@@ -18032,7 +17709,7 @@
 </file>
 
 <file path=word/footnotes.xml><?xml version="1.0" encoding="utf-8"?>
-<w:footnotes xmlns:wpc="http://schemas.microsoft.com/office/word/2010/wordprocessingCanvas" xmlns:mc="http://schemas.openxmlformats.org/markup-compatibility/2006" xmlns:o="urn:schemas-microsoft-com:office:office" xmlns:r="http://schemas.openxmlformats.org/officeDocument/2006/relationships" xmlns:m="http://schemas.openxmlformats.org/officeDocument/2006/math" xmlns:v="urn:schemas-microsoft-com:vml" xmlns:wp14="http://schemas.microsoft.com/office/word/2010/wordprocessingDrawing" xmlns:wp="http://schemas.openxmlformats.org/drawingml/2006/wordprocessingDrawing" xmlns:w10="urn:schemas-microsoft-com:office:word" xmlns:w="http://schemas.openxmlformats.org/wordprocessingml/2006/main" xmlns:w14="http://schemas.microsoft.com/office/word/2010/wordml" xmlns:w15="http://schemas.microsoft.com/office/word/2012/wordml" xmlns:wpg="http://schemas.microsoft.com/office/word/2010/wordprocessingGroup" xmlns:wpi="http://schemas.microsoft.com/office/word/2010/wordprocessingInk" xmlns:wne="http://schemas.microsoft.com/office/word/2006/wordml" xmlns:wps="http://schemas.microsoft.com/office/word/2010/wordprocessingShape" mc:Ignorable="w14 w15 wp14">
+<w:footnotes xmlns:wpc="http://schemas.microsoft.com/office/word/2010/wordprocessingCanvas" xmlns:cx="http://schemas.microsoft.com/office/drawing/2014/chartex" xmlns:cx1="http://schemas.microsoft.com/office/drawing/2015/9/8/chartex" xmlns:cx2="http://schemas.microsoft.com/office/drawing/2015/10/21/chartex" xmlns:cx3="http://schemas.microsoft.com/office/drawing/2016/5/9/chartex" xmlns:cx4="http://schemas.microsoft.com/office/drawing/2016/5/10/chartex" xmlns:cx5="http://schemas.microsoft.com/office/drawing/2016/5/11/chartex" xmlns:cx6="http://schemas.microsoft.com/office/drawing/2016/5/12/chartex" xmlns:cx7="http://schemas.microsoft.com/office/drawing/2016/5/13/chartex" xmlns:cx8="http://schemas.microsoft.com/office/drawing/2016/5/14/chartex" xmlns:mc="http://schemas.openxmlformats.org/markup-compatibility/2006" xmlns:aink="http://schemas.microsoft.com/office/drawing/2016/ink" xmlns:am3d="http://schemas.microsoft.com/office/drawing/2017/model3d" xmlns:o="urn:schemas-microsoft-com:office:office" xmlns:oel="http://schemas.microsoft.com/office/2019/extlst" xmlns:r="http://schemas.openxmlformats.org/officeDocument/2006/relationships" xmlns:m="http://schemas.openxmlformats.org/officeDocument/2006/math" xmlns:v="urn:schemas-microsoft-com:vml" xmlns:wp14="http://schemas.microsoft.com/office/word/2010/wordprocessingDrawing" xmlns:wp="http://schemas.openxmlformats.org/drawingml/2006/wordprocessingDrawing" xmlns:w10="urn:schemas-microsoft-com:office:word" xmlns:w="http://schemas.openxmlformats.org/wordprocessingml/2006/main" xmlns:w14="http://schemas.microsoft.com/office/word/2010/wordml" xmlns:w15="http://schemas.microsoft.com/office/word/2012/wordml" xmlns:w16cex="http://schemas.microsoft.com/office/word/2018/wordml/cex" xmlns:w16cid="http://schemas.microsoft.com/office/word/2016/wordml/cid" xmlns:w16="http://schemas.microsoft.com/office/word/2018/wordml" xmlns:w16du="http://schemas.microsoft.com/office/word/2023/wordml/word16du" xmlns:w16sdtdh="http://schemas.microsoft.com/office/word/2020/wordml/sdtdatahash" xmlns:w16sdtfl="http://schemas.microsoft.com/office/word/2024/wordml/sdtformatlock" xmlns:w16se="http://schemas.microsoft.com/office/word/2015/wordml/symex" xmlns:wpg="http://schemas.microsoft.com/office/word/2010/wordprocessingGroup" xmlns:wpi="http://schemas.microsoft.com/office/word/2010/wordprocessingInk" xmlns:wne="http://schemas.microsoft.com/office/word/2006/wordml" xmlns:wps="http://schemas.microsoft.com/office/word/2010/wordprocessingShape" mc:Ignorable="w14 w15 w16se w16cid w16 w16cex w16sdtdh w16sdtfl w16du wp14">
   <w:footnote w:type="separator" w:id="-1">
     <w:p>
       <w:r>
@@ -18051,7 +17728,17 @@
 </file>
 
 <file path=word/header1.xml><?xml version="1.0" encoding="utf-8"?>
-<w:hdr xmlns:wpc="http://schemas.microsoft.com/office/word/2010/wordprocessingCanvas" xmlns:mc="http://schemas.openxmlformats.org/markup-compatibility/2006" xmlns:o="urn:schemas-microsoft-com:office:office" xmlns:r="http://schemas.openxmlformats.org/officeDocument/2006/relationships" xmlns:m="http://schemas.openxmlformats.org/officeDocument/2006/math" xmlns:v="urn:schemas-microsoft-com:vml" xmlns:wp14="http://schemas.microsoft.com/office/word/2010/wordprocessingDrawing" xmlns:wp="http://schemas.openxmlformats.org/drawingml/2006/wordprocessingDrawing" xmlns:w10="urn:schemas-microsoft-com:office:word" xmlns:w="http://schemas.openxmlformats.org/wordprocessingml/2006/main" xmlns:w14="http://schemas.microsoft.com/office/word/2010/wordml" xmlns:w15="http://schemas.microsoft.com/office/word/2012/wordml" xmlns:wpg="http://schemas.microsoft.com/office/word/2010/wordprocessingGroup" xmlns:wpi="http://schemas.microsoft.com/office/word/2010/wordprocessingInk" xmlns:wne="http://schemas.microsoft.com/office/word/2006/wordml" xmlns:wps="http://schemas.microsoft.com/office/word/2010/wordprocessingShape" mc:Ignorable="w14 w15 wp14">
+<w:hdr xmlns:wpc="http://schemas.microsoft.com/office/word/2010/wordprocessingCanvas" xmlns:cx="http://schemas.microsoft.com/office/drawing/2014/chartex" xmlns:cx1="http://schemas.microsoft.com/office/drawing/2015/9/8/chartex" xmlns:cx2="http://schemas.microsoft.com/office/drawing/2015/10/21/chartex" xmlns:cx3="http://schemas.microsoft.com/office/drawing/2016/5/9/chartex" xmlns:cx4="http://schemas.microsoft.com/office/drawing/2016/5/10/chartex" xmlns:cx5="http://schemas.microsoft.com/office/drawing/2016/5/11/chartex" xmlns:cx6="http://schemas.microsoft.com/office/drawing/2016/5/12/chartex" xmlns:cx7="http://schemas.microsoft.com/office/drawing/2016/5/13/chartex" xmlns:cx8="http://schemas.microsoft.com/office/drawing/2016/5/14/chartex" xmlns:mc="http://schemas.openxmlformats.org/markup-compatibility/2006" xmlns:aink="http://schemas.microsoft.com/office/drawing/2016/ink" xmlns:am3d="http://schemas.microsoft.com/office/drawing/2017/model3d" xmlns:o="urn:schemas-microsoft-com:office:office" xmlns:oel="http://schemas.microsoft.com/office/2019/extlst" xmlns:r="http://schemas.openxmlformats.org/officeDocument/2006/relationships" xmlns:m="http://schemas.openxmlformats.org/officeDocument/2006/math" xmlns:v="urn:schemas-microsoft-com:vml" xmlns:wp14="http://schemas.microsoft.com/office/word/2010/wordprocessingDrawing" xmlns:wp="http://schemas.openxmlformats.org/drawingml/2006/wordprocessingDrawing" xmlns:w10="urn:schemas-microsoft-com:office:word" xmlns:w="http://schemas.openxmlformats.org/wordprocessingml/2006/main" xmlns:w14="http://schemas.microsoft.com/office/word/2010/wordml" xmlns:w15="http://schemas.microsoft.com/office/word/2012/wordml" xmlns:w16cex="http://schemas.microsoft.com/office/word/2018/wordml/cex" xmlns:w16cid="http://schemas.microsoft.com/office/word/2016/wordml/cid" xmlns:w16="http://schemas.microsoft.com/office/word/2018/wordml" xmlns:w16du="http://schemas.microsoft.com/office/word/2023/wordml/word16du" xmlns:w16sdtdh="http://schemas.microsoft.com/office/word/2020/wordml/sdtdatahash" xmlns:w16sdtfl="http://schemas.microsoft.com/office/word/2024/wordml/sdtformatlock" xmlns:w16se="http://schemas.microsoft.com/office/word/2015/wordml/symex" xmlns:wpg="http://schemas.microsoft.com/office/word/2010/wordprocessingGroup" xmlns:wpi="http://schemas.microsoft.com/office/word/2010/wordprocessingInk" xmlns:wne="http://schemas.microsoft.com/office/word/2006/wordml" xmlns:wps="http://schemas.microsoft.com/office/word/2010/wordprocessingShape" mc:Ignorable="w14 w15 w16se w16cid w16 w16cex w16sdtdh w16sdtfl w16du wp14">
+  <w:p>
+    <w:pPr>
+      <w:pStyle w:val="Header"/>
+    </w:pPr>
+  </w:p>
+</w:hdr>
+</file>
+
+<file path=word/header2.xml><?xml version="1.0" encoding="utf-8"?>
+<w:hdr xmlns:wpc="http://schemas.microsoft.com/office/word/2010/wordprocessingCanvas" xmlns:cx="http://schemas.microsoft.com/office/drawing/2014/chartex" xmlns:cx1="http://schemas.microsoft.com/office/drawing/2015/9/8/chartex" xmlns:cx2="http://schemas.microsoft.com/office/drawing/2015/10/21/chartex" xmlns:cx3="http://schemas.microsoft.com/office/drawing/2016/5/9/chartex" xmlns:cx4="http://schemas.microsoft.com/office/drawing/2016/5/10/chartex" xmlns:cx5="http://schemas.microsoft.com/office/drawing/2016/5/11/chartex" xmlns:cx6="http://schemas.microsoft.com/office/drawing/2016/5/12/chartex" xmlns:cx7="http://schemas.microsoft.com/office/drawing/2016/5/13/chartex" xmlns:cx8="http://schemas.microsoft.com/office/drawing/2016/5/14/chartex" xmlns:mc="http://schemas.openxmlformats.org/markup-compatibility/2006" xmlns:aink="http://schemas.microsoft.com/office/drawing/2016/ink" xmlns:am3d="http://schemas.microsoft.com/office/drawing/2017/model3d" xmlns:o="urn:schemas-microsoft-com:office:office" xmlns:oel="http://schemas.microsoft.com/office/2019/extlst" xmlns:r="http://schemas.openxmlformats.org/officeDocument/2006/relationships" xmlns:m="http://schemas.openxmlformats.org/officeDocument/2006/math" xmlns:v="urn:schemas-microsoft-com:vml" xmlns:wp14="http://schemas.microsoft.com/office/word/2010/wordprocessingDrawing" xmlns:wp="http://schemas.openxmlformats.org/drawingml/2006/wordprocessingDrawing" xmlns:w10="urn:schemas-microsoft-com:office:word" xmlns:w="http://schemas.openxmlformats.org/wordprocessingml/2006/main" xmlns:w14="http://schemas.microsoft.com/office/word/2010/wordml" xmlns:w15="http://schemas.microsoft.com/office/word/2012/wordml" xmlns:w16cex="http://schemas.microsoft.com/office/word/2018/wordml/cex" xmlns:w16cid="http://schemas.microsoft.com/office/word/2016/wordml/cid" xmlns:w16="http://schemas.microsoft.com/office/word/2018/wordml" xmlns:w16du="http://schemas.microsoft.com/office/word/2023/wordml/word16du" xmlns:w16sdtdh="http://schemas.microsoft.com/office/word/2020/wordml/sdtdatahash" xmlns:w16sdtfl="http://schemas.microsoft.com/office/word/2024/wordml/sdtformatlock" xmlns:w16se="http://schemas.microsoft.com/office/word/2015/wordml/symex" xmlns:wpg="http://schemas.microsoft.com/office/word/2010/wordprocessingGroup" xmlns:wpi="http://schemas.microsoft.com/office/word/2010/wordprocessingInk" xmlns:wne="http://schemas.microsoft.com/office/word/2006/wordml" xmlns:wps="http://schemas.microsoft.com/office/word/2010/wordprocessingShape" mc:Ignorable="w14 w15 w16se w16cid w16 w16cex w16sdtdh w16sdtfl w16du wp14">
   <w:tbl>
     <w:tblPr>
       <w:tblW w:w="10401" w:type="dxa"/>
@@ -18197,7 +17884,71 @@
               <w:rFonts w:eastAsia="Calibri"/>
               <w:lang w:val="fr-FR"/>
             </w:rPr>
-            <w:t>Document Code: BML/QA/APQR/002</w:t>
+            <w:t xml:space="preserve">Document </w:t>
+          </w:r>
+          <w:proofErr w:type="gramStart"/>
+          <w:r>
+            <w:rPr>
+              <w:rFonts w:eastAsia="Calibri"/>
+              <w:lang w:val="fr-FR"/>
+            </w:rPr>
+            <w:t>Code:</w:t>
+          </w:r>
+          <w:proofErr w:type="gramEnd"/>
+          <w:r>
+            <w:rPr>
+              <w:rFonts w:eastAsia="Calibri"/>
+              <w:lang w:val="fr-FR"/>
+            </w:rPr>
+            <w:t xml:space="preserve"> </w:t>
+          </w:r>
+          <w:proofErr w:type="spellStart"/>
+          <w:r>
+            <w:rPr>
+              <w:rFonts w:eastAsia="Calibri"/>
+              <w:lang w:val="fr-FR"/>
+            </w:rPr>
+            <w:t>BML</w:t>
+          </w:r>
+          <w:proofErr w:type="spellEnd"/>
+          <w:r>
+            <w:rPr>
+              <w:rFonts w:eastAsia="Calibri"/>
+              <w:lang w:val="fr-FR"/>
+            </w:rPr>
+            <w:t>/</w:t>
+          </w:r>
+          <w:proofErr w:type="spellStart"/>
+          <w:r>
+            <w:rPr>
+              <w:rFonts w:eastAsia="Calibri"/>
+              <w:lang w:val="fr-FR"/>
+            </w:rPr>
+            <w:t>QA</w:t>
+          </w:r>
+          <w:proofErr w:type="spellEnd"/>
+          <w:r>
+            <w:rPr>
+              <w:rFonts w:eastAsia="Calibri"/>
+              <w:lang w:val="fr-FR"/>
+            </w:rPr>
+            <w:t>/</w:t>
+          </w:r>
+          <w:proofErr w:type="spellStart"/>
+          <w:r>
+            <w:rPr>
+              <w:rFonts w:eastAsia="Calibri"/>
+              <w:lang w:val="fr-FR"/>
+            </w:rPr>
+            <w:t>APQR</w:t>
+          </w:r>
+          <w:proofErr w:type="spellEnd"/>
+          <w:r>
+            <w:rPr>
+              <w:rFonts w:eastAsia="Calibri"/>
+              <w:lang w:val="fr-FR"/>
+            </w:rPr>
+            <w:t>/002</w:t>
           </w:r>
         </w:p>
       </w:tc>
@@ -18336,12 +18087,161 @@
     <w:pPr>
       <w:pStyle w:val="Header"/>
     </w:pPr>
+    <w:r>
+      <w:rPr>
+        <w:b/>
+        <w:bCs w:val="0"/>
+        <w:noProof/>
+        <w:sz w:val="24"/>
+        <w:szCs w:val="24"/>
+        <w:u w:val="single"/>
+      </w:rPr>
+      <mc:AlternateContent>
+        <mc:Choice Requires="wps">
+          <w:drawing>
+            <wp:anchor distT="0" distB="0" distL="114300" distR="114300" simplePos="0" relativeHeight="251661312" behindDoc="0" locked="0" layoutInCell="1" allowOverlap="1" wp14:anchorId="68FAD192" wp14:editId="49957602">
+              <wp:simplePos x="0" y="0"/>
+              <wp:positionH relativeFrom="column">
+                <wp:posOffset>4576445</wp:posOffset>
+              </wp:positionH>
+              <wp:positionV relativeFrom="paragraph">
+                <wp:posOffset>-1184275</wp:posOffset>
+              </wp:positionV>
+              <wp:extent cx="1839432" cy="446567"/>
+              <wp:effectExtent l="19050" t="19050" r="27940" b="10795"/>
+              <wp:wrapNone/>
+              <wp:docPr id="1011956016" name="Text Box 1011956016"/>
+              <wp:cNvGraphicFramePr/>
+              <a:graphic xmlns:a="http://schemas.openxmlformats.org/drawingml/2006/main">
+                <a:graphicData uri="http://schemas.microsoft.com/office/word/2010/wordprocessingShape">
+                  <wps:wsp>
+                    <wps:cNvSpPr txBox="1"/>
+                    <wps:spPr>
+                      <a:xfrm>
+                        <a:off x="0" y="0"/>
+                        <a:ext cx="1839432" cy="446567"/>
+                      </a:xfrm>
+                      <a:prstGeom prst="roundRect">
+                        <a:avLst/>
+                      </a:prstGeom>
+                      <a:noFill/>
+                      <a:ln w="28575">
+                        <a:solidFill>
+                          <a:srgbClr val="00B050"/>
+                        </a:solidFill>
+                      </a:ln>
+                    </wps:spPr>
+                    <wps:style>
+                      <a:lnRef idx="2">
+                        <a:schemeClr val="dk1"/>
+                      </a:lnRef>
+                      <a:fillRef idx="1">
+                        <a:schemeClr val="lt1"/>
+                      </a:fillRef>
+                      <a:effectRef idx="0">
+                        <a:schemeClr val="dk1"/>
+                      </a:effectRef>
+                      <a:fontRef idx="minor">
+                        <a:schemeClr val="dk1"/>
+                      </a:fontRef>
+                    </wps:style>
+                    <wps:txbx>
+                      <w:txbxContent>
+                        <w:p>
+                          <w:pPr>
+                            <w:pStyle w:val="NoSpacing"/>
+                            <w:jc w:val="center"/>
+                            <w:rPr>
+                              <w:rFonts w:asciiTheme="minorHAnsi" w:hAnsiTheme="minorHAnsi" w:cstheme="minorHAnsi"/>
+                              <w:b/>
+                              <w:color w:val="00B050"/>
+                              <w:sz w:val="40"/>
+                              <w:szCs w:val="40"/>
+                            </w:rPr>
+                          </w:pPr>
+                          <w:r>
+                            <w:rPr>
+                              <w:rFonts w:asciiTheme="minorHAnsi" w:hAnsiTheme="minorHAnsi" w:cstheme="minorHAnsi"/>
+                              <w:b/>
+                              <w:color w:val="00B050"/>
+                              <w:sz w:val="40"/>
+                              <w:szCs w:val="40"/>
+                            </w:rPr>
+                            <w:t>MASTER COPY</w:t>
+                          </w:r>
+                        </w:p>
+                      </w:txbxContent>
+                    </wps:txbx>
+                    <wps:bodyPr rot="0" spcFirstLastPara="0" vertOverflow="overflow" horzOverflow="overflow" vert="horz" wrap="square" lIns="91440" tIns="45720" rIns="91440" bIns="45720" numCol="1" spcCol="0" rtlCol="0" fromWordArt="0" anchor="t" anchorCtr="0" forceAA="0" compatLnSpc="1">
+                      <a:prstTxWarp prst="textNoShape">
+                        <a:avLst/>
+                      </a:prstTxWarp>
+                      <a:noAutofit/>
+                    </wps:bodyPr>
+                  </wps:wsp>
+                </a:graphicData>
+              </a:graphic>
+              <wp14:sizeRelH relativeFrom="margin">
+                <wp14:pctWidth>0</wp14:pctWidth>
+              </wp14:sizeRelH>
+              <wp14:sizeRelV relativeFrom="margin">
+                <wp14:pctHeight>0</wp14:pctHeight>
+              </wp14:sizeRelV>
+            </wp:anchor>
+          </w:drawing>
+        </mc:Choice>
+        <mc:Fallback>
+          <w:pict>
+            <v:roundrect w14:anchorId="68FAD192" id="Text Box 1011956016" o:spid="_x0000_s1026" style="position:absolute;margin-left:360.35pt;margin-top:-93.25pt;width:144.85pt;height:35.15pt;z-index:251661312;visibility:visible;mso-wrap-style:square;mso-width-percent:0;mso-height-percent:0;mso-wrap-distance-left:9pt;mso-wrap-distance-top:0;mso-wrap-distance-right:9pt;mso-wrap-distance-bottom:0;mso-position-horizontal:absolute;mso-position-horizontal-relative:text;mso-position-vertical:absolute;mso-position-vertical-relative:text;mso-width-percent:0;mso-height-percent:0;mso-width-relative:margin;mso-height-relative:margin;v-text-anchor:top" arcsize="10923f" o:gfxdata="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" filled="f" strokecolor="#00b050" strokeweight="2.25pt">
+              <v:stroke joinstyle="miter"/>
+              <v:textbox>
+                <w:txbxContent>
+                  <w:p>
+                    <w:pPr>
+                      <w:pStyle w:val="NoSpacing"/>
+                      <w:jc w:val="center"/>
+                      <w:rPr>
+                        <w:rFonts w:asciiTheme="minorHAnsi" w:hAnsiTheme="minorHAnsi" w:cstheme="minorHAnsi"/>
+                        <w:b/>
+                        <w:color w:val="00B050"/>
+                        <w:sz w:val="40"/>
+                        <w:szCs w:val="40"/>
+                      </w:rPr>
+                    </w:pPr>
+                    <w:r>
+                      <w:rPr>
+                        <w:rFonts w:asciiTheme="minorHAnsi" w:hAnsiTheme="minorHAnsi" w:cstheme="minorHAnsi"/>
+                        <w:b/>
+                        <w:color w:val="00B050"/>
+                        <w:sz w:val="40"/>
+                        <w:szCs w:val="40"/>
+                      </w:rPr>
+                      <w:t>MASTER COPY</w:t>
+                    </w:r>
+                  </w:p>
+                </w:txbxContent>
+              </v:textbox>
+            </v:roundrect>
+          </w:pict>
+        </mc:Fallback>
+      </mc:AlternateContent>
+    </w:r>
   </w:p>
 </w:hdr>
 </file>
 
-<file path=word/header2.xml><?xml version="1.0" encoding="utf-8"?>
-<w:hdr xmlns:wpc="http://schemas.microsoft.com/office/word/2010/wordprocessingCanvas" xmlns:mc="http://schemas.openxmlformats.org/markup-compatibility/2006" xmlns:o="urn:schemas-microsoft-com:office:office" xmlns:r="http://schemas.openxmlformats.org/officeDocument/2006/relationships" xmlns:m="http://schemas.openxmlformats.org/officeDocument/2006/math" xmlns:v="urn:schemas-microsoft-com:vml" xmlns:wp14="http://schemas.microsoft.com/office/word/2010/wordprocessingDrawing" xmlns:wp="http://schemas.openxmlformats.org/drawingml/2006/wordprocessingDrawing" xmlns:w10="urn:schemas-microsoft-com:office:word" xmlns:w="http://schemas.openxmlformats.org/wordprocessingml/2006/main" xmlns:w14="http://schemas.microsoft.com/office/word/2010/wordml" xmlns:w15="http://schemas.microsoft.com/office/word/2012/wordml" xmlns:wpg="http://schemas.microsoft.com/office/word/2010/wordprocessingGroup" xmlns:wpi="http://schemas.microsoft.com/office/word/2010/wordprocessingInk" xmlns:wne="http://schemas.microsoft.com/office/word/2006/wordml" xmlns:wps="http://schemas.microsoft.com/office/word/2010/wordprocessingShape" mc:Ignorable="w14 w15 wp14">
+<file path=word/header3.xml><?xml version="1.0" encoding="utf-8"?>
+<w:hdr xmlns:wpc="http://schemas.microsoft.com/office/word/2010/wordprocessingCanvas" xmlns:cx="http://schemas.microsoft.com/office/drawing/2014/chartex" xmlns:cx1="http://schemas.microsoft.com/office/drawing/2015/9/8/chartex" xmlns:cx2="http://schemas.microsoft.com/office/drawing/2015/10/21/chartex" xmlns:cx3="http://schemas.microsoft.com/office/drawing/2016/5/9/chartex" xmlns:cx4="http://schemas.microsoft.com/office/drawing/2016/5/10/chartex" xmlns:cx5="http://schemas.microsoft.com/office/drawing/2016/5/11/chartex" xmlns:cx6="http://schemas.microsoft.com/office/drawing/2016/5/12/chartex" xmlns:cx7="http://schemas.microsoft.com/office/drawing/2016/5/13/chartex" xmlns:cx8="http://schemas.microsoft.com/office/drawing/2016/5/14/chartex" xmlns:mc="http://schemas.openxmlformats.org/markup-compatibility/2006" xmlns:aink="http://schemas.microsoft.com/office/drawing/2016/ink" xmlns:am3d="http://schemas.microsoft.com/office/drawing/2017/model3d" xmlns:o="urn:schemas-microsoft-com:office:office" xmlns:oel="http://schemas.microsoft.com/office/2019/extlst" xmlns:r="http://schemas.openxmlformats.org/officeDocument/2006/relationships" xmlns:m="http://schemas.openxmlformats.org/officeDocument/2006/math" xmlns:v="urn:schemas-microsoft-com:vml" xmlns:wp14="http://schemas.microsoft.com/office/word/2010/wordprocessingDrawing" xmlns:wp="http://schemas.openxmlformats.org/drawingml/2006/wordprocessingDrawing" xmlns:w10="urn:schemas-microsoft-com:office:word" xmlns:w="http://schemas.openxmlformats.org/wordprocessingml/2006/main" xmlns:w14="http://schemas.microsoft.com/office/word/2010/wordml" xmlns:w15="http://schemas.microsoft.com/office/word/2012/wordml" xmlns:w16cex="http://schemas.microsoft.com/office/word/2018/wordml/cex" xmlns:w16cid="http://schemas.microsoft.com/office/word/2016/wordml/cid" xmlns:w16="http://schemas.microsoft.com/office/word/2018/wordml" xmlns:w16du="http://schemas.microsoft.com/office/word/2023/wordml/word16du" xmlns:w16sdtdh="http://schemas.microsoft.com/office/word/2020/wordml/sdtdatahash" xmlns:w16sdtfl="http://schemas.microsoft.com/office/word/2024/wordml/sdtformatlock" xmlns:w16se="http://schemas.microsoft.com/office/word/2015/wordml/symex" xmlns:wpg="http://schemas.microsoft.com/office/word/2010/wordprocessingGroup" xmlns:wpi="http://schemas.microsoft.com/office/word/2010/wordprocessingInk" xmlns:wne="http://schemas.microsoft.com/office/word/2006/wordml" xmlns:wps="http://schemas.microsoft.com/office/word/2010/wordprocessingShape" mc:Ignorable="w14 w15 w16se w16cid w16 w16cex w16sdtdh w16sdtfl w16du wp14">
+  <w:p>
+    <w:pPr>
+      <w:pStyle w:val="Header"/>
+    </w:pPr>
+  </w:p>
+</w:hdr>
+</file>
+
+<file path=word/header4.xml><?xml version="1.0" encoding="utf-8"?>
+<w:hdr xmlns:wpc="http://schemas.microsoft.com/office/word/2010/wordprocessingCanvas" xmlns:cx="http://schemas.microsoft.com/office/drawing/2014/chartex" xmlns:cx1="http://schemas.microsoft.com/office/drawing/2015/9/8/chartex" xmlns:cx2="http://schemas.microsoft.com/office/drawing/2015/10/21/chartex" xmlns:cx3="http://schemas.microsoft.com/office/drawing/2016/5/9/chartex" xmlns:cx4="http://schemas.microsoft.com/office/drawing/2016/5/10/chartex" xmlns:cx5="http://schemas.microsoft.com/office/drawing/2016/5/11/chartex" xmlns:cx6="http://schemas.microsoft.com/office/drawing/2016/5/12/chartex" xmlns:cx7="http://schemas.microsoft.com/office/drawing/2016/5/13/chartex" xmlns:cx8="http://schemas.microsoft.com/office/drawing/2016/5/14/chartex" xmlns:mc="http://schemas.openxmlformats.org/markup-compatibility/2006" xmlns:aink="http://schemas.microsoft.com/office/drawing/2016/ink" xmlns:am3d="http://schemas.microsoft.com/office/drawing/2017/model3d" xmlns:o="urn:schemas-microsoft-com:office:office" xmlns:oel="http://schemas.microsoft.com/office/2019/extlst" xmlns:r="http://schemas.openxmlformats.org/officeDocument/2006/relationships" xmlns:m="http://schemas.openxmlformats.org/officeDocument/2006/math" xmlns:v="urn:schemas-microsoft-com:vml" xmlns:wp14="http://schemas.microsoft.com/office/word/2010/wordprocessingDrawing" xmlns:wp="http://schemas.openxmlformats.org/drawingml/2006/wordprocessingDrawing" xmlns:w10="urn:schemas-microsoft-com:office:word" xmlns:w="http://schemas.openxmlformats.org/wordprocessingml/2006/main" xmlns:w14="http://schemas.microsoft.com/office/word/2010/wordml" xmlns:w15="http://schemas.microsoft.com/office/word/2012/wordml" xmlns:w16cex="http://schemas.microsoft.com/office/word/2018/wordml/cex" xmlns:w16cid="http://schemas.microsoft.com/office/word/2016/wordml/cid" xmlns:w16="http://schemas.microsoft.com/office/word/2018/wordml" xmlns:w16du="http://schemas.microsoft.com/office/word/2023/wordml/word16du" xmlns:w16sdtdh="http://schemas.microsoft.com/office/word/2020/wordml/sdtdatahash" xmlns:w16sdtfl="http://schemas.microsoft.com/office/word/2024/wordml/sdtformatlock" xmlns:w16se="http://schemas.microsoft.com/office/word/2015/wordml/symex" xmlns:wpg="http://schemas.microsoft.com/office/word/2010/wordprocessingGroup" xmlns:wpi="http://schemas.microsoft.com/office/word/2010/wordprocessingInk" xmlns:wne="http://schemas.microsoft.com/office/word/2006/wordml" xmlns:wps="http://schemas.microsoft.com/office/word/2010/wordprocessingShape" mc:Ignorable="w14 w15 w16se w16cid w16 w16cex w16sdtdh w16sdtfl w16du wp14">
   <w:tbl>
     <w:tblPr>
       <w:tblW w:w="10401" w:type="dxa"/>
@@ -18486,7 +18386,71 @@
               <w:rFonts w:eastAsia="Calibri"/>
               <w:lang w:val="fr-FR"/>
             </w:rPr>
-            <w:t>Document Code: BML/QA/APQR/002</w:t>
+            <w:t xml:space="preserve">Document </w:t>
+          </w:r>
+          <w:proofErr w:type="gramStart"/>
+          <w:r>
+            <w:rPr>
+              <w:rFonts w:eastAsia="Calibri"/>
+              <w:lang w:val="fr-FR"/>
+            </w:rPr>
+            <w:t>Code:</w:t>
+          </w:r>
+          <w:proofErr w:type="gramEnd"/>
+          <w:r>
+            <w:rPr>
+              <w:rFonts w:eastAsia="Calibri"/>
+              <w:lang w:val="fr-FR"/>
+            </w:rPr>
+            <w:t xml:space="preserve"> </w:t>
+          </w:r>
+          <w:proofErr w:type="spellStart"/>
+          <w:r>
+            <w:rPr>
+              <w:rFonts w:eastAsia="Calibri"/>
+              <w:lang w:val="fr-FR"/>
+            </w:rPr>
+            <w:t>BML</w:t>
+          </w:r>
+          <w:proofErr w:type="spellEnd"/>
+          <w:r>
+            <w:rPr>
+              <w:rFonts w:eastAsia="Calibri"/>
+              <w:lang w:val="fr-FR"/>
+            </w:rPr>
+            <w:t>/</w:t>
+          </w:r>
+          <w:proofErr w:type="spellStart"/>
+          <w:r>
+            <w:rPr>
+              <w:rFonts w:eastAsia="Calibri"/>
+              <w:lang w:val="fr-FR"/>
+            </w:rPr>
+            <w:t>QA</w:t>
+          </w:r>
+          <w:proofErr w:type="spellEnd"/>
+          <w:r>
+            <w:rPr>
+              <w:rFonts w:eastAsia="Calibri"/>
+              <w:lang w:val="fr-FR"/>
+            </w:rPr>
+            <w:t>/</w:t>
+          </w:r>
+          <w:proofErr w:type="spellStart"/>
+          <w:r>
+            <w:rPr>
+              <w:rFonts w:eastAsia="Calibri"/>
+              <w:lang w:val="fr-FR"/>
+            </w:rPr>
+            <w:t>APQR</w:t>
+          </w:r>
+          <w:proofErr w:type="spellEnd"/>
+          <w:r>
+            <w:rPr>
+              <w:rFonts w:eastAsia="Calibri"/>
+              <w:lang w:val="fr-FR"/>
+            </w:rPr>
+            <w:t>/002</w:t>
           </w:r>
         </w:p>
       </w:tc>
@@ -18613,13 +18577,152 @@
     <w:pPr>
       <w:pStyle w:val="Header"/>
     </w:pPr>
+    <w:r>
+      <w:rPr>
+        <w:b/>
+        <w:bCs w:val="0"/>
+        <w:noProof/>
+        <w:sz w:val="24"/>
+        <w:szCs w:val="24"/>
+        <w:u w:val="single"/>
+      </w:rPr>
+      <mc:AlternateContent>
+        <mc:Choice Requires="wps">
+          <w:drawing>
+            <wp:anchor distT="0" distB="0" distL="114300" distR="114300" simplePos="0" relativeHeight="251663360" behindDoc="0" locked="0" layoutInCell="1" allowOverlap="1" wp14:anchorId="23CBC631" wp14:editId="000B8302">
+              <wp:simplePos x="0" y="0"/>
+              <wp:positionH relativeFrom="column">
+                <wp:posOffset>4637405</wp:posOffset>
+              </wp:positionH>
+              <wp:positionV relativeFrom="paragraph">
+                <wp:posOffset>-1028065</wp:posOffset>
+              </wp:positionV>
+              <wp:extent cx="1839432" cy="446567"/>
+              <wp:effectExtent l="19050" t="19050" r="27940" b="10795"/>
+              <wp:wrapNone/>
+              <wp:docPr id="2007455952" name="Text Box 2007455952"/>
+              <wp:cNvGraphicFramePr/>
+              <a:graphic xmlns:a="http://schemas.openxmlformats.org/drawingml/2006/main">
+                <a:graphicData uri="http://schemas.microsoft.com/office/word/2010/wordprocessingShape">
+                  <wps:wsp>
+                    <wps:cNvSpPr txBox="1"/>
+                    <wps:spPr>
+                      <a:xfrm>
+                        <a:off x="0" y="0"/>
+                        <a:ext cx="1839432" cy="446567"/>
+                      </a:xfrm>
+                      <a:prstGeom prst="roundRect">
+                        <a:avLst/>
+                      </a:prstGeom>
+                      <a:noFill/>
+                      <a:ln w="28575">
+                        <a:solidFill>
+                          <a:srgbClr val="00B050"/>
+                        </a:solidFill>
+                      </a:ln>
+                    </wps:spPr>
+                    <wps:style>
+                      <a:lnRef idx="2">
+                        <a:schemeClr val="dk1"/>
+                      </a:lnRef>
+                      <a:fillRef idx="1">
+                        <a:schemeClr val="lt1"/>
+                      </a:fillRef>
+                      <a:effectRef idx="0">
+                        <a:schemeClr val="dk1"/>
+                      </a:effectRef>
+                      <a:fontRef idx="minor">
+                        <a:schemeClr val="dk1"/>
+                      </a:fontRef>
+                    </wps:style>
+                    <wps:txbx>
+                      <w:txbxContent>
+                        <w:p>
+                          <w:pPr>
+                            <w:pStyle w:val="NoSpacing"/>
+                            <w:jc w:val="center"/>
+                            <w:rPr>
+                              <w:rFonts w:asciiTheme="minorHAnsi" w:hAnsiTheme="minorHAnsi" w:cstheme="minorHAnsi"/>
+                              <w:b/>
+                              <w:color w:val="00B050"/>
+                              <w:sz w:val="40"/>
+                              <w:szCs w:val="40"/>
+                            </w:rPr>
+                          </w:pPr>
+                          <w:r>
+                            <w:rPr>
+                              <w:rFonts w:asciiTheme="minorHAnsi" w:hAnsiTheme="minorHAnsi" w:cstheme="minorHAnsi"/>
+                              <w:b/>
+                              <w:color w:val="00B050"/>
+                              <w:sz w:val="40"/>
+                              <w:szCs w:val="40"/>
+                            </w:rPr>
+                            <w:t>MASTER COPY</w:t>
+                          </w:r>
+                        </w:p>
+                      </w:txbxContent>
+                    </wps:txbx>
+                    <wps:bodyPr rot="0" spcFirstLastPara="0" vertOverflow="overflow" horzOverflow="overflow" vert="horz" wrap="square" lIns="91440" tIns="45720" rIns="91440" bIns="45720" numCol="1" spcCol="0" rtlCol="0" fromWordArt="0" anchor="t" anchorCtr="0" forceAA="0" compatLnSpc="1">
+                      <a:prstTxWarp prst="textNoShape">
+                        <a:avLst/>
+                      </a:prstTxWarp>
+                      <a:noAutofit/>
+                    </wps:bodyPr>
+                  </wps:wsp>
+                </a:graphicData>
+              </a:graphic>
+              <wp14:sizeRelH relativeFrom="margin">
+                <wp14:pctWidth>0</wp14:pctWidth>
+              </wp14:sizeRelH>
+              <wp14:sizeRelV relativeFrom="margin">
+                <wp14:pctHeight>0</wp14:pctHeight>
+              </wp14:sizeRelV>
+            </wp:anchor>
+          </w:drawing>
+        </mc:Choice>
+        <mc:Fallback>
+          <w:pict>
+            <v:roundrect w14:anchorId="23CBC631" id="Text Box 2007455952" o:spid="_x0000_s1028" style="position:absolute;margin-left:365.15pt;margin-top:-80.95pt;width:144.85pt;height:35.15pt;z-index:251663360;visibility:visible;mso-wrap-style:square;mso-width-percent:0;mso-height-percent:0;mso-wrap-distance-left:9pt;mso-wrap-distance-top:0;mso-wrap-distance-right:9pt;mso-wrap-distance-bottom:0;mso-position-horizontal:absolute;mso-position-horizontal-relative:text;mso-position-vertical:absolute;mso-position-vertical-relative:text;mso-width-percent:0;mso-height-percent:0;mso-width-relative:margin;mso-height-relative:margin;v-text-anchor:top" arcsize="10923f" o:gfxdata="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" filled="f" strokecolor="#00b050" strokeweight="2.25pt">
+              <v:stroke joinstyle="miter"/>
+              <v:textbox>
+                <w:txbxContent>
+                  <w:p>
+                    <w:pPr>
+                      <w:pStyle w:val="NoSpacing"/>
+                      <w:jc w:val="center"/>
+                      <w:rPr>
+                        <w:rFonts w:asciiTheme="minorHAnsi" w:hAnsiTheme="minorHAnsi" w:cstheme="minorHAnsi"/>
+                        <w:b/>
+                        <w:color w:val="00B050"/>
+                        <w:sz w:val="40"/>
+                        <w:szCs w:val="40"/>
+                      </w:rPr>
+                    </w:pPr>
+                    <w:r>
+                      <w:rPr>
+                        <w:rFonts w:asciiTheme="minorHAnsi" w:hAnsiTheme="minorHAnsi" w:cstheme="minorHAnsi"/>
+                        <w:b/>
+                        <w:color w:val="00B050"/>
+                        <w:sz w:val="40"/>
+                        <w:szCs w:val="40"/>
+                      </w:rPr>
+                      <w:t>MASTER COPY</w:t>
+                    </w:r>
+                  </w:p>
+                </w:txbxContent>
+              </v:textbox>
+            </v:roundrect>
+          </w:pict>
+        </mc:Fallback>
+      </mc:AlternateContent>
+    </w:r>
   </w:p>
 </w:hdr>
 </file>
 
 <file path=word/numbering.xml><?xml version="1.0" encoding="utf-8"?>
-<w:numbering xmlns:wpc="http://schemas.microsoft.com/office/word/2010/wordprocessingCanvas" xmlns:mc="http://schemas.openxmlformats.org/markup-compatibility/2006" xmlns:o="urn:schemas-microsoft-com:office:office" xmlns:r="http://schemas.openxmlformats.org/officeDocument/2006/relationships" xmlns:m="http://schemas.openxmlformats.org/officeDocument/2006/math" xmlns:v="urn:schemas-microsoft-com:vml" xmlns:wp14="http://schemas.microsoft.com/office/word/2010/wordprocessingDrawing" xmlns:wp="http://schemas.openxmlformats.org/drawingml/2006/wordprocessingDrawing" xmlns:w10="urn:schemas-microsoft-com:office:word" xmlns:w="http://schemas.openxmlformats.org/wordprocessingml/2006/main" xmlns:w14="http://schemas.microsoft.com/office/word/2010/wordml" xmlns:w15="http://schemas.microsoft.com/office/word/2012/wordml" xmlns:wpg="http://schemas.microsoft.com/office/word/2010/wordprocessingGroup" xmlns:wpi="http://schemas.microsoft.com/office/word/2010/wordprocessingInk" xmlns:wne="http://schemas.microsoft.com/office/word/2006/wordml" xmlns:wps="http://schemas.microsoft.com/office/word/2010/wordprocessingShape" mc:Ignorable="w14 w15 wp14">
-  <w:abstractNum w:abstractNumId="0">
+<w:numbering xmlns:wpc="http://schemas.microsoft.com/office/word/2010/wordprocessingCanvas" xmlns:cx="http://schemas.microsoft.com/office/drawing/2014/chartex" xmlns:cx1="http://schemas.microsoft.com/office/drawing/2015/9/8/chartex" xmlns:cx2="http://schemas.microsoft.com/office/drawing/2015/10/21/chartex" xmlns:cx3="http://schemas.microsoft.com/office/drawing/2016/5/9/chartex" xmlns:cx4="http://schemas.microsoft.com/office/drawing/2016/5/10/chartex" xmlns:cx5="http://schemas.microsoft.com/office/drawing/2016/5/11/chartex" xmlns:cx6="http://schemas.microsoft.com/office/drawing/2016/5/12/chartex" xmlns:cx7="http://schemas.microsoft.com/office/drawing/2016/5/13/chartex" xmlns:cx8="http://schemas.microsoft.com/office/drawing/2016/5/14/chartex" xmlns:mc="http://schemas.openxmlformats.org/markup-compatibility/2006" xmlns:aink="http://schemas.microsoft.com/office/drawing/2016/ink" xmlns:am3d="http://schemas.microsoft.com/office/drawing/2017/model3d" xmlns:o="urn:schemas-microsoft-com:office:office" xmlns:oel="http://schemas.microsoft.com/office/2019/extlst" xmlns:r="http://schemas.openxmlformats.org/officeDocument/2006/relationships" xmlns:m="http://schemas.openxmlformats.org/officeDocument/2006/math" xmlns:v="urn:schemas-microsoft-com:vml" xmlns:wp14="http://schemas.microsoft.com/office/word/2010/wordprocessingDrawing" xmlns:wp="http://schemas.openxmlformats.org/drawingml/2006/wordprocessingDrawing" xmlns:w10="urn:schemas-microsoft-com:office:word" xmlns:w="http://schemas.openxmlformats.org/wordprocessingml/2006/main" xmlns:w14="http://schemas.microsoft.com/office/word/2010/wordml" xmlns:w15="http://schemas.microsoft.com/office/word/2012/wordml" xmlns:w16cex="http://schemas.microsoft.com/office/word/2018/wordml/cex" xmlns:w16cid="http://schemas.microsoft.com/office/word/2016/wordml/cid" xmlns:w16="http://schemas.microsoft.com/office/word/2018/wordml" xmlns:w16du="http://schemas.microsoft.com/office/word/2023/wordml/word16du" xmlns:w16sdtdh="http://schemas.microsoft.com/office/word/2020/wordml/sdtdatahash" xmlns:w16sdtfl="http://schemas.microsoft.com/office/word/2024/wordml/sdtformatlock" xmlns:w16se="http://schemas.microsoft.com/office/word/2015/wordml/symex" xmlns:wpg="http://schemas.microsoft.com/office/word/2010/wordprocessingGroup" xmlns:wpi="http://schemas.microsoft.com/office/word/2010/wordprocessingInk" xmlns:wne="http://schemas.microsoft.com/office/word/2006/wordml" xmlns:wps="http://schemas.microsoft.com/office/word/2010/wordprocessingShape" mc:Ignorable="w14 w15 w16se w16cid w16 w16cex w16sdtdh w16sdtfl w16du wp14">
+  <w:abstractNum w:abstractNumId="0" w15:restartNumberingAfterBreak="0">
     <w:nsid w:val="0A797094"/>
     <w:multiLevelType w:val="hybridMultilevel"/>
     <w:tmpl w:val="226C0DE2"/>
@@ -18732,7 +18835,7 @@
       </w:rPr>
     </w:lvl>
   </w:abstractNum>
-  <w:abstractNum w:abstractNumId="1">
+  <w:abstractNum w:abstractNumId="1" w15:restartNumberingAfterBreak="0">
     <w:nsid w:val="0B9E567A"/>
     <w:multiLevelType w:val="hybridMultilevel"/>
     <w:tmpl w:val="A32A24E4"/>
@@ -18845,7 +18948,7 @@
       </w:rPr>
     </w:lvl>
   </w:abstractNum>
-  <w:abstractNum w:abstractNumId="2">
+  <w:abstractNum w:abstractNumId="2" w15:restartNumberingAfterBreak="0">
     <w:nsid w:val="10A94F1E"/>
     <w:multiLevelType w:val="hybridMultilevel"/>
     <w:tmpl w:val="DDB861AA"/>
@@ -18958,7 +19061,7 @@
       </w:rPr>
     </w:lvl>
   </w:abstractNum>
-  <w:abstractNum w:abstractNumId="3">
+  <w:abstractNum w:abstractNumId="3" w15:restartNumberingAfterBreak="0">
     <w:nsid w:val="11F049AF"/>
     <w:multiLevelType w:val="hybridMultilevel"/>
     <w:tmpl w:val="FF3E80FA"/>
@@ -19049,7 +19152,7 @@
       </w:pPr>
     </w:lvl>
   </w:abstractNum>
-  <w:abstractNum w:abstractNumId="4">
+  <w:abstractNum w:abstractNumId="4" w15:restartNumberingAfterBreak="0">
     <w:nsid w:val="16EA3A3D"/>
     <w:multiLevelType w:val="hybridMultilevel"/>
     <w:tmpl w:val="FE362B42"/>
@@ -19162,7 +19265,7 @@
       </w:rPr>
     </w:lvl>
   </w:abstractNum>
-  <w:abstractNum w:abstractNumId="5">
+  <w:abstractNum w:abstractNumId="5" w15:restartNumberingAfterBreak="0">
     <w:nsid w:val="2BB924A0"/>
     <w:multiLevelType w:val="multilevel"/>
     <w:tmpl w:val="B41C1BAA"/>
@@ -19275,7 +19378,7 @@
       </w:rPr>
     </w:lvl>
   </w:abstractNum>
-  <w:abstractNum w:abstractNumId="6">
+  <w:abstractNum w:abstractNumId="6" w15:restartNumberingAfterBreak="0">
     <w:nsid w:val="2BDB1A5A"/>
     <w:multiLevelType w:val="hybridMultilevel"/>
     <w:tmpl w:val="2F786762"/>
@@ -19388,7 +19491,7 @@
       </w:rPr>
     </w:lvl>
   </w:abstractNum>
-  <w:abstractNum w:abstractNumId="7">
+  <w:abstractNum w:abstractNumId="7" w15:restartNumberingAfterBreak="0">
     <w:nsid w:val="3042022A"/>
     <w:multiLevelType w:val="multilevel"/>
     <w:tmpl w:val="8CB474FC"/>
@@ -19537,7 +19640,7 @@
       </w:rPr>
     </w:lvl>
   </w:abstractNum>
-  <w:abstractNum w:abstractNumId="8">
+  <w:abstractNum w:abstractNumId="8" w15:restartNumberingAfterBreak="0">
     <w:nsid w:val="31443DD2"/>
     <w:multiLevelType w:val="hybridMultilevel"/>
     <w:tmpl w:val="8DAA361A"/>
@@ -19626,7 +19729,7 @@
       </w:pPr>
     </w:lvl>
   </w:abstractNum>
-  <w:abstractNum w:abstractNumId="9">
+  <w:abstractNum w:abstractNumId="9" w15:restartNumberingAfterBreak="0">
     <w:nsid w:val="32BF0D70"/>
     <w:multiLevelType w:val="hybridMultilevel"/>
     <w:tmpl w:val="7C5A2D00"/>
@@ -19739,7 +19842,7 @@
       </w:rPr>
     </w:lvl>
   </w:abstractNum>
-  <w:abstractNum w:abstractNumId="10">
+  <w:abstractNum w:abstractNumId="10" w15:restartNumberingAfterBreak="0">
     <w:nsid w:val="393A1B67"/>
     <w:multiLevelType w:val="multilevel"/>
     <w:tmpl w:val="AE240766"/>
@@ -19853,7 +19956,7 @@
       </w:rPr>
     </w:lvl>
   </w:abstractNum>
-  <w:abstractNum w:abstractNumId="11">
+  <w:abstractNum w:abstractNumId="11" w15:restartNumberingAfterBreak="0">
     <w:nsid w:val="4044337B"/>
     <w:multiLevelType w:val="hybridMultilevel"/>
     <w:tmpl w:val="5E148B78"/>
@@ -19939,7 +20042,7 @@
       </w:pPr>
     </w:lvl>
   </w:abstractNum>
-  <w:abstractNum w:abstractNumId="12">
+  <w:abstractNum w:abstractNumId="12" w15:restartNumberingAfterBreak="0">
     <w:nsid w:val="4179031D"/>
     <w:multiLevelType w:val="hybridMultilevel"/>
     <w:tmpl w:val="7C425F78"/>
@@ -20052,7 +20155,7 @@
       </w:rPr>
     </w:lvl>
   </w:abstractNum>
-  <w:abstractNum w:abstractNumId="13">
+  <w:abstractNum w:abstractNumId="13" w15:restartNumberingAfterBreak="0">
     <w:nsid w:val="44CA37D7"/>
     <w:multiLevelType w:val="hybridMultilevel"/>
     <w:tmpl w:val="D60AF510"/>
@@ -20168,7 +20271,7 @@
       </w:pPr>
     </w:lvl>
   </w:abstractNum>
-  <w:abstractNum w:abstractNumId="14">
+  <w:abstractNum w:abstractNumId="14" w15:restartNumberingAfterBreak="0">
     <w:nsid w:val="455F09DA"/>
     <w:multiLevelType w:val="hybridMultilevel"/>
     <w:tmpl w:val="3AE02ECE"/>
@@ -20281,7 +20384,7 @@
       </w:rPr>
     </w:lvl>
   </w:abstractNum>
-  <w:abstractNum w:abstractNumId="15">
+  <w:abstractNum w:abstractNumId="15" w15:restartNumberingAfterBreak="0">
     <w:nsid w:val="4AE56F16"/>
     <w:multiLevelType w:val="hybridMultilevel"/>
     <w:tmpl w:val="D7009B70"/>
@@ -20394,7 +20497,7 @@
       </w:rPr>
     </w:lvl>
   </w:abstractNum>
-  <w:abstractNum w:abstractNumId="16">
+  <w:abstractNum w:abstractNumId="16" w15:restartNumberingAfterBreak="0">
     <w:nsid w:val="4BDF75F5"/>
     <w:multiLevelType w:val="hybridMultilevel"/>
     <w:tmpl w:val="075258F4"/>
@@ -20507,7 +20610,7 @@
       </w:rPr>
     </w:lvl>
   </w:abstractNum>
-  <w:abstractNum w:abstractNumId="17">
+  <w:abstractNum w:abstractNumId="17" w15:restartNumberingAfterBreak="0">
     <w:nsid w:val="4C2C7809"/>
     <w:multiLevelType w:val="multilevel"/>
     <w:tmpl w:val="A8D0D8BA"/>
@@ -20656,7 +20759,7 @@
       </w:rPr>
     </w:lvl>
   </w:abstractNum>
-  <w:abstractNum w:abstractNumId="18">
+  <w:abstractNum w:abstractNumId="18" w15:restartNumberingAfterBreak="0">
     <w:nsid w:val="56F24DF5"/>
     <w:multiLevelType w:val="hybridMultilevel"/>
     <w:tmpl w:val="BA40D78A"/>
@@ -20769,7 +20872,7 @@
       </w:rPr>
     </w:lvl>
   </w:abstractNum>
-  <w:abstractNum w:abstractNumId="19">
+  <w:abstractNum w:abstractNumId="19" w15:restartNumberingAfterBreak="0">
     <w:nsid w:val="5DDC107F"/>
     <w:multiLevelType w:val="hybridMultilevel"/>
     <w:tmpl w:val="31842074"/>
@@ -20910,7 +21013,7 @@
       </w:rPr>
     </w:lvl>
   </w:abstractNum>
-  <w:abstractNum w:abstractNumId="20">
+  <w:abstractNum w:abstractNumId="20" w15:restartNumberingAfterBreak="0">
     <w:nsid w:val="6B6250DF"/>
     <w:multiLevelType w:val="multilevel"/>
     <w:tmpl w:val="7214C94A"/>
@@ -21027,7 +21130,156 @@
       </w:pPr>
     </w:lvl>
   </w:abstractNum>
-  <w:abstractNum w:abstractNumId="21">
+  <w:abstractNum w:abstractNumId="21" w15:restartNumberingAfterBreak="0">
+    <w:nsid w:val="6BB541E4"/>
+    <w:multiLevelType w:val="multilevel"/>
+    <w:tmpl w:val="0764FE70"/>
+    <w:lvl w:ilvl="0">
+      <w:start w:val="1"/>
+      <w:numFmt w:val="bullet"/>
+      <w:lvlText w:val=""/>
+      <w:lvlJc w:val="left"/>
+      <w:pPr>
+        <w:tabs>
+          <w:tab w:val="num" w:pos="720"/>
+        </w:tabs>
+        <w:ind w:left="720" w:hanging="360"/>
+      </w:pPr>
+      <w:rPr>
+        <w:rFonts w:ascii="Symbol" w:hAnsi="Symbol" w:hint="default"/>
+        <w:sz w:val="20"/>
+      </w:rPr>
+    </w:lvl>
+    <w:lvl w:ilvl="1" w:tentative="1">
+      <w:start w:val="1"/>
+      <w:numFmt w:val="bullet"/>
+      <w:lvlText w:val="o"/>
+      <w:lvlJc w:val="left"/>
+      <w:pPr>
+        <w:tabs>
+          <w:tab w:val="num" w:pos="1440"/>
+        </w:tabs>
+        <w:ind w:left="1440" w:hanging="360"/>
+      </w:pPr>
+      <w:rPr>
+        <w:rFonts w:ascii="Courier New" w:hAnsi="Courier New" w:hint="default"/>
+        <w:sz w:val="20"/>
+      </w:rPr>
+    </w:lvl>
+    <w:lvl w:ilvl="2" w:tentative="1">
+      <w:start w:val="1"/>
+      <w:numFmt w:val="bullet"/>
+      <w:lvlText w:val=""/>
+      <w:lvlJc w:val="left"/>
+      <w:pPr>
+        <w:tabs>
+          <w:tab w:val="num" w:pos="2160"/>
+        </w:tabs>
+        <w:ind w:left="2160" w:hanging="360"/>
+      </w:pPr>
+      <w:rPr>
+        <w:rFonts w:ascii="Wingdings" w:hAnsi="Wingdings" w:hint="default"/>
+        <w:sz w:val="20"/>
+      </w:rPr>
+    </w:lvl>
+    <w:lvl w:ilvl="3" w:tentative="1">
+      <w:start w:val="1"/>
+      <w:numFmt w:val="bullet"/>
+      <w:lvlText w:val=""/>
+      <w:lvlJc w:val="left"/>
+      <w:pPr>
+        <w:tabs>
+          <w:tab w:val="num" w:pos="2880"/>
+        </w:tabs>
+        <w:ind w:left="2880" w:hanging="360"/>
+      </w:pPr>
+      <w:rPr>
+        <w:rFonts w:ascii="Wingdings" w:hAnsi="Wingdings" w:hint="default"/>
+        <w:sz w:val="20"/>
+      </w:rPr>
+    </w:lvl>
+    <w:lvl w:ilvl="4" w:tentative="1">
+      <w:start w:val="1"/>
+      <w:numFmt w:val="bullet"/>
+      <w:lvlText w:val=""/>
+      <w:lvlJc w:val="left"/>
+      <w:pPr>
+        <w:tabs>
+          <w:tab w:val="num" w:pos="3600"/>
+        </w:tabs>
+        <w:ind w:left="3600" w:hanging="360"/>
+      </w:pPr>
+      <w:rPr>
+        <w:rFonts w:ascii="Wingdings" w:hAnsi="Wingdings" w:hint="default"/>
+        <w:sz w:val="20"/>
+      </w:rPr>
+    </w:lvl>
+    <w:lvl w:ilvl="5" w:tentative="1">
+      <w:start w:val="1"/>
+      <w:numFmt w:val="bullet"/>
+      <w:lvlText w:val=""/>
+      <w:lvlJc w:val="left"/>
+      <w:pPr>
+        <w:tabs>
+          <w:tab w:val="num" w:pos="4320"/>
+        </w:tabs>
+        <w:ind w:left="4320" w:hanging="360"/>
+      </w:pPr>
+      <w:rPr>
+        <w:rFonts w:ascii="Wingdings" w:hAnsi="Wingdings" w:hint="default"/>
+        <w:sz w:val="20"/>
+      </w:rPr>
+    </w:lvl>
+    <w:lvl w:ilvl="6" w:tentative="1">
+      <w:start w:val="1"/>
+      <w:numFmt w:val="bullet"/>
+      <w:lvlText w:val=""/>
+      <w:lvlJc w:val="left"/>
+      <w:pPr>
+        <w:tabs>
+          <w:tab w:val="num" w:pos="5040"/>
+        </w:tabs>
+        <w:ind w:left="5040" w:hanging="360"/>
+      </w:pPr>
+      <w:rPr>
+        <w:rFonts w:ascii="Wingdings" w:hAnsi="Wingdings" w:hint="default"/>
+        <w:sz w:val="20"/>
+      </w:rPr>
+    </w:lvl>
+    <w:lvl w:ilvl="7" w:tentative="1">
+      <w:start w:val="1"/>
+      <w:numFmt w:val="bullet"/>
+      <w:lvlText w:val=""/>
+      <w:lvlJc w:val="left"/>
+      <w:pPr>
+        <w:tabs>
+          <w:tab w:val="num" w:pos="5760"/>
+        </w:tabs>
+        <w:ind w:left="5760" w:hanging="360"/>
+      </w:pPr>
+      <w:rPr>
+        <w:rFonts w:ascii="Wingdings" w:hAnsi="Wingdings" w:hint="default"/>
+        <w:sz w:val="20"/>
+      </w:rPr>
+    </w:lvl>
+    <w:lvl w:ilvl="8" w:tentative="1">
+      <w:start w:val="1"/>
+      <w:numFmt w:val="bullet"/>
+      <w:lvlText w:val=""/>
+      <w:lvlJc w:val="left"/>
+      <w:pPr>
+        <w:tabs>
+          <w:tab w:val="num" w:pos="6480"/>
+        </w:tabs>
+        <w:ind w:left="6480" w:hanging="360"/>
+      </w:pPr>
+      <w:rPr>
+        <w:rFonts w:ascii="Wingdings" w:hAnsi="Wingdings" w:hint="default"/>
+        <w:sz w:val="20"/>
+      </w:rPr>
+    </w:lvl>
+  </w:abstractNum>
+  <w:abstractNum w:abstractNumId="22" w15:restartNumberingAfterBreak="0">
     <w:nsid w:val="750177E8"/>
     <w:multiLevelType w:val="hybridMultilevel"/>
     <w:tmpl w:val="F3CC58E4"/>
@@ -21117,7 +21369,7 @@
       </w:pPr>
     </w:lvl>
   </w:abstractNum>
-  <w:abstractNum w:abstractNumId="22">
+  <w:abstractNum w:abstractNumId="23" w15:restartNumberingAfterBreak="0">
     <w:nsid w:val="752F5DBE"/>
     <w:multiLevelType w:val="hybridMultilevel"/>
     <w:tmpl w:val="3B046C68"/>
@@ -21203,7 +21455,7 @@
       </w:pPr>
     </w:lvl>
   </w:abstractNum>
-  <w:abstractNum w:abstractNumId="23">
+  <w:abstractNum w:abstractNumId="24" w15:restartNumberingAfterBreak="0">
     <w:nsid w:val="79FE5F32"/>
     <w:multiLevelType w:val="hybridMultilevel"/>
     <w:tmpl w:val="B5BC6C3A"/>
@@ -21316,7 +21568,7 @@
       </w:rPr>
     </w:lvl>
   </w:abstractNum>
-  <w:abstractNum w:abstractNumId="24">
+  <w:abstractNum w:abstractNumId="25" w15:restartNumberingAfterBreak="0">
     <w:nsid w:val="7A434164"/>
     <w:multiLevelType w:val="multilevel"/>
     <w:tmpl w:val="947252A6"/>
@@ -21465,7 +21717,7 @@
       </w:rPr>
     </w:lvl>
   </w:abstractNum>
-  <w:abstractNum w:abstractNumId="25">
+  <w:abstractNum w:abstractNumId="26" w15:restartNumberingAfterBreak="0">
     <w:nsid w:val="7B571D8A"/>
     <w:multiLevelType w:val="hybridMultilevel"/>
     <w:tmpl w:val="E3747FE6"/>
@@ -21551,7 +21803,7 @@
       </w:pPr>
     </w:lvl>
   </w:abstractNum>
-  <w:abstractNum w:abstractNumId="26">
+  <w:abstractNum w:abstractNumId="27" w15:restartNumberingAfterBreak="0">
     <w:nsid w:val="7CB2120A"/>
     <w:multiLevelType w:val="hybridMultilevel"/>
     <w:tmpl w:val="64DCDC4A"/>
@@ -21637,68 +21889,68 @@
       </w:pPr>
     </w:lvl>
   </w:abstractNum>
-  <w:num w:numId="1">
+  <w:num w:numId="1" w16cid:durableId="307781830">
     <w:abstractNumId w:val="13"/>
   </w:num>
-  <w:num w:numId="2">
+  <w:num w:numId="2" w16cid:durableId="863251085">
     <w:abstractNumId w:val="19"/>
   </w:num>
-  <w:num w:numId="3">
+  <w:num w:numId="3" w16cid:durableId="1199079079">
     <w:abstractNumId w:val="16"/>
   </w:num>
-  <w:num w:numId="4">
+  <w:num w:numId="4" w16cid:durableId="1190795685">
     <w:abstractNumId w:val="2"/>
   </w:num>
-  <w:num w:numId="5">
+  <w:num w:numId="5" w16cid:durableId="246696867">
     <w:abstractNumId w:val="15"/>
   </w:num>
-  <w:num w:numId="6">
+  <w:num w:numId="6" w16cid:durableId="46800931">
     <w:abstractNumId w:val="12"/>
   </w:num>
-  <w:num w:numId="7">
-    <w:abstractNumId w:val="23"/>
+  <w:num w:numId="7" w16cid:durableId="932670065">
+    <w:abstractNumId w:val="24"/>
   </w:num>
-  <w:num w:numId="8">
+  <w:num w:numId="8" w16cid:durableId="1613786757">
     <w:abstractNumId w:val="0"/>
   </w:num>
-  <w:num w:numId="9">
+  <w:num w:numId="9" w16cid:durableId="1804806435">
     <w:abstractNumId w:val="1"/>
   </w:num>
-  <w:num w:numId="10">
+  <w:num w:numId="10" w16cid:durableId="1456214415">
     <w:abstractNumId w:val="18"/>
   </w:num>
-  <w:num w:numId="11">
+  <w:num w:numId="11" w16cid:durableId="1770273987">
     <w:abstractNumId w:val="14"/>
   </w:num>
-  <w:num w:numId="12">
+  <w:num w:numId="12" w16cid:durableId="1692687538">
     <w:abstractNumId w:val="4"/>
   </w:num>
-  <w:num w:numId="13">
-    <w:abstractNumId w:val="21"/>
+  <w:num w:numId="13" w16cid:durableId="340937876">
+    <w:abstractNumId w:val="22"/>
   </w:num>
-  <w:num w:numId="14">
+  <w:num w:numId="14" w16cid:durableId="83578963">
     <w:abstractNumId w:val="5"/>
   </w:num>
-  <w:num w:numId="15">
+  <w:num w:numId="15" w16cid:durableId="1437943663">
     <w:abstractNumId w:val="9"/>
   </w:num>
-  <w:num w:numId="16">
+  <w:num w:numId="16" w16cid:durableId="719549127">
     <w:abstractNumId w:val="3"/>
   </w:num>
-  <w:num w:numId="17">
-    <w:abstractNumId w:val="25"/>
-  </w:num>
-  <w:num w:numId="18">
+  <w:num w:numId="17" w16cid:durableId="13265036">
     <w:abstractNumId w:val="26"/>
   </w:num>
-  <w:num w:numId="19">
+  <w:num w:numId="18" w16cid:durableId="1030647094">
+    <w:abstractNumId w:val="27"/>
+  </w:num>
+  <w:num w:numId="19" w16cid:durableId="127553603">
     <w:abstractNumId w:val="6"/>
   </w:num>
-  <w:num w:numId="20">
+  <w:num w:numId="20" w16cid:durableId="49812491">
     <w:abstractNumId w:val="11"/>
   </w:num>
-  <w:num w:numId="21">
-    <w:abstractNumId w:val="25"/>
+  <w:num w:numId="21" w16cid:durableId="652878945">
+    <w:abstractNumId w:val="26"/>
     <w:lvlOverride w:ilvl="0">
       <w:startOverride w:val="1"/>
     </w:lvlOverride>
@@ -21727,7 +21979,7 @@
       <w:startOverride w:val="1"/>
     </w:lvlOverride>
   </w:num>
-  <w:num w:numId="22">
+  <w:num w:numId="22" w16cid:durableId="1396313534">
     <w:abstractNumId w:val="3"/>
     <w:lvlOverride w:ilvl="0">
       <w:startOverride w:val="1"/>
@@ -21757,8 +22009,8 @@
       <w:startOverride w:val="1"/>
     </w:lvlOverride>
   </w:num>
-  <w:num w:numId="23">
-    <w:abstractNumId w:val="22"/>
+  <w:num w:numId="23" w16cid:durableId="784039867">
+    <w:abstractNumId w:val="23"/>
     <w:lvlOverride w:ilvl="0">
       <w:startOverride w:val="1"/>
     </w:lvlOverride>
@@ -21787,29 +22039,32 @@
       <w:startOverride w:val="1"/>
     </w:lvlOverride>
   </w:num>
-  <w:num w:numId="24">
+  <w:num w:numId="24" w16cid:durableId="1112283717">
     <w:abstractNumId w:val="10"/>
   </w:num>
-  <w:num w:numId="25">
+  <w:num w:numId="25" w16cid:durableId="2139183961">
     <w:abstractNumId w:val="8"/>
   </w:num>
-  <w:num w:numId="26">
+  <w:num w:numId="26" w16cid:durableId="18360344">
     <w:abstractNumId w:val="20"/>
   </w:num>
-  <w:num w:numId="27">
+  <w:num w:numId="27" w16cid:durableId="1447236923">
     <w:abstractNumId w:val="7"/>
   </w:num>
-  <w:num w:numId="28">
-    <w:abstractNumId w:val="24"/>
+  <w:num w:numId="28" w16cid:durableId="582960200">
+    <w:abstractNumId w:val="25"/>
   </w:num>
-  <w:num w:numId="29">
+  <w:num w:numId="29" w16cid:durableId="1108503935">
     <w:abstractNumId w:val="17"/>
+  </w:num>
+  <w:num w:numId="30" w16cid:durableId="1261571514">
+    <w:abstractNumId w:val="21"/>
   </w:num>
 </w:numbering>
 </file>
 
 <file path=word/styles.xml><?xml version="1.0" encoding="utf-8"?>
-<w:styles xmlns:mc="http://schemas.openxmlformats.org/markup-compatibility/2006" xmlns:r="http://schemas.openxmlformats.org/officeDocument/2006/relationships" xmlns:w="http://schemas.openxmlformats.org/wordprocessingml/2006/main" xmlns:w14="http://schemas.microsoft.com/office/word/2010/wordml" xmlns:w15="http://schemas.microsoft.com/office/word/2012/wordml" mc:Ignorable="w14 w15">
+<w:styles xmlns:mc="http://schemas.openxmlformats.org/markup-compatibility/2006" xmlns:r="http://schemas.openxmlformats.org/officeDocument/2006/relationships" xmlns:w="http://schemas.openxmlformats.org/wordprocessingml/2006/main" xmlns:w14="http://schemas.microsoft.com/office/word/2010/wordml" xmlns:w15="http://schemas.microsoft.com/office/word/2012/wordml" xmlns:w16cex="http://schemas.microsoft.com/office/word/2018/wordml/cex" xmlns:w16cid="http://schemas.microsoft.com/office/word/2016/wordml/cid" xmlns:w16="http://schemas.microsoft.com/office/word/2018/wordml" xmlns:w16du="http://schemas.microsoft.com/office/word/2023/wordml/word16du" xmlns:w16sdtdh="http://schemas.microsoft.com/office/word/2020/wordml/sdtdatahash" xmlns:w16sdtfl="http://schemas.microsoft.com/office/word/2024/wordml/sdtformatlock" xmlns:w16se="http://schemas.microsoft.com/office/word/2015/wordml/symex" mc:Ignorable="w14 w15 w16se w16cid w16 w16cex w16sdtdh w16sdtfl w16du">
   <w:docDefaults>
     <w:rPrDefault>
       <w:rPr>
@@ -21825,7 +22080,7 @@
       </w:pPr>
     </w:pPrDefault>
   </w:docDefaults>
-  <w:latentStyles w:defLockedState="0" w:defUIPriority="99" w:defSemiHidden="0" w:defUnhideWhenUsed="0" w:defQFormat="0" w:count="371">
+  <w:latentStyles w:defLockedState="0" w:defUIPriority="99" w:defSemiHidden="0" w:defUnhideWhenUsed="0" w:defQFormat="0" w:count="376">
     <w:lsdException w:name="Normal" w:uiPriority="0" w:qFormat="1"/>
     <w:lsdException w:name="heading 1" w:uiPriority="0" w:qFormat="1"/>
     <w:lsdException w:name="heading 2" w:semiHidden="1" w:uiPriority="0" w:unhideWhenUsed="1" w:qFormat="1"/>
@@ -22197,6 +22452,11 @@
     <w:lsdException w:name="List Table 5 Dark Accent 6" w:uiPriority="50"/>
     <w:lsdException w:name="List Table 6 Colorful Accent 6" w:uiPriority="51"/>
     <w:lsdException w:name="List Table 7 Colorful Accent 6" w:uiPriority="52"/>
+    <w:lsdException w:name="Mention" w:semiHidden="1" w:unhideWhenUsed="1"/>
+    <w:lsdException w:name="Smart Hyperlink" w:semiHidden="1" w:unhideWhenUsed="1"/>
+    <w:lsdException w:name="Hashtag" w:semiHidden="1" w:unhideWhenUsed="1"/>
+    <w:lsdException w:name="Unresolved Mention" w:semiHidden="1" w:unhideWhenUsed="1"/>
+    <w:lsdException w:name="Smart Link" w:semiHidden="1" w:unhideWhenUsed="1"/>
   </w:latentStyles>
   <w:style w:type="paragraph" w:default="1" w:styleId="Normal">
     <w:name w:val="Normal"/>
@@ -22902,7 +23162,6 @@
       <w:szCs w:val="20"/>
     </w:rPr>
     <w:tblPr>
-      <w:tblInd w:w="0" w:type="dxa"/>
       <w:tblBorders>
         <w:top w:val="single" w:sz="4" w:space="0" w:color="auto"/>
         <w:left w:val="single" w:sz="4" w:space="0" w:color="auto"/>
@@ -22911,12 +23170,6 @@
         <w:insideH w:val="single" w:sz="4" w:space="0" w:color="auto"/>
         <w:insideV w:val="single" w:sz="4" w:space="0" w:color="auto"/>
       </w:tblBorders>
-      <w:tblCellMar>
-        <w:top w:w="0" w:type="dxa"/>
-        <w:left w:w="108" w:type="dxa"/>
-        <w:bottom w:w="0" w:type="dxa"/>
-        <w:right w:w="108" w:type="dxa"/>
-      </w:tblCellMar>
     </w:tblPr>
   </w:style>
   <w:style w:type="character" w:styleId="Strong">
@@ -22945,6 +23198,7 @@
   </w:style>
   <w:style w:type="paragraph" w:styleId="NoSpacing">
     <w:name w:val="No Spacing"/>
+    <w:link w:val="NoSpacingChar"/>
     <w:uiPriority w:val="1"/>
     <w:qFormat/>
     <w:rsid w:val="0031595A"/>
@@ -22957,13 +23211,25 @@
       <w:szCs w:val="24"/>
     </w:rPr>
   </w:style>
+  <w:style w:type="character" w:customStyle="1" w:styleId="NoSpacingChar">
+    <w:name w:val="No Spacing Char"/>
+    <w:basedOn w:val="DefaultParagraphFont"/>
+    <w:link w:val="NoSpacing"/>
+    <w:uiPriority w:val="1"/>
+    <w:rsid w:val="00E61FD6"/>
+    <w:rPr>
+      <w:rFonts w:ascii="Times New Roman" w:eastAsia="Times New Roman" w:hAnsi="Times New Roman" w:cs="Times New Roman"/>
+      <w:sz w:val="24"/>
+      <w:szCs w:val="24"/>
+    </w:rPr>
+  </w:style>
 </w:styles>
 </file>
 
 <file path=word/charts/chart1.xml><?xml version="1.0" encoding="utf-8"?>
-<c:chartSpace xmlns:c="http://schemas.openxmlformats.org/drawingml/2006/chart" xmlns:a="http://schemas.openxmlformats.org/drawingml/2006/main" xmlns:r="http://schemas.openxmlformats.org/officeDocument/2006/relationships">
+<c:chartSpace xmlns:c="http://schemas.openxmlformats.org/drawingml/2006/chart" xmlns:a="http://schemas.openxmlformats.org/drawingml/2006/main" xmlns:r="http://schemas.openxmlformats.org/officeDocument/2006/relationships" xmlns:c16r2="http://schemas.microsoft.com/office/drawing/2015/06/chart">
   <c:date1904 val="0"/>
-  <c:lang val="en-US"/>
+  <c:lang val="en-GB"/>
   <c:roundedCorners val="0"/>
   <mc:AlternateContent xmlns:mc="http://schemas.openxmlformats.org/markup-compatibility/2006">
     <mc:Choice xmlns:c14="http://schemas.microsoft.com/office/drawing/2007/8/2/chart" Requires="c14">
@@ -23075,7 +23341,7 @@
             </c:numRef>
           </c:val>
           <c:smooth val="0"/>
-          <c:extLst xmlns:c16r2="http://schemas.microsoft.com/office/drawing/2015/06/chart">
+          <c:extLst>
             <c:ext xmlns:c16="http://schemas.microsoft.com/office/drawing/2014/chart" uri="{C3380CC4-5D6E-409C-BE32-E72D297353CC}">
               <c16:uniqueId val="{00000001-FDC0-4822-9B4E-AF514678C16D}"/>
             </c:ext>
@@ -23133,11 +23399,13 @@
               <c:showSerName val="0"/>
               <c:showPercent val="0"/>
               <c:showBubbleSize val="0"/>
-              <c:extLst xmlns:c16r2="http://schemas.microsoft.com/office/drawing/2015/06/chart">
+              <c:extLst>
+                <c:ext xmlns:c15="http://schemas.microsoft.com/office/drawing/2012/chart" uri="{CE6537A1-D6FC-4f65-9D91-7224C49458BB}">
+                  <c15:showDataLabelsRange val="0"/>
+                </c:ext>
                 <c:ext xmlns:c16="http://schemas.microsoft.com/office/drawing/2014/chart" uri="{C3380CC4-5D6E-409C-BE32-E72D297353CC}">
                   <c16:uniqueId val="{00000005-FDC0-4822-9B4E-AF514678C16D}"/>
                 </c:ext>
-                <c:ext xmlns:c15="http://schemas.microsoft.com/office/drawing/2012/chart" uri="{CE6537A1-D6FC-4f65-9D91-7224C49458BB}"/>
               </c:extLst>
             </c:dLbl>
             <c:spPr>
@@ -23165,7 +23433,7 @@
             <c:showSerName val="0"/>
             <c:showPercent val="0"/>
             <c:showBubbleSize val="0"/>
-            <c:extLst xmlns:c16r2="http://schemas.microsoft.com/office/drawing/2015/06/chart">
+            <c:extLst>
               <c:ext xmlns:c15="http://schemas.microsoft.com/office/drawing/2012/chart" uri="{CE6537A1-D6FC-4f65-9D91-7224C49458BB}">
                 <c15:showLeaderLines val="1"/>
               </c:ext>
@@ -23237,7 +23505,7 @@
             </c:numRef>
           </c:val>
           <c:smooth val="0"/>
-          <c:extLst xmlns:c16r2="http://schemas.microsoft.com/office/drawing/2015/06/chart">
+          <c:extLst>
             <c:ext xmlns:c16="http://schemas.microsoft.com/office/drawing/2014/chart" uri="{C3380CC4-5D6E-409C-BE32-E72D297353CC}">
               <c16:uniqueId val="{00000002-FDC0-4822-9B4E-AF514678C16D}"/>
             </c:ext>
@@ -23295,11 +23563,13 @@
               <c:showSerName val="0"/>
               <c:showPercent val="0"/>
               <c:showBubbleSize val="0"/>
-              <c:extLst xmlns:c16r2="http://schemas.microsoft.com/office/drawing/2015/06/chart">
+              <c:extLst>
+                <c:ext xmlns:c15="http://schemas.microsoft.com/office/drawing/2012/chart" uri="{CE6537A1-D6FC-4f65-9D91-7224C49458BB}">
+                  <c15:showDataLabelsRange val="0"/>
+                </c:ext>
                 <c:ext xmlns:c16="http://schemas.microsoft.com/office/drawing/2014/chart" uri="{C3380CC4-5D6E-409C-BE32-E72D297353CC}">
                   <c16:uniqueId val="{00000006-FDC0-4822-9B4E-AF514678C16D}"/>
                 </c:ext>
-                <c:ext xmlns:c15="http://schemas.microsoft.com/office/drawing/2012/chart" uri="{CE6537A1-D6FC-4f65-9D91-7224C49458BB}"/>
               </c:extLst>
             </c:dLbl>
             <c:spPr>
@@ -23327,7 +23597,7 @@
             <c:showSerName val="0"/>
             <c:showPercent val="0"/>
             <c:showBubbleSize val="0"/>
-            <c:extLst xmlns:c16r2="http://schemas.microsoft.com/office/drawing/2015/06/chart">
+            <c:extLst>
               <c:ext xmlns:c15="http://schemas.microsoft.com/office/drawing/2012/chart" uri="{CE6537A1-D6FC-4f65-9D91-7224C49458BB}">
                 <c15:showLeaderLines val="1"/>
               </c:ext>
@@ -23399,7 +23669,7 @@
             </c:numRef>
           </c:val>
           <c:smooth val="0"/>
-          <c:extLst xmlns:c16r2="http://schemas.microsoft.com/office/drawing/2015/06/chart">
+          <c:extLst>
             <c:ext xmlns:c16="http://schemas.microsoft.com/office/drawing/2014/chart" uri="{C3380CC4-5D6E-409C-BE32-E72D297353CC}">
               <c16:uniqueId val="{00000003-FDC0-4822-9B4E-AF514678C16D}"/>
             </c:ext>
@@ -23457,11 +23727,13 @@
               <c:showSerName val="0"/>
               <c:showPercent val="0"/>
               <c:showBubbleSize val="0"/>
-              <c:extLst xmlns:c16r2="http://schemas.microsoft.com/office/drawing/2015/06/chart">
+              <c:extLst>
+                <c:ext xmlns:c15="http://schemas.microsoft.com/office/drawing/2012/chart" uri="{CE6537A1-D6FC-4f65-9D91-7224C49458BB}">
+                  <c15:showDataLabelsRange val="0"/>
+                </c:ext>
                 <c:ext xmlns:c16="http://schemas.microsoft.com/office/drawing/2014/chart" uri="{C3380CC4-5D6E-409C-BE32-E72D297353CC}">
                   <c16:uniqueId val="{00000007-FDC0-4822-9B4E-AF514678C16D}"/>
                 </c:ext>
-                <c:ext xmlns:c15="http://schemas.microsoft.com/office/drawing/2012/chart" uri="{CE6537A1-D6FC-4f65-9D91-7224C49458BB}"/>
               </c:extLst>
             </c:dLbl>
             <c:spPr>
@@ -23489,7 +23761,7 @@
             <c:showSerName val="0"/>
             <c:showPercent val="0"/>
             <c:showBubbleSize val="0"/>
-            <c:extLst xmlns:c16r2="http://schemas.microsoft.com/office/drawing/2015/06/chart">
+            <c:extLst>
               <c:ext xmlns:c15="http://schemas.microsoft.com/office/drawing/2012/chart" uri="{CE6537A1-D6FC-4f65-9D91-7224C49458BB}">
                 <c15:showLeaderLines val="1"/>
               </c:ext>
@@ -23561,7 +23833,7 @@
             </c:numRef>
           </c:val>
           <c:smooth val="0"/>
-          <c:extLst xmlns:c16r2="http://schemas.microsoft.com/office/drawing/2015/06/chart">
+          <c:extLst>
             <c:ext xmlns:c16="http://schemas.microsoft.com/office/drawing/2014/chart" uri="{C3380CC4-5D6E-409C-BE32-E72D297353CC}">
               <c16:uniqueId val="{00000004-FDC0-4822-9B4E-AF514678C16D}"/>
             </c:ext>
@@ -23665,7 +23937,7 @@
     <c:plotVisOnly val="1"/>
     <c:dispBlanksAs val="gap"/>
     <c:showDLblsOverMax val="0"/>
-    <c:extLst xmlns:c16r2="http://schemas.microsoft.com/office/drawing/2015/06/chart">
+    <c:extLst>
       <c:ext xmlns:c16r3="http://schemas.microsoft.com/office/drawing/2017/03/chart" uri="{56B9EC1D-385E-4148-901F-78D8002777C0}">
         <c16r3:dataDisplayOptions16>
           <c16r3:dispNaAsBlank val="1"/>
@@ -23689,9 +23961,9 @@
 </file>
 
 <file path=word/charts/chart10.xml><?xml version="1.0" encoding="utf-8"?>
-<c:chartSpace xmlns:c="http://schemas.openxmlformats.org/drawingml/2006/chart" xmlns:a="http://schemas.openxmlformats.org/drawingml/2006/main" xmlns:r="http://schemas.openxmlformats.org/officeDocument/2006/relationships">
+<c:chartSpace xmlns:c="http://schemas.openxmlformats.org/drawingml/2006/chart" xmlns:a="http://schemas.openxmlformats.org/drawingml/2006/main" xmlns:r="http://schemas.openxmlformats.org/officeDocument/2006/relationships" xmlns:c16r2="http://schemas.microsoft.com/office/drawing/2015/06/chart">
   <c:date1904 val="0"/>
-  <c:lang val="en-US"/>
+  <c:lang val="en-GB"/>
   <c:roundedCorners val="0"/>
   <mc:AlternateContent xmlns:mc="http://schemas.openxmlformats.org/markup-compatibility/2006">
     <mc:Choice xmlns:c14="http://schemas.microsoft.com/office/drawing/2007/8/2/chart" Requires="c14">
@@ -23847,7 +24119,7 @@
               </c:numCache>
             </c:numRef>
           </c:val>
-          <c:extLst xmlns:c16r2="http://schemas.microsoft.com/office/drawing/2015/06/chart">
+          <c:extLst>
             <c:ext xmlns:c16="http://schemas.microsoft.com/office/drawing/2014/chart" uri="{C3380CC4-5D6E-409C-BE32-E72D297353CC}">
               <c16:uniqueId val="{00000009-7DAD-4C11-BE2C-BE472E16DC82}"/>
             </c:ext>
@@ -23975,7 +24247,7 @@
             </c:numRef>
           </c:yVal>
           <c:smooth val="0"/>
-          <c:extLst xmlns:c16r2="http://schemas.microsoft.com/office/drawing/2015/06/chart">
+          <c:extLst>
             <c:ext xmlns:c16="http://schemas.microsoft.com/office/drawing/2014/chart" uri="{C3380CC4-5D6E-409C-BE32-E72D297353CC}">
               <c16:uniqueId val="{00000000-7DAD-4C11-BE2C-BE472E16DC82}"/>
             </c:ext>
@@ -24617,7 +24889,7 @@
             </c:numRef>
           </c:yVal>
           <c:smooth val="0"/>
-          <c:extLst xmlns:c16r2="http://schemas.microsoft.com/office/drawing/2015/06/chart">
+          <c:extLst>
             <c:ext xmlns:c16="http://schemas.microsoft.com/office/drawing/2014/chart" uri="{C3380CC4-5D6E-409C-BE32-E72D297353CC}">
               <c16:uniqueId val="{00000001-7DAD-4C11-BE2C-BE472E16DC82}"/>
             </c:ext>
@@ -25259,7 +25531,7 @@
             </c:numRef>
           </c:yVal>
           <c:smooth val="0"/>
-          <c:extLst xmlns:c16r2="http://schemas.microsoft.com/office/drawing/2015/06/chart">
+          <c:extLst>
             <c:ext xmlns:c16="http://schemas.microsoft.com/office/drawing/2014/chart" uri="{C3380CC4-5D6E-409C-BE32-E72D297353CC}">
               <c16:uniqueId val="{00000002-7DAD-4C11-BE2C-BE472E16DC82}"/>
             </c:ext>
@@ -25320,11 +25592,13 @@
               <c:showSerName val="0"/>
               <c:showPercent val="0"/>
               <c:showBubbleSize val="0"/>
-              <c:extLst xmlns:c16r2="http://schemas.microsoft.com/office/drawing/2015/06/chart">
+              <c:extLst>
+                <c:ext xmlns:c15="http://schemas.microsoft.com/office/drawing/2012/chart" uri="{CE6537A1-D6FC-4f65-9D91-7224C49458BB}">
+                  <c15:showDataLabelsRange val="0"/>
+                </c:ext>
                 <c:ext xmlns:c16="http://schemas.microsoft.com/office/drawing/2014/chart" uri="{C3380CC4-5D6E-409C-BE32-E72D297353CC}">
                   <c16:uniqueId val="{00000004-7DAD-4C11-BE2C-BE472E16DC82}"/>
                 </c:ext>
-                <c:ext xmlns:c15="http://schemas.microsoft.com/office/drawing/2012/chart" uri="{CE6537A1-D6FC-4f65-9D91-7224C49458BB}"/>
               </c:extLst>
             </c:dLbl>
             <c:spPr>
@@ -25340,7 +25614,7 @@
             <c:showSerName val="0"/>
             <c:showPercent val="0"/>
             <c:showBubbleSize val="0"/>
-            <c:extLst xmlns:c16r2="http://schemas.microsoft.com/office/drawing/2015/06/chart">
+            <c:extLst>
               <c:ext xmlns:c15="http://schemas.microsoft.com/office/drawing/2012/chart" uri="{CE6537A1-D6FC-4f65-9D91-7224C49458BB}">
                 <c15:showLeaderLines val="1"/>
               </c:ext>
@@ -25377,7 +25651,7 @@
             </c:numRef>
           </c:yVal>
           <c:smooth val="0"/>
-          <c:extLst xmlns:c16r2="http://schemas.microsoft.com/office/drawing/2015/06/chart">
+          <c:extLst>
             <c:ext xmlns:c16="http://schemas.microsoft.com/office/drawing/2014/chart" uri="{C3380CC4-5D6E-409C-BE32-E72D297353CC}">
               <c16:uniqueId val="{00000003-7DAD-4C11-BE2C-BE472E16DC82}"/>
             </c:ext>
@@ -25438,11 +25712,13 @@
               <c:showSerName val="0"/>
               <c:showPercent val="0"/>
               <c:showBubbleSize val="0"/>
-              <c:extLst xmlns:c16r2="http://schemas.microsoft.com/office/drawing/2015/06/chart">
+              <c:extLst>
+                <c:ext xmlns:c15="http://schemas.microsoft.com/office/drawing/2012/chart" uri="{CE6537A1-D6FC-4f65-9D91-7224C49458BB}">
+                  <c15:showDataLabelsRange val="0"/>
+                </c:ext>
                 <c:ext xmlns:c16="http://schemas.microsoft.com/office/drawing/2014/chart" uri="{C3380CC4-5D6E-409C-BE32-E72D297353CC}">
                   <c16:uniqueId val="{00000006-7DAD-4C11-BE2C-BE472E16DC82}"/>
                 </c:ext>
-                <c:ext xmlns:c15="http://schemas.microsoft.com/office/drawing/2012/chart" uri="{CE6537A1-D6FC-4f65-9D91-7224C49458BB}"/>
               </c:extLst>
             </c:dLbl>
             <c:spPr>
@@ -25458,7 +25734,7 @@
             <c:showSerName val="0"/>
             <c:showPercent val="0"/>
             <c:showBubbleSize val="0"/>
-            <c:extLst xmlns:c16r2="http://schemas.microsoft.com/office/drawing/2015/06/chart">
+            <c:extLst>
               <c:ext xmlns:c15="http://schemas.microsoft.com/office/drawing/2012/chart" uri="{CE6537A1-D6FC-4f65-9D91-7224C49458BB}">
                 <c15:showLeaderLines val="1"/>
               </c:ext>
@@ -25495,7 +25771,7 @@
             </c:numRef>
           </c:yVal>
           <c:smooth val="0"/>
-          <c:extLst xmlns:c16r2="http://schemas.microsoft.com/office/drawing/2015/06/chart">
+          <c:extLst>
             <c:ext xmlns:c16="http://schemas.microsoft.com/office/drawing/2014/chart" uri="{C3380CC4-5D6E-409C-BE32-E72D297353CC}">
               <c16:uniqueId val="{00000005-7DAD-4C11-BE2C-BE472E16DC82}"/>
             </c:ext>
@@ -25556,11 +25832,13 @@
               <c:showSerName val="0"/>
               <c:showPercent val="0"/>
               <c:showBubbleSize val="0"/>
-              <c:extLst xmlns:c16r2="http://schemas.microsoft.com/office/drawing/2015/06/chart">
+              <c:extLst>
+                <c:ext xmlns:c15="http://schemas.microsoft.com/office/drawing/2012/chart" uri="{CE6537A1-D6FC-4f65-9D91-7224C49458BB}">
+                  <c15:showDataLabelsRange val="0"/>
+                </c:ext>
                 <c:ext xmlns:c16="http://schemas.microsoft.com/office/drawing/2014/chart" uri="{C3380CC4-5D6E-409C-BE32-E72D297353CC}">
                   <c16:uniqueId val="{00000008-7DAD-4C11-BE2C-BE472E16DC82}"/>
                 </c:ext>
-                <c:ext xmlns:c15="http://schemas.microsoft.com/office/drawing/2012/chart" uri="{CE6537A1-D6FC-4f65-9D91-7224C49458BB}"/>
               </c:extLst>
             </c:dLbl>
             <c:spPr>
@@ -25576,7 +25854,7 @@
             <c:showSerName val="0"/>
             <c:showPercent val="0"/>
             <c:showBubbleSize val="0"/>
-            <c:extLst xmlns:c16r2="http://schemas.microsoft.com/office/drawing/2015/06/chart">
+            <c:extLst>
               <c:ext xmlns:c15="http://schemas.microsoft.com/office/drawing/2012/chart" uri="{CE6537A1-D6FC-4f65-9D91-7224C49458BB}">
                 <c15:showLeaderLines val="1"/>
               </c:ext>
@@ -25613,7 +25891,7 @@
             </c:numRef>
           </c:yVal>
           <c:smooth val="0"/>
-          <c:extLst xmlns:c16r2="http://schemas.microsoft.com/office/drawing/2015/06/chart">
+          <c:extLst>
             <c:ext xmlns:c16="http://schemas.microsoft.com/office/drawing/2014/chart" uri="{C3380CC4-5D6E-409C-BE32-E72D297353CC}">
               <c16:uniqueId val="{00000007-7DAD-4C11-BE2C-BE472E16DC82}"/>
             </c:ext>
@@ -25751,7 +26029,7 @@
     <c:plotVisOnly val="1"/>
     <c:dispBlanksAs val="gap"/>
     <c:showDLblsOverMax val="0"/>
-    <c:extLst xmlns:c16r2="http://schemas.microsoft.com/office/drawing/2015/06/chart">
+    <c:extLst>
       <c:ext xmlns:c16r3="http://schemas.microsoft.com/office/drawing/2017/03/chart" uri="{56B9EC1D-385E-4148-901F-78D8002777C0}">
         <c16r3:dataDisplayOptions16>
           <c16r3:dispNaAsBlank val="1"/>
@@ -25767,9 +26045,9 @@
 </file>
 
 <file path=word/charts/chart11.xml><?xml version="1.0" encoding="utf-8"?>
-<c:chartSpace xmlns:c="http://schemas.openxmlformats.org/drawingml/2006/chart" xmlns:a="http://schemas.openxmlformats.org/drawingml/2006/main" xmlns:r="http://schemas.openxmlformats.org/officeDocument/2006/relationships">
+<c:chartSpace xmlns:c="http://schemas.openxmlformats.org/drawingml/2006/chart" xmlns:a="http://schemas.openxmlformats.org/drawingml/2006/main" xmlns:r="http://schemas.openxmlformats.org/officeDocument/2006/relationships" xmlns:c16r2="http://schemas.microsoft.com/office/drawing/2015/06/chart">
   <c:date1904 val="0"/>
-  <c:lang val="en-US"/>
+  <c:lang val="en-GB"/>
   <c:roundedCorners val="0"/>
   <mc:AlternateContent xmlns:mc="http://schemas.openxmlformats.org/markup-compatibility/2006">
     <mc:Choice xmlns:c14="http://schemas.microsoft.com/office/drawing/2007/8/2/chart" Requires="c14">
@@ -25881,7 +26159,7 @@
             </c:numRef>
           </c:val>
           <c:smooth val="0"/>
-          <c:extLst xmlns:c16r2="http://schemas.microsoft.com/office/drawing/2015/06/chart">
+          <c:extLst>
             <c:ext xmlns:c16="http://schemas.microsoft.com/office/drawing/2014/chart" uri="{C3380CC4-5D6E-409C-BE32-E72D297353CC}">
               <c16:uniqueId val="{00000001-85E8-4626-BF6E-887064ED17C1}"/>
             </c:ext>
@@ -25939,11 +26217,13 @@
               <c:showSerName val="0"/>
               <c:showPercent val="0"/>
               <c:showBubbleSize val="0"/>
-              <c:extLst xmlns:c16r2="http://schemas.microsoft.com/office/drawing/2015/06/chart">
+              <c:extLst>
+                <c:ext xmlns:c15="http://schemas.microsoft.com/office/drawing/2012/chart" uri="{CE6537A1-D6FC-4f65-9D91-7224C49458BB}">
+                  <c15:showDataLabelsRange val="0"/>
+                </c:ext>
                 <c:ext xmlns:c16="http://schemas.microsoft.com/office/drawing/2014/chart" uri="{C3380CC4-5D6E-409C-BE32-E72D297353CC}">
                   <c16:uniqueId val="{00000005-85E8-4626-BF6E-887064ED17C1}"/>
                 </c:ext>
-                <c:ext xmlns:c15="http://schemas.microsoft.com/office/drawing/2012/chart" uri="{CE6537A1-D6FC-4f65-9D91-7224C49458BB}"/>
               </c:extLst>
             </c:dLbl>
             <c:spPr>
@@ -25971,7 +26251,7 @@
             <c:showSerName val="0"/>
             <c:showPercent val="0"/>
             <c:showBubbleSize val="0"/>
-            <c:extLst xmlns:c16r2="http://schemas.microsoft.com/office/drawing/2015/06/chart">
+            <c:extLst>
               <c:ext xmlns:c15="http://schemas.microsoft.com/office/drawing/2012/chart" uri="{CE6537A1-D6FC-4f65-9D91-7224C49458BB}">
                 <c15:showLeaderLines val="1"/>
               </c:ext>
@@ -26043,7 +26323,7 @@
             </c:numRef>
           </c:val>
           <c:smooth val="0"/>
-          <c:extLst xmlns:c16r2="http://schemas.microsoft.com/office/drawing/2015/06/chart">
+          <c:extLst>
             <c:ext xmlns:c16="http://schemas.microsoft.com/office/drawing/2014/chart" uri="{C3380CC4-5D6E-409C-BE32-E72D297353CC}">
               <c16:uniqueId val="{00000002-85E8-4626-BF6E-887064ED17C1}"/>
             </c:ext>
@@ -26101,11 +26381,13 @@
               <c:showSerName val="0"/>
               <c:showPercent val="0"/>
               <c:showBubbleSize val="0"/>
-              <c:extLst xmlns:c16r2="http://schemas.microsoft.com/office/drawing/2015/06/chart">
+              <c:extLst>
+                <c:ext xmlns:c15="http://schemas.microsoft.com/office/drawing/2012/chart" uri="{CE6537A1-D6FC-4f65-9D91-7224C49458BB}">
+                  <c15:showDataLabelsRange val="0"/>
+                </c:ext>
                 <c:ext xmlns:c16="http://schemas.microsoft.com/office/drawing/2014/chart" uri="{C3380CC4-5D6E-409C-BE32-E72D297353CC}">
                   <c16:uniqueId val="{00000006-85E8-4626-BF6E-887064ED17C1}"/>
                 </c:ext>
-                <c:ext xmlns:c15="http://schemas.microsoft.com/office/drawing/2012/chart" uri="{CE6537A1-D6FC-4f65-9D91-7224C49458BB}"/>
               </c:extLst>
             </c:dLbl>
             <c:spPr>
@@ -26133,7 +26415,7 @@
             <c:showSerName val="0"/>
             <c:showPercent val="0"/>
             <c:showBubbleSize val="0"/>
-            <c:extLst xmlns:c16r2="http://schemas.microsoft.com/office/drawing/2015/06/chart">
+            <c:extLst>
               <c:ext xmlns:c15="http://schemas.microsoft.com/office/drawing/2012/chart" uri="{CE6537A1-D6FC-4f65-9D91-7224C49458BB}">
                 <c15:showLeaderLines val="1"/>
               </c:ext>
@@ -26205,7 +26487,7 @@
             </c:numRef>
           </c:val>
           <c:smooth val="0"/>
-          <c:extLst xmlns:c16r2="http://schemas.microsoft.com/office/drawing/2015/06/chart">
+          <c:extLst>
             <c:ext xmlns:c16="http://schemas.microsoft.com/office/drawing/2014/chart" uri="{C3380CC4-5D6E-409C-BE32-E72D297353CC}">
               <c16:uniqueId val="{00000003-85E8-4626-BF6E-887064ED17C1}"/>
             </c:ext>
@@ -26263,11 +26545,13 @@
               <c:showSerName val="0"/>
               <c:showPercent val="0"/>
               <c:showBubbleSize val="0"/>
-              <c:extLst xmlns:c16r2="http://schemas.microsoft.com/office/drawing/2015/06/chart">
+              <c:extLst>
+                <c:ext xmlns:c15="http://schemas.microsoft.com/office/drawing/2012/chart" uri="{CE6537A1-D6FC-4f65-9D91-7224C49458BB}">
+                  <c15:showDataLabelsRange val="0"/>
+                </c:ext>
                 <c:ext xmlns:c16="http://schemas.microsoft.com/office/drawing/2014/chart" uri="{C3380CC4-5D6E-409C-BE32-E72D297353CC}">
                   <c16:uniqueId val="{00000007-85E8-4626-BF6E-887064ED17C1}"/>
                 </c:ext>
-                <c:ext xmlns:c15="http://schemas.microsoft.com/office/drawing/2012/chart" uri="{CE6537A1-D6FC-4f65-9D91-7224C49458BB}"/>
               </c:extLst>
             </c:dLbl>
             <c:spPr>
@@ -26295,7 +26579,7 @@
             <c:showSerName val="0"/>
             <c:showPercent val="0"/>
             <c:showBubbleSize val="0"/>
-            <c:extLst xmlns:c16r2="http://schemas.microsoft.com/office/drawing/2015/06/chart">
+            <c:extLst>
               <c:ext xmlns:c15="http://schemas.microsoft.com/office/drawing/2012/chart" uri="{CE6537A1-D6FC-4f65-9D91-7224C49458BB}">
                 <c15:showLeaderLines val="1"/>
               </c:ext>
@@ -26367,7 +26651,7 @@
             </c:numRef>
           </c:val>
           <c:smooth val="0"/>
-          <c:extLst xmlns:c16r2="http://schemas.microsoft.com/office/drawing/2015/06/chart">
+          <c:extLst>
             <c:ext xmlns:c16="http://schemas.microsoft.com/office/drawing/2014/chart" uri="{C3380CC4-5D6E-409C-BE32-E72D297353CC}">
               <c16:uniqueId val="{00000004-85E8-4626-BF6E-887064ED17C1}"/>
             </c:ext>
@@ -26471,7 +26755,7 @@
     <c:plotVisOnly val="1"/>
     <c:dispBlanksAs val="gap"/>
     <c:showDLblsOverMax val="0"/>
-    <c:extLst xmlns:c16r2="http://schemas.microsoft.com/office/drawing/2015/06/chart">
+    <c:extLst>
       <c:ext xmlns:c16r3="http://schemas.microsoft.com/office/drawing/2017/03/chart" uri="{56B9EC1D-385E-4148-901F-78D8002777C0}">
         <c16r3:dataDisplayOptions16>
           <c16r3:dispNaAsBlank val="1"/>
@@ -26495,9 +26779,9 @@
 </file>
 
 <file path=word/charts/chart12.xml><?xml version="1.0" encoding="utf-8"?>
-<c:chartSpace xmlns:c="http://schemas.openxmlformats.org/drawingml/2006/chart" xmlns:a="http://schemas.openxmlformats.org/drawingml/2006/main" xmlns:r="http://schemas.openxmlformats.org/officeDocument/2006/relationships">
+<c:chartSpace xmlns:c="http://schemas.openxmlformats.org/drawingml/2006/chart" xmlns:a="http://schemas.openxmlformats.org/drawingml/2006/main" xmlns:r="http://schemas.openxmlformats.org/officeDocument/2006/relationships" xmlns:c16r2="http://schemas.microsoft.com/office/drawing/2015/06/chart">
   <c:date1904 val="0"/>
-  <c:lang val="en-US"/>
+  <c:lang val="en-GB"/>
   <c:roundedCorners val="0"/>
   <mc:AlternateContent xmlns:mc="http://schemas.openxmlformats.org/markup-compatibility/2006">
     <mc:Choice xmlns:c14="http://schemas.microsoft.com/office/drawing/2007/8/2/chart" Requires="c14">
@@ -26653,7 +26937,7 @@
               </c:numCache>
             </c:numRef>
           </c:val>
-          <c:extLst xmlns:c16r2="http://schemas.microsoft.com/office/drawing/2015/06/chart">
+          <c:extLst>
             <c:ext xmlns:c16="http://schemas.microsoft.com/office/drawing/2014/chart" uri="{C3380CC4-5D6E-409C-BE32-E72D297353CC}">
               <c16:uniqueId val="{00000009-81D6-42DD-801B-992D09C16294}"/>
             </c:ext>
@@ -26781,7 +27065,7 @@
             </c:numRef>
           </c:yVal>
           <c:smooth val="0"/>
-          <c:extLst xmlns:c16r2="http://schemas.microsoft.com/office/drawing/2015/06/chart">
+          <c:extLst>
             <c:ext xmlns:c16="http://schemas.microsoft.com/office/drawing/2014/chart" uri="{C3380CC4-5D6E-409C-BE32-E72D297353CC}">
               <c16:uniqueId val="{00000000-81D6-42DD-801B-992D09C16294}"/>
             </c:ext>
@@ -27423,7 +27707,7 @@
             </c:numRef>
           </c:yVal>
           <c:smooth val="0"/>
-          <c:extLst xmlns:c16r2="http://schemas.microsoft.com/office/drawing/2015/06/chart">
+          <c:extLst>
             <c:ext xmlns:c16="http://schemas.microsoft.com/office/drawing/2014/chart" uri="{C3380CC4-5D6E-409C-BE32-E72D297353CC}">
               <c16:uniqueId val="{00000001-81D6-42DD-801B-992D09C16294}"/>
             </c:ext>
@@ -28065,7 +28349,7 @@
             </c:numRef>
           </c:yVal>
           <c:smooth val="0"/>
-          <c:extLst xmlns:c16r2="http://schemas.microsoft.com/office/drawing/2015/06/chart">
+          <c:extLst>
             <c:ext xmlns:c16="http://schemas.microsoft.com/office/drawing/2014/chart" uri="{C3380CC4-5D6E-409C-BE32-E72D297353CC}">
               <c16:uniqueId val="{00000002-81D6-42DD-801B-992D09C16294}"/>
             </c:ext>
@@ -28126,11 +28410,13 @@
               <c:showSerName val="0"/>
               <c:showPercent val="0"/>
               <c:showBubbleSize val="0"/>
-              <c:extLst xmlns:c16r2="http://schemas.microsoft.com/office/drawing/2015/06/chart">
+              <c:extLst>
+                <c:ext xmlns:c15="http://schemas.microsoft.com/office/drawing/2012/chart" uri="{CE6537A1-D6FC-4f65-9D91-7224C49458BB}">
+                  <c15:showDataLabelsRange val="0"/>
+                </c:ext>
                 <c:ext xmlns:c16="http://schemas.microsoft.com/office/drawing/2014/chart" uri="{C3380CC4-5D6E-409C-BE32-E72D297353CC}">
                   <c16:uniqueId val="{00000004-81D6-42DD-801B-992D09C16294}"/>
                 </c:ext>
-                <c:ext xmlns:c15="http://schemas.microsoft.com/office/drawing/2012/chart" uri="{CE6537A1-D6FC-4f65-9D91-7224C49458BB}"/>
               </c:extLst>
             </c:dLbl>
             <c:spPr>
@@ -28146,7 +28432,7 @@
             <c:showSerName val="0"/>
             <c:showPercent val="0"/>
             <c:showBubbleSize val="0"/>
-            <c:extLst xmlns:c16r2="http://schemas.microsoft.com/office/drawing/2015/06/chart">
+            <c:extLst>
               <c:ext xmlns:c15="http://schemas.microsoft.com/office/drawing/2012/chart" uri="{CE6537A1-D6FC-4f65-9D91-7224C49458BB}">
                 <c15:showLeaderLines val="1"/>
               </c:ext>
@@ -28183,7 +28469,7 @@
             </c:numRef>
           </c:yVal>
           <c:smooth val="0"/>
-          <c:extLst xmlns:c16r2="http://schemas.microsoft.com/office/drawing/2015/06/chart">
+          <c:extLst>
             <c:ext xmlns:c16="http://schemas.microsoft.com/office/drawing/2014/chart" uri="{C3380CC4-5D6E-409C-BE32-E72D297353CC}">
               <c16:uniqueId val="{00000003-81D6-42DD-801B-992D09C16294}"/>
             </c:ext>
@@ -28244,11 +28530,13 @@
               <c:showSerName val="0"/>
               <c:showPercent val="0"/>
               <c:showBubbleSize val="0"/>
-              <c:extLst xmlns:c16r2="http://schemas.microsoft.com/office/drawing/2015/06/chart">
+              <c:extLst>
+                <c:ext xmlns:c15="http://schemas.microsoft.com/office/drawing/2012/chart" uri="{CE6537A1-D6FC-4f65-9D91-7224C49458BB}">
+                  <c15:showDataLabelsRange val="0"/>
+                </c:ext>
                 <c:ext xmlns:c16="http://schemas.microsoft.com/office/drawing/2014/chart" uri="{C3380CC4-5D6E-409C-BE32-E72D297353CC}">
                   <c16:uniqueId val="{00000006-81D6-42DD-801B-992D09C16294}"/>
                 </c:ext>
-                <c:ext xmlns:c15="http://schemas.microsoft.com/office/drawing/2012/chart" uri="{CE6537A1-D6FC-4f65-9D91-7224C49458BB}"/>
               </c:extLst>
             </c:dLbl>
             <c:spPr>
@@ -28264,7 +28552,7 @@
             <c:showSerName val="0"/>
             <c:showPercent val="0"/>
             <c:showBubbleSize val="0"/>
-            <c:extLst xmlns:c16r2="http://schemas.microsoft.com/office/drawing/2015/06/chart">
+            <c:extLst>
               <c:ext xmlns:c15="http://schemas.microsoft.com/office/drawing/2012/chart" uri="{CE6537A1-D6FC-4f65-9D91-7224C49458BB}">
                 <c15:showLeaderLines val="1"/>
               </c:ext>
@@ -28301,7 +28589,7 @@
             </c:numRef>
           </c:yVal>
           <c:smooth val="0"/>
-          <c:extLst xmlns:c16r2="http://schemas.microsoft.com/office/drawing/2015/06/chart">
+          <c:extLst>
             <c:ext xmlns:c16="http://schemas.microsoft.com/office/drawing/2014/chart" uri="{C3380CC4-5D6E-409C-BE32-E72D297353CC}">
               <c16:uniqueId val="{00000005-81D6-42DD-801B-992D09C16294}"/>
             </c:ext>
@@ -28362,11 +28650,13 @@
               <c:showSerName val="0"/>
               <c:showPercent val="0"/>
               <c:showBubbleSize val="0"/>
-              <c:extLst xmlns:c16r2="http://schemas.microsoft.com/office/drawing/2015/06/chart">
+              <c:extLst>
+                <c:ext xmlns:c15="http://schemas.microsoft.com/office/drawing/2012/chart" uri="{CE6537A1-D6FC-4f65-9D91-7224C49458BB}">
+                  <c15:showDataLabelsRange val="0"/>
+                </c:ext>
                 <c:ext xmlns:c16="http://schemas.microsoft.com/office/drawing/2014/chart" uri="{C3380CC4-5D6E-409C-BE32-E72D297353CC}">
                   <c16:uniqueId val="{00000008-81D6-42DD-801B-992D09C16294}"/>
                 </c:ext>
-                <c:ext xmlns:c15="http://schemas.microsoft.com/office/drawing/2012/chart" uri="{CE6537A1-D6FC-4f65-9D91-7224C49458BB}"/>
               </c:extLst>
             </c:dLbl>
             <c:spPr>
@@ -28382,7 +28672,7 @@
             <c:showSerName val="0"/>
             <c:showPercent val="0"/>
             <c:showBubbleSize val="0"/>
-            <c:extLst xmlns:c16r2="http://schemas.microsoft.com/office/drawing/2015/06/chart">
+            <c:extLst>
               <c:ext xmlns:c15="http://schemas.microsoft.com/office/drawing/2012/chart" uri="{CE6537A1-D6FC-4f65-9D91-7224C49458BB}">
                 <c15:showLeaderLines val="1"/>
               </c:ext>
@@ -28419,7 +28709,7 @@
             </c:numRef>
           </c:yVal>
           <c:smooth val="0"/>
-          <c:extLst xmlns:c16r2="http://schemas.microsoft.com/office/drawing/2015/06/chart">
+          <c:extLst>
             <c:ext xmlns:c16="http://schemas.microsoft.com/office/drawing/2014/chart" uri="{C3380CC4-5D6E-409C-BE32-E72D297353CC}">
               <c16:uniqueId val="{00000007-81D6-42DD-801B-992D09C16294}"/>
             </c:ext>
@@ -28557,7 +28847,7 @@
     <c:plotVisOnly val="1"/>
     <c:dispBlanksAs val="gap"/>
     <c:showDLblsOverMax val="0"/>
-    <c:extLst xmlns:c16r2="http://schemas.microsoft.com/office/drawing/2015/06/chart">
+    <c:extLst>
       <c:ext xmlns:c16r3="http://schemas.microsoft.com/office/drawing/2017/03/chart" uri="{56B9EC1D-385E-4148-901F-78D8002777C0}">
         <c16r3:dataDisplayOptions16>
           <c16r3:dispNaAsBlank val="1"/>
@@ -28573,9 +28863,9 @@
 </file>
 
 <file path=word/charts/chart13.xml><?xml version="1.0" encoding="utf-8"?>
-<c:chartSpace xmlns:c="http://schemas.openxmlformats.org/drawingml/2006/chart" xmlns:a="http://schemas.openxmlformats.org/drawingml/2006/main" xmlns:r="http://schemas.openxmlformats.org/officeDocument/2006/relationships">
+<c:chartSpace xmlns:c="http://schemas.openxmlformats.org/drawingml/2006/chart" xmlns:a="http://schemas.openxmlformats.org/drawingml/2006/main" xmlns:r="http://schemas.openxmlformats.org/officeDocument/2006/relationships" xmlns:c16r2="http://schemas.microsoft.com/office/drawing/2015/06/chart">
   <c:date1904 val="0"/>
-  <c:lang val="en-US"/>
+  <c:lang val="en-GB"/>
   <c:roundedCorners val="0"/>
   <mc:AlternateContent xmlns:mc="http://schemas.openxmlformats.org/markup-compatibility/2006">
     <mc:Choice xmlns:c14="http://schemas.microsoft.com/office/drawing/2007/8/2/chart" Requires="c14">
@@ -28687,7 +28977,7 @@
             </c:numRef>
           </c:val>
           <c:smooth val="0"/>
-          <c:extLst xmlns:c16r2="http://schemas.microsoft.com/office/drawing/2015/06/chart">
+          <c:extLst>
             <c:ext xmlns:c16="http://schemas.microsoft.com/office/drawing/2014/chart" uri="{C3380CC4-5D6E-409C-BE32-E72D297353CC}">
               <c16:uniqueId val="{00000001-E5EF-4D33-A197-502E1360EFA2}"/>
             </c:ext>
@@ -28745,11 +29035,13 @@
               <c:showSerName val="0"/>
               <c:showPercent val="0"/>
               <c:showBubbleSize val="0"/>
-              <c:extLst xmlns:c16r2="http://schemas.microsoft.com/office/drawing/2015/06/chart">
+              <c:extLst>
+                <c:ext xmlns:c15="http://schemas.microsoft.com/office/drawing/2012/chart" uri="{CE6537A1-D6FC-4f65-9D91-7224C49458BB}">
+                  <c15:showDataLabelsRange val="0"/>
+                </c:ext>
                 <c:ext xmlns:c16="http://schemas.microsoft.com/office/drawing/2014/chart" uri="{C3380CC4-5D6E-409C-BE32-E72D297353CC}">
                   <c16:uniqueId val="{00000005-E5EF-4D33-A197-502E1360EFA2}"/>
                 </c:ext>
-                <c:ext xmlns:c15="http://schemas.microsoft.com/office/drawing/2012/chart" uri="{CE6537A1-D6FC-4f65-9D91-7224C49458BB}"/>
               </c:extLst>
             </c:dLbl>
             <c:spPr>
@@ -28777,7 +29069,7 @@
             <c:showSerName val="0"/>
             <c:showPercent val="0"/>
             <c:showBubbleSize val="0"/>
-            <c:extLst xmlns:c16r2="http://schemas.microsoft.com/office/drawing/2015/06/chart">
+            <c:extLst>
               <c:ext xmlns:c15="http://schemas.microsoft.com/office/drawing/2012/chart" uri="{CE6537A1-D6FC-4f65-9D91-7224C49458BB}">
                 <c15:showLeaderLines val="1"/>
               </c:ext>
@@ -28849,7 +29141,7 @@
             </c:numRef>
           </c:val>
           <c:smooth val="0"/>
-          <c:extLst xmlns:c16r2="http://schemas.microsoft.com/office/drawing/2015/06/chart">
+          <c:extLst>
             <c:ext xmlns:c16="http://schemas.microsoft.com/office/drawing/2014/chart" uri="{C3380CC4-5D6E-409C-BE32-E72D297353CC}">
               <c16:uniqueId val="{00000002-E5EF-4D33-A197-502E1360EFA2}"/>
             </c:ext>
@@ -28907,11 +29199,13 @@
               <c:showSerName val="0"/>
               <c:showPercent val="0"/>
               <c:showBubbleSize val="0"/>
-              <c:extLst xmlns:c16r2="http://schemas.microsoft.com/office/drawing/2015/06/chart">
+              <c:extLst>
+                <c:ext xmlns:c15="http://schemas.microsoft.com/office/drawing/2012/chart" uri="{CE6537A1-D6FC-4f65-9D91-7224C49458BB}">
+                  <c15:showDataLabelsRange val="0"/>
+                </c:ext>
                 <c:ext xmlns:c16="http://schemas.microsoft.com/office/drawing/2014/chart" uri="{C3380CC4-5D6E-409C-BE32-E72D297353CC}">
                   <c16:uniqueId val="{00000006-E5EF-4D33-A197-502E1360EFA2}"/>
                 </c:ext>
-                <c:ext xmlns:c15="http://schemas.microsoft.com/office/drawing/2012/chart" uri="{CE6537A1-D6FC-4f65-9D91-7224C49458BB}"/>
               </c:extLst>
             </c:dLbl>
             <c:spPr>
@@ -28939,7 +29233,7 @@
             <c:showSerName val="0"/>
             <c:showPercent val="0"/>
             <c:showBubbleSize val="0"/>
-            <c:extLst xmlns:c16r2="http://schemas.microsoft.com/office/drawing/2015/06/chart">
+            <c:extLst>
               <c:ext xmlns:c15="http://schemas.microsoft.com/office/drawing/2012/chart" uri="{CE6537A1-D6FC-4f65-9D91-7224C49458BB}">
                 <c15:showLeaderLines val="1"/>
               </c:ext>
@@ -29011,7 +29305,7 @@
             </c:numRef>
           </c:val>
           <c:smooth val="0"/>
-          <c:extLst xmlns:c16r2="http://schemas.microsoft.com/office/drawing/2015/06/chart">
+          <c:extLst>
             <c:ext xmlns:c16="http://schemas.microsoft.com/office/drawing/2014/chart" uri="{C3380CC4-5D6E-409C-BE32-E72D297353CC}">
               <c16:uniqueId val="{00000003-E5EF-4D33-A197-502E1360EFA2}"/>
             </c:ext>
@@ -29069,11 +29363,13 @@
               <c:showSerName val="0"/>
               <c:showPercent val="0"/>
               <c:showBubbleSize val="0"/>
-              <c:extLst xmlns:c16r2="http://schemas.microsoft.com/office/drawing/2015/06/chart">
+              <c:extLst>
+                <c:ext xmlns:c15="http://schemas.microsoft.com/office/drawing/2012/chart" uri="{CE6537A1-D6FC-4f65-9D91-7224C49458BB}">
+                  <c15:showDataLabelsRange val="0"/>
+                </c:ext>
                 <c:ext xmlns:c16="http://schemas.microsoft.com/office/drawing/2014/chart" uri="{C3380CC4-5D6E-409C-BE32-E72D297353CC}">
                   <c16:uniqueId val="{00000007-E5EF-4D33-A197-502E1360EFA2}"/>
                 </c:ext>
-                <c:ext xmlns:c15="http://schemas.microsoft.com/office/drawing/2012/chart" uri="{CE6537A1-D6FC-4f65-9D91-7224C49458BB}"/>
               </c:extLst>
             </c:dLbl>
             <c:spPr>
@@ -29101,7 +29397,7 @@
             <c:showSerName val="0"/>
             <c:showPercent val="0"/>
             <c:showBubbleSize val="0"/>
-            <c:extLst xmlns:c16r2="http://schemas.microsoft.com/office/drawing/2015/06/chart">
+            <c:extLst>
               <c:ext xmlns:c15="http://schemas.microsoft.com/office/drawing/2012/chart" uri="{CE6537A1-D6FC-4f65-9D91-7224C49458BB}">
                 <c15:showLeaderLines val="1"/>
               </c:ext>
@@ -29173,7 +29469,7 @@
             </c:numRef>
           </c:val>
           <c:smooth val="0"/>
-          <c:extLst xmlns:c16r2="http://schemas.microsoft.com/office/drawing/2015/06/chart">
+          <c:extLst>
             <c:ext xmlns:c16="http://schemas.microsoft.com/office/drawing/2014/chart" uri="{C3380CC4-5D6E-409C-BE32-E72D297353CC}">
               <c16:uniqueId val="{00000004-E5EF-4D33-A197-502E1360EFA2}"/>
             </c:ext>
@@ -29277,7 +29573,7 @@
     <c:plotVisOnly val="1"/>
     <c:dispBlanksAs val="gap"/>
     <c:showDLblsOverMax val="0"/>
-    <c:extLst xmlns:c16r2="http://schemas.microsoft.com/office/drawing/2015/06/chart">
+    <c:extLst>
       <c:ext xmlns:c16r3="http://schemas.microsoft.com/office/drawing/2017/03/chart" uri="{56B9EC1D-385E-4148-901F-78D8002777C0}">
         <c16r3:dataDisplayOptions16>
           <c16r3:dispNaAsBlank val="1"/>
@@ -29301,9 +29597,9 @@
 </file>
 
 <file path=word/charts/chart14.xml><?xml version="1.0" encoding="utf-8"?>
-<c:chartSpace xmlns:c="http://schemas.openxmlformats.org/drawingml/2006/chart" xmlns:a="http://schemas.openxmlformats.org/drawingml/2006/main" xmlns:r="http://schemas.openxmlformats.org/officeDocument/2006/relationships">
+<c:chartSpace xmlns:c="http://schemas.openxmlformats.org/drawingml/2006/chart" xmlns:a="http://schemas.openxmlformats.org/drawingml/2006/main" xmlns:r="http://schemas.openxmlformats.org/officeDocument/2006/relationships" xmlns:c16r2="http://schemas.microsoft.com/office/drawing/2015/06/chart">
   <c:date1904 val="0"/>
-  <c:lang val="en-US"/>
+  <c:lang val="en-GB"/>
   <c:roundedCorners val="0"/>
   <mc:AlternateContent xmlns:mc="http://schemas.openxmlformats.org/markup-compatibility/2006">
     <mc:Choice xmlns:c14="http://schemas.microsoft.com/office/drawing/2007/8/2/chart" Requires="c14">
@@ -29459,7 +29755,7 @@
               </c:numCache>
             </c:numRef>
           </c:val>
-          <c:extLst xmlns:c16r2="http://schemas.microsoft.com/office/drawing/2015/06/chart">
+          <c:extLst>
             <c:ext xmlns:c16="http://schemas.microsoft.com/office/drawing/2014/chart" uri="{C3380CC4-5D6E-409C-BE32-E72D297353CC}">
               <c16:uniqueId val="{00000008-EB67-4AE2-9E43-F47DE7CD3118}"/>
             </c:ext>
@@ -29587,7 +29883,7 @@
             </c:numRef>
           </c:yVal>
           <c:smooth val="0"/>
-          <c:extLst xmlns:c16r2="http://schemas.microsoft.com/office/drawing/2015/06/chart">
+          <c:extLst>
             <c:ext xmlns:c16="http://schemas.microsoft.com/office/drawing/2014/chart" uri="{C3380CC4-5D6E-409C-BE32-E72D297353CC}">
               <c16:uniqueId val="{00000001-EB67-4AE2-9E43-F47DE7CD3118}"/>
             </c:ext>
@@ -30229,7 +30525,7 @@
             </c:numRef>
           </c:yVal>
           <c:smooth val="0"/>
-          <c:extLst xmlns:c16r2="http://schemas.microsoft.com/office/drawing/2015/06/chart">
+          <c:extLst>
             <c:ext xmlns:c16="http://schemas.microsoft.com/office/drawing/2014/chart" uri="{C3380CC4-5D6E-409C-BE32-E72D297353CC}">
               <c16:uniqueId val="{00000002-EB67-4AE2-9E43-F47DE7CD3118}"/>
             </c:ext>
@@ -30871,7 +31167,7 @@
             </c:numRef>
           </c:yVal>
           <c:smooth val="0"/>
-          <c:extLst xmlns:c16r2="http://schemas.microsoft.com/office/drawing/2015/06/chart">
+          <c:extLst>
             <c:ext xmlns:c16="http://schemas.microsoft.com/office/drawing/2014/chart" uri="{C3380CC4-5D6E-409C-BE32-E72D297353CC}">
               <c16:uniqueId val="{00000003-EB67-4AE2-9E43-F47DE7CD3118}"/>
             </c:ext>
@@ -30932,11 +31228,13 @@
               <c:showSerName val="0"/>
               <c:showPercent val="0"/>
               <c:showBubbleSize val="0"/>
-              <c:extLst xmlns:c16r2="http://schemas.microsoft.com/office/drawing/2015/06/chart">
+              <c:extLst>
+                <c:ext xmlns:c15="http://schemas.microsoft.com/office/drawing/2012/chart" uri="{CE6537A1-D6FC-4f65-9D91-7224C49458BB}">
+                  <c15:showDataLabelsRange val="0"/>
+                </c:ext>
                 <c:ext xmlns:c16="http://schemas.microsoft.com/office/drawing/2014/chart" uri="{C3380CC4-5D6E-409C-BE32-E72D297353CC}">
                   <c16:uniqueId val="{00000005-EB67-4AE2-9E43-F47DE7CD3118}"/>
                 </c:ext>
-                <c:ext xmlns:c15="http://schemas.microsoft.com/office/drawing/2012/chart" uri="{CE6537A1-D6FC-4f65-9D91-7224C49458BB}"/>
               </c:extLst>
             </c:dLbl>
             <c:spPr>
@@ -30952,7 +31250,7 @@
             <c:showSerName val="0"/>
             <c:showPercent val="0"/>
             <c:showBubbleSize val="0"/>
-            <c:extLst xmlns:c16r2="http://schemas.microsoft.com/office/drawing/2015/06/chart">
+            <c:extLst>
               <c:ext xmlns:c15="http://schemas.microsoft.com/office/drawing/2012/chart" uri="{CE6537A1-D6FC-4f65-9D91-7224C49458BB}">
                 <c15:showLeaderLines val="1"/>
               </c:ext>
@@ -30989,7 +31287,7 @@
             </c:numRef>
           </c:yVal>
           <c:smooth val="0"/>
-          <c:extLst xmlns:c16r2="http://schemas.microsoft.com/office/drawing/2015/06/chart">
+          <c:extLst>
             <c:ext xmlns:c16="http://schemas.microsoft.com/office/drawing/2014/chart" uri="{C3380CC4-5D6E-409C-BE32-E72D297353CC}">
               <c16:uniqueId val="{00000004-EB67-4AE2-9E43-F47DE7CD3118}"/>
             </c:ext>
@@ -31050,11 +31348,13 @@
               <c:showSerName val="0"/>
               <c:showPercent val="0"/>
               <c:showBubbleSize val="0"/>
-              <c:extLst xmlns:c16r2="http://schemas.microsoft.com/office/drawing/2015/06/chart">
+              <c:extLst>
+                <c:ext xmlns:c15="http://schemas.microsoft.com/office/drawing/2012/chart" uri="{CE6537A1-D6FC-4f65-9D91-7224C49458BB}">
+                  <c15:showDataLabelsRange val="0"/>
+                </c:ext>
                 <c:ext xmlns:c16="http://schemas.microsoft.com/office/drawing/2014/chart" uri="{C3380CC4-5D6E-409C-BE32-E72D297353CC}">
                   <c16:uniqueId val="{00000007-EB67-4AE2-9E43-F47DE7CD3118}"/>
                 </c:ext>
-                <c:ext xmlns:c15="http://schemas.microsoft.com/office/drawing/2012/chart" uri="{CE6537A1-D6FC-4f65-9D91-7224C49458BB}"/>
               </c:extLst>
             </c:dLbl>
             <c:spPr>
@@ -31070,7 +31370,7 @@
             <c:showSerName val="0"/>
             <c:showPercent val="0"/>
             <c:showBubbleSize val="0"/>
-            <c:extLst xmlns:c16r2="http://schemas.microsoft.com/office/drawing/2015/06/chart">
+            <c:extLst>
               <c:ext xmlns:c15="http://schemas.microsoft.com/office/drawing/2012/chart" uri="{CE6537A1-D6FC-4f65-9D91-7224C49458BB}">
                 <c15:showLeaderLines val="1"/>
               </c:ext>
@@ -31107,7 +31407,7 @@
             </c:numRef>
           </c:yVal>
           <c:smooth val="0"/>
-          <c:extLst xmlns:c16r2="http://schemas.microsoft.com/office/drawing/2015/06/chart">
+          <c:extLst>
             <c:ext xmlns:c16="http://schemas.microsoft.com/office/drawing/2014/chart" uri="{C3380CC4-5D6E-409C-BE32-E72D297353CC}">
               <c16:uniqueId val="{00000006-EB67-4AE2-9E43-F47DE7CD3118}"/>
             </c:ext>
@@ -31245,7 +31545,7 @@
     <c:plotVisOnly val="1"/>
     <c:dispBlanksAs val="gap"/>
     <c:showDLblsOverMax val="0"/>
-    <c:extLst xmlns:c16r2="http://schemas.microsoft.com/office/drawing/2015/06/chart">
+    <c:extLst>
       <c:ext xmlns:c16r3="http://schemas.microsoft.com/office/drawing/2017/03/chart" uri="{56B9EC1D-385E-4148-901F-78D8002777C0}">
         <c16r3:dataDisplayOptions16>
           <c16r3:dispNaAsBlank val="1"/>
@@ -31261,9 +31561,9 @@
 </file>
 
 <file path=word/charts/chart2.xml><?xml version="1.0" encoding="utf-8"?>
-<c:chartSpace xmlns:c="http://schemas.openxmlformats.org/drawingml/2006/chart" xmlns:a="http://schemas.openxmlformats.org/drawingml/2006/main" xmlns:r="http://schemas.openxmlformats.org/officeDocument/2006/relationships">
+<c:chartSpace xmlns:c="http://schemas.openxmlformats.org/drawingml/2006/chart" xmlns:a="http://schemas.openxmlformats.org/drawingml/2006/main" xmlns:r="http://schemas.openxmlformats.org/officeDocument/2006/relationships" xmlns:c16r2="http://schemas.microsoft.com/office/drawing/2015/06/chart">
   <c:date1904 val="0"/>
-  <c:lang val="en-US"/>
+  <c:lang val="en-GB"/>
   <c:roundedCorners val="0"/>
   <mc:AlternateContent xmlns:mc="http://schemas.openxmlformats.org/markup-compatibility/2006">
     <mc:Choice xmlns:c14="http://schemas.microsoft.com/office/drawing/2007/8/2/chart" Requires="c14">
@@ -31419,7 +31719,7 @@
               </c:numCache>
             </c:numRef>
           </c:val>
-          <c:extLst xmlns:c16r2="http://schemas.microsoft.com/office/drawing/2015/06/chart">
+          <c:extLst>
             <c:ext xmlns:c16="http://schemas.microsoft.com/office/drawing/2014/chart" uri="{C3380CC4-5D6E-409C-BE32-E72D297353CC}">
               <c16:uniqueId val="{00000000-61D9-4C31-B8F3-7FBC3F207E54}"/>
             </c:ext>
@@ -31547,7 +31847,7 @@
             </c:numRef>
           </c:yVal>
           <c:smooth val="0"/>
-          <c:extLst xmlns:c16r2="http://schemas.microsoft.com/office/drawing/2015/06/chart">
+          <c:extLst>
             <c:ext xmlns:c16="http://schemas.microsoft.com/office/drawing/2014/chart" uri="{C3380CC4-5D6E-409C-BE32-E72D297353CC}">
               <c16:uniqueId val="{00000000-1A47-4B4F-88AE-F0F7F58F3426}"/>
             </c:ext>
@@ -32189,7 +32489,7 @@
             </c:numRef>
           </c:yVal>
           <c:smooth val="0"/>
-          <c:extLst xmlns:c16r2="http://schemas.microsoft.com/office/drawing/2015/06/chart">
+          <c:extLst>
             <c:ext xmlns:c16="http://schemas.microsoft.com/office/drawing/2014/chart" uri="{C3380CC4-5D6E-409C-BE32-E72D297353CC}">
               <c16:uniqueId val="{00000001-1A47-4B4F-88AE-F0F7F58F3426}"/>
             </c:ext>
@@ -32831,7 +33131,7 @@
             </c:numRef>
           </c:yVal>
           <c:smooth val="0"/>
-          <c:extLst xmlns:c16r2="http://schemas.microsoft.com/office/drawing/2015/06/chart">
+          <c:extLst>
             <c:ext xmlns:c16="http://schemas.microsoft.com/office/drawing/2014/chart" uri="{C3380CC4-5D6E-409C-BE32-E72D297353CC}">
               <c16:uniqueId val="{00000002-1A47-4B4F-88AE-F0F7F58F3426}"/>
             </c:ext>
@@ -32892,11 +33192,13 @@
               <c:showSerName val="0"/>
               <c:showPercent val="0"/>
               <c:showBubbleSize val="0"/>
-              <c:extLst xmlns:c16r2="http://schemas.microsoft.com/office/drawing/2015/06/chart">
+              <c:extLst>
+                <c:ext xmlns:c15="http://schemas.microsoft.com/office/drawing/2012/chart" uri="{CE6537A1-D6FC-4f65-9D91-7224C49458BB}">
+                  <c15:showDataLabelsRange val="0"/>
+                </c:ext>
                 <c:ext xmlns:c16="http://schemas.microsoft.com/office/drawing/2014/chart" uri="{C3380CC4-5D6E-409C-BE32-E72D297353CC}">
                   <c16:uniqueId val="{00000004-1A47-4B4F-88AE-F0F7F58F3426}"/>
                 </c:ext>
-                <c:ext xmlns:c15="http://schemas.microsoft.com/office/drawing/2012/chart" uri="{CE6537A1-D6FC-4f65-9D91-7224C49458BB}"/>
               </c:extLst>
             </c:dLbl>
             <c:spPr>
@@ -32912,7 +33214,7 @@
             <c:showSerName val="0"/>
             <c:showPercent val="0"/>
             <c:showBubbleSize val="0"/>
-            <c:extLst xmlns:c16r2="http://schemas.microsoft.com/office/drawing/2015/06/chart">
+            <c:extLst>
               <c:ext xmlns:c15="http://schemas.microsoft.com/office/drawing/2012/chart" uri="{CE6537A1-D6FC-4f65-9D91-7224C49458BB}">
                 <c15:showLeaderLines val="1"/>
               </c:ext>
@@ -32949,7 +33251,7 @@
             </c:numRef>
           </c:yVal>
           <c:smooth val="0"/>
-          <c:extLst xmlns:c16r2="http://schemas.microsoft.com/office/drawing/2015/06/chart">
+          <c:extLst>
             <c:ext xmlns:c16="http://schemas.microsoft.com/office/drawing/2014/chart" uri="{C3380CC4-5D6E-409C-BE32-E72D297353CC}">
               <c16:uniqueId val="{00000003-1A47-4B4F-88AE-F0F7F58F3426}"/>
             </c:ext>
@@ -33010,11 +33312,13 @@
               <c:showSerName val="0"/>
               <c:showPercent val="0"/>
               <c:showBubbleSize val="0"/>
-              <c:extLst xmlns:c16r2="http://schemas.microsoft.com/office/drawing/2015/06/chart">
+              <c:extLst>
+                <c:ext xmlns:c15="http://schemas.microsoft.com/office/drawing/2012/chart" uri="{CE6537A1-D6FC-4f65-9D91-7224C49458BB}">
+                  <c15:showDataLabelsRange val="0"/>
+                </c:ext>
                 <c:ext xmlns:c16="http://schemas.microsoft.com/office/drawing/2014/chart" uri="{C3380CC4-5D6E-409C-BE32-E72D297353CC}">
                   <c16:uniqueId val="{00000006-1A47-4B4F-88AE-F0F7F58F3426}"/>
                 </c:ext>
-                <c:ext xmlns:c15="http://schemas.microsoft.com/office/drawing/2012/chart" uri="{CE6537A1-D6FC-4f65-9D91-7224C49458BB}"/>
               </c:extLst>
             </c:dLbl>
             <c:spPr>
@@ -33030,7 +33334,7 @@
             <c:showSerName val="0"/>
             <c:showPercent val="0"/>
             <c:showBubbleSize val="0"/>
-            <c:extLst xmlns:c16r2="http://schemas.microsoft.com/office/drawing/2015/06/chart">
+            <c:extLst>
               <c:ext xmlns:c15="http://schemas.microsoft.com/office/drawing/2012/chart" uri="{CE6537A1-D6FC-4f65-9D91-7224C49458BB}">
                 <c15:showLeaderLines val="1"/>
               </c:ext>
@@ -33067,7 +33371,7 @@
             </c:numRef>
           </c:yVal>
           <c:smooth val="0"/>
-          <c:extLst xmlns:c16r2="http://schemas.microsoft.com/office/drawing/2015/06/chart">
+          <c:extLst>
             <c:ext xmlns:c16="http://schemas.microsoft.com/office/drawing/2014/chart" uri="{C3380CC4-5D6E-409C-BE32-E72D297353CC}">
               <c16:uniqueId val="{00000005-1A47-4B4F-88AE-F0F7F58F3426}"/>
             </c:ext>
@@ -33205,7 +33509,7 @@
     <c:plotVisOnly val="1"/>
     <c:dispBlanksAs val="gap"/>
     <c:showDLblsOverMax val="0"/>
-    <c:extLst xmlns:c16r2="http://schemas.microsoft.com/office/drawing/2015/06/chart">
+    <c:extLst>
       <c:ext xmlns:c16r3="http://schemas.microsoft.com/office/drawing/2017/03/chart" uri="{56B9EC1D-385E-4148-901F-78D8002777C0}">
         <c16r3:dataDisplayOptions16>
           <c16r3:dispNaAsBlank val="1"/>
@@ -33221,9 +33525,9 @@
 </file>
 
 <file path=word/charts/chart3.xml><?xml version="1.0" encoding="utf-8"?>
-<c:chartSpace xmlns:c="http://schemas.openxmlformats.org/drawingml/2006/chart" xmlns:a="http://schemas.openxmlformats.org/drawingml/2006/main" xmlns:r="http://schemas.openxmlformats.org/officeDocument/2006/relationships">
+<c:chartSpace xmlns:c="http://schemas.openxmlformats.org/drawingml/2006/chart" xmlns:a="http://schemas.openxmlformats.org/drawingml/2006/main" xmlns:r="http://schemas.openxmlformats.org/officeDocument/2006/relationships" xmlns:c16r2="http://schemas.microsoft.com/office/drawing/2015/06/chart">
   <c:date1904 val="0"/>
-  <c:lang val="en-US"/>
+  <c:lang val="en-GB"/>
   <c:roundedCorners val="0"/>
   <mc:AlternateContent xmlns:mc="http://schemas.openxmlformats.org/markup-compatibility/2006">
     <mc:Choice xmlns:c14="http://schemas.microsoft.com/office/drawing/2007/8/2/chart" Requires="c14">
@@ -33285,7 +33589,7 @@
               </c:spPr>
             </c:marker>
             <c:bubble3D val="0"/>
-            <c:extLst xmlns:c16r2="http://schemas.microsoft.com/office/drawing/2015/06/chart">
+            <c:extLst>
               <c:ext xmlns:c16="http://schemas.microsoft.com/office/drawing/2014/chart" uri="{C3380CC4-5D6E-409C-BE32-E72D297353CC}">
                 <c16:uniqueId val="{00000008-E4C7-49B3-9A57-E948BA21AB37}"/>
               </c:ext>
@@ -33357,7 +33661,7 @@
             </c:numRef>
           </c:val>
           <c:smooth val="0"/>
-          <c:extLst xmlns:c16r2="http://schemas.microsoft.com/office/drawing/2015/06/chart">
+          <c:extLst>
             <c:ext xmlns:c16="http://schemas.microsoft.com/office/drawing/2014/chart" uri="{C3380CC4-5D6E-409C-BE32-E72D297353CC}">
               <c16:uniqueId val="{00000001-E4C7-49B3-9A57-E948BA21AB37}"/>
             </c:ext>
@@ -33415,11 +33719,13 @@
               <c:showSerName val="0"/>
               <c:showPercent val="0"/>
               <c:showBubbleSize val="0"/>
-              <c:extLst xmlns:c16r2="http://schemas.microsoft.com/office/drawing/2015/06/chart">
+              <c:extLst>
+                <c:ext xmlns:c15="http://schemas.microsoft.com/office/drawing/2012/chart" uri="{CE6537A1-D6FC-4f65-9D91-7224C49458BB}">
+                  <c15:showDataLabelsRange val="0"/>
+                </c:ext>
                 <c:ext xmlns:c16="http://schemas.microsoft.com/office/drawing/2014/chart" uri="{C3380CC4-5D6E-409C-BE32-E72D297353CC}">
                   <c16:uniqueId val="{00000005-E4C7-49B3-9A57-E948BA21AB37}"/>
                 </c:ext>
-                <c:ext xmlns:c15="http://schemas.microsoft.com/office/drawing/2012/chart" uri="{CE6537A1-D6FC-4f65-9D91-7224C49458BB}"/>
               </c:extLst>
             </c:dLbl>
             <c:spPr>
@@ -33447,7 +33753,7 @@
             <c:showSerName val="0"/>
             <c:showPercent val="0"/>
             <c:showBubbleSize val="0"/>
-            <c:extLst xmlns:c16r2="http://schemas.microsoft.com/office/drawing/2015/06/chart">
+            <c:extLst>
               <c:ext xmlns:c15="http://schemas.microsoft.com/office/drawing/2012/chart" uri="{CE6537A1-D6FC-4f65-9D91-7224C49458BB}">
                 <c15:showLeaderLines val="1"/>
               </c:ext>
@@ -33519,7 +33825,7 @@
             </c:numRef>
           </c:val>
           <c:smooth val="0"/>
-          <c:extLst xmlns:c16r2="http://schemas.microsoft.com/office/drawing/2015/06/chart">
+          <c:extLst>
             <c:ext xmlns:c16="http://schemas.microsoft.com/office/drawing/2014/chart" uri="{C3380CC4-5D6E-409C-BE32-E72D297353CC}">
               <c16:uniqueId val="{00000002-E4C7-49B3-9A57-E948BA21AB37}"/>
             </c:ext>
@@ -33577,11 +33883,13 @@
               <c:showSerName val="0"/>
               <c:showPercent val="0"/>
               <c:showBubbleSize val="0"/>
-              <c:extLst xmlns:c16r2="http://schemas.microsoft.com/office/drawing/2015/06/chart">
+              <c:extLst>
+                <c:ext xmlns:c15="http://schemas.microsoft.com/office/drawing/2012/chart" uri="{CE6537A1-D6FC-4f65-9D91-7224C49458BB}">
+                  <c15:showDataLabelsRange val="0"/>
+                </c:ext>
                 <c:ext xmlns:c16="http://schemas.microsoft.com/office/drawing/2014/chart" uri="{C3380CC4-5D6E-409C-BE32-E72D297353CC}">
                   <c16:uniqueId val="{00000006-E4C7-49B3-9A57-E948BA21AB37}"/>
                 </c:ext>
-                <c:ext xmlns:c15="http://schemas.microsoft.com/office/drawing/2012/chart" uri="{CE6537A1-D6FC-4f65-9D91-7224C49458BB}"/>
               </c:extLst>
             </c:dLbl>
             <c:spPr>
@@ -33609,7 +33917,7 @@
             <c:showSerName val="0"/>
             <c:showPercent val="0"/>
             <c:showBubbleSize val="0"/>
-            <c:extLst xmlns:c16r2="http://schemas.microsoft.com/office/drawing/2015/06/chart">
+            <c:extLst>
               <c:ext xmlns:c15="http://schemas.microsoft.com/office/drawing/2012/chart" uri="{CE6537A1-D6FC-4f65-9D91-7224C49458BB}">
                 <c15:showLeaderLines val="1"/>
               </c:ext>
@@ -33681,7 +33989,7 @@
             </c:numRef>
           </c:val>
           <c:smooth val="0"/>
-          <c:extLst xmlns:c16r2="http://schemas.microsoft.com/office/drawing/2015/06/chart">
+          <c:extLst>
             <c:ext xmlns:c16="http://schemas.microsoft.com/office/drawing/2014/chart" uri="{C3380CC4-5D6E-409C-BE32-E72D297353CC}">
               <c16:uniqueId val="{00000003-E4C7-49B3-9A57-E948BA21AB37}"/>
             </c:ext>
@@ -33739,11 +34047,13 @@
               <c:showSerName val="0"/>
               <c:showPercent val="0"/>
               <c:showBubbleSize val="0"/>
-              <c:extLst xmlns:c16r2="http://schemas.microsoft.com/office/drawing/2015/06/chart">
+              <c:extLst>
+                <c:ext xmlns:c15="http://schemas.microsoft.com/office/drawing/2012/chart" uri="{CE6537A1-D6FC-4f65-9D91-7224C49458BB}">
+                  <c15:showDataLabelsRange val="0"/>
+                </c:ext>
                 <c:ext xmlns:c16="http://schemas.microsoft.com/office/drawing/2014/chart" uri="{C3380CC4-5D6E-409C-BE32-E72D297353CC}">
                   <c16:uniqueId val="{00000007-E4C7-49B3-9A57-E948BA21AB37}"/>
                 </c:ext>
-                <c:ext xmlns:c15="http://schemas.microsoft.com/office/drawing/2012/chart" uri="{CE6537A1-D6FC-4f65-9D91-7224C49458BB}"/>
               </c:extLst>
             </c:dLbl>
             <c:spPr>
@@ -33771,7 +34081,7 @@
             <c:showSerName val="0"/>
             <c:showPercent val="0"/>
             <c:showBubbleSize val="0"/>
-            <c:extLst xmlns:c16r2="http://schemas.microsoft.com/office/drawing/2015/06/chart">
+            <c:extLst>
               <c:ext xmlns:c15="http://schemas.microsoft.com/office/drawing/2012/chart" uri="{CE6537A1-D6FC-4f65-9D91-7224C49458BB}">
                 <c15:showLeaderLines val="1"/>
               </c:ext>
@@ -33843,7 +34153,7 @@
             </c:numRef>
           </c:val>
           <c:smooth val="0"/>
-          <c:extLst xmlns:c16r2="http://schemas.microsoft.com/office/drawing/2015/06/chart">
+          <c:extLst>
             <c:ext xmlns:c16="http://schemas.microsoft.com/office/drawing/2014/chart" uri="{C3380CC4-5D6E-409C-BE32-E72D297353CC}">
               <c16:uniqueId val="{00000004-E4C7-49B3-9A57-E948BA21AB37}"/>
             </c:ext>
@@ -33947,7 +34257,7 @@
     <c:plotVisOnly val="1"/>
     <c:dispBlanksAs val="gap"/>
     <c:showDLblsOverMax val="0"/>
-    <c:extLst xmlns:c16r2="http://schemas.microsoft.com/office/drawing/2015/06/chart">
+    <c:extLst>
       <c:ext xmlns:c16r3="http://schemas.microsoft.com/office/drawing/2017/03/chart" uri="{56B9EC1D-385E-4148-901F-78D8002777C0}">
         <c16r3:dataDisplayOptions16>
           <c16r3:dispNaAsBlank val="1"/>
@@ -33971,9 +34281,9 @@
 </file>
 
 <file path=word/charts/chart4.xml><?xml version="1.0" encoding="utf-8"?>
-<c:chartSpace xmlns:c="http://schemas.openxmlformats.org/drawingml/2006/chart" xmlns:a="http://schemas.openxmlformats.org/drawingml/2006/main" xmlns:r="http://schemas.openxmlformats.org/officeDocument/2006/relationships">
+<c:chartSpace xmlns:c="http://schemas.openxmlformats.org/drawingml/2006/chart" xmlns:a="http://schemas.openxmlformats.org/drawingml/2006/main" xmlns:r="http://schemas.openxmlformats.org/officeDocument/2006/relationships" xmlns:c16r2="http://schemas.microsoft.com/office/drawing/2015/06/chart">
   <c:date1904 val="0"/>
-  <c:lang val="en-US"/>
+  <c:lang val="en-GB"/>
   <c:roundedCorners val="0"/>
   <mc:AlternateContent xmlns:mc="http://schemas.openxmlformats.org/markup-compatibility/2006">
     <mc:Choice xmlns:c14="http://schemas.microsoft.com/office/drawing/2007/8/2/chart" Requires="c14">
@@ -34129,7 +34439,7 @@
               </c:numCache>
             </c:numRef>
           </c:val>
-          <c:extLst xmlns:c16r2="http://schemas.microsoft.com/office/drawing/2015/06/chart">
+          <c:extLst>
             <c:ext xmlns:c16="http://schemas.microsoft.com/office/drawing/2014/chart" uri="{C3380CC4-5D6E-409C-BE32-E72D297353CC}">
               <c16:uniqueId val="{00000000-4685-4D51-9A93-B57D3A025392}"/>
             </c:ext>
@@ -34257,7 +34567,7 @@
             </c:numRef>
           </c:yVal>
           <c:smooth val="0"/>
-          <c:extLst xmlns:c16r2="http://schemas.microsoft.com/office/drawing/2015/06/chart">
+          <c:extLst>
             <c:ext xmlns:c16="http://schemas.microsoft.com/office/drawing/2014/chart" uri="{C3380CC4-5D6E-409C-BE32-E72D297353CC}">
               <c16:uniqueId val="{00000004-7210-41F2-BC75-CEE9789B7CF4}"/>
             </c:ext>
@@ -34899,7 +35209,7 @@
             </c:numRef>
           </c:yVal>
           <c:smooth val="0"/>
-          <c:extLst xmlns:c16r2="http://schemas.microsoft.com/office/drawing/2015/06/chart">
+          <c:extLst>
             <c:ext xmlns:c16="http://schemas.microsoft.com/office/drawing/2014/chart" uri="{C3380CC4-5D6E-409C-BE32-E72D297353CC}">
               <c16:uniqueId val="{00000005-7210-41F2-BC75-CEE9789B7CF4}"/>
             </c:ext>
@@ -35541,7 +35851,7 @@
             </c:numRef>
           </c:yVal>
           <c:smooth val="0"/>
-          <c:extLst xmlns:c16r2="http://schemas.microsoft.com/office/drawing/2015/06/chart">
+          <c:extLst>
             <c:ext xmlns:c16="http://schemas.microsoft.com/office/drawing/2014/chart" uri="{C3380CC4-5D6E-409C-BE32-E72D297353CC}">
               <c16:uniqueId val="{00000006-7210-41F2-BC75-CEE9789B7CF4}"/>
             </c:ext>
@@ -35602,11 +35912,13 @@
               <c:showSerName val="0"/>
               <c:showPercent val="0"/>
               <c:showBubbleSize val="0"/>
-              <c:extLst xmlns:c16r2="http://schemas.microsoft.com/office/drawing/2015/06/chart">
+              <c:extLst>
+                <c:ext xmlns:c15="http://schemas.microsoft.com/office/drawing/2012/chart" uri="{CE6537A1-D6FC-4f65-9D91-7224C49458BB}">
+                  <c15:showDataLabelsRange val="0"/>
+                </c:ext>
                 <c:ext xmlns:c16="http://schemas.microsoft.com/office/drawing/2014/chart" uri="{C3380CC4-5D6E-409C-BE32-E72D297353CC}">
                   <c16:uniqueId val="{00000008-7210-41F2-BC75-CEE9789B7CF4}"/>
                 </c:ext>
-                <c:ext xmlns:c15="http://schemas.microsoft.com/office/drawing/2012/chart" uri="{CE6537A1-D6FC-4f65-9D91-7224C49458BB}"/>
               </c:extLst>
             </c:dLbl>
             <c:spPr>
@@ -35622,7 +35934,7 @@
             <c:showSerName val="0"/>
             <c:showPercent val="0"/>
             <c:showBubbleSize val="0"/>
-            <c:extLst xmlns:c16r2="http://schemas.microsoft.com/office/drawing/2015/06/chart">
+            <c:extLst>
               <c:ext xmlns:c15="http://schemas.microsoft.com/office/drawing/2012/chart" uri="{CE6537A1-D6FC-4f65-9D91-7224C49458BB}">
                 <c15:showLeaderLines val="1"/>
               </c:ext>
@@ -35659,7 +35971,7 @@
             </c:numRef>
           </c:yVal>
           <c:smooth val="0"/>
-          <c:extLst xmlns:c16r2="http://schemas.microsoft.com/office/drawing/2015/06/chart">
+          <c:extLst>
             <c:ext xmlns:c16="http://schemas.microsoft.com/office/drawing/2014/chart" uri="{C3380CC4-5D6E-409C-BE32-E72D297353CC}">
               <c16:uniqueId val="{00000007-7210-41F2-BC75-CEE9789B7CF4}"/>
             </c:ext>
@@ -35720,11 +36032,13 @@
               <c:showSerName val="0"/>
               <c:showPercent val="0"/>
               <c:showBubbleSize val="0"/>
-              <c:extLst xmlns:c16r2="http://schemas.microsoft.com/office/drawing/2015/06/chart">
+              <c:extLst>
+                <c:ext xmlns:c15="http://schemas.microsoft.com/office/drawing/2012/chart" uri="{CE6537A1-D6FC-4f65-9D91-7224C49458BB}">
+                  <c15:showDataLabelsRange val="0"/>
+                </c:ext>
                 <c:ext xmlns:c16="http://schemas.microsoft.com/office/drawing/2014/chart" uri="{C3380CC4-5D6E-409C-BE32-E72D297353CC}">
                   <c16:uniqueId val="{0000000A-7210-41F2-BC75-CEE9789B7CF4}"/>
                 </c:ext>
-                <c:ext xmlns:c15="http://schemas.microsoft.com/office/drawing/2012/chart" uri="{CE6537A1-D6FC-4f65-9D91-7224C49458BB}"/>
               </c:extLst>
             </c:dLbl>
             <c:spPr>
@@ -35740,7 +36054,7 @@
             <c:showSerName val="0"/>
             <c:showPercent val="0"/>
             <c:showBubbleSize val="0"/>
-            <c:extLst xmlns:c16r2="http://schemas.microsoft.com/office/drawing/2015/06/chart">
+            <c:extLst>
               <c:ext xmlns:c15="http://schemas.microsoft.com/office/drawing/2012/chart" uri="{CE6537A1-D6FC-4f65-9D91-7224C49458BB}">
                 <c15:showLeaderLines val="1"/>
               </c:ext>
@@ -35777,7 +36091,7 @@
             </c:numRef>
           </c:yVal>
           <c:smooth val="0"/>
-          <c:extLst xmlns:c16r2="http://schemas.microsoft.com/office/drawing/2015/06/chart">
+          <c:extLst>
             <c:ext xmlns:c16="http://schemas.microsoft.com/office/drawing/2014/chart" uri="{C3380CC4-5D6E-409C-BE32-E72D297353CC}">
               <c16:uniqueId val="{00000009-7210-41F2-BC75-CEE9789B7CF4}"/>
             </c:ext>
@@ -35838,11 +36152,13 @@
               <c:showSerName val="0"/>
               <c:showPercent val="0"/>
               <c:showBubbleSize val="0"/>
-              <c:extLst xmlns:c16r2="http://schemas.microsoft.com/office/drawing/2015/06/chart">
+              <c:extLst>
+                <c:ext xmlns:c15="http://schemas.microsoft.com/office/drawing/2012/chart" uri="{CE6537A1-D6FC-4f65-9D91-7224C49458BB}">
+                  <c15:showDataLabelsRange val="0"/>
+                </c:ext>
                 <c:ext xmlns:c16="http://schemas.microsoft.com/office/drawing/2014/chart" uri="{C3380CC4-5D6E-409C-BE32-E72D297353CC}">
                   <c16:uniqueId val="{0000000C-7210-41F2-BC75-CEE9789B7CF4}"/>
                 </c:ext>
-                <c:ext xmlns:c15="http://schemas.microsoft.com/office/drawing/2012/chart" uri="{CE6537A1-D6FC-4f65-9D91-7224C49458BB}"/>
               </c:extLst>
             </c:dLbl>
             <c:spPr>
@@ -35858,7 +36174,7 @@
             <c:showSerName val="0"/>
             <c:showPercent val="0"/>
             <c:showBubbleSize val="0"/>
-            <c:extLst xmlns:c16r2="http://schemas.microsoft.com/office/drawing/2015/06/chart">
+            <c:extLst>
               <c:ext xmlns:c15="http://schemas.microsoft.com/office/drawing/2012/chart" uri="{CE6537A1-D6FC-4f65-9D91-7224C49458BB}">
                 <c15:showLeaderLines val="1"/>
               </c:ext>
@@ -35895,7 +36211,7 @@
             </c:numRef>
           </c:yVal>
           <c:smooth val="0"/>
-          <c:extLst xmlns:c16r2="http://schemas.microsoft.com/office/drawing/2015/06/chart">
+          <c:extLst>
             <c:ext xmlns:c16="http://schemas.microsoft.com/office/drawing/2014/chart" uri="{C3380CC4-5D6E-409C-BE32-E72D297353CC}">
               <c16:uniqueId val="{0000000B-7210-41F2-BC75-CEE9789B7CF4}"/>
             </c:ext>
@@ -36033,7 +36349,7 @@
     <c:plotVisOnly val="1"/>
     <c:dispBlanksAs val="gap"/>
     <c:showDLblsOverMax val="0"/>
-    <c:extLst xmlns:c16r2="http://schemas.microsoft.com/office/drawing/2015/06/chart">
+    <c:extLst>
       <c:ext xmlns:c16r3="http://schemas.microsoft.com/office/drawing/2017/03/chart" uri="{56B9EC1D-385E-4148-901F-78D8002777C0}">
         <c16r3:dataDisplayOptions16>
           <c16r3:dispNaAsBlank val="1"/>
@@ -36049,9 +36365,9 @@
 </file>
 
 <file path=word/charts/chart5.xml><?xml version="1.0" encoding="utf-8"?>
-<c:chartSpace xmlns:c="http://schemas.openxmlformats.org/drawingml/2006/chart" xmlns:a="http://schemas.openxmlformats.org/drawingml/2006/main" xmlns:r="http://schemas.openxmlformats.org/officeDocument/2006/relationships">
+<c:chartSpace xmlns:c="http://schemas.openxmlformats.org/drawingml/2006/chart" xmlns:a="http://schemas.openxmlformats.org/drawingml/2006/main" xmlns:r="http://schemas.openxmlformats.org/officeDocument/2006/relationships" xmlns:c16r2="http://schemas.microsoft.com/office/drawing/2015/06/chart">
   <c:date1904 val="0"/>
-  <c:lang val="en-US"/>
+  <c:lang val="en-GB"/>
   <c:roundedCorners val="0"/>
   <mc:AlternateContent xmlns:mc="http://schemas.openxmlformats.org/markup-compatibility/2006">
     <mc:Choice xmlns:c14="http://schemas.microsoft.com/office/drawing/2007/8/2/chart" Requires="c14">
@@ -36163,7 +36479,7 @@
             </c:numRef>
           </c:val>
           <c:smooth val="0"/>
-          <c:extLst xmlns:c16r2="http://schemas.microsoft.com/office/drawing/2015/06/chart">
+          <c:extLst>
             <c:ext xmlns:c16="http://schemas.microsoft.com/office/drawing/2014/chart" uri="{C3380CC4-5D6E-409C-BE32-E72D297353CC}">
               <c16:uniqueId val="{00000001-1968-4A5D-A230-B66A5D7C1A0E}"/>
             </c:ext>
@@ -36221,11 +36537,13 @@
               <c:showSerName val="0"/>
               <c:showPercent val="0"/>
               <c:showBubbleSize val="0"/>
-              <c:extLst xmlns:c16r2="http://schemas.microsoft.com/office/drawing/2015/06/chart">
+              <c:extLst>
+                <c:ext xmlns:c15="http://schemas.microsoft.com/office/drawing/2012/chart" uri="{CE6537A1-D6FC-4f65-9D91-7224C49458BB}">
+                  <c15:showDataLabelsRange val="0"/>
+                </c:ext>
                 <c:ext xmlns:c16="http://schemas.microsoft.com/office/drawing/2014/chart" uri="{C3380CC4-5D6E-409C-BE32-E72D297353CC}">
                   <c16:uniqueId val="{00000005-1968-4A5D-A230-B66A5D7C1A0E}"/>
                 </c:ext>
-                <c:ext xmlns:c15="http://schemas.microsoft.com/office/drawing/2012/chart" uri="{CE6537A1-D6FC-4f65-9D91-7224C49458BB}"/>
               </c:extLst>
             </c:dLbl>
             <c:spPr>
@@ -36253,7 +36571,7 @@
             <c:showSerName val="0"/>
             <c:showPercent val="0"/>
             <c:showBubbleSize val="0"/>
-            <c:extLst xmlns:c16r2="http://schemas.microsoft.com/office/drawing/2015/06/chart">
+            <c:extLst>
               <c:ext xmlns:c15="http://schemas.microsoft.com/office/drawing/2012/chart" uri="{CE6537A1-D6FC-4f65-9D91-7224C49458BB}">
                 <c15:showLeaderLines val="1"/>
               </c:ext>
@@ -36325,7 +36643,7 @@
             </c:numRef>
           </c:val>
           <c:smooth val="0"/>
-          <c:extLst xmlns:c16r2="http://schemas.microsoft.com/office/drawing/2015/06/chart">
+          <c:extLst>
             <c:ext xmlns:c16="http://schemas.microsoft.com/office/drawing/2014/chart" uri="{C3380CC4-5D6E-409C-BE32-E72D297353CC}">
               <c16:uniqueId val="{00000002-1968-4A5D-A230-B66A5D7C1A0E}"/>
             </c:ext>
@@ -36383,11 +36701,13 @@
               <c:showSerName val="0"/>
               <c:showPercent val="0"/>
               <c:showBubbleSize val="0"/>
-              <c:extLst xmlns:c16r2="http://schemas.microsoft.com/office/drawing/2015/06/chart">
+              <c:extLst>
+                <c:ext xmlns:c15="http://schemas.microsoft.com/office/drawing/2012/chart" uri="{CE6537A1-D6FC-4f65-9D91-7224C49458BB}">
+                  <c15:showDataLabelsRange val="0"/>
+                </c:ext>
                 <c:ext xmlns:c16="http://schemas.microsoft.com/office/drawing/2014/chart" uri="{C3380CC4-5D6E-409C-BE32-E72D297353CC}">
                   <c16:uniqueId val="{00000006-1968-4A5D-A230-B66A5D7C1A0E}"/>
                 </c:ext>
-                <c:ext xmlns:c15="http://schemas.microsoft.com/office/drawing/2012/chart" uri="{CE6537A1-D6FC-4f65-9D91-7224C49458BB}"/>
               </c:extLst>
             </c:dLbl>
             <c:spPr>
@@ -36415,7 +36735,7 @@
             <c:showSerName val="0"/>
             <c:showPercent val="0"/>
             <c:showBubbleSize val="0"/>
-            <c:extLst xmlns:c16r2="http://schemas.microsoft.com/office/drawing/2015/06/chart">
+            <c:extLst>
               <c:ext xmlns:c15="http://schemas.microsoft.com/office/drawing/2012/chart" uri="{CE6537A1-D6FC-4f65-9D91-7224C49458BB}">
                 <c15:showLeaderLines val="1"/>
               </c:ext>
@@ -36487,7 +36807,7 @@
             </c:numRef>
           </c:val>
           <c:smooth val="0"/>
-          <c:extLst xmlns:c16r2="http://schemas.microsoft.com/office/drawing/2015/06/chart">
+          <c:extLst>
             <c:ext xmlns:c16="http://schemas.microsoft.com/office/drawing/2014/chart" uri="{C3380CC4-5D6E-409C-BE32-E72D297353CC}">
               <c16:uniqueId val="{00000003-1968-4A5D-A230-B66A5D7C1A0E}"/>
             </c:ext>
@@ -36545,11 +36865,13 @@
               <c:showSerName val="0"/>
               <c:showPercent val="0"/>
               <c:showBubbleSize val="0"/>
-              <c:extLst xmlns:c16r2="http://schemas.microsoft.com/office/drawing/2015/06/chart">
+              <c:extLst>
+                <c:ext xmlns:c15="http://schemas.microsoft.com/office/drawing/2012/chart" uri="{CE6537A1-D6FC-4f65-9D91-7224C49458BB}">
+                  <c15:showDataLabelsRange val="0"/>
+                </c:ext>
                 <c:ext xmlns:c16="http://schemas.microsoft.com/office/drawing/2014/chart" uri="{C3380CC4-5D6E-409C-BE32-E72D297353CC}">
                   <c16:uniqueId val="{00000007-1968-4A5D-A230-B66A5D7C1A0E}"/>
                 </c:ext>
-                <c:ext xmlns:c15="http://schemas.microsoft.com/office/drawing/2012/chart" uri="{CE6537A1-D6FC-4f65-9D91-7224C49458BB}"/>
               </c:extLst>
             </c:dLbl>
             <c:spPr>
@@ -36577,7 +36899,7 @@
             <c:showSerName val="0"/>
             <c:showPercent val="0"/>
             <c:showBubbleSize val="0"/>
-            <c:extLst xmlns:c16r2="http://schemas.microsoft.com/office/drawing/2015/06/chart">
+            <c:extLst>
               <c:ext xmlns:c15="http://schemas.microsoft.com/office/drawing/2012/chart" uri="{CE6537A1-D6FC-4f65-9D91-7224C49458BB}">
                 <c15:showLeaderLines val="1"/>
               </c:ext>
@@ -36649,7 +36971,7 @@
             </c:numRef>
           </c:val>
           <c:smooth val="0"/>
-          <c:extLst xmlns:c16r2="http://schemas.microsoft.com/office/drawing/2015/06/chart">
+          <c:extLst>
             <c:ext xmlns:c16="http://schemas.microsoft.com/office/drawing/2014/chart" uri="{C3380CC4-5D6E-409C-BE32-E72D297353CC}">
               <c16:uniqueId val="{00000004-1968-4A5D-A230-B66A5D7C1A0E}"/>
             </c:ext>
@@ -36753,7 +37075,7 @@
     <c:plotVisOnly val="1"/>
     <c:dispBlanksAs val="gap"/>
     <c:showDLblsOverMax val="0"/>
-    <c:extLst xmlns:c16r2="http://schemas.microsoft.com/office/drawing/2015/06/chart">
+    <c:extLst>
       <c:ext xmlns:c16r3="http://schemas.microsoft.com/office/drawing/2017/03/chart" uri="{56B9EC1D-385E-4148-901F-78D8002777C0}">
         <c16r3:dataDisplayOptions16>
           <c16r3:dispNaAsBlank val="1"/>
@@ -36777,9 +37099,9 @@
 </file>
 
 <file path=word/charts/chart6.xml><?xml version="1.0" encoding="utf-8"?>
-<c:chartSpace xmlns:c="http://schemas.openxmlformats.org/drawingml/2006/chart" xmlns:a="http://schemas.openxmlformats.org/drawingml/2006/main" xmlns:r="http://schemas.openxmlformats.org/officeDocument/2006/relationships">
+<c:chartSpace xmlns:c="http://schemas.openxmlformats.org/drawingml/2006/chart" xmlns:a="http://schemas.openxmlformats.org/drawingml/2006/main" xmlns:r="http://schemas.openxmlformats.org/officeDocument/2006/relationships" xmlns:c16r2="http://schemas.microsoft.com/office/drawing/2015/06/chart">
   <c:date1904 val="0"/>
-  <c:lang val="en-US"/>
+  <c:lang val="en-GB"/>
   <c:roundedCorners val="0"/>
   <mc:AlternateContent xmlns:mc="http://schemas.openxmlformats.org/markup-compatibility/2006">
     <mc:Choice xmlns:c14="http://schemas.microsoft.com/office/drawing/2007/8/2/chart" Requires="c14">
@@ -36935,7 +37257,7 @@
               </c:numCache>
             </c:numRef>
           </c:val>
-          <c:extLst xmlns:c16r2="http://schemas.microsoft.com/office/drawing/2015/06/chart">
+          <c:extLst>
             <c:ext xmlns:c16="http://schemas.microsoft.com/office/drawing/2014/chart" uri="{C3380CC4-5D6E-409C-BE32-E72D297353CC}">
               <c16:uniqueId val="{00000000-E69F-486F-A2C2-94B4DB03B6F4}"/>
             </c:ext>
@@ -37063,7 +37385,7 @@
             </c:numRef>
           </c:yVal>
           <c:smooth val="0"/>
-          <c:extLst xmlns:c16r2="http://schemas.microsoft.com/office/drawing/2015/06/chart">
+          <c:extLst>
             <c:ext xmlns:c16="http://schemas.microsoft.com/office/drawing/2014/chart" uri="{C3380CC4-5D6E-409C-BE32-E72D297353CC}">
               <c16:uniqueId val="{00000000-1326-4403-9050-4FE15852E872}"/>
             </c:ext>
@@ -37705,7 +38027,7 @@
             </c:numRef>
           </c:yVal>
           <c:smooth val="0"/>
-          <c:extLst xmlns:c16r2="http://schemas.microsoft.com/office/drawing/2015/06/chart">
+          <c:extLst>
             <c:ext xmlns:c16="http://schemas.microsoft.com/office/drawing/2014/chart" uri="{C3380CC4-5D6E-409C-BE32-E72D297353CC}">
               <c16:uniqueId val="{00000001-1326-4403-9050-4FE15852E872}"/>
             </c:ext>
@@ -38347,7 +38669,7 @@
             </c:numRef>
           </c:yVal>
           <c:smooth val="0"/>
-          <c:extLst xmlns:c16r2="http://schemas.microsoft.com/office/drawing/2015/06/chart">
+          <c:extLst>
             <c:ext xmlns:c16="http://schemas.microsoft.com/office/drawing/2014/chart" uri="{C3380CC4-5D6E-409C-BE32-E72D297353CC}">
               <c16:uniqueId val="{00000002-1326-4403-9050-4FE15852E872}"/>
             </c:ext>
@@ -38408,11 +38730,13 @@
               <c:showSerName val="0"/>
               <c:showPercent val="0"/>
               <c:showBubbleSize val="0"/>
-              <c:extLst xmlns:c16r2="http://schemas.microsoft.com/office/drawing/2015/06/chart">
+              <c:extLst>
+                <c:ext xmlns:c15="http://schemas.microsoft.com/office/drawing/2012/chart" uri="{CE6537A1-D6FC-4f65-9D91-7224C49458BB}">
+                  <c15:showDataLabelsRange val="0"/>
+                </c:ext>
                 <c:ext xmlns:c16="http://schemas.microsoft.com/office/drawing/2014/chart" uri="{C3380CC4-5D6E-409C-BE32-E72D297353CC}">
                   <c16:uniqueId val="{00000004-1326-4403-9050-4FE15852E872}"/>
                 </c:ext>
-                <c:ext xmlns:c15="http://schemas.microsoft.com/office/drawing/2012/chart" uri="{CE6537A1-D6FC-4f65-9D91-7224C49458BB}"/>
               </c:extLst>
             </c:dLbl>
             <c:spPr>
@@ -38428,7 +38752,7 @@
             <c:showSerName val="0"/>
             <c:showPercent val="0"/>
             <c:showBubbleSize val="0"/>
-            <c:extLst xmlns:c16r2="http://schemas.microsoft.com/office/drawing/2015/06/chart">
+            <c:extLst>
               <c:ext xmlns:c15="http://schemas.microsoft.com/office/drawing/2012/chart" uri="{CE6537A1-D6FC-4f65-9D91-7224C49458BB}">
                 <c15:showLeaderLines val="1"/>
               </c:ext>
@@ -38465,7 +38789,7 @@
             </c:numRef>
           </c:yVal>
           <c:smooth val="0"/>
-          <c:extLst xmlns:c16r2="http://schemas.microsoft.com/office/drawing/2015/06/chart">
+          <c:extLst>
             <c:ext xmlns:c16="http://schemas.microsoft.com/office/drawing/2014/chart" uri="{C3380CC4-5D6E-409C-BE32-E72D297353CC}">
               <c16:uniqueId val="{00000003-1326-4403-9050-4FE15852E872}"/>
             </c:ext>
@@ -38526,11 +38850,13 @@
               <c:showSerName val="0"/>
               <c:showPercent val="0"/>
               <c:showBubbleSize val="0"/>
-              <c:extLst xmlns:c16r2="http://schemas.microsoft.com/office/drawing/2015/06/chart">
+              <c:extLst>
+                <c:ext xmlns:c15="http://schemas.microsoft.com/office/drawing/2012/chart" uri="{CE6537A1-D6FC-4f65-9D91-7224C49458BB}">
+                  <c15:showDataLabelsRange val="0"/>
+                </c:ext>
                 <c:ext xmlns:c16="http://schemas.microsoft.com/office/drawing/2014/chart" uri="{C3380CC4-5D6E-409C-BE32-E72D297353CC}">
                   <c16:uniqueId val="{00000006-1326-4403-9050-4FE15852E872}"/>
                 </c:ext>
-                <c:ext xmlns:c15="http://schemas.microsoft.com/office/drawing/2012/chart" uri="{CE6537A1-D6FC-4f65-9D91-7224C49458BB}"/>
               </c:extLst>
             </c:dLbl>
             <c:spPr>
@@ -38546,7 +38872,7 @@
             <c:showSerName val="0"/>
             <c:showPercent val="0"/>
             <c:showBubbleSize val="0"/>
-            <c:extLst xmlns:c16r2="http://schemas.microsoft.com/office/drawing/2015/06/chart">
+            <c:extLst>
               <c:ext xmlns:c15="http://schemas.microsoft.com/office/drawing/2012/chart" uri="{CE6537A1-D6FC-4f65-9D91-7224C49458BB}">
                 <c15:showLeaderLines val="1"/>
               </c:ext>
@@ -38583,7 +38909,7 @@
             </c:numRef>
           </c:yVal>
           <c:smooth val="0"/>
-          <c:extLst xmlns:c16r2="http://schemas.microsoft.com/office/drawing/2015/06/chart">
+          <c:extLst>
             <c:ext xmlns:c16="http://schemas.microsoft.com/office/drawing/2014/chart" uri="{C3380CC4-5D6E-409C-BE32-E72D297353CC}">
               <c16:uniqueId val="{00000005-1326-4403-9050-4FE15852E872}"/>
             </c:ext>
@@ -38644,11 +38970,13 @@
               <c:showSerName val="0"/>
               <c:showPercent val="0"/>
               <c:showBubbleSize val="0"/>
-              <c:extLst xmlns:c16r2="http://schemas.microsoft.com/office/drawing/2015/06/chart">
+              <c:extLst>
+                <c:ext xmlns:c15="http://schemas.microsoft.com/office/drawing/2012/chart" uri="{CE6537A1-D6FC-4f65-9D91-7224C49458BB}">
+                  <c15:showDataLabelsRange val="0"/>
+                </c:ext>
                 <c:ext xmlns:c16="http://schemas.microsoft.com/office/drawing/2014/chart" uri="{C3380CC4-5D6E-409C-BE32-E72D297353CC}">
                   <c16:uniqueId val="{00000008-1326-4403-9050-4FE15852E872}"/>
                 </c:ext>
-                <c:ext xmlns:c15="http://schemas.microsoft.com/office/drawing/2012/chart" uri="{CE6537A1-D6FC-4f65-9D91-7224C49458BB}"/>
               </c:extLst>
             </c:dLbl>
             <c:spPr>
@@ -38664,7 +38992,7 @@
             <c:showSerName val="0"/>
             <c:showPercent val="0"/>
             <c:showBubbleSize val="0"/>
-            <c:extLst xmlns:c16r2="http://schemas.microsoft.com/office/drawing/2015/06/chart">
+            <c:extLst>
               <c:ext xmlns:c15="http://schemas.microsoft.com/office/drawing/2012/chart" uri="{CE6537A1-D6FC-4f65-9D91-7224C49458BB}">
                 <c15:showLeaderLines val="1"/>
               </c:ext>
@@ -38701,7 +39029,7 @@
             </c:numRef>
           </c:yVal>
           <c:smooth val="0"/>
-          <c:extLst xmlns:c16r2="http://schemas.microsoft.com/office/drawing/2015/06/chart">
+          <c:extLst>
             <c:ext xmlns:c16="http://schemas.microsoft.com/office/drawing/2014/chart" uri="{C3380CC4-5D6E-409C-BE32-E72D297353CC}">
               <c16:uniqueId val="{00000007-1326-4403-9050-4FE15852E872}"/>
             </c:ext>
@@ -38839,7 +39167,7 @@
     <c:plotVisOnly val="1"/>
     <c:dispBlanksAs val="gap"/>
     <c:showDLblsOverMax val="0"/>
-    <c:extLst xmlns:c16r2="http://schemas.microsoft.com/office/drawing/2015/06/chart">
+    <c:extLst>
       <c:ext xmlns:c16r3="http://schemas.microsoft.com/office/drawing/2017/03/chart" uri="{56B9EC1D-385E-4148-901F-78D8002777C0}">
         <c16r3:dataDisplayOptions16>
           <c16r3:dispNaAsBlank val="1"/>
@@ -38855,9 +39183,9 @@
 </file>
 
 <file path=word/charts/chart7.xml><?xml version="1.0" encoding="utf-8"?>
-<c:chartSpace xmlns:c="http://schemas.openxmlformats.org/drawingml/2006/chart" xmlns:a="http://schemas.openxmlformats.org/drawingml/2006/main" xmlns:r="http://schemas.openxmlformats.org/officeDocument/2006/relationships">
+<c:chartSpace xmlns:c="http://schemas.openxmlformats.org/drawingml/2006/chart" xmlns:a="http://schemas.openxmlformats.org/drawingml/2006/main" xmlns:r="http://schemas.openxmlformats.org/officeDocument/2006/relationships" xmlns:c16r2="http://schemas.microsoft.com/office/drawing/2015/06/chart">
   <c:date1904 val="0"/>
-  <c:lang val="en-US"/>
+  <c:lang val="en-GB"/>
   <c:roundedCorners val="0"/>
   <mc:AlternateContent xmlns:mc="http://schemas.openxmlformats.org/markup-compatibility/2006">
     <mc:Choice xmlns:c14="http://schemas.microsoft.com/office/drawing/2007/8/2/chart" Requires="c14">
@@ -38969,7 +39297,7 @@
             </c:numRef>
           </c:val>
           <c:smooth val="0"/>
-          <c:extLst xmlns:c16r2="http://schemas.microsoft.com/office/drawing/2015/06/chart">
+          <c:extLst>
             <c:ext xmlns:c16="http://schemas.microsoft.com/office/drawing/2014/chart" uri="{C3380CC4-5D6E-409C-BE32-E72D297353CC}">
               <c16:uniqueId val="{00000001-4D8F-4F60-BCA3-43906CC78C08}"/>
             </c:ext>
@@ -39027,11 +39355,13 @@
               <c:showSerName val="0"/>
               <c:showPercent val="0"/>
               <c:showBubbleSize val="0"/>
-              <c:extLst xmlns:c16r2="http://schemas.microsoft.com/office/drawing/2015/06/chart">
+              <c:extLst>
+                <c:ext xmlns:c15="http://schemas.microsoft.com/office/drawing/2012/chart" uri="{CE6537A1-D6FC-4f65-9D91-7224C49458BB}">
+                  <c15:showDataLabelsRange val="0"/>
+                </c:ext>
                 <c:ext xmlns:c16="http://schemas.microsoft.com/office/drawing/2014/chart" uri="{C3380CC4-5D6E-409C-BE32-E72D297353CC}">
                   <c16:uniqueId val="{00000005-4D8F-4F60-BCA3-43906CC78C08}"/>
                 </c:ext>
-                <c:ext xmlns:c15="http://schemas.microsoft.com/office/drawing/2012/chart" uri="{CE6537A1-D6FC-4f65-9D91-7224C49458BB}"/>
               </c:extLst>
             </c:dLbl>
             <c:spPr>
@@ -39059,7 +39389,7 @@
             <c:showSerName val="0"/>
             <c:showPercent val="0"/>
             <c:showBubbleSize val="0"/>
-            <c:extLst xmlns:c16r2="http://schemas.microsoft.com/office/drawing/2015/06/chart">
+            <c:extLst>
               <c:ext xmlns:c15="http://schemas.microsoft.com/office/drawing/2012/chart" uri="{CE6537A1-D6FC-4f65-9D91-7224C49458BB}">
                 <c15:showLeaderLines val="1"/>
               </c:ext>
@@ -39131,7 +39461,7 @@
             </c:numRef>
           </c:val>
           <c:smooth val="0"/>
-          <c:extLst xmlns:c16r2="http://schemas.microsoft.com/office/drawing/2015/06/chart">
+          <c:extLst>
             <c:ext xmlns:c16="http://schemas.microsoft.com/office/drawing/2014/chart" uri="{C3380CC4-5D6E-409C-BE32-E72D297353CC}">
               <c16:uniqueId val="{00000002-4D8F-4F60-BCA3-43906CC78C08}"/>
             </c:ext>
@@ -39189,11 +39519,13 @@
               <c:showSerName val="0"/>
               <c:showPercent val="0"/>
               <c:showBubbleSize val="0"/>
-              <c:extLst xmlns:c16r2="http://schemas.microsoft.com/office/drawing/2015/06/chart">
+              <c:extLst>
+                <c:ext xmlns:c15="http://schemas.microsoft.com/office/drawing/2012/chart" uri="{CE6537A1-D6FC-4f65-9D91-7224C49458BB}">
+                  <c15:showDataLabelsRange val="0"/>
+                </c:ext>
                 <c:ext xmlns:c16="http://schemas.microsoft.com/office/drawing/2014/chart" uri="{C3380CC4-5D6E-409C-BE32-E72D297353CC}">
                   <c16:uniqueId val="{00000006-4D8F-4F60-BCA3-43906CC78C08}"/>
                 </c:ext>
-                <c:ext xmlns:c15="http://schemas.microsoft.com/office/drawing/2012/chart" uri="{CE6537A1-D6FC-4f65-9D91-7224C49458BB}"/>
               </c:extLst>
             </c:dLbl>
             <c:spPr>
@@ -39221,7 +39553,7 @@
             <c:showSerName val="0"/>
             <c:showPercent val="0"/>
             <c:showBubbleSize val="0"/>
-            <c:extLst xmlns:c16r2="http://schemas.microsoft.com/office/drawing/2015/06/chart">
+            <c:extLst>
               <c:ext xmlns:c15="http://schemas.microsoft.com/office/drawing/2012/chart" uri="{CE6537A1-D6FC-4f65-9D91-7224C49458BB}">
                 <c15:showLeaderLines val="1"/>
               </c:ext>
@@ -39293,7 +39625,7 @@
             </c:numRef>
           </c:val>
           <c:smooth val="0"/>
-          <c:extLst xmlns:c16r2="http://schemas.microsoft.com/office/drawing/2015/06/chart">
+          <c:extLst>
             <c:ext xmlns:c16="http://schemas.microsoft.com/office/drawing/2014/chart" uri="{C3380CC4-5D6E-409C-BE32-E72D297353CC}">
               <c16:uniqueId val="{00000003-4D8F-4F60-BCA3-43906CC78C08}"/>
             </c:ext>
@@ -39351,11 +39683,13 @@
               <c:showSerName val="0"/>
               <c:showPercent val="0"/>
               <c:showBubbleSize val="0"/>
-              <c:extLst xmlns:c16r2="http://schemas.microsoft.com/office/drawing/2015/06/chart">
+              <c:extLst>
+                <c:ext xmlns:c15="http://schemas.microsoft.com/office/drawing/2012/chart" uri="{CE6537A1-D6FC-4f65-9D91-7224C49458BB}">
+                  <c15:showDataLabelsRange val="0"/>
+                </c:ext>
                 <c:ext xmlns:c16="http://schemas.microsoft.com/office/drawing/2014/chart" uri="{C3380CC4-5D6E-409C-BE32-E72D297353CC}">
                   <c16:uniqueId val="{00000007-4D8F-4F60-BCA3-43906CC78C08}"/>
                 </c:ext>
-                <c:ext xmlns:c15="http://schemas.microsoft.com/office/drawing/2012/chart" uri="{CE6537A1-D6FC-4f65-9D91-7224C49458BB}"/>
               </c:extLst>
             </c:dLbl>
             <c:spPr>
@@ -39383,7 +39717,7 @@
             <c:showSerName val="0"/>
             <c:showPercent val="0"/>
             <c:showBubbleSize val="0"/>
-            <c:extLst xmlns:c16r2="http://schemas.microsoft.com/office/drawing/2015/06/chart">
+            <c:extLst>
               <c:ext xmlns:c15="http://schemas.microsoft.com/office/drawing/2012/chart" uri="{CE6537A1-D6FC-4f65-9D91-7224C49458BB}">
                 <c15:showLeaderLines val="1"/>
               </c:ext>
@@ -39455,7 +39789,7 @@
             </c:numRef>
           </c:val>
           <c:smooth val="0"/>
-          <c:extLst xmlns:c16r2="http://schemas.microsoft.com/office/drawing/2015/06/chart">
+          <c:extLst>
             <c:ext xmlns:c16="http://schemas.microsoft.com/office/drawing/2014/chart" uri="{C3380CC4-5D6E-409C-BE32-E72D297353CC}">
               <c16:uniqueId val="{00000004-4D8F-4F60-BCA3-43906CC78C08}"/>
             </c:ext>
@@ -39559,7 +39893,7 @@
     <c:plotVisOnly val="1"/>
     <c:dispBlanksAs val="gap"/>
     <c:showDLblsOverMax val="0"/>
-    <c:extLst xmlns:c16r2="http://schemas.microsoft.com/office/drawing/2015/06/chart">
+    <c:extLst>
       <c:ext xmlns:c16r3="http://schemas.microsoft.com/office/drawing/2017/03/chart" uri="{56B9EC1D-385E-4148-901F-78D8002777C0}">
         <c16r3:dataDisplayOptions16>
           <c16r3:dispNaAsBlank val="1"/>
@@ -39583,9 +39917,9 @@
 </file>
 
 <file path=word/charts/chart8.xml><?xml version="1.0" encoding="utf-8"?>
-<c:chartSpace xmlns:c="http://schemas.openxmlformats.org/drawingml/2006/chart" xmlns:a="http://schemas.openxmlformats.org/drawingml/2006/main" xmlns:r="http://schemas.openxmlformats.org/officeDocument/2006/relationships">
+<c:chartSpace xmlns:c="http://schemas.openxmlformats.org/drawingml/2006/chart" xmlns:a="http://schemas.openxmlformats.org/drawingml/2006/main" xmlns:r="http://schemas.openxmlformats.org/officeDocument/2006/relationships" xmlns:c16r2="http://schemas.microsoft.com/office/drawing/2015/06/chart">
   <c:date1904 val="0"/>
-  <c:lang val="en-US"/>
+  <c:lang val="en-GB"/>
   <c:roundedCorners val="0"/>
   <mc:AlternateContent xmlns:mc="http://schemas.openxmlformats.org/markup-compatibility/2006">
     <mc:Choice xmlns:c14="http://schemas.microsoft.com/office/drawing/2007/8/2/chart" Requires="c14">
@@ -39741,7 +40075,7 @@
               </c:numCache>
             </c:numRef>
           </c:val>
-          <c:extLst xmlns:c16r2="http://schemas.microsoft.com/office/drawing/2015/06/chart">
+          <c:extLst>
             <c:ext xmlns:c16="http://schemas.microsoft.com/office/drawing/2014/chart" uri="{C3380CC4-5D6E-409C-BE32-E72D297353CC}">
               <c16:uniqueId val="{00000000-E38F-4CE4-B97A-17C280EFF4F4}"/>
             </c:ext>
@@ -39869,7 +40203,7 @@
             </c:numRef>
           </c:yVal>
           <c:smooth val="0"/>
-          <c:extLst xmlns:c16r2="http://schemas.microsoft.com/office/drawing/2015/06/chart">
+          <c:extLst>
             <c:ext xmlns:c16="http://schemas.microsoft.com/office/drawing/2014/chart" uri="{C3380CC4-5D6E-409C-BE32-E72D297353CC}">
               <c16:uniqueId val="{00000000-ECB5-4801-8D8B-E60EFB1C67EE}"/>
             </c:ext>
@@ -40511,7 +40845,7 @@
             </c:numRef>
           </c:yVal>
           <c:smooth val="0"/>
-          <c:extLst xmlns:c16r2="http://schemas.microsoft.com/office/drawing/2015/06/chart">
+          <c:extLst>
             <c:ext xmlns:c16="http://schemas.microsoft.com/office/drawing/2014/chart" uri="{C3380CC4-5D6E-409C-BE32-E72D297353CC}">
               <c16:uniqueId val="{00000001-ECB5-4801-8D8B-E60EFB1C67EE}"/>
             </c:ext>
@@ -41153,7 +41487,7 @@
             </c:numRef>
           </c:yVal>
           <c:smooth val="0"/>
-          <c:extLst xmlns:c16r2="http://schemas.microsoft.com/office/drawing/2015/06/chart">
+          <c:extLst>
             <c:ext xmlns:c16="http://schemas.microsoft.com/office/drawing/2014/chart" uri="{C3380CC4-5D6E-409C-BE32-E72D297353CC}">
               <c16:uniqueId val="{00000002-ECB5-4801-8D8B-E60EFB1C67EE}"/>
             </c:ext>
@@ -41214,11 +41548,13 @@
               <c:showSerName val="0"/>
               <c:showPercent val="0"/>
               <c:showBubbleSize val="0"/>
-              <c:extLst xmlns:c16r2="http://schemas.microsoft.com/office/drawing/2015/06/chart">
+              <c:extLst>
+                <c:ext xmlns:c15="http://schemas.microsoft.com/office/drawing/2012/chart" uri="{CE6537A1-D6FC-4f65-9D91-7224C49458BB}">
+                  <c15:showDataLabelsRange val="0"/>
+                </c:ext>
                 <c:ext xmlns:c16="http://schemas.microsoft.com/office/drawing/2014/chart" uri="{C3380CC4-5D6E-409C-BE32-E72D297353CC}">
                   <c16:uniqueId val="{00000004-ECB5-4801-8D8B-E60EFB1C67EE}"/>
                 </c:ext>
-                <c:ext xmlns:c15="http://schemas.microsoft.com/office/drawing/2012/chart" uri="{CE6537A1-D6FC-4f65-9D91-7224C49458BB}"/>
               </c:extLst>
             </c:dLbl>
             <c:spPr>
@@ -41234,7 +41570,7 @@
             <c:showSerName val="0"/>
             <c:showPercent val="0"/>
             <c:showBubbleSize val="0"/>
-            <c:extLst xmlns:c16r2="http://schemas.microsoft.com/office/drawing/2015/06/chart">
+            <c:extLst>
               <c:ext xmlns:c15="http://schemas.microsoft.com/office/drawing/2012/chart" uri="{CE6537A1-D6FC-4f65-9D91-7224C49458BB}">
                 <c15:showLeaderLines val="1"/>
               </c:ext>
@@ -41271,7 +41607,7 @@
             </c:numRef>
           </c:yVal>
           <c:smooth val="0"/>
-          <c:extLst xmlns:c16r2="http://schemas.microsoft.com/office/drawing/2015/06/chart">
+          <c:extLst>
             <c:ext xmlns:c16="http://schemas.microsoft.com/office/drawing/2014/chart" uri="{C3380CC4-5D6E-409C-BE32-E72D297353CC}">
               <c16:uniqueId val="{00000003-ECB5-4801-8D8B-E60EFB1C67EE}"/>
             </c:ext>
@@ -41332,11 +41668,13 @@
               <c:showSerName val="0"/>
               <c:showPercent val="0"/>
               <c:showBubbleSize val="0"/>
-              <c:extLst xmlns:c16r2="http://schemas.microsoft.com/office/drawing/2015/06/chart">
+              <c:extLst>
+                <c:ext xmlns:c15="http://schemas.microsoft.com/office/drawing/2012/chart" uri="{CE6537A1-D6FC-4f65-9D91-7224C49458BB}">
+                  <c15:showDataLabelsRange val="0"/>
+                </c:ext>
                 <c:ext xmlns:c16="http://schemas.microsoft.com/office/drawing/2014/chart" uri="{C3380CC4-5D6E-409C-BE32-E72D297353CC}">
                   <c16:uniqueId val="{00000006-ECB5-4801-8D8B-E60EFB1C67EE}"/>
                 </c:ext>
-                <c:ext xmlns:c15="http://schemas.microsoft.com/office/drawing/2012/chart" uri="{CE6537A1-D6FC-4f65-9D91-7224C49458BB}"/>
               </c:extLst>
             </c:dLbl>
             <c:spPr>
@@ -41352,7 +41690,7 @@
             <c:showSerName val="0"/>
             <c:showPercent val="0"/>
             <c:showBubbleSize val="0"/>
-            <c:extLst xmlns:c16r2="http://schemas.microsoft.com/office/drawing/2015/06/chart">
+            <c:extLst>
               <c:ext xmlns:c15="http://schemas.microsoft.com/office/drawing/2012/chart" uri="{CE6537A1-D6FC-4f65-9D91-7224C49458BB}">
                 <c15:showLeaderLines val="1"/>
               </c:ext>
@@ -41389,7 +41727,7 @@
             </c:numRef>
           </c:yVal>
           <c:smooth val="0"/>
-          <c:extLst xmlns:c16r2="http://schemas.microsoft.com/office/drawing/2015/06/chart">
+          <c:extLst>
             <c:ext xmlns:c16="http://schemas.microsoft.com/office/drawing/2014/chart" uri="{C3380CC4-5D6E-409C-BE32-E72D297353CC}">
               <c16:uniqueId val="{00000005-ECB5-4801-8D8B-E60EFB1C67EE}"/>
             </c:ext>
@@ -41450,11 +41788,13 @@
               <c:showSerName val="0"/>
               <c:showPercent val="0"/>
               <c:showBubbleSize val="0"/>
-              <c:extLst xmlns:c16r2="http://schemas.microsoft.com/office/drawing/2015/06/chart">
+              <c:extLst>
+                <c:ext xmlns:c15="http://schemas.microsoft.com/office/drawing/2012/chart" uri="{CE6537A1-D6FC-4f65-9D91-7224C49458BB}">
+                  <c15:showDataLabelsRange val="0"/>
+                </c:ext>
                 <c:ext xmlns:c16="http://schemas.microsoft.com/office/drawing/2014/chart" uri="{C3380CC4-5D6E-409C-BE32-E72D297353CC}">
                   <c16:uniqueId val="{00000008-ECB5-4801-8D8B-E60EFB1C67EE}"/>
                 </c:ext>
-                <c:ext xmlns:c15="http://schemas.microsoft.com/office/drawing/2012/chart" uri="{CE6537A1-D6FC-4f65-9D91-7224C49458BB}"/>
               </c:extLst>
             </c:dLbl>
             <c:spPr>
@@ -41470,7 +41810,7 @@
             <c:showSerName val="0"/>
             <c:showPercent val="0"/>
             <c:showBubbleSize val="0"/>
-            <c:extLst xmlns:c16r2="http://schemas.microsoft.com/office/drawing/2015/06/chart">
+            <c:extLst>
               <c:ext xmlns:c15="http://schemas.microsoft.com/office/drawing/2012/chart" uri="{CE6537A1-D6FC-4f65-9D91-7224C49458BB}">
                 <c15:showLeaderLines val="1"/>
               </c:ext>
@@ -41507,7 +41847,7 @@
             </c:numRef>
           </c:yVal>
           <c:smooth val="0"/>
-          <c:extLst xmlns:c16r2="http://schemas.microsoft.com/office/drawing/2015/06/chart">
+          <c:extLst>
             <c:ext xmlns:c16="http://schemas.microsoft.com/office/drawing/2014/chart" uri="{C3380CC4-5D6E-409C-BE32-E72D297353CC}">
               <c16:uniqueId val="{00000007-ECB5-4801-8D8B-E60EFB1C67EE}"/>
             </c:ext>
@@ -41645,7 +41985,7 @@
     <c:plotVisOnly val="1"/>
     <c:dispBlanksAs val="gap"/>
     <c:showDLblsOverMax val="0"/>
-    <c:extLst xmlns:c16r2="http://schemas.microsoft.com/office/drawing/2015/06/chart">
+    <c:extLst>
       <c:ext xmlns:c16r3="http://schemas.microsoft.com/office/drawing/2017/03/chart" uri="{56B9EC1D-385E-4148-901F-78D8002777C0}">
         <c16r3:dataDisplayOptions16>
           <c16r3:dispNaAsBlank val="1"/>
@@ -41661,9 +42001,9 @@
 </file>
 
 <file path=word/charts/chart9.xml><?xml version="1.0" encoding="utf-8"?>
-<c:chartSpace xmlns:c="http://schemas.openxmlformats.org/drawingml/2006/chart" xmlns:a="http://schemas.openxmlformats.org/drawingml/2006/main" xmlns:r="http://schemas.openxmlformats.org/officeDocument/2006/relationships">
+<c:chartSpace xmlns:c="http://schemas.openxmlformats.org/drawingml/2006/chart" xmlns:a="http://schemas.openxmlformats.org/drawingml/2006/main" xmlns:r="http://schemas.openxmlformats.org/officeDocument/2006/relationships" xmlns:c16r2="http://schemas.microsoft.com/office/drawing/2015/06/chart">
   <c:date1904 val="0"/>
-  <c:lang val="en-US"/>
+  <c:lang val="en-GB"/>
   <c:roundedCorners val="0"/>
   <mc:AlternateContent xmlns:mc="http://schemas.openxmlformats.org/markup-compatibility/2006">
     <mc:Choice xmlns:c14="http://schemas.microsoft.com/office/drawing/2007/8/2/chart" Requires="c14">
@@ -41775,7 +42115,7 @@
             </c:numRef>
           </c:val>
           <c:smooth val="0"/>
-          <c:extLst xmlns:c16r2="http://schemas.microsoft.com/office/drawing/2015/06/chart">
+          <c:extLst>
             <c:ext xmlns:c16="http://schemas.microsoft.com/office/drawing/2014/chart" uri="{C3380CC4-5D6E-409C-BE32-E72D297353CC}">
               <c16:uniqueId val="{00000001-FDD3-429F-A527-0EC2D4D28D5E}"/>
             </c:ext>
@@ -41833,11 +42173,13 @@
               <c:showSerName val="0"/>
               <c:showPercent val="0"/>
               <c:showBubbleSize val="0"/>
-              <c:extLst xmlns:c16r2="http://schemas.microsoft.com/office/drawing/2015/06/chart">
+              <c:extLst>
+                <c:ext xmlns:c15="http://schemas.microsoft.com/office/drawing/2012/chart" uri="{CE6537A1-D6FC-4f65-9D91-7224C49458BB}">
+                  <c15:showDataLabelsRange val="0"/>
+                </c:ext>
                 <c:ext xmlns:c16="http://schemas.microsoft.com/office/drawing/2014/chart" uri="{C3380CC4-5D6E-409C-BE32-E72D297353CC}">
                   <c16:uniqueId val="{00000005-FDD3-429F-A527-0EC2D4D28D5E}"/>
                 </c:ext>
-                <c:ext xmlns:c15="http://schemas.microsoft.com/office/drawing/2012/chart" uri="{CE6537A1-D6FC-4f65-9D91-7224C49458BB}"/>
               </c:extLst>
             </c:dLbl>
             <c:spPr>
@@ -41865,7 +42207,7 @@
             <c:showSerName val="0"/>
             <c:showPercent val="0"/>
             <c:showBubbleSize val="0"/>
-            <c:extLst xmlns:c16r2="http://schemas.microsoft.com/office/drawing/2015/06/chart">
+            <c:extLst>
               <c:ext xmlns:c15="http://schemas.microsoft.com/office/drawing/2012/chart" uri="{CE6537A1-D6FC-4f65-9D91-7224C49458BB}">
                 <c15:showLeaderLines val="1"/>
               </c:ext>
@@ -41937,7 +42279,7 @@
             </c:numRef>
           </c:val>
           <c:smooth val="0"/>
-          <c:extLst xmlns:c16r2="http://schemas.microsoft.com/office/drawing/2015/06/chart">
+          <c:extLst>
             <c:ext xmlns:c16="http://schemas.microsoft.com/office/drawing/2014/chart" uri="{C3380CC4-5D6E-409C-BE32-E72D297353CC}">
               <c16:uniqueId val="{00000002-FDD3-429F-A527-0EC2D4D28D5E}"/>
             </c:ext>
@@ -41995,11 +42337,13 @@
               <c:showSerName val="0"/>
               <c:showPercent val="0"/>
               <c:showBubbleSize val="0"/>
-              <c:extLst xmlns:c16r2="http://schemas.microsoft.com/office/drawing/2015/06/chart">
+              <c:extLst>
+                <c:ext xmlns:c15="http://schemas.microsoft.com/office/drawing/2012/chart" uri="{CE6537A1-D6FC-4f65-9D91-7224C49458BB}">
+                  <c15:showDataLabelsRange val="0"/>
+                </c:ext>
                 <c:ext xmlns:c16="http://schemas.microsoft.com/office/drawing/2014/chart" uri="{C3380CC4-5D6E-409C-BE32-E72D297353CC}">
                   <c16:uniqueId val="{00000006-FDD3-429F-A527-0EC2D4D28D5E}"/>
                 </c:ext>
-                <c:ext xmlns:c15="http://schemas.microsoft.com/office/drawing/2012/chart" uri="{CE6537A1-D6FC-4f65-9D91-7224C49458BB}"/>
               </c:extLst>
             </c:dLbl>
             <c:spPr>
@@ -42027,7 +42371,7 @@
             <c:showSerName val="0"/>
             <c:showPercent val="0"/>
             <c:showBubbleSize val="0"/>
-            <c:extLst xmlns:c16r2="http://schemas.microsoft.com/office/drawing/2015/06/chart">
+            <c:extLst>
               <c:ext xmlns:c15="http://schemas.microsoft.com/office/drawing/2012/chart" uri="{CE6537A1-D6FC-4f65-9D91-7224C49458BB}">
                 <c15:showLeaderLines val="1"/>
               </c:ext>
@@ -42099,7 +42443,7 @@
             </c:numRef>
           </c:val>
           <c:smooth val="0"/>
-          <c:extLst xmlns:c16r2="http://schemas.microsoft.com/office/drawing/2015/06/chart">
+          <c:extLst>
             <c:ext xmlns:c16="http://schemas.microsoft.com/office/drawing/2014/chart" uri="{C3380CC4-5D6E-409C-BE32-E72D297353CC}">
               <c16:uniqueId val="{00000003-FDD3-429F-A527-0EC2D4D28D5E}"/>
             </c:ext>
@@ -42157,11 +42501,13 @@
               <c:showSerName val="0"/>
               <c:showPercent val="0"/>
               <c:showBubbleSize val="0"/>
-              <c:extLst xmlns:c16r2="http://schemas.microsoft.com/office/drawing/2015/06/chart">
+              <c:extLst>
+                <c:ext xmlns:c15="http://schemas.microsoft.com/office/drawing/2012/chart" uri="{CE6537A1-D6FC-4f65-9D91-7224C49458BB}">
+                  <c15:showDataLabelsRange val="0"/>
+                </c:ext>
                 <c:ext xmlns:c16="http://schemas.microsoft.com/office/drawing/2014/chart" uri="{C3380CC4-5D6E-409C-BE32-E72D297353CC}">
                   <c16:uniqueId val="{00000007-FDD3-429F-A527-0EC2D4D28D5E}"/>
                 </c:ext>
-                <c:ext xmlns:c15="http://schemas.microsoft.com/office/drawing/2012/chart" uri="{CE6537A1-D6FC-4f65-9D91-7224C49458BB}"/>
               </c:extLst>
             </c:dLbl>
             <c:spPr>
@@ -42189,7 +42535,7 @@
             <c:showSerName val="0"/>
             <c:showPercent val="0"/>
             <c:showBubbleSize val="0"/>
-            <c:extLst xmlns:c16r2="http://schemas.microsoft.com/office/drawing/2015/06/chart">
+            <c:extLst>
               <c:ext xmlns:c15="http://schemas.microsoft.com/office/drawing/2012/chart" uri="{CE6537A1-D6FC-4f65-9D91-7224C49458BB}">
                 <c15:showLeaderLines val="1"/>
               </c:ext>
@@ -42261,7 +42607,7 @@
             </c:numRef>
           </c:val>
           <c:smooth val="0"/>
-          <c:extLst xmlns:c16r2="http://schemas.microsoft.com/office/drawing/2015/06/chart">
+          <c:extLst>
             <c:ext xmlns:c16="http://schemas.microsoft.com/office/drawing/2014/chart" uri="{C3380CC4-5D6E-409C-BE32-E72D297353CC}">
               <c16:uniqueId val="{00000004-FDD3-429F-A527-0EC2D4D28D5E}"/>
             </c:ext>
@@ -42365,7 +42711,7 @@
     <c:plotVisOnly val="1"/>
     <c:dispBlanksAs val="gap"/>
     <c:showDLblsOverMax val="0"/>
-    <c:extLst xmlns:c16r2="http://schemas.microsoft.com/office/drawing/2015/06/chart">
+    <c:extLst>
       <c:ext xmlns:c16r3="http://schemas.microsoft.com/office/drawing/2017/03/chart" uri="{56B9EC1D-385E-4148-901F-78D8002777C0}">
         <c16r3:dataDisplayOptions16>
           <c16r3:dispNaAsBlank val="1"/>
@@ -42401,7 +42747,7 @@
         <cdr:cNvPr id="2" name="spcchartid" hidden="1">
           <a:extLst xmlns:a="http://schemas.openxmlformats.org/drawingml/2006/main">
             <a:ext uri="{FF2B5EF4-FFF2-40B4-BE49-F238E27FC236}">
-              <a16:creationId xmlns="" xmlns:a16="http://schemas.microsoft.com/office/drawing/2014/main" id="{5D1D0A9E-35CB-E770-D0AF-69F00825CCB8}"/>
+              <a16:creationId xmlns:a16="http://schemas.microsoft.com/office/drawing/2014/main" id="{5D1D0A9E-35CB-E770-D0AF-69F00825CCB8}"/>
             </a:ext>
           </a:extLst>
         </cdr:cNvPr>
@@ -42451,7 +42797,7 @@
         <cdr:cNvPr id="2" name="ds">
           <a:extLst xmlns:a="http://schemas.openxmlformats.org/drawingml/2006/main">
             <a:ext uri="{FF2B5EF4-FFF2-40B4-BE49-F238E27FC236}">
-              <a16:creationId xmlns:a16="http://schemas.microsoft.com/office/drawing/2014/main" xmlns="" id="{CCACF273-16B2-A45C-BB11-D70FE138E929}"/>
+              <a16:creationId xmlns:a16="http://schemas.microsoft.com/office/drawing/2014/main" id="{CCACF273-16B2-A45C-BB11-D70FE138E929}"/>
             </a:ext>
           </a:extLst>
         </cdr:cNvPr>
@@ -42539,7 +42885,7 @@
         <cdr:cNvPr id="3" name="spcchartid" hidden="1">
           <a:extLst xmlns:a="http://schemas.openxmlformats.org/drawingml/2006/main">
             <a:ext uri="{FF2B5EF4-FFF2-40B4-BE49-F238E27FC236}">
-              <a16:creationId xmlns:a16="http://schemas.microsoft.com/office/drawing/2014/main" xmlns="" id="{0D8FEA40-3D0A-56D1-BB78-33015FB1D3E8}"/>
+              <a16:creationId xmlns:a16="http://schemas.microsoft.com/office/drawing/2014/main" id="{0D8FEA40-3D0A-56D1-BB78-33015FB1D3E8}"/>
             </a:ext>
           </a:extLst>
         </cdr:cNvPr>
@@ -42586,7 +42932,7 @@
         <cdr:cNvPr id="2" name="spcchartid" hidden="1">
           <a:extLst xmlns:a="http://schemas.openxmlformats.org/drawingml/2006/main">
             <a:ext uri="{FF2B5EF4-FFF2-40B4-BE49-F238E27FC236}">
-              <a16:creationId xmlns:a16="http://schemas.microsoft.com/office/drawing/2014/main" xmlns="" id="{F4F4B112-B573-91C4-24F9-B9D40B7B3780}"/>
+              <a16:creationId xmlns:a16="http://schemas.microsoft.com/office/drawing/2014/main" id="{F4F4B112-B573-91C4-24F9-B9D40B7B3780}"/>
             </a:ext>
           </a:extLst>
         </cdr:cNvPr>
@@ -42636,7 +42982,7 @@
         <cdr:cNvPr id="2" name="ds">
           <a:extLst xmlns:a="http://schemas.openxmlformats.org/drawingml/2006/main">
             <a:ext uri="{FF2B5EF4-FFF2-40B4-BE49-F238E27FC236}">
-              <a16:creationId xmlns:a16="http://schemas.microsoft.com/office/drawing/2014/main" xmlns="" id="{21069DF6-F6BC-A217-A5CA-3C914F5F28A3}"/>
+              <a16:creationId xmlns:a16="http://schemas.microsoft.com/office/drawing/2014/main" id="{21069DF6-F6BC-A217-A5CA-3C914F5F28A3}"/>
             </a:ext>
           </a:extLst>
         </cdr:cNvPr>
@@ -42724,7 +43070,7 @@
         <cdr:cNvPr id="3" name="spcchartid" hidden="1">
           <a:extLst xmlns:a="http://schemas.openxmlformats.org/drawingml/2006/main">
             <a:ext uri="{FF2B5EF4-FFF2-40B4-BE49-F238E27FC236}">
-              <a16:creationId xmlns:a16="http://schemas.microsoft.com/office/drawing/2014/main" xmlns="" id="{EDC36132-46C1-41C5-7B11-3CBC5AC7D5C9}"/>
+              <a16:creationId xmlns:a16="http://schemas.microsoft.com/office/drawing/2014/main" id="{EDC36132-46C1-41C5-7B11-3CBC5AC7D5C9}"/>
             </a:ext>
           </a:extLst>
         </cdr:cNvPr>
@@ -42771,7 +43117,7 @@
         <cdr:cNvPr id="2" name="spcchartid" hidden="1">
           <a:extLst xmlns:a="http://schemas.openxmlformats.org/drawingml/2006/main">
             <a:ext uri="{FF2B5EF4-FFF2-40B4-BE49-F238E27FC236}">
-              <a16:creationId xmlns:a16="http://schemas.microsoft.com/office/drawing/2014/main" xmlns="" id="{A2F91E5B-F634-0650-6D66-4E966D3CE455}"/>
+              <a16:creationId xmlns:a16="http://schemas.microsoft.com/office/drawing/2014/main" id="{A2F91E5B-F634-0650-6D66-4E966D3CE455}"/>
             </a:ext>
           </a:extLst>
         </cdr:cNvPr>
@@ -42821,7 +43167,7 @@
         <cdr:cNvPr id="2" name="ds">
           <a:extLst xmlns:a="http://schemas.openxmlformats.org/drawingml/2006/main">
             <a:ext uri="{FF2B5EF4-FFF2-40B4-BE49-F238E27FC236}">
-              <a16:creationId xmlns:a16="http://schemas.microsoft.com/office/drawing/2014/main" xmlns="" id="{D391CF5C-1811-3267-AF2E-E68CBF553AB5}"/>
+              <a16:creationId xmlns:a16="http://schemas.microsoft.com/office/drawing/2014/main" id="{D391CF5C-1811-3267-AF2E-E68CBF553AB5}"/>
             </a:ext>
           </a:extLst>
         </cdr:cNvPr>
@@ -42909,7 +43255,7 @@
         <cdr:cNvPr id="3" name="spcchartid" hidden="1">
           <a:extLst xmlns:a="http://schemas.openxmlformats.org/drawingml/2006/main">
             <a:ext uri="{FF2B5EF4-FFF2-40B4-BE49-F238E27FC236}">
-              <a16:creationId xmlns:a16="http://schemas.microsoft.com/office/drawing/2014/main" xmlns="" id="{B8695A7C-8948-57DB-CCC2-318E49738C7C}"/>
+              <a16:creationId xmlns:a16="http://schemas.microsoft.com/office/drawing/2014/main" id="{B8695A7C-8948-57DB-CCC2-318E49738C7C}"/>
             </a:ext>
           </a:extLst>
         </cdr:cNvPr>
@@ -42956,7 +43302,7 @@
         <cdr:cNvPr id="3" name="spcchartid" hidden="1">
           <a:extLst xmlns:a="http://schemas.openxmlformats.org/drawingml/2006/main">
             <a:ext uri="{FF2B5EF4-FFF2-40B4-BE49-F238E27FC236}">
-              <a16:creationId xmlns="" xmlns:a16="http://schemas.microsoft.com/office/drawing/2014/main" id="{C5B293FD-4833-7671-298E-99D8EAEC9794}"/>
+              <a16:creationId xmlns:a16="http://schemas.microsoft.com/office/drawing/2014/main" id="{C5B293FD-4833-7671-298E-99D8EAEC9794}"/>
             </a:ext>
           </a:extLst>
         </cdr:cNvPr>
@@ -43001,7 +43347,7 @@
         <cdr:cNvPr id="2" name="ds">
           <a:extLst xmlns:a="http://schemas.openxmlformats.org/drawingml/2006/main">
             <a:ext uri="{FF2B5EF4-FFF2-40B4-BE49-F238E27FC236}">
-              <a16:creationId xmlns="" xmlns:a16="http://schemas.microsoft.com/office/drawing/2014/main" id="{B3D04C8B-0BC0-B0E1-CB9C-6F6791AF417C}"/>
+              <a16:creationId xmlns:a16="http://schemas.microsoft.com/office/drawing/2014/main" id="{B3D04C8B-0BC0-B0E1-CB9C-6F6791AF417C}"/>
             </a:ext>
           </a:extLst>
         </cdr:cNvPr>
@@ -43094,7 +43440,7 @@
         <cdr:cNvPr id="2" name="spcchartid" hidden="1">
           <a:extLst xmlns:a="http://schemas.openxmlformats.org/drawingml/2006/main">
             <a:ext uri="{FF2B5EF4-FFF2-40B4-BE49-F238E27FC236}">
-              <a16:creationId xmlns="" xmlns:a16="http://schemas.microsoft.com/office/drawing/2014/main" id="{843ECC85-7266-2965-A3F5-800342BC3F81}"/>
+              <a16:creationId xmlns:a16="http://schemas.microsoft.com/office/drawing/2014/main" id="{843ECC85-7266-2965-A3F5-800342BC3F81}"/>
             </a:ext>
           </a:extLst>
         </cdr:cNvPr>
@@ -43141,7 +43487,7 @@
         <cdr:cNvPr id="3" name="spcchartid" hidden="1">
           <a:extLst xmlns:a="http://schemas.openxmlformats.org/drawingml/2006/main">
             <a:ext uri="{FF2B5EF4-FFF2-40B4-BE49-F238E27FC236}">
-              <a16:creationId xmlns="" xmlns:a16="http://schemas.microsoft.com/office/drawing/2014/main" id="{BD8A0EA6-06F2-8986-291F-218B278240DA}"/>
+              <a16:creationId xmlns:a16="http://schemas.microsoft.com/office/drawing/2014/main" id="{BD8A0EA6-06F2-8986-291F-218B278240DA}"/>
             </a:ext>
           </a:extLst>
         </cdr:cNvPr>
@@ -43186,7 +43532,7 @@
         <cdr:cNvPr id="2" name="ds">
           <a:extLst xmlns:a="http://schemas.openxmlformats.org/drawingml/2006/main">
             <a:ext uri="{FF2B5EF4-FFF2-40B4-BE49-F238E27FC236}">
-              <a16:creationId xmlns="" xmlns:a16="http://schemas.microsoft.com/office/drawing/2014/main" id="{65F0BF70-7388-4C97-B10A-19AE896AEF77}"/>
+              <a16:creationId xmlns:a16="http://schemas.microsoft.com/office/drawing/2014/main" id="{65F0BF70-7388-4C97-B10A-19AE896AEF77}"/>
             </a:ext>
           </a:extLst>
         </cdr:cNvPr>
@@ -43279,7 +43625,7 @@
         <cdr:cNvPr id="2" name="spcchartid" hidden="1">
           <a:extLst xmlns:a="http://schemas.openxmlformats.org/drawingml/2006/main">
             <a:ext uri="{FF2B5EF4-FFF2-40B4-BE49-F238E27FC236}">
-              <a16:creationId xmlns="" xmlns:a16="http://schemas.microsoft.com/office/drawing/2014/main" id="{97FB7343-2A32-FBFD-7A98-8F1CACB5B66F}"/>
+              <a16:creationId xmlns:a16="http://schemas.microsoft.com/office/drawing/2014/main" id="{97FB7343-2A32-FBFD-7A98-8F1CACB5B66F}"/>
             </a:ext>
           </a:extLst>
         </cdr:cNvPr>
@@ -43326,7 +43672,7 @@
         <cdr:cNvPr id="3" name="spcchartid" hidden="1">
           <a:extLst xmlns:a="http://schemas.openxmlformats.org/drawingml/2006/main">
             <a:ext uri="{FF2B5EF4-FFF2-40B4-BE49-F238E27FC236}">
-              <a16:creationId xmlns="" xmlns:a16="http://schemas.microsoft.com/office/drawing/2014/main" id="{7EF06406-A44A-A49F-3E98-53D36C5CAB80}"/>
+              <a16:creationId xmlns:a16="http://schemas.microsoft.com/office/drawing/2014/main" id="{7EF06406-A44A-A49F-3E98-53D36C5CAB80}"/>
             </a:ext>
           </a:extLst>
         </cdr:cNvPr>
@@ -43371,7 +43717,7 @@
         <cdr:cNvPr id="2" name="ds">
           <a:extLst xmlns:a="http://schemas.openxmlformats.org/drawingml/2006/main">
             <a:ext uri="{FF2B5EF4-FFF2-40B4-BE49-F238E27FC236}">
-              <a16:creationId xmlns="" xmlns:a16="http://schemas.microsoft.com/office/drawing/2014/main" id="{8E673889-D6DF-0E9E-C0AA-ECCD9F8D62B3}"/>
+              <a16:creationId xmlns:a16="http://schemas.microsoft.com/office/drawing/2014/main" id="{8E673889-D6DF-0E9E-C0AA-ECCD9F8D62B3}"/>
             </a:ext>
           </a:extLst>
         </cdr:cNvPr>
@@ -43464,7 +43810,7 @@
         <cdr:cNvPr id="2" name="spcchartid" hidden="1">
           <a:extLst xmlns:a="http://schemas.openxmlformats.org/drawingml/2006/main">
             <a:ext uri="{FF2B5EF4-FFF2-40B4-BE49-F238E27FC236}">
-              <a16:creationId xmlns="" xmlns:a16="http://schemas.microsoft.com/office/drawing/2014/main" id="{755DC18E-25E0-ED41-F59F-2806FC4E02B2}"/>
+              <a16:creationId xmlns:a16="http://schemas.microsoft.com/office/drawing/2014/main" id="{755DC18E-25E0-ED41-F59F-2806FC4E02B2}"/>
             </a:ext>
           </a:extLst>
         </cdr:cNvPr>
@@ -43511,7 +43857,7 @@
         <cdr:cNvPr id="3" name="spcchartid" hidden="1">
           <a:extLst xmlns:a="http://schemas.openxmlformats.org/drawingml/2006/main">
             <a:ext uri="{FF2B5EF4-FFF2-40B4-BE49-F238E27FC236}">
-              <a16:creationId xmlns="" xmlns:a16="http://schemas.microsoft.com/office/drawing/2014/main" id="{29D60143-9021-52C1-4077-55173F8E6E35}"/>
+              <a16:creationId xmlns:a16="http://schemas.microsoft.com/office/drawing/2014/main" id="{29D60143-9021-52C1-4077-55173F8E6E35}"/>
             </a:ext>
           </a:extLst>
         </cdr:cNvPr>
@@ -43556,7 +43902,7 @@
         <cdr:cNvPr id="2" name="ds">
           <a:extLst xmlns:a="http://schemas.openxmlformats.org/drawingml/2006/main">
             <a:ext uri="{FF2B5EF4-FFF2-40B4-BE49-F238E27FC236}">
-              <a16:creationId xmlns="" xmlns:a16="http://schemas.microsoft.com/office/drawing/2014/main" id="{CD360377-B4AF-A7E5-D964-97B5CCC94F25}"/>
+              <a16:creationId xmlns:a16="http://schemas.microsoft.com/office/drawing/2014/main" id="{CD360377-B4AF-A7E5-D964-97B5CCC94F25}"/>
             </a:ext>
           </a:extLst>
         </cdr:cNvPr>
@@ -43649,7 +43995,7 @@
         <cdr:cNvPr id="2" name="spcchartid" hidden="1">
           <a:extLst xmlns:a="http://schemas.openxmlformats.org/drawingml/2006/main">
             <a:ext uri="{FF2B5EF4-FFF2-40B4-BE49-F238E27FC236}">
-              <a16:creationId xmlns:a16="http://schemas.microsoft.com/office/drawing/2014/main" xmlns="" id="{08849564-6300-67E7-F03B-8713B10C2F4E}"/>
+              <a16:creationId xmlns:a16="http://schemas.microsoft.com/office/drawing/2014/main" id="{08849564-6300-67E7-F03B-8713B10C2F4E}"/>
             </a:ext>
           </a:extLst>
         </cdr:cNvPr>

--- a/2026 files/QA DOCUMENTS/APQR 2025/INFUSION/CIPROFLOXACIN APQR 2025.docx
+++ b/2026 files/QA DOCUMENTS/APQR 2025/INFUSION/CIPROFLOXACIN APQR 2025.docx
@@ -561,21 +561,8 @@
         <w:t xml:space="preserve"> </w:t>
       </w:r>
       <w:r>
-        <w:t xml:space="preserve">Water for injection </w:t>
+        <w:t>Water for injection B.P           q.s</w:t>
       </w:r>
-      <w:proofErr w:type="spellStart"/>
-      <w:r>
-        <w:t>B.P</w:t>
-      </w:r>
-      <w:proofErr w:type="spellEnd"/>
-      <w:r>
-        <w:t xml:space="preserve">           </w:t>
-      </w:r>
-      <w:proofErr w:type="spellStart"/>
-      <w:r>
-        <w:t>q.s</w:t>
-      </w:r>
-      <w:proofErr w:type="spellEnd"/>
     </w:p>
     <w:p>
       <w:pPr>
@@ -970,25 +957,7 @@
           <w:sz w:val="28"/>
           <w:szCs w:val="28"/>
         </w:rPr>
-        <w:t xml:space="preserve">1, </w:t>
-      </w:r>
-      <w:proofErr w:type="spellStart"/>
-      <w:r>
-        <w:rPr>
-          <w:rFonts w:asciiTheme="minorHAnsi" w:hAnsiTheme="minorHAnsi" w:cstheme="minorHAnsi"/>
-          <w:sz w:val="28"/>
-          <w:szCs w:val="28"/>
-        </w:rPr>
-        <w:t>Ohimege</w:t>
-      </w:r>
-      <w:proofErr w:type="spellEnd"/>
-      <w:r>
-        <w:rPr>
-          <w:rFonts w:asciiTheme="minorHAnsi" w:hAnsiTheme="minorHAnsi" w:cstheme="minorHAnsi"/>
-          <w:sz w:val="28"/>
-          <w:szCs w:val="28"/>
-        </w:rPr>
-        <w:t xml:space="preserve"> Road, Industrial Estate, Gaa- Imam, Ilorin</w:t>
+        <w:t>1, Ohimege Road, Industrial Estate, Gaa- Imam, Ilorin</w:t>
       </w:r>
       <w:r>
         <w:rPr>
@@ -1339,23 +1308,13 @@
                 <w:bCs/>
               </w:rPr>
             </w:pPr>
-            <w:proofErr w:type="spellStart"/>
             <w:r>
               <w:rPr>
                 <w:rFonts w:asciiTheme="minorHAnsi" w:hAnsiTheme="minorHAnsi" w:cstheme="minorHAnsi"/>
                 <w:b/>
                 <w:bCs/>
               </w:rPr>
-              <w:t>Robiu</w:t>
-            </w:r>
-            <w:proofErr w:type="spellEnd"/>
-            <w:r>
-              <w:rPr>
-                <w:rFonts w:asciiTheme="minorHAnsi" w:hAnsiTheme="minorHAnsi" w:cstheme="minorHAnsi"/>
-                <w:b/>
-                <w:bCs/>
-              </w:rPr>
-              <w:t xml:space="preserve"> Idowu M.</w:t>
+              <w:t>Robiu Idowu M.</w:t>
             </w:r>
           </w:p>
         </w:tc>
@@ -1761,7 +1720,43 @@
           <w:sz w:val="22"/>
           <w:szCs w:val="22"/>
         </w:rPr>
-        <w:t>s covers internal annual products quality review, and all these parameters are monitored; changes in physical appearance of the product, chemical analysis (pH, Assay) and microbiological analysis (Sterility and Pyrogen), post market surveillance.</w:t>
+        <w:t>s covers internal annual products quality review, and all these parameters are monitored; changes in physical appearance of the product, chemical analysis (pH, Assay)</w:t>
+      </w:r>
+      <w:r>
+        <w:rPr>
+          <w:rFonts w:asciiTheme="minorHAnsi" w:hAnsiTheme="minorHAnsi" w:cstheme="minorHAnsi"/>
+          <w:bCs/>
+          <w:sz w:val="22"/>
+          <w:szCs w:val="22"/>
+        </w:rPr>
+        <w:t xml:space="preserve">, </w:t>
+      </w:r>
+      <w:r>
+        <w:rPr>
+          <w:rFonts w:asciiTheme="minorHAnsi" w:hAnsiTheme="minorHAnsi" w:cstheme="minorHAnsi"/>
+          <w:bCs/>
+          <w:sz w:val="22"/>
+          <w:szCs w:val="22"/>
+        </w:rPr>
+        <w:t xml:space="preserve">microbiological analysis (Sterility and Pyrogen), </w:t>
+      </w:r>
+      <w:r>
+        <w:rPr>
+          <w:rFonts w:asciiTheme="minorHAnsi" w:hAnsiTheme="minorHAnsi" w:cstheme="minorHAnsi"/>
+          <w:bCs/>
+          <w:sz w:val="22"/>
+          <w:szCs w:val="22"/>
+        </w:rPr>
+        <w:t xml:space="preserve"> and </w:t>
+      </w:r>
+      <w:r>
+        <w:rPr>
+          <w:rFonts w:asciiTheme="minorHAnsi" w:hAnsiTheme="minorHAnsi" w:cstheme="minorHAnsi"/>
+          <w:bCs/>
+          <w:sz w:val="22"/>
+          <w:szCs w:val="22"/>
+        </w:rPr>
+        <w:t>post market surveillance.</w:t>
       </w:r>
     </w:p>
     <w:p>
@@ -1882,11 +1877,28 @@
       <w:r>
         <w:rPr>
           <w:rFonts w:asciiTheme="minorHAnsi" w:hAnsiTheme="minorHAnsi" w:cstheme="minorHAnsi"/>
+          <w:sz w:val="22"/>
+          <w:szCs w:val="22"/>
+        </w:rPr>
+        <w:t xml:space="preserve">The product batch detailing is heat-printed on the pouch to carry the batch number, manufacturing date and expiry date. </w:t>
+      </w:r>
+      <w:r>
+        <w:rPr>
+          <w:rFonts w:asciiTheme="minorHAnsi" w:hAnsiTheme="minorHAnsi" w:cstheme="minorHAnsi"/>
           <w:bCs/>
           <w:sz w:val="22"/>
           <w:szCs w:val="22"/>
         </w:rPr>
         <w:t xml:space="preserve">Careful control of all other parameters as mentioned in the scope and under the section for the review of the quality control of the product in this piece is assured at all times. </w:t>
+      </w:r>
+      <w:r>
+        <w:rPr>
+          <w:rFonts w:asciiTheme="minorHAnsi" w:hAnsiTheme="minorHAnsi" w:cstheme="minorHAnsi"/>
+          <w:bCs/>
+          <w:sz w:val="22"/>
+          <w:szCs w:val="22"/>
+        </w:rPr>
+        <w:t>The product’s NAFDAC registration number is A11-1190, with a packing size of 100mL.</w:t>
       </w:r>
     </w:p>
     <w:p>
@@ -1991,7 +2003,23 @@
           <w:sz w:val="22"/>
           <w:szCs w:val="22"/>
         </w:rPr>
-        <w:t xml:space="preserve"> Intravenous Injection comprises of about 11,850 bags. Total No. of Batches produce</w:t>
+        <w:t xml:space="preserve"> Intravenous Injection comprises of about 11,</w:t>
+      </w:r>
+      <w:r>
+        <w:rPr>
+          <w:rFonts w:asciiTheme="minorHAnsi" w:hAnsiTheme="minorHAnsi" w:cstheme="minorHAnsi"/>
+          <w:sz w:val="22"/>
+          <w:szCs w:val="22"/>
+        </w:rPr>
+        <w:t>2</w:t>
+      </w:r>
+      <w:r>
+        <w:rPr>
+          <w:rFonts w:asciiTheme="minorHAnsi" w:hAnsiTheme="minorHAnsi" w:cstheme="minorHAnsi"/>
+          <w:sz w:val="22"/>
+          <w:szCs w:val="22"/>
+        </w:rPr>
+        <w:t>50 bags. Total No. of Batches produce</w:t>
       </w:r>
       <w:r>
         <w:rPr>
@@ -2128,7 +2156,39 @@
           <w:sz w:val="22"/>
           <w:szCs w:val="22"/>
         </w:rPr>
-        <w:t xml:space="preserve"> is sourced from approved vendors while water for injection is produced in house. The starting materials are each tested to comply with respective pharmacopeia and in-house specifications. The table below shows the different consignment of </w:t>
+        <w:t xml:space="preserve"> </w:t>
+      </w:r>
+      <w:r>
+        <w:rPr>
+          <w:rFonts w:asciiTheme="minorHAnsi" w:hAnsiTheme="minorHAnsi" w:cstheme="minorHAnsi"/>
+          <w:sz w:val="22"/>
+          <w:szCs w:val="22"/>
+        </w:rPr>
+        <w:t>are</w:t>
+      </w:r>
+      <w:r>
+        <w:rPr>
+          <w:rFonts w:asciiTheme="minorHAnsi" w:hAnsiTheme="minorHAnsi" w:cstheme="minorHAnsi"/>
+          <w:sz w:val="22"/>
+          <w:szCs w:val="22"/>
+        </w:rPr>
+        <w:t xml:space="preserve"> sourced from approved vendors while water for injection is produced in house. The starting materials are each tested to comply with respective pharmacopeia and in-house specifications. The table </w:t>
+      </w:r>
+      <w:r>
+        <w:rPr>
+          <w:rFonts w:asciiTheme="minorHAnsi" w:hAnsiTheme="minorHAnsi" w:cstheme="minorHAnsi"/>
+          <w:sz w:val="22"/>
+          <w:szCs w:val="22"/>
+        </w:rPr>
+        <w:t>in section 3.2.2,</w:t>
+      </w:r>
+      <w:r>
+        <w:rPr>
+          <w:rFonts w:asciiTheme="minorHAnsi" w:hAnsiTheme="minorHAnsi" w:cstheme="minorHAnsi"/>
+          <w:sz w:val="22"/>
+          <w:szCs w:val="22"/>
+        </w:rPr>
+        <w:t xml:space="preserve"> shows the different consignment of </w:t>
       </w:r>
       <w:r>
         <w:rPr>
@@ -2321,7 +2381,6 @@
           <w:sz w:val="22"/>
           <w:szCs w:val="22"/>
         </w:rPr>
-        <w:lastRenderedPageBreak/>
         <w:t>3.2.2 RAW MATERIAL (API) MANUFACTURER/ SUPPLIER PERFORMANCE REVIEW</w:t>
       </w:r>
     </w:p>
@@ -2635,23 +2694,13 @@
                 <w:szCs w:val="22"/>
               </w:rPr>
             </w:pPr>
-            <w:proofErr w:type="spellStart"/>
             <w:r>
               <w:rPr>
                 <w:rFonts w:asciiTheme="minorHAnsi" w:hAnsiTheme="minorHAnsi" w:cstheme="minorHAnsi"/>
                 <w:sz w:val="22"/>
                 <w:szCs w:val="22"/>
               </w:rPr>
-              <w:t>Zheijang</w:t>
-            </w:r>
-            <w:proofErr w:type="spellEnd"/>
-            <w:r>
-              <w:rPr>
-                <w:rFonts w:asciiTheme="minorHAnsi" w:hAnsiTheme="minorHAnsi" w:cstheme="minorHAnsi"/>
-                <w:sz w:val="22"/>
-                <w:szCs w:val="22"/>
-              </w:rPr>
-              <w:t xml:space="preserve"> Guobang</w:t>
+              <w:t>Zheijang Guobang</w:t>
             </w:r>
             <w:r>
               <w:rPr>
@@ -2659,7 +2708,15 @@
                 <w:sz w:val="22"/>
                 <w:szCs w:val="22"/>
               </w:rPr>
-              <w:t xml:space="preserve"> Pharmaceutical.</w:t>
+              <w:t xml:space="preserve"> Pharmaceutical</w:t>
+            </w:r>
+            <w:r>
+              <w:rPr>
+                <w:rFonts w:asciiTheme="minorHAnsi" w:hAnsiTheme="minorHAnsi" w:cstheme="minorHAnsi"/>
+                <w:sz w:val="22"/>
+                <w:szCs w:val="22"/>
+              </w:rPr>
+              <w:t>, China</w:t>
             </w:r>
           </w:p>
         </w:tc>
@@ -2676,23 +2733,21 @@
                 <w:szCs w:val="22"/>
               </w:rPr>
             </w:pPr>
-            <w:proofErr w:type="spellStart"/>
             <w:r>
               <w:rPr>
                 <w:rFonts w:asciiTheme="minorHAnsi" w:hAnsiTheme="minorHAnsi" w:cstheme="minorHAnsi"/>
                 <w:sz w:val="22"/>
                 <w:szCs w:val="22"/>
               </w:rPr>
-              <w:t>Bdv</w:t>
+              <w:t>Bdv Behrens</w:t>
             </w:r>
-            <w:proofErr w:type="spellEnd"/>
             <w:r>
               <w:rPr>
                 <w:rFonts w:asciiTheme="minorHAnsi" w:hAnsiTheme="minorHAnsi" w:cstheme="minorHAnsi"/>
                 <w:sz w:val="22"/>
                 <w:szCs w:val="22"/>
               </w:rPr>
-              <w:t>, Behrens.</w:t>
+              <w:t>, Germany</w:t>
             </w:r>
           </w:p>
         </w:tc>
@@ -2864,23 +2919,13 @@
                 <w:szCs w:val="22"/>
               </w:rPr>
             </w:pPr>
-            <w:proofErr w:type="spellStart"/>
             <w:r>
               <w:rPr>
                 <w:rFonts w:asciiTheme="minorHAnsi" w:hAnsiTheme="minorHAnsi" w:cstheme="minorHAnsi"/>
                 <w:sz w:val="22"/>
                 <w:szCs w:val="22"/>
               </w:rPr>
-              <w:t>Fzco</w:t>
-            </w:r>
-            <w:proofErr w:type="spellEnd"/>
-            <w:r>
-              <w:rPr>
-                <w:rFonts w:asciiTheme="minorHAnsi" w:hAnsiTheme="minorHAnsi" w:cstheme="minorHAnsi"/>
-                <w:sz w:val="22"/>
-                <w:szCs w:val="22"/>
-              </w:rPr>
-              <w:t xml:space="preserve"> Dubai Silicon, Oasis.</w:t>
+              <w:t>Fzco Dubai Silicon, Oasis.</w:t>
             </w:r>
           </w:p>
         </w:tc>
@@ -3187,25 +3232,7 @@
                 <w:sz w:val="22"/>
                 <w:szCs w:val="22"/>
               </w:rPr>
-              <w:t xml:space="preserve">Hebei </w:t>
-            </w:r>
-            <w:proofErr w:type="spellStart"/>
-            <w:r>
-              <w:rPr>
-                <w:rFonts w:asciiTheme="minorHAnsi" w:hAnsiTheme="minorHAnsi" w:cstheme="minorHAnsi"/>
-                <w:sz w:val="22"/>
-                <w:szCs w:val="22"/>
-              </w:rPr>
-              <w:t>Huachen</w:t>
-            </w:r>
-            <w:proofErr w:type="spellEnd"/>
-            <w:r>
-              <w:rPr>
-                <w:rFonts w:asciiTheme="minorHAnsi" w:hAnsiTheme="minorHAnsi" w:cstheme="minorHAnsi"/>
-                <w:sz w:val="22"/>
-                <w:szCs w:val="22"/>
-              </w:rPr>
-              <w:t xml:space="preserve"> Pharmaceutical Co. Ltd, China.</w:t>
+              <w:t>Hebei Huachen Pharmaceutical Co. Ltd, China.</w:t>
             </w:r>
           </w:p>
         </w:tc>
@@ -3228,25 +3255,7 @@
                 <w:sz w:val="22"/>
                 <w:szCs w:val="22"/>
               </w:rPr>
-              <w:t xml:space="preserve">Hebei </w:t>
-            </w:r>
-            <w:proofErr w:type="spellStart"/>
-            <w:r>
-              <w:rPr>
-                <w:rFonts w:asciiTheme="minorHAnsi" w:hAnsiTheme="minorHAnsi" w:cstheme="minorHAnsi"/>
-                <w:sz w:val="22"/>
-                <w:szCs w:val="22"/>
-              </w:rPr>
-              <w:t>Huachen</w:t>
-            </w:r>
-            <w:proofErr w:type="spellEnd"/>
-            <w:r>
-              <w:rPr>
-                <w:rFonts w:asciiTheme="minorHAnsi" w:hAnsiTheme="minorHAnsi" w:cstheme="minorHAnsi"/>
-                <w:sz w:val="22"/>
-                <w:szCs w:val="22"/>
-              </w:rPr>
-              <w:t xml:space="preserve"> Pharmaceutical Co. Ltd, China.</w:t>
+              <w:t>Hebei Huachen Pharmaceutical Co. Ltd, China.</w:t>
             </w:r>
           </w:p>
         </w:tc>
@@ -3405,23 +3414,13 @@
                 <w:szCs w:val="22"/>
               </w:rPr>
             </w:pPr>
-            <w:proofErr w:type="spellStart"/>
             <w:r>
               <w:rPr>
                 <w:rFonts w:asciiTheme="minorHAnsi" w:hAnsiTheme="minorHAnsi" w:cstheme="minorHAnsi"/>
                 <w:sz w:val="22"/>
                 <w:szCs w:val="22"/>
               </w:rPr>
-              <w:t>Muab</w:t>
-            </w:r>
-            <w:proofErr w:type="spellEnd"/>
-            <w:r>
-              <w:rPr>
-                <w:rFonts w:asciiTheme="minorHAnsi" w:hAnsiTheme="minorHAnsi" w:cstheme="minorHAnsi"/>
-                <w:sz w:val="22"/>
-                <w:szCs w:val="22"/>
-              </w:rPr>
-              <w:t xml:space="preserve"> Chemicals, Lagos.</w:t>
+              <w:t>Muab Chemicals, Lagos.</w:t>
             </w:r>
           </w:p>
         </w:tc>
@@ -3580,23 +3579,21 @@
                 <w:szCs w:val="22"/>
               </w:rPr>
             </w:pPr>
-            <w:proofErr w:type="spellStart"/>
             <w:r>
               <w:rPr>
                 <w:rFonts w:asciiTheme="minorHAnsi" w:hAnsiTheme="minorHAnsi" w:cstheme="minorHAnsi"/>
                 <w:sz w:val="22"/>
                 <w:szCs w:val="22"/>
               </w:rPr>
-              <w:t>Bdv</w:t>
+              <w:t>Bdv Behrens</w:t>
             </w:r>
-            <w:proofErr w:type="spellEnd"/>
             <w:r>
               <w:rPr>
                 <w:rFonts w:asciiTheme="minorHAnsi" w:hAnsiTheme="minorHAnsi" w:cstheme="minorHAnsi"/>
                 <w:sz w:val="22"/>
                 <w:szCs w:val="22"/>
               </w:rPr>
-              <w:t>, Behrens.</w:t>
+              <w:t>, Germany</w:t>
             </w:r>
           </w:p>
         </w:tc>
@@ -3774,7 +3771,47 @@
           <w:sz w:val="22"/>
           <w:szCs w:val="22"/>
         </w:rPr>
-        <w:t>Manufacturer COA of the PVC is reviewed and testing done in-house to confirm the quality specifications stated by the manufacturers as conform to in-house specifications set for the primary packaging material.</w:t>
+        <w:t xml:space="preserve">Manufacturer COA of the PVC is reviewed and testing done in-house to confirm the quality specifications stated by the manufacturers </w:t>
+      </w:r>
+      <w:r>
+        <w:rPr>
+          <w:rFonts w:asciiTheme="minorHAnsi" w:hAnsiTheme="minorHAnsi" w:cstheme="minorHAnsi"/>
+          <w:sz w:val="22"/>
+          <w:szCs w:val="22"/>
+        </w:rPr>
+        <w:t>against</w:t>
+      </w:r>
+      <w:r>
+        <w:rPr>
+          <w:rFonts w:asciiTheme="minorHAnsi" w:hAnsiTheme="minorHAnsi" w:cstheme="minorHAnsi"/>
+          <w:sz w:val="22"/>
+          <w:szCs w:val="22"/>
+        </w:rPr>
+        <w:t xml:space="preserve"> in-house</w:t>
+      </w:r>
+      <w:r>
+        <w:rPr>
+          <w:rFonts w:asciiTheme="minorHAnsi" w:hAnsiTheme="minorHAnsi" w:cstheme="minorHAnsi"/>
+          <w:sz w:val="22"/>
+          <w:szCs w:val="22"/>
+        </w:rPr>
+        <w:t xml:space="preserve">/pharmacopoeial </w:t>
+      </w:r>
+      <w:r>
+        <w:rPr>
+          <w:rFonts w:asciiTheme="minorHAnsi" w:hAnsiTheme="minorHAnsi" w:cstheme="minorHAnsi"/>
+          <w:sz w:val="22"/>
+          <w:szCs w:val="22"/>
+        </w:rPr>
+        <w:t>specifications set for the primary packaging material.</w:t>
+      </w:r>
+      <w:r>
+        <w:rPr>
+          <w:rFonts w:asciiTheme="minorHAnsi" w:hAnsiTheme="minorHAnsi" w:cstheme="minorHAnsi"/>
+          <w:sz w:val="22"/>
+          <w:szCs w:val="22"/>
+        </w:rPr>
+        <w:t xml:space="preserve"> The consignments received are as follows:</w:t>
       </w:r>
     </w:p>
     <w:p>
@@ -4071,7 +4108,16 @@
                 <w:sz w:val="22"/>
                 <w:szCs w:val="22"/>
               </w:rPr>
-              <w:t>Jiangsu Medwell Medical Equipment Co. Ltd. China</w:t>
+              <w:t xml:space="preserve">Jiangsu Medwell Medical </w:t>
+            </w:r>
+            <w:r>
+              <w:rPr>
+                <w:rFonts w:asciiTheme="minorHAnsi" w:hAnsiTheme="minorHAnsi" w:cstheme="minorHAnsi"/>
+                <w:sz w:val="22"/>
+                <w:szCs w:val="22"/>
+              </w:rPr>
+              <w:lastRenderedPageBreak/>
+              <w:t>Equipment Co. Ltd. China</w:t>
             </w:r>
           </w:p>
         </w:tc>
@@ -4094,7 +4140,17 @@
                 <w:sz w:val="22"/>
                 <w:szCs w:val="22"/>
               </w:rPr>
-              <w:t>Jiangsu Medwell Medical Equipment Co. Ltd. China</w:t>
+              <w:lastRenderedPageBreak/>
+              <w:t xml:space="preserve">Jiangsu Medwell Medical </w:t>
+            </w:r>
+            <w:r>
+              <w:rPr>
+                <w:rFonts w:asciiTheme="minorHAnsi" w:hAnsiTheme="minorHAnsi" w:cstheme="minorHAnsi"/>
+                <w:sz w:val="22"/>
+                <w:szCs w:val="22"/>
+              </w:rPr>
+              <w:lastRenderedPageBreak/>
+              <w:t>Equipment Co. Ltd. China</w:t>
             </w:r>
           </w:p>
         </w:tc>
@@ -4117,6 +4173,7 @@
                 <w:sz w:val="22"/>
                 <w:szCs w:val="22"/>
               </w:rPr>
+              <w:lastRenderedPageBreak/>
               <w:t>13</w:t>
             </w:r>
           </w:p>
@@ -4250,7 +4307,6 @@
           <w:sz w:val="22"/>
           <w:szCs w:val="22"/>
         </w:rPr>
-        <w:lastRenderedPageBreak/>
         <w:t>REVIEW AND STATISTICAL ANALYSIS OF QUALITY CONTROL AND IN-PROCESS CONTROL</w:t>
       </w:r>
     </w:p>
@@ -4453,20 +4509,35 @@
           <w:sz w:val="22"/>
           <w:szCs w:val="22"/>
         </w:rPr>
-        <w:t>The summary of in-process results of all the batches manufactured was prepared and the table showing the results presented. The summary of in-process results for the chemical analysis and microbiological analysis of the batches manufactured is shown</w:t>
+        <w:t>The summary of in-process results of all the batches manufactured was prepared and the table showing the results presented. The summary of in-process results for the chemical analysis and microbiological analysis of the batches manufactured is</w:t>
       </w:r>
-    </w:p>
-    <w:p>
-      <w:pPr>
-        <w:spacing w:after="200" w:line="276" w:lineRule="auto"/>
-        <w:jc w:val="both"/>
-        <w:rPr>
-          <w:rFonts w:asciiTheme="minorHAnsi" w:hAnsiTheme="minorHAnsi" w:cstheme="minorHAnsi"/>
-          <w:b/>
-          <w:sz w:val="22"/>
-          <w:szCs w:val="22"/>
-        </w:rPr>
-      </w:pPr>
+      <w:r>
+        <w:rPr>
+          <w:rFonts w:asciiTheme="minorHAnsi" w:hAnsiTheme="minorHAnsi" w:cstheme="minorHAnsi"/>
+          <w:color w:val="0C0C0C"/>
+          <w:sz w:val="22"/>
+          <w:szCs w:val="22"/>
+        </w:rPr>
+        <w:t xml:space="preserve"> as</w:t>
+      </w:r>
+      <w:r>
+        <w:rPr>
+          <w:rFonts w:asciiTheme="minorHAnsi" w:hAnsiTheme="minorHAnsi" w:cstheme="minorHAnsi"/>
+          <w:color w:val="0C0C0C"/>
+          <w:sz w:val="22"/>
+          <w:szCs w:val="22"/>
+        </w:rPr>
+        <w:t xml:space="preserve"> shown</w:t>
+      </w:r>
+      <w:r>
+        <w:rPr>
+          <w:rFonts w:asciiTheme="minorHAnsi" w:hAnsiTheme="minorHAnsi" w:cstheme="minorHAnsi"/>
+          <w:color w:val="0C0C0C"/>
+          <w:sz w:val="22"/>
+          <w:szCs w:val="22"/>
+        </w:rPr>
+        <w:t xml:space="preserve"> below.</w:t>
+      </w:r>
     </w:p>
     <w:p>
       <w:pPr>
@@ -6205,7 +6276,7 @@
     </w:tbl>
     <w:p>
       <w:pPr>
-        <w:spacing w:line="276" w:lineRule="auto"/>
+        <w:spacing w:after="200" w:line="276" w:lineRule="auto"/>
         <w:jc w:val="both"/>
         <w:rPr>
           <w:rFonts w:asciiTheme="minorHAnsi" w:hAnsiTheme="minorHAnsi" w:cstheme="minorHAnsi"/>
@@ -6217,10 +6288,11 @@
     </w:p>
     <w:p>
       <w:pPr>
-        <w:spacing w:line="276" w:lineRule="auto"/>
+        <w:spacing w:after="200" w:line="276" w:lineRule="auto"/>
         <w:jc w:val="both"/>
         <w:rPr>
           <w:rFonts w:asciiTheme="minorHAnsi" w:hAnsiTheme="minorHAnsi" w:cstheme="minorHAnsi"/>
+          <w:b/>
           <w:sz w:val="22"/>
           <w:szCs w:val="22"/>
         </w:rPr>
@@ -6279,44 +6351,19 @@
         <w:spacing w:after="200" w:line="276" w:lineRule="auto"/>
         <w:jc w:val="both"/>
         <w:rPr>
+          <w:rFonts w:asciiTheme="minorHAnsi" w:eastAsiaTheme="minorHAnsi" w:hAnsiTheme="minorHAnsi" w:cstheme="minorHAnsi"/>
+          <w:sz w:val="22"/>
+          <w:szCs w:val="22"/>
+          <w:lang w:val="en-GB"/>
+        </w:rPr>
+      </w:pPr>
+      <w:r>
+        <w:rPr>
           <w:rFonts w:asciiTheme="minorHAnsi" w:hAnsiTheme="minorHAnsi" w:cstheme="minorHAnsi"/>
           <w:b/>
           <w:sz w:val="22"/>
           <w:szCs w:val="22"/>
         </w:rPr>
-      </w:pPr>
-    </w:p>
-    <w:p>
-      <w:pPr>
-        <w:spacing w:after="200" w:line="276" w:lineRule="auto"/>
-        <w:jc w:val="both"/>
-        <w:rPr>
-          <w:rFonts w:asciiTheme="minorHAnsi" w:hAnsiTheme="minorHAnsi" w:cstheme="minorHAnsi"/>
-          <w:b/>
-          <w:sz w:val="22"/>
-          <w:szCs w:val="22"/>
-        </w:rPr>
-      </w:pPr>
-    </w:p>
-    <w:p>
-      <w:pPr>
-        <w:spacing w:after="200" w:line="276" w:lineRule="auto"/>
-        <w:jc w:val="both"/>
-        <w:rPr>
-          <w:rFonts w:asciiTheme="minorHAnsi" w:eastAsiaTheme="minorHAnsi" w:hAnsiTheme="minorHAnsi" w:cstheme="minorHAnsi"/>
-          <w:sz w:val="22"/>
-          <w:szCs w:val="22"/>
-          <w:lang w:val="en-GB"/>
-        </w:rPr>
-      </w:pPr>
-      <w:r>
-        <w:rPr>
-          <w:rFonts w:asciiTheme="minorHAnsi" w:hAnsiTheme="minorHAnsi" w:cstheme="minorHAnsi"/>
-          <w:b/>
-          <w:sz w:val="22"/>
-          <w:szCs w:val="22"/>
-        </w:rPr>
-        <w:lastRenderedPageBreak/>
         <w:t>Chemical/Microbial Analysis for Finished product Result</w:t>
       </w:r>
     </w:p>
@@ -6339,14 +6386,11 @@
       </w:tblGrid>
       <w:tr>
         <w:trPr>
-          <w:gridAfter w:val="5"/>
-          <w:wAfter w:w="7982" w:type="dxa"/>
-          <w:trHeight w:val="309"/>
+          <w:trHeight w:val="144"/>
         </w:trPr>
         <w:tc>
           <w:tcPr>
             <w:tcW w:w="933" w:type="dxa"/>
-            <w:vMerge w:val="restart"/>
             <w:vAlign w:val="center"/>
           </w:tcPr>
           <w:p>
@@ -6355,8 +6399,6 @@
               <w:jc w:val="both"/>
               <w:rPr>
                 <w:rFonts w:asciiTheme="minorHAnsi" w:hAnsiTheme="minorHAnsi" w:cstheme="minorHAnsi"/>
-                <w:b/>
-                <w:bCs/>
                 <w:sz w:val="22"/>
                 <w:szCs w:val="22"/>
               </w:rPr>
@@ -6376,7 +6418,6 @@
         <w:tc>
           <w:tcPr>
             <w:tcW w:w="1398" w:type="dxa"/>
-            <w:vMerge w:val="restart"/>
             <w:vAlign w:val="center"/>
           </w:tcPr>
           <w:p>
@@ -6385,61 +6426,20 @@
               <w:jc w:val="both"/>
               <w:rPr>
                 <w:rFonts w:asciiTheme="minorHAnsi" w:hAnsiTheme="minorHAnsi" w:cstheme="minorHAnsi"/>
+                <w:sz w:val="22"/>
+                <w:szCs w:val="22"/>
+              </w:rPr>
+            </w:pPr>
+            <w:r>
+              <w:rPr>
+                <w:rFonts w:asciiTheme="minorHAnsi" w:hAnsiTheme="minorHAnsi" w:cstheme="minorHAnsi"/>
                 <w:b/>
                 <w:bCs/>
                 <w:sz w:val="22"/>
                 <w:szCs w:val="22"/>
               </w:rPr>
-            </w:pPr>
-            <w:r>
-              <w:rPr>
-                <w:rFonts w:asciiTheme="minorHAnsi" w:hAnsiTheme="minorHAnsi" w:cstheme="minorHAnsi"/>
-                <w:b/>
-                <w:bCs/>
-                <w:sz w:val="22"/>
-                <w:szCs w:val="22"/>
-              </w:rPr>
               <w:t>BATCH NO</w:t>
             </w:r>
-          </w:p>
-        </w:tc>
-      </w:tr>
-      <w:tr>
-        <w:trPr>
-          <w:trHeight w:val="144"/>
-        </w:trPr>
-        <w:tc>
-          <w:tcPr>
-            <w:tcW w:w="933" w:type="dxa"/>
-            <w:vMerge/>
-          </w:tcPr>
-          <w:p>
-            <w:pPr>
-              <w:spacing w:line="276" w:lineRule="auto"/>
-              <w:jc w:val="both"/>
-              <w:rPr>
-                <w:rFonts w:asciiTheme="minorHAnsi" w:hAnsiTheme="minorHAnsi" w:cstheme="minorHAnsi"/>
-                <w:sz w:val="22"/>
-                <w:szCs w:val="22"/>
-              </w:rPr>
-            </w:pPr>
-          </w:p>
-        </w:tc>
-        <w:tc>
-          <w:tcPr>
-            <w:tcW w:w="1398" w:type="dxa"/>
-            <w:vMerge/>
-          </w:tcPr>
-          <w:p>
-            <w:pPr>
-              <w:spacing w:line="276" w:lineRule="auto"/>
-              <w:jc w:val="both"/>
-              <w:rPr>
-                <w:rFonts w:asciiTheme="minorHAnsi" w:hAnsiTheme="minorHAnsi" w:cstheme="minorHAnsi"/>
-                <w:sz w:val="22"/>
-                <w:szCs w:val="22"/>
-              </w:rPr>
-            </w:pPr>
           </w:p>
         </w:tc>
         <w:tc>
@@ -6494,6 +6494,7 @@
               <w:jc w:val="both"/>
               <w:rPr>
                 <w:rFonts w:asciiTheme="minorHAnsi" w:hAnsiTheme="minorHAnsi" w:cstheme="minorHAnsi"/>
+                <w:b/>
                 <w:sz w:val="22"/>
                 <w:szCs w:val="22"/>
               </w:rPr>
@@ -6566,6 +6567,7 @@
               <w:jc w:val="both"/>
               <w:rPr>
                 <w:rFonts w:asciiTheme="minorHAnsi" w:hAnsiTheme="minorHAnsi" w:cstheme="minorHAnsi"/>
+                <w:b/>
                 <w:sz w:val="22"/>
                 <w:szCs w:val="22"/>
               </w:rPr>
@@ -6610,6 +6612,7 @@
               <w:jc w:val="both"/>
               <w:rPr>
                 <w:rFonts w:asciiTheme="minorHAnsi" w:hAnsiTheme="minorHAnsi" w:cstheme="minorHAnsi"/>
+                <w:b/>
                 <w:sz w:val="22"/>
                 <w:szCs w:val="22"/>
               </w:rPr>
@@ -6706,6 +6709,7 @@
               <w:jc w:val="both"/>
               <w:rPr>
                 <w:rFonts w:asciiTheme="minorHAnsi" w:hAnsiTheme="minorHAnsi" w:cstheme="minorHAnsi"/>
+                <w:b/>
                 <w:sz w:val="22"/>
                 <w:szCs w:val="22"/>
               </w:rPr>
@@ -6745,7 +6749,6 @@
         <w:tc>
           <w:tcPr>
             <w:tcW w:w="933" w:type="dxa"/>
-            <w:vAlign w:val="bottom"/>
           </w:tcPr>
           <w:p>
             <w:pPr>
@@ -6772,7 +6775,6 @@
         <w:tc>
           <w:tcPr>
             <w:tcW w:w="1398" w:type="dxa"/>
-            <w:vAlign w:val="bottom"/>
           </w:tcPr>
           <w:p>
             <w:pPr>
@@ -8173,58 +8175,6 @@
           <w:szCs w:val="22"/>
         </w:rPr>
       </w:pPr>
-    </w:p>
-    <w:p>
-      <w:pPr>
-        <w:pStyle w:val="BodyTextIndent"/>
-        <w:spacing w:line="276" w:lineRule="auto"/>
-        <w:ind w:left="0"/>
-        <w:rPr>
-          <w:rFonts w:asciiTheme="minorHAnsi" w:hAnsiTheme="minorHAnsi" w:cstheme="minorHAnsi"/>
-          <w:b/>
-          <w:sz w:val="22"/>
-          <w:szCs w:val="22"/>
-        </w:rPr>
-      </w:pPr>
-    </w:p>
-    <w:p>
-      <w:pPr>
-        <w:pStyle w:val="BodyTextIndent"/>
-        <w:spacing w:line="276" w:lineRule="auto"/>
-        <w:ind w:left="0"/>
-        <w:rPr>
-          <w:rFonts w:asciiTheme="minorHAnsi" w:hAnsiTheme="minorHAnsi" w:cstheme="minorHAnsi"/>
-          <w:b/>
-          <w:sz w:val="22"/>
-          <w:szCs w:val="22"/>
-        </w:rPr>
-      </w:pPr>
-    </w:p>
-    <w:p>
-      <w:pPr>
-        <w:pStyle w:val="BodyTextIndent"/>
-        <w:spacing w:line="276" w:lineRule="auto"/>
-        <w:ind w:left="0"/>
-        <w:rPr>
-          <w:rFonts w:asciiTheme="minorHAnsi" w:hAnsiTheme="minorHAnsi" w:cstheme="minorHAnsi"/>
-          <w:b/>
-          <w:sz w:val="22"/>
-          <w:szCs w:val="22"/>
-        </w:rPr>
-      </w:pPr>
-    </w:p>
-    <w:p>
-      <w:pPr>
-        <w:pStyle w:val="BodyTextIndent"/>
-        <w:spacing w:line="276" w:lineRule="auto"/>
-        <w:ind w:left="0"/>
-        <w:rPr>
-          <w:rFonts w:asciiTheme="minorHAnsi" w:hAnsiTheme="minorHAnsi" w:cstheme="minorHAnsi"/>
-          <w:b/>
-          <w:sz w:val="22"/>
-          <w:szCs w:val="22"/>
-        </w:rPr>
-      </w:pPr>
       <w:r>
         <w:rPr>
           <w:rFonts w:asciiTheme="minorHAnsi" w:hAnsiTheme="minorHAnsi" w:cstheme="minorHAnsi"/>
@@ -8322,182 +8272,13 @@
           <w:szCs w:val="22"/>
         </w:rPr>
       </w:pPr>
-    </w:p>
-    <w:p>
-      <w:pPr>
-        <w:spacing w:line="276" w:lineRule="auto"/>
-        <w:jc w:val="both"/>
+      <w:r>
         <w:rPr>
           <w:rFonts w:asciiTheme="minorHAnsi" w:hAnsiTheme="minorHAnsi" w:cstheme="minorHAnsi"/>
           <w:b/>
           <w:sz w:val="22"/>
           <w:szCs w:val="22"/>
         </w:rPr>
-      </w:pPr>
-    </w:p>
-    <w:p>
-      <w:pPr>
-        <w:spacing w:line="276" w:lineRule="auto"/>
-        <w:jc w:val="both"/>
-        <w:rPr>
-          <w:rFonts w:asciiTheme="minorHAnsi" w:hAnsiTheme="minorHAnsi" w:cstheme="minorHAnsi"/>
-          <w:b/>
-          <w:sz w:val="22"/>
-          <w:szCs w:val="22"/>
-        </w:rPr>
-      </w:pPr>
-    </w:p>
-    <w:p>
-      <w:pPr>
-        <w:spacing w:line="276" w:lineRule="auto"/>
-        <w:jc w:val="both"/>
-        <w:rPr>
-          <w:rFonts w:asciiTheme="minorHAnsi" w:hAnsiTheme="minorHAnsi" w:cstheme="minorHAnsi"/>
-          <w:b/>
-          <w:sz w:val="22"/>
-          <w:szCs w:val="22"/>
-        </w:rPr>
-      </w:pPr>
-    </w:p>
-    <w:p>
-      <w:pPr>
-        <w:spacing w:line="276" w:lineRule="auto"/>
-        <w:jc w:val="both"/>
-        <w:rPr>
-          <w:rFonts w:asciiTheme="minorHAnsi" w:hAnsiTheme="minorHAnsi" w:cstheme="minorHAnsi"/>
-          <w:b/>
-          <w:sz w:val="22"/>
-          <w:szCs w:val="22"/>
-        </w:rPr>
-      </w:pPr>
-    </w:p>
-    <w:p>
-      <w:pPr>
-        <w:spacing w:line="276" w:lineRule="auto"/>
-        <w:jc w:val="both"/>
-        <w:rPr>
-          <w:rFonts w:asciiTheme="minorHAnsi" w:hAnsiTheme="minorHAnsi" w:cstheme="minorHAnsi"/>
-          <w:b/>
-          <w:sz w:val="22"/>
-          <w:szCs w:val="22"/>
-        </w:rPr>
-      </w:pPr>
-    </w:p>
-    <w:p>
-      <w:pPr>
-        <w:spacing w:line="276" w:lineRule="auto"/>
-        <w:jc w:val="both"/>
-        <w:rPr>
-          <w:rFonts w:asciiTheme="minorHAnsi" w:hAnsiTheme="minorHAnsi" w:cstheme="minorHAnsi"/>
-          <w:b/>
-          <w:sz w:val="22"/>
-          <w:szCs w:val="22"/>
-        </w:rPr>
-      </w:pPr>
-    </w:p>
-    <w:p>
-      <w:pPr>
-        <w:spacing w:line="276" w:lineRule="auto"/>
-        <w:jc w:val="both"/>
-        <w:rPr>
-          <w:rFonts w:asciiTheme="minorHAnsi" w:hAnsiTheme="minorHAnsi" w:cstheme="minorHAnsi"/>
-          <w:b/>
-          <w:sz w:val="22"/>
-          <w:szCs w:val="22"/>
-        </w:rPr>
-      </w:pPr>
-    </w:p>
-    <w:p>
-      <w:pPr>
-        <w:spacing w:line="276" w:lineRule="auto"/>
-        <w:jc w:val="both"/>
-        <w:rPr>
-          <w:rFonts w:asciiTheme="minorHAnsi" w:hAnsiTheme="minorHAnsi" w:cstheme="minorHAnsi"/>
-          <w:b/>
-          <w:sz w:val="22"/>
-          <w:szCs w:val="22"/>
-        </w:rPr>
-      </w:pPr>
-    </w:p>
-    <w:p>
-      <w:pPr>
-        <w:spacing w:line="276" w:lineRule="auto"/>
-        <w:jc w:val="both"/>
-        <w:rPr>
-          <w:rFonts w:asciiTheme="minorHAnsi" w:hAnsiTheme="minorHAnsi" w:cstheme="minorHAnsi"/>
-          <w:b/>
-          <w:sz w:val="22"/>
-          <w:szCs w:val="22"/>
-        </w:rPr>
-      </w:pPr>
-    </w:p>
-    <w:p>
-      <w:pPr>
-        <w:spacing w:line="276" w:lineRule="auto"/>
-        <w:jc w:val="both"/>
-        <w:rPr>
-          <w:rFonts w:asciiTheme="minorHAnsi" w:hAnsiTheme="minorHAnsi" w:cstheme="minorHAnsi"/>
-          <w:b/>
-          <w:sz w:val="22"/>
-          <w:szCs w:val="22"/>
-        </w:rPr>
-      </w:pPr>
-    </w:p>
-    <w:p>
-      <w:pPr>
-        <w:spacing w:line="276" w:lineRule="auto"/>
-        <w:jc w:val="both"/>
-        <w:rPr>
-          <w:rFonts w:asciiTheme="minorHAnsi" w:hAnsiTheme="minorHAnsi" w:cstheme="minorHAnsi"/>
-          <w:b/>
-          <w:sz w:val="22"/>
-          <w:szCs w:val="22"/>
-        </w:rPr>
-      </w:pPr>
-    </w:p>
-    <w:p>
-      <w:pPr>
-        <w:spacing w:line="276" w:lineRule="auto"/>
-        <w:jc w:val="both"/>
-        <w:rPr>
-          <w:rFonts w:asciiTheme="minorHAnsi" w:hAnsiTheme="minorHAnsi" w:cstheme="minorHAnsi"/>
-          <w:b/>
-          <w:sz w:val="22"/>
-          <w:szCs w:val="22"/>
-        </w:rPr>
-      </w:pPr>
-    </w:p>
-    <w:p>
-      <w:pPr>
-        <w:spacing w:line="276" w:lineRule="auto"/>
-        <w:jc w:val="both"/>
-        <w:rPr>
-          <w:rFonts w:asciiTheme="minorHAnsi" w:hAnsiTheme="minorHAnsi" w:cstheme="minorHAnsi"/>
-          <w:b/>
-          <w:sz w:val="22"/>
-          <w:szCs w:val="22"/>
-        </w:rPr>
-      </w:pPr>
-    </w:p>
-    <w:p>
-      <w:pPr>
-        <w:spacing w:line="276" w:lineRule="auto"/>
-        <w:jc w:val="both"/>
-        <w:rPr>
-          <w:rFonts w:asciiTheme="minorHAnsi" w:hAnsiTheme="minorHAnsi" w:cstheme="minorHAnsi"/>
-          <w:b/>
-          <w:sz w:val="22"/>
-          <w:szCs w:val="22"/>
-        </w:rPr>
-      </w:pPr>
-      <w:r>
-        <w:rPr>
-          <w:rFonts w:asciiTheme="minorHAnsi" w:hAnsiTheme="minorHAnsi" w:cstheme="minorHAnsi"/>
-          <w:b/>
-          <w:sz w:val="22"/>
-          <w:szCs w:val="22"/>
-        </w:rPr>
-        <w:lastRenderedPageBreak/>
         <w:t xml:space="preserve">Annexure </w:t>
       </w:r>
       <w:r>
@@ -8516,27 +8297,7 @@
           <w:sz w:val="22"/>
           <w:szCs w:val="22"/>
         </w:rPr>
-        <w:t xml:space="preserve">pH trend for </w:t>
-      </w:r>
-      <w:proofErr w:type="spellStart"/>
-      <w:r>
-        <w:rPr>
-          <w:rFonts w:asciiTheme="minorHAnsi" w:hAnsiTheme="minorHAnsi" w:cstheme="minorHAnsi"/>
-          <w:b/>
-          <w:sz w:val="22"/>
-          <w:szCs w:val="22"/>
-        </w:rPr>
-        <w:t>inprocess</w:t>
-      </w:r>
-      <w:proofErr w:type="spellEnd"/>
-      <w:r>
-        <w:rPr>
-          <w:rFonts w:asciiTheme="minorHAnsi" w:hAnsiTheme="minorHAnsi" w:cstheme="minorHAnsi"/>
-          <w:b/>
-          <w:sz w:val="22"/>
-          <w:szCs w:val="22"/>
-        </w:rPr>
-        <w:t xml:space="preserve"> analysis of the product</w:t>
+        <w:t>pH trend for inprocess analysis of the product</w:t>
       </w:r>
     </w:p>
     <w:p>
@@ -8648,6 +8409,7 @@
         <w:rPr>
           <w:noProof/>
         </w:rPr>
+        <w:lastRenderedPageBreak/>
         <w:drawing>
           <wp:inline distT="0" distB="0" distL="0" distR="0" wp14:anchorId="5E3E7CB8" wp14:editId="0949038A">
             <wp:extent cx="6248400" cy="2514600"/>
@@ -9303,6 +9065,7 @@
         <w:rPr>
           <w:noProof/>
         </w:rPr>
+        <w:lastRenderedPageBreak/>
         <w:drawing>
           <wp:inline distT="0" distB="0" distL="0" distR="0" wp14:anchorId="69DAE3BA" wp14:editId="0D5F54FA">
             <wp:extent cx="6705600" cy="2590800"/>
@@ -9806,18 +9569,6 @@
           <w:szCs w:val="22"/>
         </w:rPr>
       </w:pPr>
-    </w:p>
-    <w:p>
-      <w:pPr>
-        <w:spacing w:line="276" w:lineRule="auto"/>
-        <w:jc w:val="both"/>
-        <w:rPr>
-          <w:rFonts w:asciiTheme="minorHAnsi" w:hAnsiTheme="minorHAnsi" w:cstheme="minorHAnsi"/>
-          <w:b/>
-          <w:sz w:val="22"/>
-          <w:szCs w:val="22"/>
-        </w:rPr>
-      </w:pPr>
       <w:r>
         <w:rPr>
           <w:rFonts w:asciiTheme="minorHAnsi" w:hAnsiTheme="minorHAnsi" w:cstheme="minorHAnsi"/>
@@ -9919,18 +9670,6 @@
         </w:rPr>
         <w:t>)</w:t>
       </w:r>
-    </w:p>
-    <w:p>
-      <w:pPr>
-        <w:spacing w:line="276" w:lineRule="auto"/>
-        <w:jc w:val="both"/>
-        <w:rPr>
-          <w:rFonts w:asciiTheme="minorHAnsi" w:hAnsiTheme="minorHAnsi" w:cstheme="minorHAnsi"/>
-          <w:b/>
-          <w:sz w:val="22"/>
-          <w:szCs w:val="22"/>
-        </w:rPr>
-      </w:pPr>
     </w:p>
     <w:p>
       <w:pPr>
@@ -9983,6 +9722,7 @@
         <w:rPr>
           <w:noProof/>
         </w:rPr>
+        <w:lastRenderedPageBreak/>
         <w:drawing>
           <wp:inline distT="0" distB="0" distL="0" distR="0" wp14:anchorId="01AAE9BA" wp14:editId="28736432">
             <wp:extent cx="5943600" cy="2547257"/>
@@ -10470,6 +10210,38 @@
         </w:tc>
       </w:tr>
     </w:tbl>
+    <w:p>
+      <w:pPr>
+        <w:spacing w:line="276" w:lineRule="auto"/>
+        <w:jc w:val="both"/>
+        <w:rPr>
+          <w:rFonts w:asciiTheme="minorHAnsi" w:hAnsiTheme="minorHAnsi" w:cstheme="minorHAnsi"/>
+          <w:b/>
+          <w:sz w:val="22"/>
+          <w:szCs w:val="22"/>
+        </w:rPr>
+      </w:pPr>
+    </w:p>
+    <w:p>
+      <w:pPr>
+        <w:spacing w:after="160" w:line="259" w:lineRule="auto"/>
+        <w:rPr>
+          <w:rFonts w:asciiTheme="minorHAnsi" w:hAnsiTheme="minorHAnsi" w:cstheme="minorHAnsi"/>
+          <w:b/>
+          <w:sz w:val="22"/>
+          <w:szCs w:val="22"/>
+        </w:rPr>
+      </w:pPr>
+      <w:r>
+        <w:rPr>
+          <w:rFonts w:asciiTheme="minorHAnsi" w:hAnsiTheme="minorHAnsi" w:cstheme="minorHAnsi"/>
+          <w:b/>
+          <w:sz w:val="22"/>
+          <w:szCs w:val="22"/>
+        </w:rPr>
+        <w:br w:type="page"/>
+      </w:r>
+    </w:p>
     <w:p>
       <w:pPr>
         <w:spacing w:line="276" w:lineRule="auto"/>
@@ -13332,6 +13104,14 @@
         <w:lastRenderedPageBreak/>
         <w:t>SUMMARY OF PROCESS CAPABILITY</w:t>
       </w:r>
+      <w:r>
+        <w:rPr>
+          <w:rFonts w:asciiTheme="minorHAnsi" w:hAnsiTheme="minorHAnsi" w:cstheme="minorHAnsi"/>
+          <w:sz w:val="22"/>
+          <w:szCs w:val="22"/>
+        </w:rPr>
+        <w:t xml:space="preserve"> (acceptance criteria: Cpk ≥ 1)</w:t>
+      </w:r>
     </w:p>
     <w:tbl>
       <w:tblPr>
@@ -14073,7 +13853,6 @@
                 <w:szCs w:val="22"/>
               </w:rPr>
             </w:pPr>
-            <w:proofErr w:type="spellStart"/>
             <w:r>
               <w:rPr>
                 <w:rFonts w:asciiTheme="minorHAnsi" w:hAnsiTheme="minorHAnsi" w:cstheme="minorHAnsi"/>
@@ -14082,7 +13861,6 @@
               </w:rPr>
               <w:t>CQAs</w:t>
             </w:r>
-            <w:proofErr w:type="spellEnd"/>
           </w:p>
         </w:tc>
         <w:tc>
@@ -14323,7 +14101,7 @@
                 <w:sz w:val="22"/>
                 <w:szCs w:val="22"/>
               </w:rPr>
-              <w:t>fail</w:t>
+              <w:t>CL outside SL</w:t>
             </w:r>
           </w:p>
         </w:tc>
@@ -14404,7 +14182,7 @@
                 <w:sz w:val="22"/>
                 <w:szCs w:val="22"/>
               </w:rPr>
-              <w:t>fail</w:t>
+              <w:t>CL outside SL</w:t>
             </w:r>
           </w:p>
         </w:tc>
@@ -14460,7 +14238,7 @@
                 <w:sz w:val="22"/>
                 <w:szCs w:val="22"/>
               </w:rPr>
-              <w:t>pass</w:t>
+              <w:t>CL within SL</w:t>
             </w:r>
           </w:p>
         </w:tc>
@@ -14541,7 +14319,7 @@
                 <w:sz w:val="22"/>
                 <w:szCs w:val="22"/>
               </w:rPr>
-              <w:t>fail</w:t>
+              <w:t>CL outside SL</w:t>
             </w:r>
           </w:p>
         </w:tc>
@@ -14570,15 +14348,7 @@
                 <w:sz w:val="22"/>
                 <w:szCs w:val="22"/>
               </w:rPr>
-              <w:t>Sodium Chloride</w:t>
-            </w:r>
-            <w:r>
-              <w:rPr>
-                <w:rFonts w:asciiTheme="minorHAnsi" w:hAnsiTheme="minorHAnsi" w:cstheme="minorHAnsi"/>
-                <w:sz w:val="22"/>
-                <w:szCs w:val="22"/>
-              </w:rPr>
-              <w:t xml:space="preserve"> content</w:t>
+              <w:t>Sodium Chloride content</w:t>
             </w:r>
           </w:p>
         </w:tc>
@@ -14605,7 +14375,7 @@
                 <w:sz w:val="22"/>
                 <w:szCs w:val="22"/>
               </w:rPr>
-              <w:t>pass</w:t>
+              <w:t>CL within SL</w:t>
             </w:r>
           </w:p>
         </w:tc>
@@ -14659,15 +14429,7 @@
                 <w:sz w:val="22"/>
                 <w:szCs w:val="22"/>
               </w:rPr>
-              <w:t>1.</w:t>
-            </w:r>
-            <w:r>
-              <w:rPr>
-                <w:rFonts w:asciiTheme="minorHAnsi" w:hAnsiTheme="minorHAnsi" w:cstheme="minorHAnsi"/>
-                <w:sz w:val="22"/>
-                <w:szCs w:val="22"/>
-              </w:rPr>
-              <w:t>19</w:t>
+              <w:t>1.19</w:t>
             </w:r>
           </w:p>
         </w:tc>
@@ -14694,7 +14456,7 @@
                 <w:sz w:val="22"/>
                 <w:szCs w:val="22"/>
               </w:rPr>
-              <w:t>pass</w:t>
+              <w:t>CL within SL</w:t>
             </w:r>
           </w:p>
         </w:tc>
@@ -16060,11 +15822,8 @@
     <w:p>
       <w:pPr>
         <w:pStyle w:val="BodyTextIndent"/>
-        <w:numPr>
-          <w:ilvl w:val="3"/>
-          <w:numId w:val="24"/>
-        </w:numPr>
         <w:spacing w:line="276" w:lineRule="auto"/>
+        <w:ind w:left="720"/>
         <w:rPr>
           <w:rFonts w:asciiTheme="minorHAnsi" w:hAnsiTheme="minorHAnsi" w:cstheme="minorHAnsi"/>
           <w:b/>
@@ -16545,23 +16304,6 @@
       </w:pPr>
       <w:r>
         <w:rPr>
-          <w:rFonts w:asciiTheme="minorHAnsi" w:hAnsiTheme="minorHAnsi" w:cstheme="minorHAnsi"/>
-          <w:b/>
-          <w:sz w:val="22"/>
-          <w:szCs w:val="22"/>
-        </w:rPr>
-        <w:t>3.10.1.2</w:t>
-      </w:r>
-      <w:r>
-        <w:rPr>
-          <w:rFonts w:asciiTheme="minorHAnsi" w:hAnsiTheme="minorHAnsi" w:cstheme="minorHAnsi"/>
-          <w:sz w:val="22"/>
-          <w:szCs w:val="22"/>
-        </w:rPr>
-        <w:t xml:space="preserve"> </w:t>
-      </w:r>
-      <w:r>
-        <w:rPr>
           <w:rStyle w:val="Strong"/>
           <w:rFonts w:asciiTheme="minorHAnsi" w:hAnsiTheme="minorHAnsi" w:cstheme="minorHAnsi"/>
           <w:color w:val="0C0C0C"/>
@@ -16589,7 +16331,34 @@
           <w:sz w:val="22"/>
           <w:szCs w:val="22"/>
         </w:rPr>
-        <w:t>The data of environmental conditions during the manufacturing of all batches were reviewed and recorded in the APQR. The environmental conditions of the critical areas were properly monitored in the raw material store, mixing unit, filling unit and batch coding unit</w:t>
+        <w:t>The data of environmental conditions during the manufacturing of all batches were reviewed and recorded in the APQR. The environmental conditions of the critical areas were properly monitored in the raw material store, mixing unit, filling unit</w:t>
+      </w:r>
+      <w:r>
+        <w:rPr>
+          <w:rFonts w:asciiTheme="minorHAnsi" w:hAnsiTheme="minorHAnsi" w:cstheme="minorHAnsi"/>
+          <w:color w:val="0C0C0C"/>
+          <w:sz w:val="22"/>
+          <w:szCs w:val="22"/>
+        </w:rPr>
+        <w:t xml:space="preserve">, </w:t>
+      </w:r>
+      <w:r>
+        <w:rPr>
+          <w:rFonts w:asciiTheme="minorHAnsi" w:hAnsiTheme="minorHAnsi" w:cstheme="minorHAnsi"/>
+          <w:color w:val="0C0C0C"/>
+          <w:sz w:val="22"/>
+          <w:szCs w:val="22"/>
+        </w:rPr>
+        <w:t>batch coding unit</w:t>
+      </w:r>
+      <w:r>
+        <w:rPr>
+          <w:rFonts w:asciiTheme="minorHAnsi" w:hAnsiTheme="minorHAnsi" w:cstheme="minorHAnsi"/>
+          <w:color w:val="0C0C0C"/>
+          <w:sz w:val="22"/>
+          <w:szCs w:val="22"/>
+        </w:rPr>
+        <w:t xml:space="preserve"> and finished goods store</w:t>
       </w:r>
     </w:p>
     <w:p>
@@ -16604,7 +16373,6 @@
           <w:lang w:val="fr-FR"/>
         </w:rPr>
       </w:pPr>
-      <w:proofErr w:type="spellStart"/>
       <w:r>
         <w:rPr>
           <w:rFonts w:asciiTheme="minorHAnsi" w:eastAsiaTheme="minorHAnsi" w:hAnsiTheme="minorHAnsi" w:cstheme="minorHAnsi"/>
@@ -16613,17 +16381,7 @@
           <w:lang w:val="fr-FR"/>
         </w:rPr>
         <w:lastRenderedPageBreak/>
-        <w:t>Environmental</w:t>
-      </w:r>
-      <w:proofErr w:type="spellEnd"/>
-      <w:r>
-        <w:rPr>
-          <w:rFonts w:asciiTheme="minorHAnsi" w:eastAsiaTheme="minorHAnsi" w:hAnsiTheme="minorHAnsi" w:cstheme="minorHAnsi"/>
-          <w:sz w:val="22"/>
-          <w:szCs w:val="22"/>
-          <w:lang w:val="fr-FR"/>
-        </w:rPr>
-        <w:t xml:space="preserve"> Conditions</w:t>
+        <w:t>Environmental Conditions</w:t>
       </w:r>
     </w:p>
     <w:p>
@@ -16635,7 +16393,7 @@
           <w:rFonts w:asciiTheme="minorHAnsi" w:eastAsiaTheme="minorHAnsi" w:hAnsiTheme="minorHAnsi" w:cstheme="minorHAnsi"/>
           <w:sz w:val="22"/>
           <w:szCs w:val="22"/>
-          <w:lang w:val="fr-FR"/>
+          <w:lang w:val="en-GB"/>
         </w:rPr>
       </w:pPr>
       <w:r>
@@ -16643,9 +16401,27 @@
           <w:rFonts w:asciiTheme="minorHAnsi" w:eastAsiaTheme="minorHAnsi" w:hAnsiTheme="minorHAnsi" w:cstheme="minorHAnsi"/>
           <w:sz w:val="22"/>
           <w:szCs w:val="22"/>
-          <w:lang w:val="fr-FR"/>
-        </w:rPr>
-        <w:t>Std Temp. : 25±2°C</w:t>
+          <w:lang w:val="en-GB"/>
+        </w:rPr>
+        <w:t xml:space="preserve">Std Temp. : </w:t>
+      </w:r>
+      <w:r>
+        <w:rPr>
+          <w:rFonts w:asciiTheme="minorHAnsi" w:eastAsiaTheme="minorHAnsi" w:hAnsiTheme="minorHAnsi" w:cstheme="minorHAnsi"/>
+          <w:sz w:val="22"/>
+          <w:szCs w:val="22"/>
+          <w:lang w:val="en-GB"/>
+        </w:rPr>
+        <w:t>NMT 30</w:t>
+      </w:r>
+      <w:r>
+        <w:rPr>
+          <w:rFonts w:asciiTheme="minorHAnsi" w:eastAsiaTheme="minorHAnsi" w:hAnsiTheme="minorHAnsi" w:cstheme="minorHAnsi"/>
+          <w:sz w:val="22"/>
+          <w:szCs w:val="22"/>
+          <w:lang w:val="en-GB"/>
+        </w:rPr>
+        <w:t>°C</w:t>
       </w:r>
     </w:p>
     <w:p>
@@ -16657,7 +16433,7 @@
           <w:rFonts w:asciiTheme="minorHAnsi" w:eastAsiaTheme="minorHAnsi" w:hAnsiTheme="minorHAnsi" w:cstheme="minorHAnsi"/>
           <w:sz w:val="22"/>
           <w:szCs w:val="22"/>
-          <w:lang w:val="fr-FR"/>
+          <w:lang w:val="en-GB"/>
         </w:rPr>
       </w:pPr>
       <w:r>
@@ -16665,38 +16441,27 @@
           <w:rFonts w:asciiTheme="minorHAnsi" w:eastAsiaTheme="minorHAnsi" w:hAnsiTheme="minorHAnsi" w:cstheme="minorHAnsi"/>
           <w:sz w:val="22"/>
           <w:szCs w:val="22"/>
-          <w:lang w:val="fr-FR"/>
-        </w:rPr>
-        <w:t xml:space="preserve">Relative </w:t>
-      </w:r>
-      <w:proofErr w:type="spellStart"/>
-      <w:r>
-        <w:rPr>
-          <w:rFonts w:asciiTheme="minorHAnsi" w:eastAsiaTheme="minorHAnsi" w:hAnsiTheme="minorHAnsi" w:cstheme="minorHAnsi"/>
-          <w:sz w:val="22"/>
-          <w:szCs w:val="22"/>
-          <w:lang w:val="fr-FR"/>
-        </w:rPr>
-        <w:t>H</w:t>
+          <w:lang w:val="en-GB"/>
+        </w:rPr>
+        <w:t xml:space="preserve">Relative Humidity: </w:t>
       </w:r>
       <w:r>
         <w:rPr>
           <w:rFonts w:asciiTheme="minorHAnsi" w:eastAsiaTheme="minorHAnsi" w:hAnsiTheme="minorHAnsi" w:cstheme="minorHAnsi"/>
           <w:sz w:val="22"/>
           <w:szCs w:val="22"/>
-          <w:lang w:val="fr-FR"/>
-        </w:rPr>
-        <w:t>umidity</w:t>
+          <w:lang w:val="en-GB"/>
+        </w:rPr>
+        <w:t>NMT 70</w:t>
       </w:r>
-      <w:proofErr w:type="spellEnd"/>
       <w:r>
         <w:rPr>
           <w:rFonts w:asciiTheme="minorHAnsi" w:eastAsiaTheme="minorHAnsi" w:hAnsiTheme="minorHAnsi" w:cstheme="minorHAnsi"/>
           <w:sz w:val="22"/>
           <w:szCs w:val="22"/>
-          <w:lang w:val="fr-FR"/>
-        </w:rPr>
-        <w:t>: 65%±5%</w:t>
+          <w:lang w:val="en-GB"/>
+        </w:rPr>
+        <w:t>%</w:t>
       </w:r>
     </w:p>
     <w:p>
@@ -16709,7 +16474,7 @@
           <w:color w:val="0C0C0C"/>
           <w:sz w:val="22"/>
           <w:szCs w:val="22"/>
-          <w:lang w:val="fr-FR"/>
+          <w:lang w:val="en-GB"/>
         </w:rPr>
       </w:pPr>
     </w:p>
@@ -17313,25 +17078,7 @@
           <w:szCs w:val="22"/>
         </w:rPr>
         <w:lastRenderedPageBreak/>
-        <w:t xml:space="preserve">product stage suggests increased variability during downstream processing steps. This may be influenced by process conditions such as sterilization or product </w:t>
-      </w:r>
-      <w:proofErr w:type="gramStart"/>
-      <w:r>
-        <w:rPr>
-          <w:rFonts w:asciiTheme="minorHAnsi" w:hAnsiTheme="minorHAnsi" w:cstheme="minorHAnsi"/>
-          <w:sz w:val="22"/>
-          <w:szCs w:val="22"/>
-        </w:rPr>
-        <w:t>handling, and</w:t>
-      </w:r>
-      <w:proofErr w:type="gramEnd"/>
-      <w:r>
-        <w:rPr>
-          <w:rFonts w:asciiTheme="minorHAnsi" w:hAnsiTheme="minorHAnsi" w:cstheme="minorHAnsi"/>
-          <w:sz w:val="22"/>
-          <w:szCs w:val="22"/>
-        </w:rPr>
-        <w:t xml:space="preserve"> will require continued monitoring. </w:t>
+        <w:t xml:space="preserve">product stage suggests increased variability during downstream processing steps. This may be influenced by process conditions such as sterilization or product handling, and will require continued monitoring. </w:t>
       </w:r>
     </w:p>
     <w:p>
@@ -17884,71 +17631,7 @@
               <w:rFonts w:eastAsia="Calibri"/>
               <w:lang w:val="fr-FR"/>
             </w:rPr>
-            <w:t xml:space="preserve">Document </w:t>
-          </w:r>
-          <w:proofErr w:type="gramStart"/>
-          <w:r>
-            <w:rPr>
-              <w:rFonts w:eastAsia="Calibri"/>
-              <w:lang w:val="fr-FR"/>
-            </w:rPr>
-            <w:t>Code:</w:t>
-          </w:r>
-          <w:proofErr w:type="gramEnd"/>
-          <w:r>
-            <w:rPr>
-              <w:rFonts w:eastAsia="Calibri"/>
-              <w:lang w:val="fr-FR"/>
-            </w:rPr>
-            <w:t xml:space="preserve"> </w:t>
-          </w:r>
-          <w:proofErr w:type="spellStart"/>
-          <w:r>
-            <w:rPr>
-              <w:rFonts w:eastAsia="Calibri"/>
-              <w:lang w:val="fr-FR"/>
-            </w:rPr>
-            <w:t>BML</w:t>
-          </w:r>
-          <w:proofErr w:type="spellEnd"/>
-          <w:r>
-            <w:rPr>
-              <w:rFonts w:eastAsia="Calibri"/>
-              <w:lang w:val="fr-FR"/>
-            </w:rPr>
-            <w:t>/</w:t>
-          </w:r>
-          <w:proofErr w:type="spellStart"/>
-          <w:r>
-            <w:rPr>
-              <w:rFonts w:eastAsia="Calibri"/>
-              <w:lang w:val="fr-FR"/>
-            </w:rPr>
-            <w:t>QA</w:t>
-          </w:r>
-          <w:proofErr w:type="spellEnd"/>
-          <w:r>
-            <w:rPr>
-              <w:rFonts w:eastAsia="Calibri"/>
-              <w:lang w:val="fr-FR"/>
-            </w:rPr>
-            <w:t>/</w:t>
-          </w:r>
-          <w:proofErr w:type="spellStart"/>
-          <w:r>
-            <w:rPr>
-              <w:rFonts w:eastAsia="Calibri"/>
-              <w:lang w:val="fr-FR"/>
-            </w:rPr>
-            <w:t>APQR</w:t>
-          </w:r>
-          <w:proofErr w:type="spellEnd"/>
-          <w:r>
-            <w:rPr>
-              <w:rFonts w:eastAsia="Calibri"/>
-              <w:lang w:val="fr-FR"/>
-            </w:rPr>
-            <w:t>/002</w:t>
+            <w:t>Document Code: BML/QA/APQR/002</w:t>
           </w:r>
         </w:p>
       </w:tc>
@@ -18386,71 +18069,7 @@
               <w:rFonts w:eastAsia="Calibri"/>
               <w:lang w:val="fr-FR"/>
             </w:rPr>
-            <w:t xml:space="preserve">Document </w:t>
-          </w:r>
-          <w:proofErr w:type="gramStart"/>
-          <w:r>
-            <w:rPr>
-              <w:rFonts w:eastAsia="Calibri"/>
-              <w:lang w:val="fr-FR"/>
-            </w:rPr>
-            <w:t>Code:</w:t>
-          </w:r>
-          <w:proofErr w:type="gramEnd"/>
-          <w:r>
-            <w:rPr>
-              <w:rFonts w:eastAsia="Calibri"/>
-              <w:lang w:val="fr-FR"/>
-            </w:rPr>
-            <w:t xml:space="preserve"> </w:t>
-          </w:r>
-          <w:proofErr w:type="spellStart"/>
-          <w:r>
-            <w:rPr>
-              <w:rFonts w:eastAsia="Calibri"/>
-              <w:lang w:val="fr-FR"/>
-            </w:rPr>
-            <w:t>BML</w:t>
-          </w:r>
-          <w:proofErr w:type="spellEnd"/>
-          <w:r>
-            <w:rPr>
-              <w:rFonts w:eastAsia="Calibri"/>
-              <w:lang w:val="fr-FR"/>
-            </w:rPr>
-            <w:t>/</w:t>
-          </w:r>
-          <w:proofErr w:type="spellStart"/>
-          <w:r>
-            <w:rPr>
-              <w:rFonts w:eastAsia="Calibri"/>
-              <w:lang w:val="fr-FR"/>
-            </w:rPr>
-            <w:t>QA</w:t>
-          </w:r>
-          <w:proofErr w:type="spellEnd"/>
-          <w:r>
-            <w:rPr>
-              <w:rFonts w:eastAsia="Calibri"/>
-              <w:lang w:val="fr-FR"/>
-            </w:rPr>
-            <w:t>/</w:t>
-          </w:r>
-          <w:proofErr w:type="spellStart"/>
-          <w:r>
-            <w:rPr>
-              <w:rFonts w:eastAsia="Calibri"/>
-              <w:lang w:val="fr-FR"/>
-            </w:rPr>
-            <w:t>APQR</w:t>
-          </w:r>
-          <w:proofErr w:type="spellEnd"/>
-          <w:r>
-            <w:rPr>
-              <w:rFonts w:eastAsia="Calibri"/>
-              <w:lang w:val="fr-FR"/>
-            </w:rPr>
-            <w:t>/002</w:t>
+            <w:t>Document Code: BML/QA/APQR/002</w:t>
           </w:r>
         </w:p>
       </w:tc>

--- a/2026 files/QA DOCUMENTS/APQR 2025/INFUSION/CIPROFLOXACIN APQR 2025.docx
+++ b/2026 files/QA DOCUMENTS/APQR 2025/INFUSION/CIPROFLOXACIN APQR 2025.docx
@@ -2172,7 +2172,23 @@
           <w:sz w:val="22"/>
           <w:szCs w:val="22"/>
         </w:rPr>
-        <w:t xml:space="preserve"> sourced from approved vendors while water for injection is produced in house. The starting materials are each tested to comply with respective pharmacopeia and in-house specifications. The table </w:t>
+        <w:t xml:space="preserve"> sourced from approved vendors while water for injection is produced in</w:t>
+      </w:r>
+      <w:r>
+        <w:rPr>
+          <w:rFonts w:asciiTheme="minorHAnsi" w:hAnsiTheme="minorHAnsi" w:cstheme="minorHAnsi"/>
+          <w:sz w:val="22"/>
+          <w:szCs w:val="22"/>
+        </w:rPr>
+        <w:t>-</w:t>
+      </w:r>
+      <w:r>
+        <w:rPr>
+          <w:rFonts w:asciiTheme="minorHAnsi" w:hAnsiTheme="minorHAnsi" w:cstheme="minorHAnsi"/>
+          <w:sz w:val="22"/>
+          <w:szCs w:val="22"/>
+        </w:rPr>
+        <w:t xml:space="preserve">house. The starting materials are each tested to comply with respective pharmacopeia and in-house specifications. The table </w:t>
       </w:r>
       <w:r>
         <w:rPr>
@@ -16393,7 +16409,7 @@
           <w:rFonts w:asciiTheme="minorHAnsi" w:eastAsiaTheme="minorHAnsi" w:hAnsiTheme="minorHAnsi" w:cstheme="minorHAnsi"/>
           <w:sz w:val="22"/>
           <w:szCs w:val="22"/>
-          <w:lang w:val="en-GB"/>
+          <w:lang w:val="fr-FR"/>
         </w:rPr>
       </w:pPr>
       <w:r>
@@ -16401,7 +16417,7 @@
           <w:rFonts w:asciiTheme="minorHAnsi" w:eastAsiaTheme="minorHAnsi" w:hAnsiTheme="minorHAnsi" w:cstheme="minorHAnsi"/>
           <w:sz w:val="22"/>
           <w:szCs w:val="22"/>
-          <w:lang w:val="en-GB"/>
+          <w:lang w:val="fr-FR"/>
         </w:rPr>
         <w:t xml:space="preserve">Std Temp. : </w:t>
       </w:r>
@@ -16410,7 +16426,7 @@
           <w:rFonts w:asciiTheme="minorHAnsi" w:eastAsiaTheme="minorHAnsi" w:hAnsiTheme="minorHAnsi" w:cstheme="minorHAnsi"/>
           <w:sz w:val="22"/>
           <w:szCs w:val="22"/>
-          <w:lang w:val="en-GB"/>
+          <w:lang w:val="fr-FR"/>
         </w:rPr>
         <w:t>NMT 30</w:t>
       </w:r>
@@ -16419,7 +16435,7 @@
           <w:rFonts w:asciiTheme="minorHAnsi" w:eastAsiaTheme="minorHAnsi" w:hAnsiTheme="minorHAnsi" w:cstheme="minorHAnsi"/>
           <w:sz w:val="22"/>
           <w:szCs w:val="22"/>
-          <w:lang w:val="en-GB"/>
+          <w:lang w:val="fr-FR"/>
         </w:rPr>
         <w:t>°C</w:t>
       </w:r>
